--- a/Doc/Aufgabenstellung/Dokumentation/Case Study Doku.docx
+++ b/Doc/Aufgabenstellung/Dokumentation/Case Study Doku.docx
@@ -118,7 +118,7 @@
               <w:sz w:val="36"/>
               <w:szCs w:val="36"/>
             </w:rPr>
-            <w:t>MCP-Abschlussarbeit</w:t>
+            <w:t>Case Study STT2</w:t>
           </w:r>
         </w:p>
         <w:p>
@@ -140,9 +140,17 @@
               <w:sz w:val="36"/>
               <w:szCs w:val="36"/>
             </w:rPr>
-            <w:t>A</w:t>
+            <w:t>Aufzugssteuerung</w:t>
           </w:r>
-          <w:r>
+        </w:p>
+        <w:p>
+          <w:pPr>
+            <w:jc w:val="center"/>
+          </w:pPr>
+        </w:p>
+        <w:p>
+          <w:pPr>
+            <w:jc w:val="center"/>
             <w:rPr>
               <w:rFonts w:cs="Arial"/>
               <w:b/>
@@ -150,38 +158,7 @@
               <w:sz w:val="36"/>
               <w:szCs w:val="36"/>
             </w:rPr>
-            <w:t xml:space="preserve">dafruit </w:t>
-          </w:r>
-          <w:r>
-            <w:rPr>
-              <w:rFonts w:cs="Arial"/>
-              <w:b/>
-              <w:bCs/>
-              <w:sz w:val="36"/>
-              <w:szCs w:val="36"/>
-            </w:rPr>
-            <w:t>S</w:t>
-          </w:r>
-          <w:r>
-            <w:rPr>
-              <w:rFonts w:cs="Arial"/>
-              <w:b/>
-              <w:bCs/>
-              <w:sz w:val="36"/>
-              <w:szCs w:val="36"/>
-            </w:rPr>
-            <w:t xml:space="preserve">imon </w:t>
-          </w:r>
-          <w:r>
-            <w:rPr>
-              <w:rFonts w:cs="Arial"/>
-              <w:b/>
-              <w:bCs/>
-              <w:sz w:val="36"/>
-              <w:szCs w:val="36"/>
-            </w:rPr>
-            <w:t>Says</w:t>
-          </w:r>
+          </w:pPr>
         </w:p>
       </w:sdtContent>
     </w:sdt>
@@ -360,6 +337,61 @@
           <w:szCs w:val="28"/>
         </w:rPr>
       </w:pPr>
+    </w:p>
+    <w:p>
+      <w:pPr>
+        <w:rPr>
+          <w:rFonts w:cs="Arial"/>
+          <w:b/>
+          <w:bCs/>
+          <w:sz w:val="28"/>
+          <w:szCs w:val="28"/>
+        </w:rPr>
+      </w:pPr>
+    </w:p>
+    <w:p>
+      <w:pPr>
+        <w:rPr>
+          <w:rFonts w:cs="Arial"/>
+          <w:b/>
+          <w:bCs/>
+          <w:sz w:val="28"/>
+          <w:szCs w:val="28"/>
+        </w:rPr>
+      </w:pPr>
+    </w:p>
+    <w:p>
+      <w:pPr>
+        <w:rPr>
+          <w:rFonts w:cs="Arial"/>
+          <w:b/>
+          <w:bCs/>
+          <w:sz w:val="28"/>
+          <w:szCs w:val="28"/>
+        </w:rPr>
+      </w:pPr>
+    </w:p>
+    <w:p>
+      <w:pPr>
+        <w:rPr>
+          <w:rFonts w:cs="Arial"/>
+          <w:b/>
+          <w:bCs/>
+          <w:sz w:val="28"/>
+          <w:szCs w:val="28"/>
+        </w:rPr>
+      </w:pPr>
+    </w:p>
+    <w:p>
+      <w:pPr>
+        <w:rPr>
+          <w:rFonts w:cs="Arial"/>
+          <w:b/>
+          <w:bCs/>
+          <w:sz w:val="28"/>
+          <w:szCs w:val="28"/>
+        </w:rPr>
+      </w:pPr>
       <w:r>
         <w:rPr>
           <w:rFonts w:cs="Arial"/>
@@ -584,9 +616,15 @@
         <w:p>
           <w:pPr>
             <w:pStyle w:val="Inhaltsverzeichnisberschrift"/>
+            <w:rPr>
+              <w:b/>
+              <w:bCs/>
+            </w:rPr>
           </w:pPr>
           <w:r>
             <w:rPr>
+              <w:b/>
+              <w:bCs/>
               <w:lang w:val="de-DE"/>
             </w:rPr>
             <w:t>Inhalt</w:t>
@@ -618,11 +656,10 @@
           <w:r>
             <w:fldChar w:fldCharType="separate"/>
           </w:r>
-          <w:hyperlink w:anchor="_Toc230804009" w:history="1">
+          <w:hyperlink w:anchor="_Toc231318002" w:history="1">
             <w:r>
               <w:rPr>
                 <w:rStyle w:val="Hyperlink"/>
-                <w:bCs/>
                 <w:noProof/>
               </w:rPr>
               <w:t>1.</w:t>
@@ -644,7 +681,7 @@
                 <w:rStyle w:val="Hyperlink"/>
                 <w:noProof/>
               </w:rPr>
-              <w:t>Ausgangslage und Problemstellung</w:t>
+              <w:t>Einleitung</w:t>
             </w:r>
             <w:r>
               <w:rPr>
@@ -665,7 +702,7 @@
                 <w:noProof/>
                 <w:webHidden/>
               </w:rPr>
-              <w:instrText xml:space="preserve"> PAGEREF _Toc230804009 \h </w:instrText>
+              <w:instrText xml:space="preserve"> PAGEREF _Toc231318002 \h </w:instrText>
             </w:r>
             <w:r>
               <w:rPr>
@@ -713,11 +750,10 @@
               <w14:ligatures w14:val="standardContextual"/>
             </w:rPr>
           </w:pPr>
-          <w:hyperlink w:anchor="_Toc230804010" w:history="1">
+          <w:hyperlink w:anchor="_Toc231318003" w:history="1">
             <w:r>
               <w:rPr>
                 <w:rStyle w:val="Hyperlink"/>
-                <w:bCs/>
                 <w:noProof/>
               </w:rPr>
               <w:t>2.</w:t>
@@ -739,7 +775,7 @@
                 <w:rStyle w:val="Hyperlink"/>
                 <w:noProof/>
               </w:rPr>
-              <w:t>Ziele, Anforderungen und Abgrenzungen</w:t>
+              <w:t>Anforderungen und Ziele</w:t>
             </w:r>
             <w:r>
               <w:rPr>
@@ -760,7 +796,7 @@
                 <w:noProof/>
                 <w:webHidden/>
               </w:rPr>
-              <w:instrText xml:space="preserve"> PAGEREF _Toc230804010 \h </w:instrText>
+              <w:instrText xml:space="preserve"> PAGEREF _Toc231318003 \h </w:instrText>
             </w:r>
             <w:r>
               <w:rPr>
@@ -793,9 +829,9 @@
         </w:p>
         <w:p>
           <w:pPr>
-            <w:pStyle w:val="Verzeichnis1"/>
+            <w:pStyle w:val="Verzeichnis2"/>
             <w:tabs>
-              <w:tab w:val="left" w:pos="480"/>
+              <w:tab w:val="left" w:pos="960"/>
               <w:tab w:val="right" w:leader="dot" w:pos="9628"/>
             </w:tabs>
             <w:rPr>
@@ -808,14 +844,13 @@
               <w14:ligatures w14:val="standardContextual"/>
             </w:rPr>
           </w:pPr>
-          <w:hyperlink w:anchor="_Toc230804011" w:history="1">
+          <w:hyperlink w:anchor="_Toc231318004" w:history="1">
             <w:r>
               <w:rPr>
                 <w:rStyle w:val="Hyperlink"/>
-                <w:bCs/>
-                <w:noProof/>
-              </w:rPr>
-              <w:t>3.</w:t>
+                <w:noProof/>
+              </w:rPr>
+              <w:t>2.1.</w:t>
             </w:r>
             <w:r>
               <w:rPr>
@@ -834,7 +869,7 @@
                 <w:rStyle w:val="Hyperlink"/>
                 <w:noProof/>
               </w:rPr>
-              <w:t>Vorgehensweise und Methoden bei der Bearbeitung</w:t>
+              <w:t>Muss-Ziele</w:t>
             </w:r>
             <w:r>
               <w:rPr>
@@ -855,7 +890,7 @@
                 <w:noProof/>
                 <w:webHidden/>
               </w:rPr>
-              <w:instrText xml:space="preserve"> PAGEREF _Toc230804011 \h </w:instrText>
+              <w:instrText xml:space="preserve"> PAGEREF _Toc231318004 \h </w:instrText>
             </w:r>
             <w:r>
               <w:rPr>
@@ -888,9 +923,9 @@
         </w:p>
         <w:p>
           <w:pPr>
-            <w:pStyle w:val="Verzeichnis1"/>
+            <w:pStyle w:val="Verzeichnis2"/>
             <w:tabs>
-              <w:tab w:val="left" w:pos="480"/>
+              <w:tab w:val="left" w:pos="960"/>
               <w:tab w:val="right" w:leader="dot" w:pos="9628"/>
             </w:tabs>
             <w:rPr>
@@ -903,14 +938,13 @@
               <w14:ligatures w14:val="standardContextual"/>
             </w:rPr>
           </w:pPr>
-          <w:hyperlink w:anchor="_Toc230804012" w:history="1">
+          <w:hyperlink w:anchor="_Toc231318005" w:history="1">
             <w:r>
               <w:rPr>
                 <w:rStyle w:val="Hyperlink"/>
-                <w:bCs/>
-                <w:noProof/>
-              </w:rPr>
-              <w:t>4.</w:t>
+                <w:noProof/>
+              </w:rPr>
+              <w:t>2.2.</w:t>
             </w:r>
             <w:r>
               <w:rPr>
@@ -929,7 +963,7 @@
                 <w:rStyle w:val="Hyperlink"/>
                 <w:noProof/>
               </w:rPr>
-              <w:t>Analyse und Test der Komponenten</w:t>
+              <w:t>Kann-Ziele / Bonus-Ziele</w:t>
             </w:r>
             <w:r>
               <w:rPr>
@@ -950,7 +984,7 @@
                 <w:noProof/>
                 <w:webHidden/>
               </w:rPr>
-              <w:instrText xml:space="preserve"> PAGEREF _Toc230804012 \h </w:instrText>
+              <w:instrText xml:space="preserve"> PAGEREF _Toc231318005 \h </w:instrText>
             </w:r>
             <w:r>
               <w:rPr>
@@ -971,386 +1005,6 @@
                 <w:webHidden/>
               </w:rPr>
               <w:t>2</w:t>
-            </w:r>
-            <w:r>
-              <w:rPr>
-                <w:noProof/>
-                <w:webHidden/>
-              </w:rPr>
-              <w:fldChar w:fldCharType="end"/>
-            </w:r>
-          </w:hyperlink>
-        </w:p>
-        <w:p>
-          <w:pPr>
-            <w:pStyle w:val="Verzeichnis1"/>
-            <w:tabs>
-              <w:tab w:val="left" w:pos="480"/>
-              <w:tab w:val="right" w:leader="dot" w:pos="9628"/>
-            </w:tabs>
-            <w:rPr>
-              <w:rFonts w:asciiTheme="minorHAnsi" w:eastAsiaTheme="minorEastAsia" w:hAnsiTheme="minorHAnsi"/>
-              <w:noProof/>
-              <w:kern w:val="2"/>
-              <w:sz w:val="24"/>
-              <w:szCs w:val="24"/>
-              <w:lang w:eastAsia="ja-JP"/>
-              <w14:ligatures w14:val="standardContextual"/>
-            </w:rPr>
-          </w:pPr>
-          <w:hyperlink w:anchor="_Toc230804013" w:history="1">
-            <w:r>
-              <w:rPr>
-                <w:rStyle w:val="Hyperlink"/>
-                <w:bCs/>
-                <w:noProof/>
-              </w:rPr>
-              <w:t>5.</w:t>
-            </w:r>
-            <w:r>
-              <w:rPr>
-                <w:rFonts w:asciiTheme="minorHAnsi" w:eastAsiaTheme="minorEastAsia" w:hAnsiTheme="minorHAnsi"/>
-                <w:noProof/>
-                <w:kern w:val="2"/>
-                <w:sz w:val="24"/>
-                <w:szCs w:val="24"/>
-                <w:lang w:eastAsia="ja-JP"/>
-                <w14:ligatures w14:val="standardContextual"/>
-              </w:rPr>
-              <w:tab/>
-            </w:r>
-            <w:r>
-              <w:rPr>
-                <w:rStyle w:val="Hyperlink"/>
-                <w:noProof/>
-              </w:rPr>
-              <w:t>Softwarearchitektur Statemachine</w:t>
-            </w:r>
-            <w:r>
-              <w:rPr>
-                <w:noProof/>
-                <w:webHidden/>
-              </w:rPr>
-              <w:tab/>
-            </w:r>
-            <w:r>
-              <w:rPr>
-                <w:noProof/>
-                <w:webHidden/>
-              </w:rPr>
-              <w:fldChar w:fldCharType="begin"/>
-            </w:r>
-            <w:r>
-              <w:rPr>
-                <w:noProof/>
-                <w:webHidden/>
-              </w:rPr>
-              <w:instrText xml:space="preserve"> PAGEREF _Toc230804013 \h </w:instrText>
-            </w:r>
-            <w:r>
-              <w:rPr>
-                <w:noProof/>
-                <w:webHidden/>
-              </w:rPr>
-            </w:r>
-            <w:r>
-              <w:rPr>
-                <w:noProof/>
-                <w:webHidden/>
-              </w:rPr>
-              <w:fldChar w:fldCharType="separate"/>
-            </w:r>
-            <w:r>
-              <w:rPr>
-                <w:noProof/>
-                <w:webHidden/>
-              </w:rPr>
-              <w:t>4</w:t>
-            </w:r>
-            <w:r>
-              <w:rPr>
-                <w:noProof/>
-                <w:webHidden/>
-              </w:rPr>
-              <w:fldChar w:fldCharType="end"/>
-            </w:r>
-          </w:hyperlink>
-        </w:p>
-        <w:p>
-          <w:pPr>
-            <w:pStyle w:val="Verzeichnis1"/>
-            <w:tabs>
-              <w:tab w:val="left" w:pos="480"/>
-              <w:tab w:val="right" w:leader="dot" w:pos="9628"/>
-            </w:tabs>
-            <w:rPr>
-              <w:rFonts w:asciiTheme="minorHAnsi" w:eastAsiaTheme="minorEastAsia" w:hAnsiTheme="minorHAnsi"/>
-              <w:noProof/>
-              <w:kern w:val="2"/>
-              <w:sz w:val="24"/>
-              <w:szCs w:val="24"/>
-              <w:lang w:eastAsia="ja-JP"/>
-              <w14:ligatures w14:val="standardContextual"/>
-            </w:rPr>
-          </w:pPr>
-          <w:hyperlink w:anchor="_Toc230804014" w:history="1">
-            <w:r>
-              <w:rPr>
-                <w:rStyle w:val="Hyperlink"/>
-                <w:bCs/>
-                <w:noProof/>
-              </w:rPr>
-              <w:t>6.</w:t>
-            </w:r>
-            <w:r>
-              <w:rPr>
-                <w:rFonts w:asciiTheme="minorHAnsi" w:eastAsiaTheme="minorEastAsia" w:hAnsiTheme="minorHAnsi"/>
-                <w:noProof/>
-                <w:kern w:val="2"/>
-                <w:sz w:val="24"/>
-                <w:szCs w:val="24"/>
-                <w:lang w:eastAsia="ja-JP"/>
-                <w14:ligatures w14:val="standardContextual"/>
-              </w:rPr>
-              <w:tab/>
-            </w:r>
-            <w:r>
-              <w:rPr>
-                <w:rStyle w:val="Hyperlink"/>
-                <w:noProof/>
-              </w:rPr>
-              <w:t>Umsetzung der Software</w:t>
-            </w:r>
-            <w:r>
-              <w:rPr>
-                <w:noProof/>
-                <w:webHidden/>
-              </w:rPr>
-              <w:tab/>
-            </w:r>
-            <w:r>
-              <w:rPr>
-                <w:noProof/>
-                <w:webHidden/>
-              </w:rPr>
-              <w:fldChar w:fldCharType="begin"/>
-            </w:r>
-            <w:r>
-              <w:rPr>
-                <w:noProof/>
-                <w:webHidden/>
-              </w:rPr>
-              <w:instrText xml:space="preserve"> PAGEREF _Toc230804014 \h </w:instrText>
-            </w:r>
-            <w:r>
-              <w:rPr>
-                <w:noProof/>
-                <w:webHidden/>
-              </w:rPr>
-            </w:r>
-            <w:r>
-              <w:rPr>
-                <w:noProof/>
-                <w:webHidden/>
-              </w:rPr>
-              <w:fldChar w:fldCharType="separate"/>
-            </w:r>
-            <w:r>
-              <w:rPr>
-                <w:noProof/>
-                <w:webHidden/>
-              </w:rPr>
-              <w:t>5</w:t>
-            </w:r>
-            <w:r>
-              <w:rPr>
-                <w:noProof/>
-                <w:webHidden/>
-              </w:rPr>
-              <w:fldChar w:fldCharType="end"/>
-            </w:r>
-          </w:hyperlink>
-        </w:p>
-        <w:p>
-          <w:pPr>
-            <w:pStyle w:val="Verzeichnis1"/>
-            <w:tabs>
-              <w:tab w:val="left" w:pos="480"/>
-              <w:tab w:val="right" w:leader="dot" w:pos="9628"/>
-            </w:tabs>
-            <w:rPr>
-              <w:rFonts w:asciiTheme="minorHAnsi" w:eastAsiaTheme="minorEastAsia" w:hAnsiTheme="minorHAnsi"/>
-              <w:noProof/>
-              <w:kern w:val="2"/>
-              <w:sz w:val="24"/>
-              <w:szCs w:val="24"/>
-              <w:lang w:eastAsia="ja-JP"/>
-              <w14:ligatures w14:val="standardContextual"/>
-            </w:rPr>
-          </w:pPr>
-          <w:hyperlink w:anchor="_Toc230804015" w:history="1">
-            <w:r>
-              <w:rPr>
-                <w:rStyle w:val="Hyperlink"/>
-                <w:bCs/>
-                <w:noProof/>
-              </w:rPr>
-              <w:t>7.</w:t>
-            </w:r>
-            <w:r>
-              <w:rPr>
-                <w:rFonts w:asciiTheme="minorHAnsi" w:eastAsiaTheme="minorEastAsia" w:hAnsiTheme="minorHAnsi"/>
-                <w:noProof/>
-                <w:kern w:val="2"/>
-                <w:sz w:val="24"/>
-                <w:szCs w:val="24"/>
-                <w:lang w:eastAsia="ja-JP"/>
-                <w14:ligatures w14:val="standardContextual"/>
-              </w:rPr>
-              <w:tab/>
-            </w:r>
-            <w:r>
-              <w:rPr>
-                <w:rStyle w:val="Hyperlink"/>
-                <w:noProof/>
-              </w:rPr>
-              <w:t>Anleitung</w:t>
-            </w:r>
-            <w:r>
-              <w:rPr>
-                <w:noProof/>
-                <w:webHidden/>
-              </w:rPr>
-              <w:tab/>
-            </w:r>
-            <w:r>
-              <w:rPr>
-                <w:noProof/>
-                <w:webHidden/>
-              </w:rPr>
-              <w:fldChar w:fldCharType="begin"/>
-            </w:r>
-            <w:r>
-              <w:rPr>
-                <w:noProof/>
-                <w:webHidden/>
-              </w:rPr>
-              <w:instrText xml:space="preserve"> PAGEREF _Toc230804015 \h </w:instrText>
-            </w:r>
-            <w:r>
-              <w:rPr>
-                <w:noProof/>
-                <w:webHidden/>
-              </w:rPr>
-            </w:r>
-            <w:r>
-              <w:rPr>
-                <w:noProof/>
-                <w:webHidden/>
-              </w:rPr>
-              <w:fldChar w:fldCharType="separate"/>
-            </w:r>
-            <w:r>
-              <w:rPr>
-                <w:noProof/>
-                <w:webHidden/>
-              </w:rPr>
-              <w:t>5</w:t>
-            </w:r>
-            <w:r>
-              <w:rPr>
-                <w:noProof/>
-                <w:webHidden/>
-              </w:rPr>
-              <w:fldChar w:fldCharType="end"/>
-            </w:r>
-          </w:hyperlink>
-        </w:p>
-        <w:p>
-          <w:pPr>
-            <w:pStyle w:val="Verzeichnis1"/>
-            <w:tabs>
-              <w:tab w:val="left" w:pos="480"/>
-              <w:tab w:val="right" w:leader="dot" w:pos="9628"/>
-            </w:tabs>
-            <w:rPr>
-              <w:rFonts w:asciiTheme="minorHAnsi" w:eastAsiaTheme="minorEastAsia" w:hAnsiTheme="minorHAnsi"/>
-              <w:noProof/>
-              <w:kern w:val="2"/>
-              <w:sz w:val="24"/>
-              <w:szCs w:val="24"/>
-              <w:lang w:eastAsia="ja-JP"/>
-              <w14:ligatures w14:val="standardContextual"/>
-            </w:rPr>
-          </w:pPr>
-          <w:hyperlink w:anchor="_Toc230804016" w:history="1">
-            <w:r>
-              <w:rPr>
-                <w:rStyle w:val="Hyperlink"/>
-                <w:bCs/>
-                <w:noProof/>
-              </w:rPr>
-              <w:t>8.</w:t>
-            </w:r>
-            <w:r>
-              <w:rPr>
-                <w:rFonts w:asciiTheme="minorHAnsi" w:eastAsiaTheme="minorEastAsia" w:hAnsiTheme="minorHAnsi"/>
-                <w:noProof/>
-                <w:kern w:val="2"/>
-                <w:sz w:val="24"/>
-                <w:szCs w:val="24"/>
-                <w:lang w:eastAsia="ja-JP"/>
-                <w14:ligatures w14:val="standardContextual"/>
-              </w:rPr>
-              <w:tab/>
-            </w:r>
-            <w:r>
-              <w:rPr>
-                <w:rStyle w:val="Hyperlink"/>
-                <w:noProof/>
-              </w:rPr>
-              <w:t>Akzeptanztest</w:t>
-            </w:r>
-            <w:r>
-              <w:rPr>
-                <w:noProof/>
-                <w:webHidden/>
-              </w:rPr>
-              <w:tab/>
-            </w:r>
-            <w:r>
-              <w:rPr>
-                <w:noProof/>
-                <w:webHidden/>
-              </w:rPr>
-              <w:fldChar w:fldCharType="begin"/>
-            </w:r>
-            <w:r>
-              <w:rPr>
-                <w:noProof/>
-                <w:webHidden/>
-              </w:rPr>
-              <w:instrText xml:space="preserve"> PAGEREF _Toc230804016 \h </w:instrText>
-            </w:r>
-            <w:r>
-              <w:rPr>
-                <w:noProof/>
-                <w:webHidden/>
-              </w:rPr>
-            </w:r>
-            <w:r>
-              <w:rPr>
-                <w:noProof/>
-                <w:webHidden/>
-              </w:rPr>
-              <w:fldChar w:fldCharType="separate"/>
-            </w:r>
-            <w:r>
-              <w:rPr>
-                <w:noProof/>
-                <w:webHidden/>
-              </w:rPr>
-              <w:t>6</w:t>
             </w:r>
             <w:r>
               <w:rPr>
@@ -1377,13 +1031,13 @@
               <w14:ligatures w14:val="standardContextual"/>
             </w:rPr>
           </w:pPr>
-          <w:hyperlink w:anchor="_Toc230804017" w:history="1">
+          <w:hyperlink w:anchor="_Toc231318006" w:history="1">
             <w:r>
               <w:rPr>
                 <w:rStyle w:val="Hyperlink"/>
                 <w:noProof/>
               </w:rPr>
-              <w:t>Schlussteil</w:t>
+              <w:t>Selbständigkeitserklärung</w:t>
             </w:r>
             <w:r>
               <w:rPr>
@@ -1404,7 +1058,7 @@
                 <w:noProof/>
                 <w:webHidden/>
               </w:rPr>
-              <w:instrText xml:space="preserve"> PAGEREF _Toc230804017 \h </w:instrText>
+              <w:instrText xml:space="preserve"> PAGEREF _Toc231318006 \h </w:instrText>
             </w:r>
             <w:r>
               <w:rPr>
@@ -1424,7 +1078,7 @@
                 <w:noProof/>
                 <w:webHidden/>
               </w:rPr>
-              <w:t>7</w:t>
+              <w:t>4</w:t>
             </w:r>
             <w:r>
               <w:rPr>
@@ -1451,13 +1105,13 @@
               <w14:ligatures w14:val="standardContextual"/>
             </w:rPr>
           </w:pPr>
-          <w:hyperlink w:anchor="_Toc230804018" w:history="1">
+          <w:hyperlink w:anchor="_Toc231318007" w:history="1">
             <w:r>
               <w:rPr>
                 <w:rStyle w:val="Hyperlink"/>
                 <w:noProof/>
               </w:rPr>
-              <w:t>Selbständigkeitserklärung</w:t>
+              <w:t>Quellenverzeichnis</w:t>
             </w:r>
             <w:r>
               <w:rPr>
@@ -1478,7 +1132,7 @@
                 <w:noProof/>
                 <w:webHidden/>
               </w:rPr>
-              <w:instrText xml:space="preserve"> PAGEREF _Toc230804018 \h </w:instrText>
+              <w:instrText xml:space="preserve"> PAGEREF _Toc231318007 \h </w:instrText>
             </w:r>
             <w:r>
               <w:rPr>
@@ -1498,7 +1152,7 @@
                 <w:noProof/>
                 <w:webHidden/>
               </w:rPr>
-              <w:t>8</w:t>
+              <w:t>5</w:t>
             </w:r>
             <w:r>
               <w:rPr>
@@ -1525,13 +1179,13 @@
               <w14:ligatures w14:val="standardContextual"/>
             </w:rPr>
           </w:pPr>
-          <w:hyperlink w:anchor="_Toc230804019" w:history="1">
+          <w:hyperlink w:anchor="_Toc231318008" w:history="1">
             <w:r>
               <w:rPr>
                 <w:rStyle w:val="Hyperlink"/>
                 <w:noProof/>
               </w:rPr>
-              <w:t>Quellenverzeichnis</w:t>
+              <w:t>Einsatz von KI-Tools</w:t>
             </w:r>
             <w:r>
               <w:rPr>
@@ -1552,7 +1206,7 @@
                 <w:noProof/>
                 <w:webHidden/>
               </w:rPr>
-              <w:instrText xml:space="preserve"> PAGEREF _Toc230804019 \h </w:instrText>
+              <w:instrText xml:space="preserve"> PAGEREF _Toc231318008 \h </w:instrText>
             </w:r>
             <w:r>
               <w:rPr>
@@ -1572,81 +1226,7 @@
                 <w:noProof/>
                 <w:webHidden/>
               </w:rPr>
-              <w:t>9</w:t>
-            </w:r>
-            <w:r>
-              <w:rPr>
-                <w:noProof/>
-                <w:webHidden/>
-              </w:rPr>
-              <w:fldChar w:fldCharType="end"/>
-            </w:r>
-          </w:hyperlink>
-        </w:p>
-        <w:p>
-          <w:pPr>
-            <w:pStyle w:val="Verzeichnis1"/>
-            <w:tabs>
-              <w:tab w:val="right" w:leader="dot" w:pos="9628"/>
-            </w:tabs>
-            <w:rPr>
-              <w:rFonts w:asciiTheme="minorHAnsi" w:eastAsiaTheme="minorEastAsia" w:hAnsiTheme="minorHAnsi"/>
-              <w:noProof/>
-              <w:kern w:val="2"/>
-              <w:sz w:val="24"/>
-              <w:szCs w:val="24"/>
-              <w:lang w:eastAsia="ja-JP"/>
-              <w14:ligatures w14:val="standardContextual"/>
-            </w:rPr>
-          </w:pPr>
-          <w:hyperlink w:anchor="_Toc230804020" w:history="1">
-            <w:r>
-              <w:rPr>
-                <w:rStyle w:val="Hyperlink"/>
-                <w:noProof/>
-              </w:rPr>
-              <w:t>Einsatz von KI-Tools</w:t>
-            </w:r>
-            <w:r>
-              <w:rPr>
-                <w:noProof/>
-                <w:webHidden/>
-              </w:rPr>
-              <w:tab/>
-            </w:r>
-            <w:r>
-              <w:rPr>
-                <w:noProof/>
-                <w:webHidden/>
-              </w:rPr>
-              <w:fldChar w:fldCharType="begin"/>
-            </w:r>
-            <w:r>
-              <w:rPr>
-                <w:noProof/>
-                <w:webHidden/>
-              </w:rPr>
-              <w:instrText xml:space="preserve"> PAGEREF _Toc230804020 \h </w:instrText>
-            </w:r>
-            <w:r>
-              <w:rPr>
-                <w:noProof/>
-                <w:webHidden/>
-              </w:rPr>
-            </w:r>
-            <w:r>
-              <w:rPr>
-                <w:noProof/>
-                <w:webHidden/>
-              </w:rPr>
-              <w:fldChar w:fldCharType="separate"/>
-            </w:r>
-            <w:r>
-              <w:rPr>
-                <w:noProof/>
-                <w:webHidden/>
-              </w:rPr>
-              <w:t>9</w:t>
+              <w:t>5</w:t>
             </w:r>
             <w:r>
               <w:rPr>
@@ -1664,13 +1244,15 @@
               <w:tab w:val="right" w:leader="dot" w:pos="9615"/>
             </w:tabs>
             <w:ind w:left="0"/>
+          </w:pPr>
+          <w:r>
+            <w:fldChar w:fldCharType="end"/>
+          </w:r>
+        </w:p>
+        <w:p>
+          <w:pPr>
             <w:rPr>
-              <w:noProof/>
-              <w:color w:val="0563C1" w:themeColor="hyperlink"/>
-              <w:kern w:val="2"/>
-              <w:u w:val="single"/>
               <w:lang w:eastAsia="de-CH"/>
-              <w14:ligatures w14:val="standardContextual"/>
             </w:rPr>
             <w:sectPr>
               <w:pgSz w:w="11906" w:h="16838"/>
@@ -1680,12 +1262,222 @@
               <w:docGrid w:linePitch="360"/>
             </w:sectPr>
           </w:pPr>
-          <w:r>
-            <w:fldChar w:fldCharType="end"/>
-          </w:r>
         </w:p>
       </w:sdtContent>
     </w:sdt>
+    <w:p>
+      <w:pPr>
+        <w:pStyle w:val="berschrift1"/>
+      </w:pPr>
+      <w:bookmarkStart w:id="0" w:name="_Toc231318002"/>
+      <w:r>
+        <w:lastRenderedPageBreak/>
+        <w:t>Einleitung</w:t>
+      </w:r>
+      <w:bookmarkEnd w:id="0"/>
+    </w:p>
+    <w:p>
+      <w:r>
+        <w:t>Im Rahmen der Case Study 4 im Modul Steuerungstechnik 2 entwickeln wir eine Aufzugsteuerung. Zu Beginn haben wir verschiedene mögliche Aufgabenstellungen diskutiert und überlegt, welches Projekt für uns technisch sinnvoll und interessant ist. Dabei war uns wichtig, dass die Aufgabe einen praktischen Bezug hat und wir die vorhandenen Komponenten der Steuerung sinnvoll einsetzen können.</w:t>
+      </w:r>
+    </w:p>
+    <w:p/>
+    <w:p>
+      <w:r>
+        <w:t>Wir haben uns gezielt für eine Aufzugsteuerung entschieden, da wir in diesem Projekt mit Motoren, digitalen Eingängen, Ausgängen und einer logischen Ablaufsteuerung arbeiten können. Ein Aufzug eignet sich sehr gut, um typische Elemente der Steuerungstechnik umzusetzen, wie zum Beispiel Zustände, Verriegelungen, Fahrbefehle, Endlagen und Sicherheitsbedingungen. Dadurch können wir unser Wissen aus dem Unterricht praktisch anwenden und vertiefen.</w:t>
+      </w:r>
+    </w:p>
+    <w:p/>
+    <w:p>
+      <w:r>
+        <w:t>Ziel dieser Case Study ist es, eine funktionierende Steuerung für einen Aufzug zu entwickeln, zu programmieren und zu testen. Dabei soll der Aufzug je nach Eingabe korrekt reagieren, die gewünschte Position anfahren und die Abläufe nachvollziehbar darstellen. Zusätzlich soll die Umsetzung so aufgebaut sein, dass sie verständlich dokumentiert und bei Bedarf erweitert werden kann.</w:t>
+      </w:r>
+    </w:p>
+    <w:p>
+      <w:pPr>
+        <w:pStyle w:val="berschrift1"/>
+      </w:pPr>
+      <w:bookmarkStart w:id="1" w:name="_Toc231318003"/>
+      <w:r>
+        <w:t>Anforderungen und Ziele</w:t>
+      </w:r>
+      <w:bookmarkEnd w:id="1"/>
+    </w:p>
+    <w:p>
+      <w:r>
+        <w:t>In dieser Case Study wird eine Aufzugsteuerung mit vier Etagen simuliert. Die Anlage soll typische Funktionen eines einfachen Aufzugs abbilden und dabei mit zwei physischen Antrieben arbeiten. Ein Antrieb wird für die Bewegung des Aufzugs zwischen den Etagen verwendet. Der zweite Antrieb dient als Türantrieb zum Öffnen und Schliessen der Aufzugtür.</w:t>
+      </w:r>
+    </w:p>
+    <w:p/>
+    <w:p>
+      <w:r>
+        <w:t>Die Bedienung der Aufzuganlage erfolgt über digitale Eingänge sowie über das HMI. Die vier Wahltaster beziehungsweise Schalter werden verwendet, um den Aufzug von den einzelnen Etagen aus zu bestellen. Dadurch wird eine Aussenbedienung im Treppenhaus simuliert. Wird eine Etage bestellt, soll der Aufzug diese Anforderung erkennen und die entsprechende Etage anfahren.</w:t>
+      </w:r>
+    </w:p>
+    <w:p/>
+    <w:p>
+      <w:r>
+        <w:t>Zusätzlich werden digitale Taster für die Funktionen „Tür auf“ und „Tür zu“ verwendet. Damit kann die Tür manuell geöffnet oder geschlossen werden. Diese Bedienung soll nur dann möglich sein, wenn sich der Aufzug in einem sicheren Zustand befindet, zum Beispiel im Stillstand an einer Etage.</w:t>
+      </w:r>
+    </w:p>
+    <w:p/>
+    <w:p>
+      <w:r>
+        <w:lastRenderedPageBreak/>
+        <w:t>Das HMI dient zur übersichtlichen Darstellung und zusätzlichen Bedienung der Anlage. Auf dem HMI sollen vier Taster für die Auswahl der Zieletage vorhanden sein. Damit kann im HMI bestätigt beziehungsweise ausgewählt werden, in welche Etage der Aufzug fahren soll. Zusätzlich sollen auf dem HMI ebenfalls die Funktionen „Tür auf“ und „Tür zu“ vorhanden sein. Wichtige Zustände wie aktuelle Etage, Zieletage, Fahrtrichtung und Türzustand sollen auf dem HMI ersichtlich dargestellt werden.</w:t>
+      </w:r>
+    </w:p>
+    <w:p>
+      <w:pPr>
+        <w:pStyle w:val="berschrift2"/>
+        <w:rPr>
+          <w:b/>
+          <w:bCs/>
+        </w:rPr>
+      </w:pPr>
+      <w:bookmarkStart w:id="2" w:name="_Toc231318004"/>
+      <w:r>
+        <w:rPr>
+          <w:b/>
+          <w:bCs/>
+        </w:rPr>
+        <w:t>Muss-Ziele</w:t>
+      </w:r>
+      <w:bookmarkEnd w:id="2"/>
+    </w:p>
+    <w:p>
+      <w:r>
+        <w:t>Die Aufzugsteuerung muss vier Etagen verwalten können. Jede Etage soll über einen eigenen Wahltaster beziehungsweise Schalter bestellt werden können. Diese Schalter simulieren die Aussenbedienung des Aufzugs im Treppenhaus.</w:t>
+      </w:r>
+    </w:p>
+    <w:p/>
+    <w:p>
+      <w:r>
+        <w:t>Der Aufzug muss eine erkannte Etagenanforderung verarbeiten und zur entsprechenden Etage fahren können. Der Aufzugsantrieb muss abhängig von der aktuellen Position und der gewählten Zieletage in die richtige Richtung angesteuert werden. Befindet sich die Zieletage oberhalb der aktuellen Etage, soll der Aufzug nach oben fahren. Befindet sich die Zieletage unterhalb der aktuellen Etage, soll der Aufzug nach unten fahren. Sobald die gewünschte Etage erreicht ist, muss der Aufzug stoppen.</w:t>
+      </w:r>
+    </w:p>
+    <w:p/>
+    <w:p>
+      <w:r>
+        <w:t>Der Türantrieb muss in die Steuerung integriert werden. Die Tür soll über digitale Taster sowie über das HMI geöffnet und geschlossen werden können. Während der Fahrt darf die Tür nicht geöffnet werden. Der Aufzug darf nur fahren, wenn die Tür geschlossen ist.</w:t>
+      </w:r>
+    </w:p>
+    <w:p/>
+    <w:p>
+      <w:r>
+        <w:t>Das HMI muss die Aufzuganlage verständlich darstellen. Dazu gehören mindestens die Anzeige der aktuellen Etage, die Anzeige der gewählten Zieletage, der Fahrzustand des Aufzugs und der Zustand der Tür. Zusätzlich sollen auf dem HMI vier Etagentaster sowie die Taster „Tür auf“ und „Tür zu“ vorhanden sein.</w:t>
+      </w:r>
+    </w:p>
+    <w:p/>
+    <w:p>
+      <w:r>
+        <w:t>Das SPS-Programm soll klar strukturiert sein. Die wichtigsten Zustände der Anlage sollen eindeutig abgebildet werden. Dazu gehören Stillstand, Fahrt nach oben, Fahrt nach unten, Tür öffnen, Tür offen und Tür schliessen.</w:t>
+      </w:r>
+    </w:p>
+    <w:p/>
+    <w:p>
+      <w:pPr>
+        <w:pStyle w:val="berschrift2"/>
+        <w:rPr>
+          <w:b/>
+          <w:bCs/>
+        </w:rPr>
+      </w:pPr>
+      <w:bookmarkStart w:id="3" w:name="_Toc231318005"/>
+      <w:r>
+        <w:rPr>
+          <w:b/>
+          <w:bCs/>
+        </w:rPr>
+        <w:t>Kann-Ziele / Bonus-Ziele</w:t>
+      </w:r>
+      <w:bookmarkEnd w:id="3"/>
+    </w:p>
+    <w:p>
+      <w:r>
+        <w:t>Als Bonus soll eine Notstopp-Funktion umgesetzt werden. Diese kann über einen Notstopptaster oder über eine simulierte Lichtschranke ausgelöst werden. Wird der Notstopp betätigt, muss die Anlage sofort stoppen und in einen sicheren Zustand wechseln.</w:t>
+      </w:r>
+    </w:p>
+    <w:p/>
+    <w:p>
+      <w:r>
+        <w:lastRenderedPageBreak/>
+        <w:t>Zusätzlich kann eine Sicherheitsfunktion über eine Lichtschranke umgesetzt werden. Wird die Lichtschranke während des Schliessens der Tür unterbrochen, soll die Tür nicht weiter schliessen. Stattdessen soll die Tür wieder öffnen oder im geöffneten Zustand bleiben.</w:t>
+      </w:r>
+    </w:p>
+    <w:p/>
+    <w:p>
+      <w:r>
+        <w:t>Ein weiteres Bonus-Ziel ist eine erweiterte Darstellung am HMI. Dabei sollen die Etagen, die aktuelle Position des Aufzugs, die gewählte Zieletage, die Türbewegung und mögliche Störungen möglichst übersichtlich visualisiert werden.</w:t>
+      </w:r>
+    </w:p>
+    <w:p/>
+    <w:p>
+      <w:r>
+        <w:t>Falls genügend Zeit vorhanden ist, kann die Steuerung erweitert werden, sodass mehrere Etagenanforderungen nacheinander verarbeitet werden. Dadurch würde die Simulation näher an eine reale Aufzugsteuerung herankommen.</w:t>
+      </w:r>
+    </w:p>
+    <w:p>
+      <w:pPr>
+        <w:pStyle w:val="berschrift1"/>
+      </w:pPr>
+      <w:r>
+        <w:t>Planen und Konzipieren</w:t>
+      </w:r>
+    </w:p>
+    <w:p>
+      <w:r>
+        <w:t xml:space="preserve">Nachdem wir die Anforderungen sowie die Muss- und </w:t>
+      </w:r>
+      <w:proofErr w:type="spellStart"/>
+      <w:r>
+        <w:t>Kannziele</w:t>
+      </w:r>
+      <w:proofErr w:type="spellEnd"/>
+      <w:r>
+        <w:t xml:space="preserve"> definiert hatten, begannen wir mit der Planungs- und Konzeptionsphase. In diesem Schritt ging es darum, unsere Ideen zu strukturieren und eine klare Grundlage für die spätere Umsetzung der Aufzugssteuerung zu schaffen.</w:t>
+      </w:r>
+    </w:p>
+    <w:p/>
+    <w:p>
+      <w:r>
+        <w:t>Zu Beginn entschieden wir uns, ein Flow-Diagramm zu erstellen. Dafür verwendeten wir Draw.io, da sich damit Abläufe übersichtlich und verständlich darstellen lassen. Das Flow-Diagramm half uns dabei, die einzelnen Zustände und Entscheidungen der Steuerung besser zu erkennen. So konnten wir beispielsweise festlegen, wie der Aufzug auf Tasteneingaben reagiert, wann er sich bewegen soll und unter welchen Bedingungen die Türen geöffnet oder geschlossen werden.</w:t>
+      </w:r>
+    </w:p>
+    <w:p/>
+    <w:p>
+      <w:r>
+        <w:t>Durch das Erstellen des Diagramms konnten wir den Ablauf der Steuerung Schritt für Schritt durchdenken. Dabei wurden mögliche Probleme oder fehlende Funktionen frühzeitig sichtbar. Das war wichtig, damit wir vor der eigentlichen Programmierung ein gemeinsames Verständnis über die Funktionsweise der Steuerung hatten.</w:t>
+      </w:r>
+    </w:p>
+    <w:p/>
+    <w:p>
+      <w:r>
+        <w:t>Das Flow-Diagramm diente somit als Grundlage für die weitere Umsetzung. Es half uns, die Logik der Aufzugssteuerung zu planen, die einzelnen Programmteile besser einzuteilen und später gezielter umzusetzen.</w:t>
+      </w:r>
+    </w:p>
+    <w:p/>
+    <w:p/>
+    <w:p/>
+    <w:p/>
+    <w:p/>
+    <w:p/>
+    <w:p/>
+    <w:p/>
+    <w:p/>
+    <w:p/>
+    <w:p/>
+    <w:p/>
+    <w:p/>
+    <w:p/>
+    <w:p/>
+    <w:p/>
+    <w:p/>
+    <w:p/>
+    <w:p/>
+    <w:p/>
+    <w:p/>
+    <w:p/>
     <w:p/>
     <w:p>
       <w:pPr>
@@ -1695,11 +1487,11 @@
           <w:numId w:val="0"/>
         </w:numPr>
       </w:pPr>
-      <w:bookmarkStart w:id="0" w:name="_Toc230804018"/>
+      <w:bookmarkStart w:id="4" w:name="_Toc231318006"/>
       <w:r>
         <w:t>Selbständigkeitserklärung</w:t>
       </w:r>
-      <w:bookmarkEnd w:id="0"/>
+      <w:bookmarkEnd w:id="4"/>
     </w:p>
     <w:p>
       <w:r>
@@ -1742,13 +1534,16 @@
         <w:t xml:space="preserve">Landquart, </w:t>
       </w:r>
       <w:r>
-        <w:t>30</w:t>
+        <w:t>23</w:t>
       </w:r>
       <w:r>
         <w:t>.</w:t>
       </w:r>
       <w:r>
-        <w:t>05</w:t>
+        <w:t>0</w:t>
+      </w:r>
+      <w:r>
+        <w:t>6</w:t>
       </w:r>
       <w:r>
         <w:t>.202</w:t>
@@ -1864,12 +1659,11 @@
           <w:numId w:val="0"/>
         </w:numPr>
       </w:pPr>
-      <w:bookmarkStart w:id="1" w:name="_Toc230804019"/>
-      <w:r>
-        <w:lastRenderedPageBreak/>
+      <w:bookmarkStart w:id="5" w:name="_Toc231318007"/>
+      <w:r>
         <w:t>Quellenverzeichnis</w:t>
       </w:r>
-      <w:bookmarkEnd w:id="1"/>
+      <w:bookmarkEnd w:id="5"/>
     </w:p>
     <w:p>
       <w:pPr>
@@ -1878,13 +1672,13 @@
           <w:ilvl w:val="0"/>
           <w:numId w:val="0"/>
         </w:numPr>
-        <w:ind w:left="454" w:hanging="454"/>
-      </w:pPr>
-      <w:bookmarkStart w:id="2" w:name="_Toc230804020"/>
+        <w:ind w:left="454"/>
+      </w:pPr>
+      <w:bookmarkStart w:id="6" w:name="_Toc231318008"/>
       <w:r>
         <w:t>Einsatz von KI-Tools</w:t>
       </w:r>
-      <w:bookmarkEnd w:id="2"/>
+      <w:bookmarkEnd w:id="6"/>
     </w:p>
     <w:p>
       <w:pPr>
@@ -2135,12 +1929,12 @@
                   </v:formulas>
                   <v:path gradientshapeok="t" limo="10800,10800" o:connecttype="custom" o:connectlocs="@8,0;0,@9;@8,@7;@6,@9" textboxrect="@3,@3,@4,@5"/>
                 </v:shapetype>
-                <v:shape id="Flussdiagramm: Alternativer Prozess 8" o:spid="_x0000_s1026" type="#_x0000_t176" style="position:absolute;margin-left:0;margin-top:0;width:40.35pt;height:34.75pt;z-index:251658240;visibility:visible;mso-wrap-style:square;mso-width-percent:0;mso-height-percent:0;mso-wrap-distance-left:9pt;mso-wrap-distance-top:0;mso-wrap-distance-right:9pt;mso-wrap-distance-bottom:0;mso-position-horizontal:center;mso-position-horizontal-relative:right-margin-area;mso-position-vertical:center;mso-position-vertical-relative:bottom-margin-area;mso-width-percent:0;mso-height-percent:0;mso-width-relative:page;mso-height-relative:page;v-text-anchor:top" o:gfxdata="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" filled="f" fillcolor="#5c83b4" stroked="f" strokecolor="#737373">
+                <v:shape id="Flussdiagramm: Alternativer Prozess 8" o:spid="_x0000_s1026" type="#_x0000_t176" style="position:absolute;margin-left:0;margin-top:0;width:40.35pt;height:34.75pt;z-index:251658240;visibility:visible;mso-wrap-style:square;mso-width-percent:0;mso-height-percent:0;mso-wrap-distance-left:9pt;mso-wrap-distance-top:0;mso-wrap-distance-right:9pt;mso-wrap-distance-bottom:0;mso-position-horizontal:center;mso-position-horizontal-relative:right-margin-area;mso-position-vertical:center;mso-position-vertical-relative:bottom-margin-area;mso-width-percent:0;mso-height-percent:0;mso-width-relative:page;mso-height-relative:page;v-text-anchor:top" o:gfxdata="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" filled="f" fillcolor="#5c83b4" stroked="f" strokecolor="#737373">
                   <v:textbox>
                     <w:txbxContent>
                       <w:p>
                         <w:pPr>
-                          <w:pStyle w:val="Footer"/>
+                          <w:pStyle w:val="Fuzeile"/>
                           <w:pBdr>
                             <w:top w:val="single" w:sz="12" w:space="1" w:color="A5A5A5" w:themeColor="accent3"/>
                             <w:bottom w:val="single" w:sz="48" w:space="1" w:color="A5A5A5" w:themeColor="accent3"/>
@@ -2368,7 +2162,7 @@
   <w:abstractNum w:abstractNumId="1" w15:restartNumberingAfterBreak="0">
     <w:nsid w:val="5C6D1B7C"/>
     <w:multiLevelType w:val="multilevel"/>
-    <w:tmpl w:val="567EA528"/>
+    <w:tmpl w:val="23A87068"/>
     <w:lvl w:ilvl="0">
       <w:start w:val="1"/>
       <w:numFmt w:val="decimal"/>
@@ -3060,7 +2854,7 @@
     <w:autoRedefine/>
     <w:uiPriority w:val="9"/>
     <w:qFormat/>
-    <w:rsid w:val="00605776"/>
+    <w:rsid w:val="00FE4ED9"/>
     <w:pPr>
       <w:keepNext/>
       <w:keepLines/>
@@ -3073,7 +2867,7 @@
     <w:rPr>
       <w:rFonts w:eastAsiaTheme="majorEastAsia" w:cstheme="majorBidi"/>
       <w:b/>
-      <w:color w:val="538135" w:themeColor="accent6" w:themeShade="BF"/>
+      <w:color w:val="002060"/>
       <w:sz w:val="28"/>
       <w:szCs w:val="32"/>
     </w:rPr>
@@ -3239,11 +3033,11 @@
     <w:basedOn w:val="Absatz-Standardschriftart"/>
     <w:link w:val="berschrift1"/>
     <w:uiPriority w:val="9"/>
-    <w:rsid w:val="00605776"/>
+    <w:rsid w:val="00FE4ED9"/>
     <w:rPr>
       <w:rFonts w:ascii="Arial" w:eastAsiaTheme="majorEastAsia" w:hAnsi="Arial" w:cstheme="majorBidi"/>
       <w:b/>
-      <w:color w:val="538135" w:themeColor="accent6" w:themeShade="BF"/>
+      <w:color w:val="002060"/>
       <w:sz w:val="28"/>
       <w:szCs w:val="32"/>
     </w:rPr>
@@ -3583,6 +3377,20 @@
       </w:tcPr>
     </w:tblStylePr>
   </w:style>
+  <w:style w:type="paragraph" w:customStyle="1" w:styleId="isselectedend">
+    <w:name w:val="isselectedend"/>
+    <w:basedOn w:val="Standard"/>
+    <w:rsid w:val="00FE4ED9"/>
+    <w:pPr>
+      <w:spacing w:before="100" w:beforeAutospacing="1" w:after="100" w:afterAutospacing="1" w:line="240" w:lineRule="auto"/>
+    </w:pPr>
+    <w:rPr>
+      <w:rFonts w:ascii="Times New Roman" w:eastAsia="Times New Roman" w:hAnsi="Times New Roman" w:cs="Times New Roman"/>
+      <w:sz w:val="24"/>
+      <w:szCs w:val="24"/>
+      <w:lang w:eastAsia="ja-JP"/>
+    </w:rPr>
+  </w:style>
 </w:styles>
 </file>
 
@@ -3748,6 +3556,7 @@
     <w:rsid w:val="004E098E"/>
     <w:rsid w:val="004F05FE"/>
     <w:rsid w:val="0052296B"/>
+    <w:rsid w:val="005648AA"/>
     <w:rsid w:val="005843A7"/>
     <w:rsid w:val="005C5115"/>
     <w:rsid w:val="00624014"/>
@@ -4510,15 +4319,6 @@
 </file>
 
 <file path=customXml/item1.xml><?xml version="1.0" encoding="utf-8"?>
-<?mso-contentType ?>
-<FormTemplates xmlns="http://schemas.microsoft.com/sharepoint/v3/contenttype/forms">
-  <Display>DocumentLibraryForm</Display>
-  <Edit>DocumentLibraryForm</Edit>
-  <New>DocumentLibraryForm</New>
-</FormTemplates>
-</file>
-
-<file path=customXml/item2.xml><?xml version="1.0" encoding="utf-8"?>
 <p:properties xmlns:p="http://schemas.microsoft.com/office/2006/metadata/properties" xmlns:xsi="http://www.w3.org/2001/XMLSchema-instance" xmlns:pc="http://schemas.microsoft.com/office/infopath/2007/PartnerControls">
   <documentManagement>
     <TaxCatchAll xmlns="e32c9bb7-34f5-44bb-800b-35798843376c" xsi:nil="true"/>
@@ -4529,7 +4329,20 @@
 </p:properties>
 </file>
 
+<file path=customXml/item2.xml><?xml version="1.0" encoding="utf-8"?>
+<?mso-contentType ?>
+<FormTemplates xmlns="http://schemas.microsoft.com/sharepoint/v3/contenttype/forms">
+  <Display>DocumentLibraryForm</Display>
+  <Edit>DocumentLibraryForm</Edit>
+  <New>DocumentLibraryForm</New>
+</FormTemplates>
+</file>
+
 <file path=customXml/item3.xml><?xml version="1.0" encoding="utf-8"?>
+<b:Sources xmlns:b="http://schemas.openxmlformats.org/officeDocument/2006/bibliography" xmlns="http://schemas.openxmlformats.org/officeDocument/2006/bibliography" SelectedStyle="\APASixthEditionOfficeOnline.xsl" StyleName="APA" Version="6"/>
+</file>
+
+<file path=customXml/item4.xml><?xml version="1.0" encoding="utf-8"?>
 <ct:contentTypeSchema xmlns:ct="http://schemas.microsoft.com/office/2006/metadata/contentType" xmlns:ma="http://schemas.microsoft.com/office/2006/metadata/properties/metaAttributes" ct:_="" ma:_="" ma:contentTypeName="Dokument" ma:contentTypeID="0x010100D827C1AAE83348469185F4DE8D8E42AA" ma:contentTypeVersion="18" ma:contentTypeDescription="Ein neues Dokument erstellen." ma:contentTypeScope="" ma:versionID="618348fa32be16a474572d476ed91d7d">
   <xsd:schema xmlns:xsd="http://www.w3.org/2001/XMLSchema" xmlns:xs="http://www.w3.org/2001/XMLSchema" xmlns:p="http://schemas.microsoft.com/office/2006/metadata/properties" xmlns:ns2="22aa7da5-41f5-464e-85e6-b2dd1761cd70" xmlns:ns3="e32c9bb7-34f5-44bb-800b-35798843376c" targetNamespace="http://schemas.microsoft.com/office/2006/metadata/properties" ma:root="true" ma:fieldsID="348e17a0368de80907a02c9ddfbbbd22" ns2:_="" ns3:_="">
     <xsd:import namespace="22aa7da5-41f5-464e-85e6-b2dd1761cd70"/>
@@ -4784,19 +4597,7 @@
 </ct:contentTypeSchema>
 </file>
 
-<file path=customXml/item4.xml><?xml version="1.0" encoding="utf-8"?>
-<b:Sources xmlns:b="http://schemas.openxmlformats.org/officeDocument/2006/bibliography" xmlns="http://schemas.openxmlformats.org/officeDocument/2006/bibliography" SelectedStyle="\APASixthEditionOfficeOnline.xsl" StyleName="APA" Version="6"/>
-</file>
-
 <file path=customXml/itemProps1.xml><?xml version="1.0" encoding="utf-8"?>
-<ds:datastoreItem xmlns:ds="http://schemas.openxmlformats.org/officeDocument/2006/customXml" ds:itemID="{B8133326-A9D9-4C20-AED2-57D8DB38EE3B}">
-  <ds:schemaRefs>
-    <ds:schemaRef ds:uri="http://schemas.microsoft.com/sharepoint/v3/contenttype/forms"/>
-  </ds:schemaRefs>
-</ds:datastoreItem>
-</file>
-
-<file path=customXml/itemProps2.xml><?xml version="1.0" encoding="utf-8"?>
 <ds:datastoreItem xmlns:ds="http://schemas.openxmlformats.org/officeDocument/2006/customXml" ds:itemID="{AEB5EB03-E1DB-4DE6-8456-3A44BE197CDE}">
   <ds:schemaRefs>
     <ds:schemaRef ds:uri="http://schemas.microsoft.com/office/2006/metadata/properties"/>
@@ -4807,7 +4608,23 @@
 </ds:datastoreItem>
 </file>
 
+<file path=customXml/itemProps2.xml><?xml version="1.0" encoding="utf-8"?>
+<ds:datastoreItem xmlns:ds="http://schemas.openxmlformats.org/officeDocument/2006/customXml" ds:itemID="{B8133326-A9D9-4C20-AED2-57D8DB38EE3B}">
+  <ds:schemaRefs>
+    <ds:schemaRef ds:uri="http://schemas.microsoft.com/sharepoint/v3/contenttype/forms"/>
+  </ds:schemaRefs>
+</ds:datastoreItem>
+</file>
+
 <file path=customXml/itemProps3.xml><?xml version="1.0" encoding="utf-8"?>
+<ds:datastoreItem xmlns:ds="http://schemas.openxmlformats.org/officeDocument/2006/customXml" ds:itemID="{84661881-BC85-4481-9F58-A76FBE332CB1}">
+  <ds:schemaRefs>
+    <ds:schemaRef ds:uri="http://schemas.openxmlformats.org/officeDocument/2006/bibliography"/>
+  </ds:schemaRefs>
+</ds:datastoreItem>
+</file>
+
+<file path=customXml/itemProps4.xml><?xml version="1.0" encoding="utf-8"?>
 <ds:datastoreItem xmlns:ds="http://schemas.openxmlformats.org/officeDocument/2006/customXml" ds:itemID="{60D544C4-8D4D-481D-B00F-1F09332EE222}">
   <ds:schemaRefs>
     <ds:schemaRef ds:uri="http://schemas.microsoft.com/office/2006/metadata/contentType"/>
@@ -4824,12 +4641,4 @@
     <ds:schemaRef ds:uri="http://schemas.microsoft.com/internal/obd"/>
   </ds:schemaRefs>
 </ds:datastoreItem>
-</file>
-
-<file path=customXml/itemProps4.xml><?xml version="1.0" encoding="utf-8"?>
-<ds:datastoreItem xmlns:ds="http://schemas.openxmlformats.org/officeDocument/2006/customXml" ds:itemID="{84661881-BC85-4481-9F58-A76FBE332CB1}">
-  <ds:schemaRefs>
-    <ds:schemaRef ds:uri="http://schemas.openxmlformats.org/officeDocument/2006/bibliography"/>
-  </ds:schemaRefs>
-</ds:datastoreItem>
 </file>
--- a/Doc/Aufgabenstellung/Dokumentation/Case Study Doku.docx
+++ b/Doc/Aufgabenstellung/Dokumentation/Case Study Doku.docx
@@ -1435,25 +1435,31 @@
       </w:r>
       <w:proofErr w:type="spellEnd"/>
       <w:r>
-        <w:t xml:space="preserve"> definiert hatten, begannen wir mit der Planungs- und Konzeptionsphase. In diesem Schritt ging es darum, unsere Ideen zu strukturieren und eine klare Grundlage für die spätere Umsetzung der Aufzugssteuerung zu schaffen.</w:t>
-      </w:r>
-    </w:p>
-    <w:p/>
-    <w:p>
-      <w:r>
-        <w:t>Zu Beginn entschieden wir uns, ein Flow-Diagramm zu erstellen. Dafür verwendeten wir Draw.io, da sich damit Abläufe übersichtlich und verständlich darstellen lassen. Das Flow-Diagramm half uns dabei, die einzelnen Zustände und Entscheidungen der Steuerung besser zu erkennen. So konnten wir beispielsweise festlegen, wie der Aufzug auf Tasteneingaben reagiert, wann er sich bewegen soll und unter welchen Bedingungen die Türen geöffnet oder geschlossen werden.</w:t>
-      </w:r>
-    </w:p>
-    <w:p/>
-    <w:p>
-      <w:r>
-        <w:t>Durch das Erstellen des Diagramms konnten wir den Ablauf der Steuerung Schritt für Schritt durchdenken. Dabei wurden mögliche Probleme oder fehlende Funktionen frühzeitig sichtbar. Das war wichtig, damit wir vor der eigentlichen Programmierung ein gemeinsames Verständnis über die Funktionsweise der Steuerung hatten.</w:t>
-      </w:r>
-    </w:p>
-    <w:p/>
-    <w:p>
-      <w:r>
-        <w:t>Das Flow-Diagramm diente somit als Grundlage für die weitere Umsetzung. Es half uns, die Logik der Aufzugssteuerung zu planen, die einzelnen Programmteile besser einzuteilen und später gezielter umzusetzen.</w:t>
+        <w:t xml:space="preserve"> definiert hatten, begannen wir mit der Planungs- und Konzeptionsphase. Ziel dieser Phase war es, die Funktionsweise unserer Aufzugssteuerung verständlich zu planen und eine klare Grundlage für die spätere Umsetzung zu schaffen.</w:t>
+      </w:r>
+    </w:p>
+    <w:p/>
+    <w:p>
+      <w:r>
+        <w:t>Als ersten Schritt erstellten wir ein Flussdiagramm mit Draw.io. Damit konnten wir den grundsätzlichen Ablauf der Steuerung übersichtlich darstellen. Im Flussdiagramm hielten wir fest, wie der Aufzug auf Eingaben reagieren soll, welche Entscheidungen getroffen werden müssen und in welcher Reihenfolge bestimmte Aktionen ablaufen.</w:t>
+      </w:r>
+    </w:p>
+    <w:p/>
+    <w:p>
+      <w:r>
+        <w:t>Anschliessend erstellten wir ein Zustandsdiagramm. Dieses half uns dabei, die verschiedenen Zustände der Aufzugssteuerung genauer zu definieren. Dazu gehören zum Beispiel Zustände wie Warten, Fahren, Tür öffnen oder Tür schliessen. Durch das Zustandsdiagramm konnten wir besser erkennen, wann ein Zustandswechsel stattfinden muss und welche Bedingungen dafür erfüllt sein müssen.</w:t>
+      </w:r>
+    </w:p>
+    <w:p/>
+    <w:p>
+      <w:r>
+        <w:t>Zusätzlich erstellten wir eine einfache Architekturzeichnung unseres Systems. In dieser Darstellung zeigten wir die wichtigsten Bestandteile der Anlage, wie das HMI, den Lift, die Motoren, den Bediener und die Steuerung. Dadurch wurde klarer, wie die einzelnen Komponenten miteinander verbunden sind und welche Rolle sie im Gesamtsystem übernehmen.</w:t>
+      </w:r>
+    </w:p>
+    <w:p/>
+    <w:p>
+      <w:r>
+        <w:t>Diese drei Planungsunterlagen halfen uns, die Steuerung vor der Programmierung besser zu verstehen und gemeinsam ein einheitliches Konzept zu entwickeln. Sie dienten als Grundlage für die weitere Umsetzung und erleichterten uns später das strukturierte Programmieren der Aufzugssteuerung.</w:t>
       </w:r>
     </w:p>
     <w:p/>
@@ -1709,7 +1715,11 @@
         <w:spacing w:after="160"/>
       </w:pPr>
       <w:r>
-        <w:t>Zusätzlich wurden KI-Tools zur sprachlichen Unterstützung verwendet. Dabei wurden Formulierungen verbessert, Texte gekürzt, Rechtschreibung korrigiert und einzelne Kapitel verständlicher formuliert. Die Inhalte wurden jedoch von uns überprüft und an unser eigenes Projekt angepasst.</w:t>
+        <w:t xml:space="preserve">Zusätzlich wurden KI-Tools zur sprachlichen Unterstützung verwendet. Dabei wurden Formulierungen verbessert, Texte gekürzt, Rechtschreibung korrigiert und einzelne Kapitel </w:t>
+      </w:r>
+      <w:r>
+        <w:lastRenderedPageBreak/>
+        <w:t>verständlicher formuliert. Die Inhalte wurden jedoch von uns überprüft und an unser eigenes Projekt angepasst.</w:t>
       </w:r>
     </w:p>
     <w:p>
@@ -3553,6 +3563,7 @@
     <w:rsid w:val="00446E52"/>
     <w:rsid w:val="004C73A9"/>
     <w:rsid w:val="004D67E1"/>
+    <w:rsid w:val="004D79EA"/>
     <w:rsid w:val="004E098E"/>
     <w:rsid w:val="004F05FE"/>
     <w:rsid w:val="0052296B"/>
@@ -4319,14 +4330,7 @@
 </file>
 
 <file path=customXml/item1.xml><?xml version="1.0" encoding="utf-8"?>
-<p:properties xmlns:p="http://schemas.microsoft.com/office/2006/metadata/properties" xmlns:xsi="http://www.w3.org/2001/XMLSchema-instance" xmlns:pc="http://schemas.microsoft.com/office/infopath/2007/PartnerControls">
-  <documentManagement>
-    <TaxCatchAll xmlns="e32c9bb7-34f5-44bb-800b-35798843376c" xsi:nil="true"/>
-    <lcf76f155ced4ddcb4097134ff3c332f xmlns="22aa7da5-41f5-464e-85e6-b2dd1761cd70">
-      <Terms xmlns="http://schemas.microsoft.com/office/infopath/2007/PartnerControls"/>
-    </lcf76f155ced4ddcb4097134ff3c332f>
-  </documentManagement>
-</p:properties>
+<b:Sources xmlns:b="http://schemas.openxmlformats.org/officeDocument/2006/bibliography" xmlns="http://schemas.openxmlformats.org/officeDocument/2006/bibliography" SelectedStyle="\APASixthEditionOfficeOnline.xsl" StyleName="APA" Version="6"/>
 </file>
 
 <file path=customXml/item2.xml><?xml version="1.0" encoding="utf-8"?>
@@ -4339,7 +4343,14 @@
 </file>
 
 <file path=customXml/item3.xml><?xml version="1.0" encoding="utf-8"?>
-<b:Sources xmlns:b="http://schemas.openxmlformats.org/officeDocument/2006/bibliography" xmlns="http://schemas.openxmlformats.org/officeDocument/2006/bibliography" SelectedStyle="\APASixthEditionOfficeOnline.xsl" StyleName="APA" Version="6"/>
+<p:properties xmlns:p="http://schemas.microsoft.com/office/2006/metadata/properties" xmlns:xsi="http://www.w3.org/2001/XMLSchema-instance" xmlns:pc="http://schemas.microsoft.com/office/infopath/2007/PartnerControls">
+  <documentManagement>
+    <TaxCatchAll xmlns="e32c9bb7-34f5-44bb-800b-35798843376c" xsi:nil="true"/>
+    <lcf76f155ced4ddcb4097134ff3c332f xmlns="22aa7da5-41f5-464e-85e6-b2dd1761cd70">
+      <Terms xmlns="http://schemas.microsoft.com/office/infopath/2007/PartnerControls"/>
+    </lcf76f155ced4ddcb4097134ff3c332f>
+  </documentManagement>
+</p:properties>
 </file>
 
 <file path=customXml/item4.xml><?xml version="1.0" encoding="utf-8"?>
@@ -4598,12 +4609,9 @@
 </file>
 
 <file path=customXml/itemProps1.xml><?xml version="1.0" encoding="utf-8"?>
-<ds:datastoreItem xmlns:ds="http://schemas.openxmlformats.org/officeDocument/2006/customXml" ds:itemID="{AEB5EB03-E1DB-4DE6-8456-3A44BE197CDE}">
+<ds:datastoreItem xmlns:ds="http://schemas.openxmlformats.org/officeDocument/2006/customXml" ds:itemID="{84661881-BC85-4481-9F58-A76FBE332CB1}">
   <ds:schemaRefs>
-    <ds:schemaRef ds:uri="http://schemas.microsoft.com/office/2006/metadata/properties"/>
-    <ds:schemaRef ds:uri="http://schemas.microsoft.com/office/infopath/2007/PartnerControls"/>
-    <ds:schemaRef ds:uri="e32c9bb7-34f5-44bb-800b-35798843376c"/>
-    <ds:schemaRef ds:uri="22aa7da5-41f5-464e-85e6-b2dd1761cd70"/>
+    <ds:schemaRef ds:uri="http://schemas.openxmlformats.org/officeDocument/2006/bibliography"/>
   </ds:schemaRefs>
 </ds:datastoreItem>
 </file>
@@ -4617,9 +4625,12 @@
 </file>
 
 <file path=customXml/itemProps3.xml><?xml version="1.0" encoding="utf-8"?>
-<ds:datastoreItem xmlns:ds="http://schemas.openxmlformats.org/officeDocument/2006/customXml" ds:itemID="{84661881-BC85-4481-9F58-A76FBE332CB1}">
+<ds:datastoreItem xmlns:ds="http://schemas.openxmlformats.org/officeDocument/2006/customXml" ds:itemID="{AEB5EB03-E1DB-4DE6-8456-3A44BE197CDE}">
   <ds:schemaRefs>
-    <ds:schemaRef ds:uri="http://schemas.openxmlformats.org/officeDocument/2006/bibliography"/>
+    <ds:schemaRef ds:uri="http://schemas.microsoft.com/office/2006/metadata/properties"/>
+    <ds:schemaRef ds:uri="http://schemas.microsoft.com/office/infopath/2007/PartnerControls"/>
+    <ds:schemaRef ds:uri="e32c9bb7-34f5-44bb-800b-35798843376c"/>
+    <ds:schemaRef ds:uri="22aa7da5-41f5-464e-85e6-b2dd1761cd70"/>
   </ds:schemaRefs>
 </ds:datastoreItem>
 </file>

--- a/Doc/Aufgabenstellung/Dokumentation/Case Study Doku.docx
+++ b/Doc/Aufgabenstellung/Dokumentation/Case Study Doku.docx
@@ -539,7 +539,7 @@
           <w:rFonts w:cs="Arial"/>
           <w:b/>
           <w:bCs/>
-          <w:color w:val="538135" w:themeColor="accent6" w:themeShade="BF"/>
+          <w:color w:val="002060"/>
           <w:sz w:val="28"/>
           <w:szCs w:val="28"/>
         </w:rPr>
@@ -549,7 +549,7 @@
           <w:rFonts w:cs="Arial"/>
           <w:b/>
           <w:bCs/>
-          <w:color w:val="538135" w:themeColor="accent6" w:themeShade="BF"/>
+          <w:color w:val="002060"/>
           <w:sz w:val="28"/>
           <w:szCs w:val="28"/>
         </w:rPr>
@@ -561,7 +561,7 @@
           <w:rFonts w:cs="Arial"/>
           <w:b/>
           <w:bCs/>
-          <w:color w:val="538135" w:themeColor="accent6" w:themeShade="BF"/>
+          <w:color w:val="002060"/>
           <w:sz w:val="28"/>
           <w:szCs w:val="28"/>
         </w:rPr>
@@ -616,15 +616,9 @@
         <w:p>
           <w:pPr>
             <w:pStyle w:val="Inhaltsverzeichnisberschrift"/>
-            <w:rPr>
-              <w:b/>
-              <w:bCs/>
-            </w:rPr>
           </w:pPr>
           <w:r>
             <w:rPr>
-              <w:b/>
-              <w:bCs/>
               <w:lang w:val="de-DE"/>
             </w:rPr>
             <w:t>Inhalt</w:t>
@@ -656,7 +650,7 @@
           <w:r>
             <w:fldChar w:fldCharType="separate"/>
           </w:r>
-          <w:hyperlink w:anchor="_Toc231318002" w:history="1">
+          <w:hyperlink w:anchor="_Toc231874426" w:history="1">
             <w:r>
               <w:rPr>
                 <w:rStyle w:val="Hyperlink"/>
@@ -702,7 +696,7 @@
                 <w:noProof/>
                 <w:webHidden/>
               </w:rPr>
-              <w:instrText xml:space="preserve"> PAGEREF _Toc231318002 \h </w:instrText>
+              <w:instrText xml:space="preserve"> PAGEREF _Toc231874426 \h </w:instrText>
             </w:r>
             <w:r>
               <w:rPr>
@@ -750,7 +744,7 @@
               <w14:ligatures w14:val="standardContextual"/>
             </w:rPr>
           </w:pPr>
-          <w:hyperlink w:anchor="_Toc231318003" w:history="1">
+          <w:hyperlink w:anchor="_Toc231874427" w:history="1">
             <w:r>
               <w:rPr>
                 <w:rStyle w:val="Hyperlink"/>
@@ -796,7 +790,7 @@
                 <w:noProof/>
                 <w:webHidden/>
               </w:rPr>
-              <w:instrText xml:space="preserve"> PAGEREF _Toc231318003 \h </w:instrText>
+              <w:instrText xml:space="preserve"> PAGEREF _Toc231874427 \h </w:instrText>
             </w:r>
             <w:r>
               <w:rPr>
@@ -844,7 +838,7 @@
               <w14:ligatures w14:val="standardContextual"/>
             </w:rPr>
           </w:pPr>
-          <w:hyperlink w:anchor="_Toc231318004" w:history="1">
+          <w:hyperlink w:anchor="_Toc231874428" w:history="1">
             <w:r>
               <w:rPr>
                 <w:rStyle w:val="Hyperlink"/>
@@ -890,7 +884,7 @@
                 <w:noProof/>
                 <w:webHidden/>
               </w:rPr>
-              <w:instrText xml:space="preserve"> PAGEREF _Toc231318004 \h </w:instrText>
+              <w:instrText xml:space="preserve"> PAGEREF _Toc231874428 \h </w:instrText>
             </w:r>
             <w:r>
               <w:rPr>
@@ -938,7 +932,7 @@
               <w14:ligatures w14:val="standardContextual"/>
             </w:rPr>
           </w:pPr>
-          <w:hyperlink w:anchor="_Toc231318005" w:history="1">
+          <w:hyperlink w:anchor="_Toc231874429" w:history="1">
             <w:r>
               <w:rPr>
                 <w:rStyle w:val="Hyperlink"/>
@@ -984,7 +978,7 @@
                 <w:noProof/>
                 <w:webHidden/>
               </w:rPr>
-              <w:instrText xml:space="preserve"> PAGEREF _Toc231318005 \h </w:instrText>
+              <w:instrText xml:space="preserve"> PAGEREF _Toc231874429 \h </w:instrText>
             </w:r>
             <w:r>
               <w:rPr>
@@ -1005,6 +999,664 @@
                 <w:webHidden/>
               </w:rPr>
               <w:t>2</w:t>
+            </w:r>
+            <w:r>
+              <w:rPr>
+                <w:noProof/>
+                <w:webHidden/>
+              </w:rPr>
+              <w:fldChar w:fldCharType="end"/>
+            </w:r>
+          </w:hyperlink>
+        </w:p>
+        <w:p>
+          <w:pPr>
+            <w:pStyle w:val="Verzeichnis1"/>
+            <w:tabs>
+              <w:tab w:val="left" w:pos="480"/>
+              <w:tab w:val="right" w:leader="dot" w:pos="9628"/>
+            </w:tabs>
+            <w:rPr>
+              <w:rFonts w:asciiTheme="minorHAnsi" w:eastAsiaTheme="minorEastAsia" w:hAnsiTheme="minorHAnsi"/>
+              <w:noProof/>
+              <w:kern w:val="2"/>
+              <w:sz w:val="24"/>
+              <w:szCs w:val="24"/>
+              <w:lang w:eastAsia="ja-JP"/>
+              <w14:ligatures w14:val="standardContextual"/>
+            </w:rPr>
+          </w:pPr>
+          <w:hyperlink w:anchor="_Toc231874430" w:history="1">
+            <w:r>
+              <w:rPr>
+                <w:rStyle w:val="Hyperlink"/>
+                <w:noProof/>
+              </w:rPr>
+              <w:t>3.</w:t>
+            </w:r>
+            <w:r>
+              <w:rPr>
+                <w:rFonts w:asciiTheme="minorHAnsi" w:eastAsiaTheme="minorEastAsia" w:hAnsiTheme="minorHAnsi"/>
+                <w:noProof/>
+                <w:kern w:val="2"/>
+                <w:sz w:val="24"/>
+                <w:szCs w:val="24"/>
+                <w:lang w:eastAsia="ja-JP"/>
+                <w14:ligatures w14:val="standardContextual"/>
+              </w:rPr>
+              <w:tab/>
+            </w:r>
+            <w:r>
+              <w:rPr>
+                <w:rStyle w:val="Hyperlink"/>
+                <w:noProof/>
+              </w:rPr>
+              <w:t>Planen und Konzipieren</w:t>
+            </w:r>
+            <w:r>
+              <w:rPr>
+                <w:noProof/>
+                <w:webHidden/>
+              </w:rPr>
+              <w:tab/>
+            </w:r>
+            <w:r>
+              <w:rPr>
+                <w:noProof/>
+                <w:webHidden/>
+              </w:rPr>
+              <w:fldChar w:fldCharType="begin"/>
+            </w:r>
+            <w:r>
+              <w:rPr>
+                <w:noProof/>
+                <w:webHidden/>
+              </w:rPr>
+              <w:instrText xml:space="preserve"> PAGEREF _Toc231874430 \h </w:instrText>
+            </w:r>
+            <w:r>
+              <w:rPr>
+                <w:noProof/>
+                <w:webHidden/>
+              </w:rPr>
+            </w:r>
+            <w:r>
+              <w:rPr>
+                <w:noProof/>
+                <w:webHidden/>
+              </w:rPr>
+              <w:fldChar w:fldCharType="separate"/>
+            </w:r>
+            <w:r>
+              <w:rPr>
+                <w:noProof/>
+                <w:webHidden/>
+              </w:rPr>
+              <w:t>3</w:t>
+            </w:r>
+            <w:r>
+              <w:rPr>
+                <w:noProof/>
+                <w:webHidden/>
+              </w:rPr>
+              <w:fldChar w:fldCharType="end"/>
+            </w:r>
+          </w:hyperlink>
+        </w:p>
+        <w:p>
+          <w:pPr>
+            <w:pStyle w:val="Verzeichnis2"/>
+            <w:tabs>
+              <w:tab w:val="left" w:pos="960"/>
+              <w:tab w:val="right" w:leader="dot" w:pos="9628"/>
+            </w:tabs>
+            <w:rPr>
+              <w:rFonts w:asciiTheme="minorHAnsi" w:eastAsiaTheme="minorEastAsia" w:hAnsiTheme="minorHAnsi"/>
+              <w:noProof/>
+              <w:kern w:val="2"/>
+              <w:sz w:val="24"/>
+              <w:szCs w:val="24"/>
+              <w:lang w:eastAsia="ja-JP"/>
+              <w14:ligatures w14:val="standardContextual"/>
+            </w:rPr>
+          </w:pPr>
+          <w:hyperlink w:anchor="_Toc231874431" w:history="1">
+            <w:r>
+              <w:rPr>
+                <w:rStyle w:val="Hyperlink"/>
+                <w:noProof/>
+              </w:rPr>
+              <w:t>3.1.</w:t>
+            </w:r>
+            <w:r>
+              <w:rPr>
+                <w:rFonts w:asciiTheme="minorHAnsi" w:eastAsiaTheme="minorEastAsia" w:hAnsiTheme="minorHAnsi"/>
+                <w:noProof/>
+                <w:kern w:val="2"/>
+                <w:sz w:val="24"/>
+                <w:szCs w:val="24"/>
+                <w:lang w:eastAsia="ja-JP"/>
+                <w14:ligatures w14:val="standardContextual"/>
+              </w:rPr>
+              <w:tab/>
+            </w:r>
+            <w:r>
+              <w:rPr>
+                <w:rStyle w:val="Hyperlink"/>
+                <w:noProof/>
+              </w:rPr>
+              <w:t>Flussdiagramm</w:t>
+            </w:r>
+            <w:r>
+              <w:rPr>
+                <w:noProof/>
+                <w:webHidden/>
+              </w:rPr>
+              <w:tab/>
+            </w:r>
+            <w:r>
+              <w:rPr>
+                <w:noProof/>
+                <w:webHidden/>
+              </w:rPr>
+              <w:fldChar w:fldCharType="begin"/>
+            </w:r>
+            <w:r>
+              <w:rPr>
+                <w:noProof/>
+                <w:webHidden/>
+              </w:rPr>
+              <w:instrText xml:space="preserve"> PAGEREF _Toc231874431 \h </w:instrText>
+            </w:r>
+            <w:r>
+              <w:rPr>
+                <w:noProof/>
+                <w:webHidden/>
+              </w:rPr>
+            </w:r>
+            <w:r>
+              <w:rPr>
+                <w:noProof/>
+                <w:webHidden/>
+              </w:rPr>
+              <w:fldChar w:fldCharType="separate"/>
+            </w:r>
+            <w:r>
+              <w:rPr>
+                <w:noProof/>
+                <w:webHidden/>
+              </w:rPr>
+              <w:t>3</w:t>
+            </w:r>
+            <w:r>
+              <w:rPr>
+                <w:noProof/>
+                <w:webHidden/>
+              </w:rPr>
+              <w:fldChar w:fldCharType="end"/>
+            </w:r>
+          </w:hyperlink>
+        </w:p>
+        <w:p>
+          <w:pPr>
+            <w:pStyle w:val="Verzeichnis2"/>
+            <w:tabs>
+              <w:tab w:val="left" w:pos="960"/>
+              <w:tab w:val="right" w:leader="dot" w:pos="9628"/>
+            </w:tabs>
+            <w:rPr>
+              <w:rFonts w:asciiTheme="minorHAnsi" w:eastAsiaTheme="minorEastAsia" w:hAnsiTheme="minorHAnsi"/>
+              <w:noProof/>
+              <w:kern w:val="2"/>
+              <w:sz w:val="24"/>
+              <w:szCs w:val="24"/>
+              <w:lang w:eastAsia="ja-JP"/>
+              <w14:ligatures w14:val="standardContextual"/>
+            </w:rPr>
+          </w:pPr>
+          <w:hyperlink w:anchor="_Toc231874432" w:history="1">
+            <w:r>
+              <w:rPr>
+                <w:rStyle w:val="Hyperlink"/>
+                <w:noProof/>
+              </w:rPr>
+              <w:t>3.2.</w:t>
+            </w:r>
+            <w:r>
+              <w:rPr>
+                <w:rFonts w:asciiTheme="minorHAnsi" w:eastAsiaTheme="minorEastAsia" w:hAnsiTheme="minorHAnsi"/>
+                <w:noProof/>
+                <w:kern w:val="2"/>
+                <w:sz w:val="24"/>
+                <w:szCs w:val="24"/>
+                <w:lang w:eastAsia="ja-JP"/>
+                <w14:ligatures w14:val="standardContextual"/>
+              </w:rPr>
+              <w:tab/>
+            </w:r>
+            <w:r>
+              <w:rPr>
+                <w:rStyle w:val="Hyperlink"/>
+                <w:noProof/>
+              </w:rPr>
+              <w:t>Zustandsautomat</w:t>
+            </w:r>
+            <w:r>
+              <w:rPr>
+                <w:noProof/>
+                <w:webHidden/>
+              </w:rPr>
+              <w:tab/>
+            </w:r>
+            <w:r>
+              <w:rPr>
+                <w:noProof/>
+                <w:webHidden/>
+              </w:rPr>
+              <w:fldChar w:fldCharType="begin"/>
+            </w:r>
+            <w:r>
+              <w:rPr>
+                <w:noProof/>
+                <w:webHidden/>
+              </w:rPr>
+              <w:instrText xml:space="preserve"> PAGEREF _Toc231874432 \h </w:instrText>
+            </w:r>
+            <w:r>
+              <w:rPr>
+                <w:noProof/>
+                <w:webHidden/>
+              </w:rPr>
+            </w:r>
+            <w:r>
+              <w:rPr>
+                <w:noProof/>
+                <w:webHidden/>
+              </w:rPr>
+              <w:fldChar w:fldCharType="separate"/>
+            </w:r>
+            <w:r>
+              <w:rPr>
+                <w:noProof/>
+                <w:webHidden/>
+              </w:rPr>
+              <w:t>5</w:t>
+            </w:r>
+            <w:r>
+              <w:rPr>
+                <w:noProof/>
+                <w:webHidden/>
+              </w:rPr>
+              <w:fldChar w:fldCharType="end"/>
+            </w:r>
+          </w:hyperlink>
+        </w:p>
+        <w:p>
+          <w:pPr>
+            <w:pStyle w:val="Verzeichnis2"/>
+            <w:tabs>
+              <w:tab w:val="left" w:pos="960"/>
+              <w:tab w:val="right" w:leader="dot" w:pos="9628"/>
+            </w:tabs>
+            <w:rPr>
+              <w:rFonts w:asciiTheme="minorHAnsi" w:eastAsiaTheme="minorEastAsia" w:hAnsiTheme="minorHAnsi"/>
+              <w:noProof/>
+              <w:kern w:val="2"/>
+              <w:sz w:val="24"/>
+              <w:szCs w:val="24"/>
+              <w:lang w:eastAsia="ja-JP"/>
+              <w14:ligatures w14:val="standardContextual"/>
+            </w:rPr>
+          </w:pPr>
+          <w:hyperlink w:anchor="_Toc231874433" w:history="1">
+            <w:r>
+              <w:rPr>
+                <w:rStyle w:val="Hyperlink"/>
+                <w:noProof/>
+              </w:rPr>
+              <w:t>3.3.</w:t>
+            </w:r>
+            <w:r>
+              <w:rPr>
+                <w:rFonts w:asciiTheme="minorHAnsi" w:eastAsiaTheme="minorEastAsia" w:hAnsiTheme="minorHAnsi"/>
+                <w:noProof/>
+                <w:kern w:val="2"/>
+                <w:sz w:val="24"/>
+                <w:szCs w:val="24"/>
+                <w:lang w:eastAsia="ja-JP"/>
+                <w14:ligatures w14:val="standardContextual"/>
+              </w:rPr>
+              <w:tab/>
+            </w:r>
+            <w:r>
+              <w:rPr>
+                <w:rStyle w:val="Hyperlink"/>
+                <w:noProof/>
+              </w:rPr>
+              <w:t>Architektur der Steuerung</w:t>
+            </w:r>
+            <w:r>
+              <w:rPr>
+                <w:noProof/>
+                <w:webHidden/>
+              </w:rPr>
+              <w:tab/>
+            </w:r>
+            <w:r>
+              <w:rPr>
+                <w:noProof/>
+                <w:webHidden/>
+              </w:rPr>
+              <w:fldChar w:fldCharType="begin"/>
+            </w:r>
+            <w:r>
+              <w:rPr>
+                <w:noProof/>
+                <w:webHidden/>
+              </w:rPr>
+              <w:instrText xml:space="preserve"> PAGEREF _Toc231874433 \h </w:instrText>
+            </w:r>
+            <w:r>
+              <w:rPr>
+                <w:noProof/>
+                <w:webHidden/>
+              </w:rPr>
+            </w:r>
+            <w:r>
+              <w:rPr>
+                <w:noProof/>
+                <w:webHidden/>
+              </w:rPr>
+              <w:fldChar w:fldCharType="separate"/>
+            </w:r>
+            <w:r>
+              <w:rPr>
+                <w:noProof/>
+                <w:webHidden/>
+              </w:rPr>
+              <w:t>6</w:t>
+            </w:r>
+            <w:r>
+              <w:rPr>
+                <w:noProof/>
+                <w:webHidden/>
+              </w:rPr>
+              <w:fldChar w:fldCharType="end"/>
+            </w:r>
+          </w:hyperlink>
+        </w:p>
+        <w:p>
+          <w:pPr>
+            <w:pStyle w:val="Verzeichnis2"/>
+            <w:tabs>
+              <w:tab w:val="left" w:pos="960"/>
+              <w:tab w:val="right" w:leader="dot" w:pos="9628"/>
+            </w:tabs>
+            <w:rPr>
+              <w:rFonts w:asciiTheme="minorHAnsi" w:eastAsiaTheme="minorEastAsia" w:hAnsiTheme="minorHAnsi"/>
+              <w:noProof/>
+              <w:kern w:val="2"/>
+              <w:sz w:val="24"/>
+              <w:szCs w:val="24"/>
+              <w:lang w:eastAsia="ja-JP"/>
+              <w14:ligatures w14:val="standardContextual"/>
+            </w:rPr>
+          </w:pPr>
+          <w:hyperlink w:anchor="_Toc231874434" w:history="1">
+            <w:r>
+              <w:rPr>
+                <w:rStyle w:val="Hyperlink"/>
+                <w:noProof/>
+              </w:rPr>
+              <w:t>3.4.</w:t>
+            </w:r>
+            <w:r>
+              <w:rPr>
+                <w:rFonts w:asciiTheme="minorHAnsi" w:eastAsiaTheme="minorEastAsia" w:hAnsiTheme="minorHAnsi"/>
+                <w:noProof/>
+                <w:kern w:val="2"/>
+                <w:sz w:val="24"/>
+                <w:szCs w:val="24"/>
+                <w:lang w:eastAsia="ja-JP"/>
+                <w14:ligatures w14:val="standardContextual"/>
+              </w:rPr>
+              <w:tab/>
+            </w:r>
+            <w:r>
+              <w:rPr>
+                <w:rStyle w:val="Hyperlink"/>
+                <w:noProof/>
+              </w:rPr>
+              <w:t>HMI-Konzept</w:t>
+            </w:r>
+            <w:r>
+              <w:rPr>
+                <w:noProof/>
+                <w:webHidden/>
+              </w:rPr>
+              <w:tab/>
+            </w:r>
+            <w:r>
+              <w:rPr>
+                <w:noProof/>
+                <w:webHidden/>
+              </w:rPr>
+              <w:fldChar w:fldCharType="begin"/>
+            </w:r>
+            <w:r>
+              <w:rPr>
+                <w:noProof/>
+                <w:webHidden/>
+              </w:rPr>
+              <w:instrText xml:space="preserve"> PAGEREF _Toc231874434 \h </w:instrText>
+            </w:r>
+            <w:r>
+              <w:rPr>
+                <w:noProof/>
+                <w:webHidden/>
+              </w:rPr>
+            </w:r>
+            <w:r>
+              <w:rPr>
+                <w:noProof/>
+                <w:webHidden/>
+              </w:rPr>
+              <w:fldChar w:fldCharType="separate"/>
+            </w:r>
+            <w:r>
+              <w:rPr>
+                <w:noProof/>
+                <w:webHidden/>
+              </w:rPr>
+              <w:t>7</w:t>
+            </w:r>
+            <w:r>
+              <w:rPr>
+                <w:noProof/>
+                <w:webHidden/>
+              </w:rPr>
+              <w:fldChar w:fldCharType="end"/>
+            </w:r>
+          </w:hyperlink>
+        </w:p>
+        <w:p>
+          <w:pPr>
+            <w:pStyle w:val="Verzeichnis2"/>
+            <w:tabs>
+              <w:tab w:val="left" w:pos="960"/>
+              <w:tab w:val="right" w:leader="dot" w:pos="9628"/>
+            </w:tabs>
+            <w:rPr>
+              <w:rFonts w:asciiTheme="minorHAnsi" w:eastAsiaTheme="minorEastAsia" w:hAnsiTheme="minorHAnsi"/>
+              <w:noProof/>
+              <w:kern w:val="2"/>
+              <w:sz w:val="24"/>
+              <w:szCs w:val="24"/>
+              <w:lang w:eastAsia="ja-JP"/>
+              <w14:ligatures w14:val="standardContextual"/>
+            </w:rPr>
+          </w:pPr>
+          <w:hyperlink w:anchor="_Toc231874435" w:history="1">
+            <w:r>
+              <w:rPr>
+                <w:rStyle w:val="Hyperlink"/>
+                <w:noProof/>
+              </w:rPr>
+              <w:t>3.5.</w:t>
+            </w:r>
+            <w:r>
+              <w:rPr>
+                <w:rFonts w:asciiTheme="minorHAnsi" w:eastAsiaTheme="minorEastAsia" w:hAnsiTheme="minorHAnsi"/>
+                <w:noProof/>
+                <w:kern w:val="2"/>
+                <w:sz w:val="24"/>
+                <w:szCs w:val="24"/>
+                <w:lang w:eastAsia="ja-JP"/>
+                <w14:ligatures w14:val="standardContextual"/>
+              </w:rPr>
+              <w:tab/>
+            </w:r>
+            <w:r>
+              <w:rPr>
+                <w:rStyle w:val="Hyperlink"/>
+                <w:noProof/>
+              </w:rPr>
+              <w:t>Geplante Programmstruktur</w:t>
+            </w:r>
+            <w:r>
+              <w:rPr>
+                <w:noProof/>
+                <w:webHidden/>
+              </w:rPr>
+              <w:tab/>
+            </w:r>
+            <w:r>
+              <w:rPr>
+                <w:noProof/>
+                <w:webHidden/>
+              </w:rPr>
+              <w:fldChar w:fldCharType="begin"/>
+            </w:r>
+            <w:r>
+              <w:rPr>
+                <w:noProof/>
+                <w:webHidden/>
+              </w:rPr>
+              <w:instrText xml:space="preserve"> PAGEREF _Toc231874435 \h </w:instrText>
+            </w:r>
+            <w:r>
+              <w:rPr>
+                <w:noProof/>
+                <w:webHidden/>
+              </w:rPr>
+            </w:r>
+            <w:r>
+              <w:rPr>
+                <w:noProof/>
+                <w:webHidden/>
+              </w:rPr>
+              <w:fldChar w:fldCharType="separate"/>
+            </w:r>
+            <w:r>
+              <w:rPr>
+                <w:noProof/>
+                <w:webHidden/>
+              </w:rPr>
+              <w:t>8</w:t>
+            </w:r>
+            <w:r>
+              <w:rPr>
+                <w:noProof/>
+                <w:webHidden/>
+              </w:rPr>
+              <w:fldChar w:fldCharType="end"/>
+            </w:r>
+          </w:hyperlink>
+        </w:p>
+        <w:p>
+          <w:pPr>
+            <w:pStyle w:val="Verzeichnis1"/>
+            <w:tabs>
+              <w:tab w:val="left" w:pos="480"/>
+              <w:tab w:val="right" w:leader="dot" w:pos="9628"/>
+            </w:tabs>
+            <w:rPr>
+              <w:rFonts w:asciiTheme="minorHAnsi" w:eastAsiaTheme="minorEastAsia" w:hAnsiTheme="minorHAnsi"/>
+              <w:noProof/>
+              <w:kern w:val="2"/>
+              <w:sz w:val="24"/>
+              <w:szCs w:val="24"/>
+              <w:lang w:eastAsia="ja-JP"/>
+              <w14:ligatures w14:val="standardContextual"/>
+            </w:rPr>
+          </w:pPr>
+          <w:hyperlink w:anchor="_Toc231874436" w:history="1">
+            <w:r>
+              <w:rPr>
+                <w:rStyle w:val="Hyperlink"/>
+                <w:noProof/>
+              </w:rPr>
+              <w:t>4.</w:t>
+            </w:r>
+            <w:r>
+              <w:rPr>
+                <w:rFonts w:asciiTheme="minorHAnsi" w:eastAsiaTheme="minorEastAsia" w:hAnsiTheme="minorHAnsi"/>
+                <w:noProof/>
+                <w:kern w:val="2"/>
+                <w:sz w:val="24"/>
+                <w:szCs w:val="24"/>
+                <w:lang w:eastAsia="ja-JP"/>
+                <w14:ligatures w14:val="standardContextual"/>
+              </w:rPr>
+              <w:tab/>
+            </w:r>
+            <w:r>
+              <w:rPr>
+                <w:rStyle w:val="Hyperlink"/>
+                <w:noProof/>
+              </w:rPr>
+              <w:t>Umsetzung</w:t>
+            </w:r>
+            <w:r>
+              <w:rPr>
+                <w:noProof/>
+                <w:webHidden/>
+              </w:rPr>
+              <w:tab/>
+            </w:r>
+            <w:r>
+              <w:rPr>
+                <w:noProof/>
+                <w:webHidden/>
+              </w:rPr>
+              <w:fldChar w:fldCharType="begin"/>
+            </w:r>
+            <w:r>
+              <w:rPr>
+                <w:noProof/>
+                <w:webHidden/>
+              </w:rPr>
+              <w:instrText xml:space="preserve"> PAGEREF _Toc231874436 \h </w:instrText>
+            </w:r>
+            <w:r>
+              <w:rPr>
+                <w:noProof/>
+                <w:webHidden/>
+              </w:rPr>
+            </w:r>
+            <w:r>
+              <w:rPr>
+                <w:noProof/>
+                <w:webHidden/>
+              </w:rPr>
+              <w:fldChar w:fldCharType="separate"/>
+            </w:r>
+            <w:r>
+              <w:rPr>
+                <w:noProof/>
+                <w:webHidden/>
+              </w:rPr>
+              <w:t>8</w:t>
             </w:r>
             <w:r>
               <w:rPr>
@@ -1031,13 +1683,13 @@
               <w14:ligatures w14:val="standardContextual"/>
             </w:rPr>
           </w:pPr>
-          <w:hyperlink w:anchor="_Toc231318006" w:history="1">
+          <w:hyperlink w:anchor="_Toc231874437" w:history="1">
             <w:r>
               <w:rPr>
                 <w:rStyle w:val="Hyperlink"/>
                 <w:noProof/>
               </w:rPr>
-              <w:t>Selbständigkeitserklärung</w:t>
+              <w:t>Aufwandsübersicht</w:t>
             </w:r>
             <w:r>
               <w:rPr>
@@ -1058,7 +1710,7 @@
                 <w:noProof/>
                 <w:webHidden/>
               </w:rPr>
-              <w:instrText xml:space="preserve"> PAGEREF _Toc231318006 \h </w:instrText>
+              <w:instrText xml:space="preserve"> PAGEREF _Toc231874437 \h </w:instrText>
             </w:r>
             <w:r>
               <w:rPr>
@@ -1078,7 +1730,7 @@
                 <w:noProof/>
                 <w:webHidden/>
               </w:rPr>
-              <w:t>4</w:t>
+              <w:t>9</w:t>
             </w:r>
             <w:r>
               <w:rPr>
@@ -1105,13 +1757,13 @@
               <w14:ligatures w14:val="standardContextual"/>
             </w:rPr>
           </w:pPr>
-          <w:hyperlink w:anchor="_Toc231318007" w:history="1">
+          <w:hyperlink w:anchor="_Toc231874438" w:history="1">
             <w:r>
               <w:rPr>
                 <w:rStyle w:val="Hyperlink"/>
                 <w:noProof/>
               </w:rPr>
-              <w:t>Quellenverzeichnis</w:t>
+              <w:t>Selbständigkeitserklärung</w:t>
             </w:r>
             <w:r>
               <w:rPr>
@@ -1132,7 +1784,7 @@
                 <w:noProof/>
                 <w:webHidden/>
               </w:rPr>
-              <w:instrText xml:space="preserve"> PAGEREF _Toc231318007 \h </w:instrText>
+              <w:instrText xml:space="preserve"> PAGEREF _Toc231874438 \h </w:instrText>
             </w:r>
             <w:r>
               <w:rPr>
@@ -1152,7 +1804,7 @@
                 <w:noProof/>
                 <w:webHidden/>
               </w:rPr>
-              <w:t>5</w:t>
+              <w:t>10</w:t>
             </w:r>
             <w:r>
               <w:rPr>
@@ -1179,12 +1831,160 @@
               <w14:ligatures w14:val="standardContextual"/>
             </w:rPr>
           </w:pPr>
-          <w:hyperlink w:anchor="_Toc231318008" w:history="1">
+          <w:hyperlink w:anchor="_Toc231874439" w:history="1">
             <w:r>
               <w:rPr>
                 <w:rStyle w:val="Hyperlink"/>
                 <w:noProof/>
               </w:rPr>
+              <w:t>Abbildungsverzeichnis</w:t>
+            </w:r>
+            <w:r>
+              <w:rPr>
+                <w:noProof/>
+                <w:webHidden/>
+              </w:rPr>
+              <w:tab/>
+            </w:r>
+            <w:r>
+              <w:rPr>
+                <w:noProof/>
+                <w:webHidden/>
+              </w:rPr>
+              <w:fldChar w:fldCharType="begin"/>
+            </w:r>
+            <w:r>
+              <w:rPr>
+                <w:noProof/>
+                <w:webHidden/>
+              </w:rPr>
+              <w:instrText xml:space="preserve"> PAGEREF _Toc231874439 \h </w:instrText>
+            </w:r>
+            <w:r>
+              <w:rPr>
+                <w:noProof/>
+                <w:webHidden/>
+              </w:rPr>
+            </w:r>
+            <w:r>
+              <w:rPr>
+                <w:noProof/>
+                <w:webHidden/>
+              </w:rPr>
+              <w:fldChar w:fldCharType="separate"/>
+            </w:r>
+            <w:r>
+              <w:rPr>
+                <w:noProof/>
+                <w:webHidden/>
+              </w:rPr>
+              <w:t>11</w:t>
+            </w:r>
+            <w:r>
+              <w:rPr>
+                <w:noProof/>
+                <w:webHidden/>
+              </w:rPr>
+              <w:fldChar w:fldCharType="end"/>
+            </w:r>
+          </w:hyperlink>
+        </w:p>
+        <w:p>
+          <w:pPr>
+            <w:pStyle w:val="Verzeichnis1"/>
+            <w:tabs>
+              <w:tab w:val="right" w:leader="dot" w:pos="9628"/>
+            </w:tabs>
+            <w:rPr>
+              <w:rFonts w:asciiTheme="minorHAnsi" w:eastAsiaTheme="minorEastAsia" w:hAnsiTheme="minorHAnsi"/>
+              <w:noProof/>
+              <w:kern w:val="2"/>
+              <w:sz w:val="24"/>
+              <w:szCs w:val="24"/>
+              <w:lang w:eastAsia="ja-JP"/>
+              <w14:ligatures w14:val="standardContextual"/>
+            </w:rPr>
+          </w:pPr>
+          <w:hyperlink w:anchor="_Toc231874440" w:history="1">
+            <w:r>
+              <w:rPr>
+                <w:rStyle w:val="Hyperlink"/>
+                <w:noProof/>
+              </w:rPr>
+              <w:t>Quellenverzeichnis</w:t>
+            </w:r>
+            <w:r>
+              <w:rPr>
+                <w:noProof/>
+                <w:webHidden/>
+              </w:rPr>
+              <w:tab/>
+            </w:r>
+            <w:r>
+              <w:rPr>
+                <w:noProof/>
+                <w:webHidden/>
+              </w:rPr>
+              <w:fldChar w:fldCharType="begin"/>
+            </w:r>
+            <w:r>
+              <w:rPr>
+                <w:noProof/>
+                <w:webHidden/>
+              </w:rPr>
+              <w:instrText xml:space="preserve"> PAGEREF _Toc231874440 \h </w:instrText>
+            </w:r>
+            <w:r>
+              <w:rPr>
+                <w:noProof/>
+                <w:webHidden/>
+              </w:rPr>
+            </w:r>
+            <w:r>
+              <w:rPr>
+                <w:noProof/>
+                <w:webHidden/>
+              </w:rPr>
+              <w:fldChar w:fldCharType="separate"/>
+            </w:r>
+            <w:r>
+              <w:rPr>
+                <w:noProof/>
+                <w:webHidden/>
+              </w:rPr>
+              <w:t>12</w:t>
+            </w:r>
+            <w:r>
+              <w:rPr>
+                <w:noProof/>
+                <w:webHidden/>
+              </w:rPr>
+              <w:fldChar w:fldCharType="end"/>
+            </w:r>
+          </w:hyperlink>
+        </w:p>
+        <w:p>
+          <w:pPr>
+            <w:pStyle w:val="Verzeichnis1"/>
+            <w:tabs>
+              <w:tab w:val="right" w:leader="dot" w:pos="9628"/>
+            </w:tabs>
+            <w:rPr>
+              <w:rFonts w:asciiTheme="minorHAnsi" w:eastAsiaTheme="minorEastAsia" w:hAnsiTheme="minorHAnsi"/>
+              <w:noProof/>
+              <w:kern w:val="2"/>
+              <w:sz w:val="24"/>
+              <w:szCs w:val="24"/>
+              <w:lang w:eastAsia="ja-JP"/>
+              <w14:ligatures w14:val="standardContextual"/>
+            </w:rPr>
+          </w:pPr>
+          <w:hyperlink w:anchor="_Toc231874441" w:history="1">
+            <w:r>
+              <w:rPr>
+                <w:rStyle w:val="Hyperlink"/>
+                <w:noProof/>
+              </w:rPr>
               <w:t>Einsatz von KI-Tools</w:t>
             </w:r>
             <w:r>
@@ -1206,7 +2006,7 @@
                 <w:noProof/>
                 <w:webHidden/>
               </w:rPr>
-              <w:instrText xml:space="preserve"> PAGEREF _Toc231318008 \h </w:instrText>
+              <w:instrText xml:space="preserve"> PAGEREF _Toc231874441 \h </w:instrText>
             </w:r>
             <w:r>
               <w:rPr>
@@ -1226,7 +2026,81 @@
                 <w:noProof/>
                 <w:webHidden/>
               </w:rPr>
-              <w:t>5</w:t>
+              <w:t>13</w:t>
+            </w:r>
+            <w:r>
+              <w:rPr>
+                <w:noProof/>
+                <w:webHidden/>
+              </w:rPr>
+              <w:fldChar w:fldCharType="end"/>
+            </w:r>
+          </w:hyperlink>
+        </w:p>
+        <w:p>
+          <w:pPr>
+            <w:pStyle w:val="Verzeichnis1"/>
+            <w:tabs>
+              <w:tab w:val="right" w:leader="dot" w:pos="9628"/>
+            </w:tabs>
+            <w:rPr>
+              <w:rFonts w:asciiTheme="minorHAnsi" w:eastAsiaTheme="minorEastAsia" w:hAnsiTheme="minorHAnsi"/>
+              <w:noProof/>
+              <w:kern w:val="2"/>
+              <w:sz w:val="24"/>
+              <w:szCs w:val="24"/>
+              <w:lang w:eastAsia="ja-JP"/>
+              <w14:ligatures w14:val="standardContextual"/>
+            </w:rPr>
+          </w:pPr>
+          <w:hyperlink w:anchor="_Toc231874442" w:history="1">
+            <w:r>
+              <w:rPr>
+                <w:rStyle w:val="Hyperlink"/>
+                <w:noProof/>
+              </w:rPr>
+              <w:t>Verwendete KI-Prompts</w:t>
+            </w:r>
+            <w:r>
+              <w:rPr>
+                <w:noProof/>
+                <w:webHidden/>
+              </w:rPr>
+              <w:tab/>
+            </w:r>
+            <w:r>
+              <w:rPr>
+                <w:noProof/>
+                <w:webHidden/>
+              </w:rPr>
+              <w:fldChar w:fldCharType="begin"/>
+            </w:r>
+            <w:r>
+              <w:rPr>
+                <w:noProof/>
+                <w:webHidden/>
+              </w:rPr>
+              <w:instrText xml:space="preserve"> PAGEREF _Toc231874442 \h </w:instrText>
+            </w:r>
+            <w:r>
+              <w:rPr>
+                <w:noProof/>
+                <w:webHidden/>
+              </w:rPr>
+            </w:r>
+            <w:r>
+              <w:rPr>
+                <w:noProof/>
+                <w:webHidden/>
+              </w:rPr>
+              <w:fldChar w:fldCharType="separate"/>
+            </w:r>
+            <w:r>
+              <w:rPr>
+                <w:noProof/>
+                <w:webHidden/>
+              </w:rPr>
+              <w:t>13</w:t>
             </w:r>
             <w:r>
               <w:rPr>
@@ -1269,7 +2143,7 @@
       <w:pPr>
         <w:pStyle w:val="berschrift1"/>
       </w:pPr>
-      <w:bookmarkStart w:id="0" w:name="_Toc231318002"/>
+      <w:bookmarkStart w:id="0" w:name="_Toc231874426"/>
       <w:r>
         <w:lastRenderedPageBreak/>
         <w:t>Einleitung</w:t>
@@ -1297,7 +2171,7 @@
       <w:pPr>
         <w:pStyle w:val="berschrift1"/>
       </w:pPr>
-      <w:bookmarkStart w:id="1" w:name="_Toc231318003"/>
+      <w:bookmarkStart w:id="1" w:name="_Toc231874427"/>
       <w:r>
         <w:t>Anforderungen und Ziele</w:t>
       </w:r>
@@ -1335,7 +2209,7 @@
           <w:bCs/>
         </w:rPr>
       </w:pPr>
-      <w:bookmarkStart w:id="2" w:name="_Toc231318004"/>
+      <w:bookmarkStart w:id="2" w:name="_Toc231874428"/>
       <w:r>
         <w:rPr>
           <w:b/>
@@ -1383,7 +2257,7 @@
           <w:bCs/>
         </w:rPr>
       </w:pPr>
-      <w:bookmarkStart w:id="3" w:name="_Toc231318005"/>
+      <w:bookmarkStart w:id="3" w:name="_Toc231874429"/>
       <w:r>
         <w:rPr>
           <w:b/>
@@ -1421,57 +2295,788 @@
       <w:pPr>
         <w:pStyle w:val="berschrift1"/>
       </w:pPr>
+      <w:bookmarkStart w:id="4" w:name="_Toc231874430"/>
       <w:r>
         <w:t>Planen und Konzipieren</w:t>
       </w:r>
-    </w:p>
-    <w:p>
-      <w:r>
-        <w:t xml:space="preserve">Nachdem wir die Anforderungen sowie die Muss- und </w:t>
+      <w:bookmarkEnd w:id="4"/>
+    </w:p>
+    <w:p>
+      <w:r>
+        <w:t>Für die Umsetzung der Aufzugssteuerung wurde zuerst ein Konzept erstellt. Ziel der Planungsphase war es, die Hauptfunktion der Anlage verständlich zu strukturieren und eine klare Grundlage für die spätere SPS-Programmierung zu schaffen. Dabei wurden die Anforderungen aus der Aufgabenstellung in einzelne Teilfunktionen aufgeteilt.</w:t>
+      </w:r>
+    </w:p>
+    <w:p/>
+    <w:p>
+      <w:r>
+        <w:t>Im Zentrum der Planung standen drei Punkte: der grundsätzliche Ablauf der Steuerung, die Zustände der Anlage und die Aufteilung der einzelnen Systemkomponenten. Dadurch konnte vor der Programmierung festgelegt werden, welche Signale benötigt werden, welche Zustände die Anlage besitzen muss und wie HMI, Steuerung, Antriebe und Sensorik zusammenarbeiten.</w:t>
+      </w:r>
+    </w:p>
+    <w:p>
+      <w:pPr>
+        <w:pStyle w:val="berschrift2"/>
+        <w:rPr>
+          <w:b/>
+          <w:bCs/>
+        </w:rPr>
+      </w:pPr>
+      <w:r>
+        <w:rPr>
+          <w:b/>
+          <w:bCs/>
+        </w:rPr>
+        <w:t xml:space="preserve"> </w:t>
+      </w:r>
+      <w:bookmarkStart w:id="5" w:name="_Toc231874431"/>
+      <w:r>
+        <w:rPr>
+          <w:b/>
+          <w:bCs/>
+        </w:rPr>
+        <w:t>Flussdiagramm</w:t>
+      </w:r>
+      <w:bookmarkEnd w:id="5"/>
+    </w:p>
+    <w:p>
+      <w:r>
+        <w:t>Als erster Planungsschritt wurde ein Flussdiagramm erstellt. Dieses zeigt den grundsätzlichen Ablauf der Aufzugssteuerung. Dabei wird dargestellt, wie eine Etagenwahl erkannt wird, wie die Ziel-Etage gespeichert wird und unter welchen Bedingungen der Aufzug fahren darf.</w:t>
+      </w:r>
+    </w:p>
+    <w:p/>
+    <w:p>
+      <w:r>
+        <w:t>Wichtig ist dabei die Türverriegelung. Der Aufzug darf nur fahren, wenn die Tür geschlossen ist. Ist die Tür offen, wird zuerst der Türantrieb zum Schliessen angesteuert. Erst danach wird der Aufzugmotor aktiviert. Sobald die gewünschte Ziel-Etage erreicht ist, stoppt der Aufzug und die Tür wird geöffnet.</w:t>
+      </w:r>
+    </w:p>
+    <w:p>
+      <w:pPr>
+        <w:keepNext/>
+        <w:jc w:val="center"/>
+      </w:pPr>
+      <w:r>
+        <w:rPr>
+          <w:noProof/>
+        </w:rPr>
+        <w:lastRenderedPageBreak/>
+        <w:drawing>
+          <wp:inline distT="0" distB="0" distL="0" distR="0" wp14:anchorId="4A06998F" wp14:editId="742DDC9A">
+            <wp:extent cx="4152452" cy="8775359"/>
+            <wp:effectExtent l="0" t="0" r="635" b="635"/>
+            <wp:docPr id="842763257" name="Grafik 2"/>
+            <wp:cNvGraphicFramePr>
+              <a:graphicFrameLocks xmlns:a="http://schemas.openxmlformats.org/drawingml/2006/main" noChangeAspect="1"/>
+            </wp:cNvGraphicFramePr>
+            <a:graphic xmlns:a="http://schemas.openxmlformats.org/drawingml/2006/main">
+              <a:graphicData uri="http://schemas.openxmlformats.org/drawingml/2006/picture">
+                <pic:pic xmlns:pic="http://schemas.openxmlformats.org/drawingml/2006/picture">
+                  <pic:nvPicPr>
+                    <pic:cNvPr id="842763257" name="Grafik 842763257"/>
+                    <pic:cNvPicPr/>
+                  </pic:nvPicPr>
+                  <pic:blipFill>
+                    <a:blip r:embed="rId15">
+                      <a:extLst>
+                        <a:ext uri="{28A0092B-C50C-407E-A947-70E740481C1C}">
+                          <a14:useLocalDpi xmlns:a14="http://schemas.microsoft.com/office/drawing/2010/main" val="0"/>
+                        </a:ext>
+                      </a:extLst>
+                    </a:blip>
+                    <a:stretch>
+                      <a:fillRect/>
+                    </a:stretch>
+                  </pic:blipFill>
+                  <pic:spPr>
+                    <a:xfrm>
+                      <a:off x="0" y="0"/>
+                      <a:ext cx="4224339" cy="8927278"/>
+                    </a:xfrm>
+                    <a:prstGeom prst="rect">
+                      <a:avLst/>
+                    </a:prstGeom>
+                  </pic:spPr>
+                </pic:pic>
+              </a:graphicData>
+            </a:graphic>
+          </wp:inline>
+        </w:drawing>
+      </w:r>
+    </w:p>
+    <w:p>
+      <w:pPr>
+        <w:pStyle w:val="Beschriftung"/>
+        <w:jc w:val="center"/>
+      </w:pPr>
+      <w:bookmarkStart w:id="6" w:name="_Toc231872781"/>
+      <w:r>
+        <w:t xml:space="preserve">Abbildung </w:t>
+      </w:r>
+      <w:r>
+        <w:fldChar w:fldCharType="begin"/>
+      </w:r>
+      <w:r>
+        <w:instrText xml:space="preserve"> SEQ Abbildung \* ARABIC </w:instrText>
+      </w:r>
+      <w:r>
+        <w:fldChar w:fldCharType="separate"/>
+      </w:r>
+      <w:r>
+        <w:rPr>
+          <w:noProof/>
+        </w:rPr>
+        <w:t>1</w:t>
+      </w:r>
+      <w:r>
+        <w:fldChar w:fldCharType="end"/>
+      </w:r>
+      <w:r>
+        <w:t xml:space="preserve">: </w:t>
+      </w:r>
+      <w:r>
+        <w:t>Flussdiagramm der Aufzugssteuerung</w:t>
+      </w:r>
+      <w:bookmarkEnd w:id="6"/>
+    </w:p>
+    <w:p/>
+    <w:p>
+      <w:r>
+        <w:t>Das Flussdiagramm diente vor allem dazu, die Reihenfolge der wichtigsten Funktionen zu verstehen. Es zeigt die Grundlogik der Steuerung und half dabei, die spätere Zustandsmaschine vorzubereiten.</w:t>
+      </w:r>
+    </w:p>
+    <w:p>
+      <w:pPr>
+        <w:pStyle w:val="berschrift2"/>
+        <w:rPr>
+          <w:b/>
+          <w:bCs/>
+        </w:rPr>
+      </w:pPr>
+      <w:bookmarkStart w:id="7" w:name="_Toc231874432"/>
+      <w:r>
+        <w:rPr>
+          <w:b/>
+          <w:bCs/>
+        </w:rPr>
+        <w:t>Zustandsautomat</w:t>
+      </w:r>
+      <w:bookmarkEnd w:id="7"/>
+    </w:p>
+    <w:p>
+      <w:r>
+        <w:t xml:space="preserve">Da die Aufzugssteuerung nicht nur aus einer einfachen Schrittkette besteht, wurde zusätzlich ein Zustandsautomat erstellt. Dieser bildet die wichtigsten Betriebszustände der Anlage ab. Dazu gehören zum Beispiel Initialisierung, Warten, Fahrwunsch speichern, Tür schliessen, Fahren, Anhalten, Tür öffnen und Tür </w:t>
+      </w:r>
+      <w:proofErr w:type="gramStart"/>
+      <w:r>
+        <w:t>offen halten</w:t>
+      </w:r>
+      <w:proofErr w:type="gramEnd"/>
+      <w:r>
+        <w:t>.</w:t>
+      </w:r>
+    </w:p>
+    <w:p/>
+    <w:p>
+      <w:r>
+        <w:t>Der Zustandsautomat ist besonders wichtig für die SPS-Umsetzung. Die einzelnen Zustände können später im Programm als ENUM definiert und mit einer CASE-Struktur verarbeitet werden. Dadurch bleibt die Steuerung übersichtlich und nachvollziehbar.</w:t>
+      </w:r>
+    </w:p>
+    <w:p/>
+    <w:p>
+      <w:pPr>
+        <w:keepNext/>
+      </w:pPr>
+      <w:r>
+        <w:rPr>
+          <w:noProof/>
+        </w:rPr>
+        <w:drawing>
+          <wp:inline distT="0" distB="0" distL="0" distR="0" wp14:anchorId="4C0A0F8E" wp14:editId="1E7038F3">
+            <wp:extent cx="6187977" cy="4413380"/>
+            <wp:effectExtent l="0" t="0" r="0" b="0"/>
+            <wp:docPr id="322349841" name="Grafik 3"/>
+            <wp:cNvGraphicFramePr>
+              <a:graphicFrameLocks xmlns:a="http://schemas.openxmlformats.org/drawingml/2006/main" noChangeAspect="1"/>
+            </wp:cNvGraphicFramePr>
+            <a:graphic xmlns:a="http://schemas.openxmlformats.org/drawingml/2006/main">
+              <a:graphicData uri="http://schemas.openxmlformats.org/drawingml/2006/picture">
+                <pic:pic xmlns:pic="http://schemas.openxmlformats.org/drawingml/2006/picture">
+                  <pic:nvPicPr>
+                    <pic:cNvPr id="322349841" name="Grafik 322349841"/>
+                    <pic:cNvPicPr/>
+                  </pic:nvPicPr>
+                  <pic:blipFill>
+                    <a:blip r:embed="rId16">
+                      <a:extLst>
+                        <a:ext uri="{28A0092B-C50C-407E-A947-70E740481C1C}">
+                          <a14:useLocalDpi xmlns:a14="http://schemas.microsoft.com/office/drawing/2010/main" val="0"/>
+                        </a:ext>
+                      </a:extLst>
+                    </a:blip>
+                    <a:stretch>
+                      <a:fillRect/>
+                    </a:stretch>
+                  </pic:blipFill>
+                  <pic:spPr>
+                    <a:xfrm>
+                      <a:off x="0" y="0"/>
+                      <a:ext cx="6208644" cy="4428120"/>
+                    </a:xfrm>
+                    <a:prstGeom prst="rect">
+                      <a:avLst/>
+                    </a:prstGeom>
+                  </pic:spPr>
+                </pic:pic>
+              </a:graphicData>
+            </a:graphic>
+          </wp:inline>
+        </w:drawing>
+      </w:r>
+    </w:p>
+    <w:p>
+      <w:pPr>
+        <w:pStyle w:val="Beschriftung"/>
+        <w:jc w:val="center"/>
+      </w:pPr>
+      <w:bookmarkStart w:id="8" w:name="_Toc231872782"/>
+      <w:r>
+        <w:t xml:space="preserve">Abbildung </w:t>
+      </w:r>
+      <w:r>
+        <w:fldChar w:fldCharType="begin"/>
+      </w:r>
+      <w:r>
+        <w:instrText xml:space="preserve"> SEQ Abbildung \* ARABIC </w:instrText>
+      </w:r>
+      <w:r>
+        <w:fldChar w:fldCharType="separate"/>
+      </w:r>
+      <w:r>
+        <w:rPr>
+          <w:noProof/>
+        </w:rPr>
+        <w:t>2</w:t>
+      </w:r>
+      <w:r>
+        <w:fldChar w:fldCharType="end"/>
+      </w:r>
+      <w:r>
+        <w:t xml:space="preserve">: </w:t>
+      </w:r>
+      <w:r>
+        <w:t>Zustandsautomat der Aufzugssteuerung</w:t>
+      </w:r>
+      <w:bookmarkEnd w:id="8"/>
+    </w:p>
+    <w:p>
+      <w:r>
+        <w:t>Im Zustand „Warten / Bereit“ befindet sich der Aufzug im Stillstand und wartet auf eine Eingabe. Wird eine Etage angewählt, speichert die Steuerung die Ziel-Etage und bestimmt die Fahrtrichtung. Danach wird geprüft, ob die Tür geschlossen ist. Nur wenn diese Bedingung erfüllt ist, darf der Aufzug fahren.</w:t>
+      </w:r>
+    </w:p>
+    <w:p>
+      <w:r>
+        <w:lastRenderedPageBreak/>
+        <w:t>Wird die Ziel-Etage erreicht, wird der Aufzugmotor ausgeschaltet und die Tür geöffnet. Nach einer Wartezeit wird die Tür wieder geschlossen. Die Bonusfunktion Notstopp beziehungsweise Lichtschranke wurde im Zustandsautomaten separat gekennzeichnet, da sie nicht zur Hauptfunktion gehört, sondern als Erweiterung vorgesehen ist.</w:t>
+      </w:r>
+    </w:p>
+    <w:p>
+      <w:pPr>
+        <w:pStyle w:val="berschrift2"/>
+        <w:rPr>
+          <w:b/>
+          <w:bCs/>
+        </w:rPr>
+      </w:pPr>
+      <w:r>
+        <w:t xml:space="preserve"> </w:t>
+      </w:r>
+      <w:bookmarkStart w:id="9" w:name="_Toc231874433"/>
+      <w:r>
+        <w:rPr>
+          <w:b/>
+          <w:bCs/>
+        </w:rPr>
+        <w:t>Architektur der Steuerung</w:t>
+      </w:r>
+      <w:bookmarkEnd w:id="9"/>
+    </w:p>
+    <w:p>
+      <w:r>
+        <w:t xml:space="preserve">Neben dem Ablauf wurde auch die Architektur der Steuerung geplant. Die Architekturzeichnung zeigt, welche Hauptkomponenten im System vorhanden sind und wie sie miteinander verbunden sind. Dabei wird zwischen Hauptablauf, HMI, Aufzug-Modul, Türantrieb, Aufzugantrieb sowie Etagen- und </w:t>
       </w:r>
       <w:proofErr w:type="spellStart"/>
       <w:r>
-        <w:t>Kannziele</w:t>
+        <w:t>Türsensorik</w:t>
       </w:r>
       <w:proofErr w:type="spellEnd"/>
       <w:r>
-        <w:t xml:space="preserve"> definiert hatten, begannen wir mit der Planungs- und Konzeptionsphase. Ziel dieser Phase war es, die Funktionsweise unserer Aufzugssteuerung verständlich zu planen und eine klare Grundlage für die spätere Umsetzung zu schaffen.</w:t>
-      </w:r>
-    </w:p>
-    <w:p/>
-    <w:p>
-      <w:r>
-        <w:t>Als ersten Schritt erstellten wir ein Flussdiagramm mit Draw.io. Damit konnten wir den grundsätzlichen Ablauf der Steuerung übersichtlich darstellen. Im Flussdiagramm hielten wir fest, wie der Aufzug auf Eingaben reagieren soll, welche Entscheidungen getroffen werden müssen und in welcher Reihenfolge bestimmte Aktionen ablaufen.</w:t>
-      </w:r>
-    </w:p>
-    <w:p/>
-    <w:p>
-      <w:r>
-        <w:t>Anschliessend erstellten wir ein Zustandsdiagramm. Dieses half uns dabei, die verschiedenen Zustände der Aufzugssteuerung genauer zu definieren. Dazu gehören zum Beispiel Zustände wie Warten, Fahren, Tür öffnen oder Tür schliessen. Durch das Zustandsdiagramm konnten wir besser erkennen, wann ein Zustandswechsel stattfinden muss und welche Bedingungen dafür erfüllt sein müssen.</w:t>
-      </w:r>
-    </w:p>
-    <w:p/>
-    <w:p>
-      <w:r>
-        <w:t>Zusätzlich erstellten wir eine einfache Architekturzeichnung unseres Systems. In dieser Darstellung zeigten wir die wichtigsten Bestandteile der Anlage, wie das HMI, den Lift, die Motoren, den Bediener und die Steuerung. Dadurch wurde klarer, wie die einzelnen Komponenten miteinander verbunden sind und welche Rolle sie im Gesamtsystem übernehmen.</w:t>
-      </w:r>
-    </w:p>
-    <w:p/>
-    <w:p>
-      <w:r>
-        <w:t>Diese drei Planungsunterlagen halfen uns, die Steuerung vor der Programmierung besser zu verstehen und gemeinsam ein einheitliches Konzept zu entwickeln. Sie dienten als Grundlage für die weitere Umsetzung und erleichterten uns später das strukturierte Programmieren der Aufzugssteuerung.</w:t>
-      </w:r>
-    </w:p>
-    <w:p/>
-    <w:p/>
-    <w:p/>
-    <w:p/>
-    <w:p/>
-    <w:p/>
-    <w:p/>
-    <w:p/>
-    <w:p/>
-    <w:p/>
+        <w:t xml:space="preserve"> unterschieden.</w:t>
+      </w:r>
+    </w:p>
+    <w:p>
+      <w:pPr>
+        <w:keepNext/>
+      </w:pPr>
+      <w:r>
+        <w:rPr>
+          <w:noProof/>
+        </w:rPr>
+        <w:drawing>
+          <wp:inline distT="0" distB="0" distL="0" distR="0" wp14:anchorId="1D653FE0" wp14:editId="49FC8944">
+            <wp:extent cx="6120130" cy="4348066"/>
+            <wp:effectExtent l="0" t="0" r="1270" b="0"/>
+            <wp:docPr id="1136575472" name="Grafik 4"/>
+            <wp:cNvGraphicFramePr>
+              <a:graphicFrameLocks xmlns:a="http://schemas.openxmlformats.org/drawingml/2006/main" noChangeAspect="1"/>
+            </wp:cNvGraphicFramePr>
+            <a:graphic xmlns:a="http://schemas.openxmlformats.org/drawingml/2006/main">
+              <a:graphicData uri="http://schemas.openxmlformats.org/drawingml/2006/picture">
+                <pic:pic xmlns:pic="http://schemas.openxmlformats.org/drawingml/2006/picture">
+                  <pic:nvPicPr>
+                    <pic:cNvPr id="1136575472" name="Grafik 1136575472"/>
+                    <pic:cNvPicPr/>
+                  </pic:nvPicPr>
+                  <pic:blipFill rotWithShape="1">
+                    <a:blip r:embed="rId17">
+                      <a:extLst>
+                        <a:ext uri="{28A0092B-C50C-407E-A947-70E740481C1C}">
+                          <a14:useLocalDpi xmlns:a14="http://schemas.microsoft.com/office/drawing/2010/main" val="0"/>
+                        </a:ext>
+                      </a:extLst>
+                    </a:blip>
+                    <a:srcRect b="5917"/>
+                    <a:stretch>
+                      <a:fillRect/>
+                    </a:stretch>
+                  </pic:blipFill>
+                  <pic:spPr bwMode="auto">
+                    <a:xfrm>
+                      <a:off x="0" y="0"/>
+                      <a:ext cx="6120130" cy="4348066"/>
+                    </a:xfrm>
+                    <a:prstGeom prst="rect">
+                      <a:avLst/>
+                    </a:prstGeom>
+                    <a:ln>
+                      <a:noFill/>
+                    </a:ln>
+                    <a:extLst>
+                      <a:ext uri="{53640926-AAD7-44D8-BBD7-CCE9431645EC}">
+                        <a14:shadowObscured xmlns:a14="http://schemas.microsoft.com/office/drawing/2010/main"/>
+                      </a:ext>
+                    </a:extLst>
+                  </pic:spPr>
+                </pic:pic>
+              </a:graphicData>
+            </a:graphic>
+          </wp:inline>
+        </w:drawing>
+      </w:r>
+    </w:p>
+    <w:p>
+      <w:pPr>
+        <w:pStyle w:val="Beschriftung"/>
+        <w:jc w:val="center"/>
+      </w:pPr>
+      <w:bookmarkStart w:id="10" w:name="_Toc231872783"/>
+      <w:r>
+        <w:t xml:space="preserve">Abbildung </w:t>
+      </w:r>
+      <w:r>
+        <w:fldChar w:fldCharType="begin"/>
+      </w:r>
+      <w:r>
+        <w:instrText xml:space="preserve"> SEQ Abbildung \* ARABIC </w:instrText>
+      </w:r>
+      <w:r>
+        <w:fldChar w:fldCharType="separate"/>
+      </w:r>
+      <w:r>
+        <w:rPr>
+          <w:noProof/>
+        </w:rPr>
+        <w:t>3</w:t>
+      </w:r>
+      <w:r>
+        <w:fldChar w:fldCharType="end"/>
+      </w:r>
+      <w:r>
+        <w:t xml:space="preserve">: </w:t>
+      </w:r>
+      <w:r>
+        <w:t>Architektur der Aufzugssteuerung</w:t>
+      </w:r>
+      <w:bookmarkEnd w:id="10"/>
+    </w:p>
+    <w:p>
+      <w:r>
+        <w:t>Der Hauptablauf steuert das Aufzug-Modul. Das Aufzug-Modul koordiniert den Türantrieb, den Aufzugantrieb und die Rückmeldungen der Sensorik. Die Bedienung und Anzeige erfolgt über das HMI. Über das HMI sollen Zustände wie aktuelle Etage, Ziel-Etage, Fahrtrichtung und Türzustand sichtbar sein.</w:t>
+      </w:r>
+    </w:p>
+    <w:p/>
+    <w:p>
+      <w:r>
+        <w:t>Die Architektur hilft dabei, die spätere Programmstruktur sauber aufzubauen. Die Steuerungslogik, die HMI-Anzeige und die Hardware-Signale sollen möglichst klar getrennt werden. Dadurch wird das Programm übersichtlicher und kann einfacher getestet oder erweitert werden.</w:t>
+      </w:r>
+    </w:p>
+    <w:p/>
+    <w:p>
+      <w:pPr>
+        <w:pStyle w:val="berschrift2"/>
+        <w:rPr>
+          <w:b/>
+          <w:bCs/>
+        </w:rPr>
+      </w:pPr>
+      <w:bookmarkStart w:id="11" w:name="_Toc231874434"/>
+      <w:r>
+        <w:rPr>
+          <w:b/>
+          <w:bCs/>
+        </w:rPr>
+        <w:lastRenderedPageBreak/>
+        <w:t>HMI-Konzept</w:t>
+      </w:r>
+      <w:bookmarkEnd w:id="11"/>
+    </w:p>
+    <w:p/>
+    <w:p>
+      <w:r>
+        <w:t>Für die Visualisierung wurde geplant, die wichtigsten Zustände der Anlage auf dem HMI darzustellen. Das HMI soll nicht nur zur Anzeige dienen, sondern auch einfache Bedienfunktionen ermöglichen.</w:t>
+      </w:r>
+    </w:p>
+    <w:p/>
+    <w:p>
+      <w:r>
+        <w:t>Geplant sind folgende Anzeigen und Bedienelemente:</w:t>
+      </w:r>
+    </w:p>
+    <w:p>
+      <w:pPr>
+        <w:pStyle w:val="Listenabsatz"/>
+        <w:numPr>
+          <w:ilvl w:val="0"/>
+          <w:numId w:val="4"/>
+        </w:numPr>
+      </w:pPr>
+      <w:r>
+        <w:t>Anzeige der aktuellen Etage</w:t>
+      </w:r>
+    </w:p>
+    <w:p>
+      <w:pPr>
+        <w:pStyle w:val="Listenabsatz"/>
+        <w:numPr>
+          <w:ilvl w:val="0"/>
+          <w:numId w:val="4"/>
+        </w:numPr>
+      </w:pPr>
+      <w:r>
+        <w:t>Anzeige der gewählten Ziel-Etage</w:t>
+      </w:r>
+    </w:p>
+    <w:p>
+      <w:pPr>
+        <w:pStyle w:val="Listenabsatz"/>
+        <w:numPr>
+          <w:ilvl w:val="0"/>
+          <w:numId w:val="4"/>
+        </w:numPr>
+      </w:pPr>
+      <w:r>
+        <w:t>Anzeige der Fahrtrichtung</w:t>
+      </w:r>
+    </w:p>
+    <w:p>
+      <w:pPr>
+        <w:pStyle w:val="Listenabsatz"/>
+        <w:numPr>
+          <w:ilvl w:val="0"/>
+          <w:numId w:val="4"/>
+        </w:numPr>
+      </w:pPr>
+      <w:r>
+        <w:t>Anzeige des Türzustands</w:t>
+      </w:r>
+    </w:p>
+    <w:p>
+      <w:pPr>
+        <w:pStyle w:val="Listenabsatz"/>
+        <w:numPr>
+          <w:ilvl w:val="0"/>
+          <w:numId w:val="4"/>
+        </w:numPr>
+      </w:pPr>
+      <w:r>
+        <w:t>Anzeige von Störungen oder Notstopp als Bonusfunktion</w:t>
+      </w:r>
+    </w:p>
+    <w:p>
+      <w:pPr>
+        <w:pStyle w:val="Listenabsatz"/>
+        <w:numPr>
+          <w:ilvl w:val="0"/>
+          <w:numId w:val="4"/>
+        </w:numPr>
+      </w:pPr>
+      <w:r>
+        <w:t>Taster für die Etagenwahl</w:t>
+      </w:r>
+    </w:p>
+    <w:p>
+      <w:pPr>
+        <w:pStyle w:val="Listenabsatz"/>
+        <w:numPr>
+          <w:ilvl w:val="0"/>
+          <w:numId w:val="4"/>
+        </w:numPr>
+      </w:pPr>
+      <w:r>
+        <w:t>Taster für Tür öffnen und Tür schliessen</w:t>
+      </w:r>
+    </w:p>
+    <w:p>
+      <w:pPr>
+        <w:keepNext/>
+      </w:pPr>
+      <w:r>
+        <w:rPr>
+          <w:noProof/>
+        </w:rPr>
+        <w:drawing>
+          <wp:inline distT="0" distB="0" distL="0" distR="0" wp14:anchorId="569908E5" wp14:editId="18228DE0">
+            <wp:extent cx="6120130" cy="3980180"/>
+            <wp:effectExtent l="0" t="0" r="1270" b="0"/>
+            <wp:docPr id="206866577" name="Grafik 5"/>
+            <wp:cNvGraphicFramePr>
+              <a:graphicFrameLocks xmlns:a="http://schemas.openxmlformats.org/drawingml/2006/main" noChangeAspect="1"/>
+            </wp:cNvGraphicFramePr>
+            <a:graphic xmlns:a="http://schemas.openxmlformats.org/drawingml/2006/main">
+              <a:graphicData uri="http://schemas.openxmlformats.org/drawingml/2006/picture">
+                <pic:pic xmlns:pic="http://schemas.openxmlformats.org/drawingml/2006/picture">
+                  <pic:nvPicPr>
+                    <pic:cNvPr id="206866577" name="Grafik 206866577"/>
+                    <pic:cNvPicPr/>
+                  </pic:nvPicPr>
+                  <pic:blipFill>
+                    <a:blip r:embed="rId18">
+                      <a:extLst>
+                        <a:ext uri="{28A0092B-C50C-407E-A947-70E740481C1C}">
+                          <a14:useLocalDpi xmlns:a14="http://schemas.microsoft.com/office/drawing/2010/main" val="0"/>
+                        </a:ext>
+                      </a:extLst>
+                    </a:blip>
+                    <a:stretch>
+                      <a:fillRect/>
+                    </a:stretch>
+                  </pic:blipFill>
+                  <pic:spPr>
+                    <a:xfrm>
+                      <a:off x="0" y="0"/>
+                      <a:ext cx="6120130" cy="3980180"/>
+                    </a:xfrm>
+                    <a:prstGeom prst="rect">
+                      <a:avLst/>
+                    </a:prstGeom>
+                  </pic:spPr>
+                </pic:pic>
+              </a:graphicData>
+            </a:graphic>
+          </wp:inline>
+        </w:drawing>
+      </w:r>
+    </w:p>
+    <w:p>
+      <w:pPr>
+        <w:pStyle w:val="Beschriftung"/>
+        <w:jc w:val="center"/>
+      </w:pPr>
+      <w:bookmarkStart w:id="12" w:name="_Toc231872784"/>
+      <w:r>
+        <w:t xml:space="preserve">Abbildung </w:t>
+      </w:r>
+      <w:r>
+        <w:fldChar w:fldCharType="begin"/>
+      </w:r>
+      <w:r>
+        <w:instrText xml:space="preserve"> SEQ Abbildung \* ARABIC </w:instrText>
+      </w:r>
+      <w:r>
+        <w:fldChar w:fldCharType="separate"/>
+      </w:r>
+      <w:r>
+        <w:rPr>
+          <w:noProof/>
+        </w:rPr>
+        <w:t>4</w:t>
+      </w:r>
+      <w:r>
+        <w:fldChar w:fldCharType="end"/>
+      </w:r>
+      <w:r>
+        <w:t>: HMI-Skizze</w:t>
+      </w:r>
+      <w:bookmarkEnd w:id="12"/>
+    </w:p>
+    <w:p>
+      <w:r>
+        <w:t>Das HMI soll so aufgebaut sein, dass der Zustand der Anlage schnell erkennbar ist. Dadurch kann während der Inbetriebnahme und beim Testen kontrolliert werden, ob die SPS-Logik korrekt arbeitet.</w:t>
+      </w:r>
+    </w:p>
+    <w:p/>
+    <w:p/>
+    <w:p>
+      <w:pPr>
+        <w:pStyle w:val="berschrift2"/>
+        <w:rPr>
+          <w:b/>
+          <w:bCs/>
+        </w:rPr>
+      </w:pPr>
+      <w:bookmarkStart w:id="13" w:name="_Toc231874435"/>
+      <w:r>
+        <w:rPr>
+          <w:b/>
+          <w:bCs/>
+        </w:rPr>
+        <w:lastRenderedPageBreak/>
+        <w:t>Geplante Programmstruktur</w:t>
+      </w:r>
+      <w:bookmarkEnd w:id="13"/>
+    </w:p>
+    <w:p>
+      <w:r>
+        <w:t>Für die SPS-Programmierung ist eine klare Struktur vorgesehen. Die zentrale Steuerung soll als Zustandsautomat umgesetzt werden. Die Zustände werden mit einem ENUM abgebildet und in einer CASE-Struktur verarbeitet.</w:t>
+      </w:r>
+    </w:p>
+    <w:p/>
+    <w:p>
+      <w:r>
+        <w:t>Die wichtigsten Programmteile sind:</w:t>
+      </w:r>
+    </w:p>
+    <w:p>
+      <w:pPr>
+        <w:pStyle w:val="Listenabsatz"/>
+        <w:numPr>
+          <w:ilvl w:val="0"/>
+          <w:numId w:val="8"/>
+        </w:numPr>
+      </w:pPr>
+      <w:r>
+        <w:t>Erfassung der Eingänge</w:t>
+      </w:r>
+    </w:p>
+    <w:p>
+      <w:pPr>
+        <w:pStyle w:val="Listenabsatz"/>
+        <w:numPr>
+          <w:ilvl w:val="0"/>
+          <w:numId w:val="8"/>
+        </w:numPr>
+      </w:pPr>
+      <w:r>
+        <w:t>Flankenerkennung der Etagenwahlschalter</w:t>
+      </w:r>
+    </w:p>
+    <w:p>
+      <w:pPr>
+        <w:pStyle w:val="Listenabsatz"/>
+        <w:numPr>
+          <w:ilvl w:val="0"/>
+          <w:numId w:val="8"/>
+        </w:numPr>
+      </w:pPr>
+      <w:r>
+        <w:t>Speichern der Ziel-Etage</w:t>
+      </w:r>
+    </w:p>
+    <w:p>
+      <w:pPr>
+        <w:pStyle w:val="Listenabsatz"/>
+        <w:numPr>
+          <w:ilvl w:val="0"/>
+          <w:numId w:val="8"/>
+        </w:numPr>
+      </w:pPr>
+      <w:r>
+        <w:t>Bestimmen der Fahrtrichtung</w:t>
+      </w:r>
+    </w:p>
+    <w:p>
+      <w:pPr>
+        <w:pStyle w:val="Listenabsatz"/>
+        <w:numPr>
+          <w:ilvl w:val="0"/>
+          <w:numId w:val="8"/>
+        </w:numPr>
+      </w:pPr>
+      <w:r>
+        <w:t>Ansteuerung des Aufzugantriebs</w:t>
+      </w:r>
+    </w:p>
+    <w:p>
+      <w:pPr>
+        <w:pStyle w:val="Listenabsatz"/>
+        <w:numPr>
+          <w:ilvl w:val="0"/>
+          <w:numId w:val="8"/>
+        </w:numPr>
+      </w:pPr>
+      <w:r>
+        <w:t>Ansteuerung des Türantriebs</w:t>
+      </w:r>
+    </w:p>
+    <w:p>
+      <w:pPr>
+        <w:pStyle w:val="Listenabsatz"/>
+        <w:numPr>
+          <w:ilvl w:val="0"/>
+          <w:numId w:val="8"/>
+        </w:numPr>
+      </w:pPr>
+      <w:r>
+        <w:t>Verarbeitung der Tür- und Etagenrückmeldungen</w:t>
+      </w:r>
+    </w:p>
+    <w:p>
+      <w:pPr>
+        <w:pStyle w:val="Listenabsatz"/>
+        <w:numPr>
+          <w:ilvl w:val="0"/>
+          <w:numId w:val="8"/>
+        </w:numPr>
+      </w:pPr>
+      <w:r>
+        <w:t>Bereitstellung der HMI-Variablen</w:t>
+      </w:r>
+    </w:p>
+    <w:p>
+      <w:pPr>
+        <w:pStyle w:val="Listenabsatz"/>
+        <w:numPr>
+          <w:ilvl w:val="0"/>
+          <w:numId w:val="8"/>
+        </w:numPr>
+      </w:pPr>
+      <w:r>
+        <w:t>Verarbeitung der Bonusfunktion Notstopp, falls umgesetzt</w:t>
+      </w:r>
+    </w:p>
+    <w:p/>
+    <w:p>
+      <w:r>
+        <w:t>Durch diese Struktur kann die Hauptfunktion zuerst umgesetzt und getestet werden. Erst wenn diese zuverlässig funktioniert, werden die Bonusfunktionen ergänzt. Dieses Vorgehen entspricht dem iterativen Ansatz der Case Study: planen, umsetzen, testen, verbessern und dokumentieren.</w:t>
+      </w:r>
+    </w:p>
+    <w:p>
+      <w:pPr>
+        <w:pStyle w:val="berschrift1"/>
+      </w:pPr>
+      <w:bookmarkStart w:id="14" w:name="_Toc231874436"/>
+      <w:r>
+        <w:t>Umsetzung</w:t>
+      </w:r>
+      <w:bookmarkEnd w:id="14"/>
+    </w:p>
     <w:p/>
     <w:p/>
     <w:p/>
@@ -1493,11 +3098,809 @@
           <w:numId w:val="0"/>
         </w:numPr>
       </w:pPr>
-      <w:bookmarkStart w:id="4" w:name="_Toc231318006"/>
-      <w:r>
+    </w:p>
+    <w:p/>
+    <w:p>
+      <w:pPr>
+        <w:pStyle w:val="berschrift1"/>
+        <w:numPr>
+          <w:ilvl w:val="0"/>
+          <w:numId w:val="0"/>
+        </w:numPr>
+        <w:ind w:left="454" w:hanging="454"/>
+      </w:pPr>
+      <w:bookmarkStart w:id="15" w:name="_Toc231874437"/>
+      <w:r>
+        <w:lastRenderedPageBreak/>
+        <w:t>Aufwandsübersicht</w:t>
+      </w:r>
+      <w:bookmarkEnd w:id="15"/>
+    </w:p>
+    <w:tbl>
+      <w:tblPr>
+        <w:tblStyle w:val="Gitternetztabelle2"/>
+        <w:tblW w:w="0" w:type="auto"/>
+        <w:tblBorders>
+          <w:left w:val="single" w:sz="2" w:space="0" w:color="666666" w:themeColor="text1" w:themeTint="99"/>
+          <w:right w:val="single" w:sz="2" w:space="0" w:color="666666" w:themeColor="text1" w:themeTint="99"/>
+        </w:tblBorders>
+        <w:tblLook w:val="04A0" w:firstRow="1" w:lastRow="0" w:firstColumn="1" w:lastColumn="0" w:noHBand="0" w:noVBand="1"/>
+      </w:tblPr>
+      <w:tblGrid>
+        <w:gridCol w:w="3209"/>
+        <w:gridCol w:w="3209"/>
+        <w:gridCol w:w="3210"/>
+      </w:tblGrid>
+      <w:tr>
+        <w:trPr>
+          <w:cnfStyle w:val="100000000000" w:firstRow="1" w:lastRow="0" w:firstColumn="0" w:lastColumn="0" w:oddVBand="0" w:evenVBand="0" w:oddHBand="0" w:evenHBand="0" w:firstRowFirstColumn="0" w:firstRowLastColumn="0" w:lastRowFirstColumn="0" w:lastRowLastColumn="0"/>
+        </w:trPr>
+        <w:tc>
+          <w:tcPr>
+            <w:cnfStyle w:val="001000000000" w:firstRow="0" w:lastRow="0" w:firstColumn="1" w:lastColumn="0" w:oddVBand="0" w:evenVBand="0" w:oddHBand="0" w:evenHBand="0" w:firstRowFirstColumn="0" w:firstRowLastColumn="0" w:lastRowFirstColumn="0" w:lastRowLastColumn="0"/>
+            <w:tcW w:w="3209" w:type="dxa"/>
+            <w:tcBorders>
+              <w:top w:val="none" w:sz="0" w:space="0" w:color="auto"/>
+              <w:bottom w:val="none" w:sz="0" w:space="0" w:color="auto"/>
+              <w:right w:val="none" w:sz="0" w:space="0" w:color="auto"/>
+            </w:tcBorders>
+          </w:tcPr>
+          <w:p>
+            <w:r>
+              <w:t>Was</w:t>
+            </w:r>
+          </w:p>
+        </w:tc>
+        <w:tc>
+          <w:tcPr>
+            <w:tcW w:w="3209" w:type="dxa"/>
+            <w:tcBorders>
+              <w:top w:val="none" w:sz="0" w:space="0" w:color="auto"/>
+              <w:left w:val="none" w:sz="0" w:space="0" w:color="auto"/>
+              <w:bottom w:val="none" w:sz="0" w:space="0" w:color="auto"/>
+              <w:right w:val="none" w:sz="0" w:space="0" w:color="auto"/>
+            </w:tcBorders>
+          </w:tcPr>
+          <w:p>
+            <w:pPr>
+              <w:cnfStyle w:val="100000000000" w:firstRow="1" w:lastRow="0" w:firstColumn="0" w:lastColumn="0" w:oddVBand="0" w:evenVBand="0" w:oddHBand="0" w:evenHBand="0" w:firstRowFirstColumn="0" w:firstRowLastColumn="0" w:lastRowFirstColumn="0" w:lastRowLastColumn="0"/>
+            </w:pPr>
+            <w:r>
+              <w:t>Wer</w:t>
+            </w:r>
+          </w:p>
+        </w:tc>
+        <w:tc>
+          <w:tcPr>
+            <w:tcW w:w="3210" w:type="dxa"/>
+            <w:tcBorders>
+              <w:top w:val="none" w:sz="0" w:space="0" w:color="auto"/>
+              <w:left w:val="none" w:sz="0" w:space="0" w:color="auto"/>
+              <w:bottom w:val="none" w:sz="0" w:space="0" w:color="auto"/>
+            </w:tcBorders>
+          </w:tcPr>
+          <w:p>
+            <w:pPr>
+              <w:cnfStyle w:val="100000000000" w:firstRow="1" w:lastRow="0" w:firstColumn="0" w:lastColumn="0" w:oddVBand="0" w:evenVBand="0" w:oddHBand="0" w:evenHBand="0" w:firstRowFirstColumn="0" w:firstRowLastColumn="0" w:lastRowFirstColumn="0" w:lastRowLastColumn="0"/>
+            </w:pPr>
+            <w:r>
+              <w:t>Zeit</w:t>
+            </w:r>
+          </w:p>
+        </w:tc>
+      </w:tr>
+      <w:tr>
+        <w:trPr>
+          <w:cnfStyle w:val="000000100000" w:firstRow="0" w:lastRow="0" w:firstColumn="0" w:lastColumn="0" w:oddVBand="0" w:evenVBand="0" w:oddHBand="1" w:evenHBand="0" w:firstRowFirstColumn="0" w:firstRowLastColumn="0" w:lastRowFirstColumn="0" w:lastRowLastColumn="0"/>
+        </w:trPr>
+        <w:tc>
+          <w:tcPr>
+            <w:cnfStyle w:val="001000000000" w:firstRow="0" w:lastRow="0" w:firstColumn="1" w:lastColumn="0" w:oddVBand="0" w:evenVBand="0" w:oddHBand="0" w:evenHBand="0" w:firstRowFirstColumn="0" w:firstRowLastColumn="0" w:lastRowFirstColumn="0" w:lastRowLastColumn="0"/>
+            <w:tcW w:w="3209" w:type="dxa"/>
+          </w:tcPr>
+          <w:p>
+            <w:pPr>
+              <w:rPr>
+                <w:b w:val="0"/>
+                <w:bCs w:val="0"/>
+              </w:rPr>
+            </w:pPr>
+            <w:proofErr w:type="spellStart"/>
+            <w:r>
+              <w:rPr>
+                <w:b w:val="0"/>
+                <w:bCs w:val="0"/>
+              </w:rPr>
+              <w:t>Git</w:t>
+            </w:r>
+            <w:proofErr w:type="spellEnd"/>
+            <w:r>
+              <w:rPr>
+                <w:b w:val="0"/>
+                <w:bCs w:val="0"/>
+              </w:rPr>
+              <w:t>-Repo erstellt und</w:t>
+            </w:r>
+            <w:r>
+              <w:rPr>
+                <w:b w:val="0"/>
+                <w:bCs w:val="0"/>
+              </w:rPr>
+              <w:t xml:space="preserve"> getestet</w:t>
+            </w:r>
+          </w:p>
+        </w:tc>
+        <w:tc>
+          <w:tcPr>
+            <w:tcW w:w="3209" w:type="dxa"/>
+          </w:tcPr>
+          <w:p>
+            <w:pPr>
+              <w:cnfStyle w:val="000000100000" w:firstRow="0" w:lastRow="0" w:firstColumn="0" w:lastColumn="0" w:oddVBand="0" w:evenVBand="0" w:oddHBand="1" w:evenHBand="0" w:firstRowFirstColumn="0" w:firstRowLastColumn="0" w:lastRowFirstColumn="0" w:lastRowLastColumn="0"/>
+            </w:pPr>
+            <w:r>
+              <w:t>Hassan und Niki</w:t>
+            </w:r>
+          </w:p>
+        </w:tc>
+        <w:tc>
+          <w:tcPr>
+            <w:tcW w:w="3210" w:type="dxa"/>
+          </w:tcPr>
+          <w:p>
+            <w:pPr>
+              <w:cnfStyle w:val="000000100000" w:firstRow="0" w:lastRow="0" w:firstColumn="0" w:lastColumn="0" w:oddVBand="0" w:evenVBand="0" w:oddHBand="1" w:evenHBand="0" w:firstRowFirstColumn="0" w:firstRowLastColumn="0" w:lastRowFirstColumn="0" w:lastRowLastColumn="0"/>
+            </w:pPr>
+            <w:r>
+              <w:t>Ca 1-2h</w:t>
+            </w:r>
+          </w:p>
+        </w:tc>
+      </w:tr>
+      <w:tr>
+        <w:tc>
+          <w:tcPr>
+            <w:cnfStyle w:val="001000000000" w:firstRow="0" w:lastRow="0" w:firstColumn="1" w:lastColumn="0" w:oddVBand="0" w:evenVBand="0" w:oddHBand="0" w:evenHBand="0" w:firstRowFirstColumn="0" w:firstRowLastColumn="0" w:lastRowFirstColumn="0" w:lastRowLastColumn="0"/>
+            <w:tcW w:w="3209" w:type="dxa"/>
+          </w:tcPr>
+          <w:p>
+            <w:pPr>
+              <w:rPr>
+                <w:b w:val="0"/>
+                <w:bCs w:val="0"/>
+              </w:rPr>
+            </w:pPr>
+            <w:r>
+              <w:rPr>
+                <w:b w:val="0"/>
+                <w:bCs w:val="0"/>
+              </w:rPr>
+              <w:t>Flussdiagramm erstellt</w:t>
+            </w:r>
+          </w:p>
+        </w:tc>
+        <w:tc>
+          <w:tcPr>
+            <w:tcW w:w="3209" w:type="dxa"/>
+          </w:tcPr>
+          <w:p>
+            <w:pPr>
+              <w:cnfStyle w:val="000000000000" w:firstRow="0" w:lastRow="0" w:firstColumn="0" w:lastColumn="0" w:oddVBand="0" w:evenVBand="0" w:oddHBand="0" w:evenHBand="0" w:firstRowFirstColumn="0" w:firstRowLastColumn="0" w:lastRowFirstColumn="0" w:lastRowLastColumn="0"/>
+            </w:pPr>
+            <w:r>
+              <w:t>Hauptsächlich Niki</w:t>
+            </w:r>
+          </w:p>
+        </w:tc>
+        <w:tc>
+          <w:tcPr>
+            <w:tcW w:w="3210" w:type="dxa"/>
+          </w:tcPr>
+          <w:p>
+            <w:pPr>
+              <w:cnfStyle w:val="000000000000" w:firstRow="0" w:lastRow="0" w:firstColumn="0" w:lastColumn="0" w:oddVBand="0" w:evenVBand="0" w:oddHBand="0" w:evenHBand="0" w:firstRowFirstColumn="0" w:firstRowLastColumn="0" w:lastRowFirstColumn="0" w:lastRowLastColumn="0"/>
+            </w:pPr>
+            <w:r>
+              <w:t>2h</w:t>
+            </w:r>
+          </w:p>
+        </w:tc>
+      </w:tr>
+      <w:tr>
+        <w:trPr>
+          <w:cnfStyle w:val="000000100000" w:firstRow="0" w:lastRow="0" w:firstColumn="0" w:lastColumn="0" w:oddVBand="0" w:evenVBand="0" w:oddHBand="1" w:evenHBand="0" w:firstRowFirstColumn="0" w:firstRowLastColumn="0" w:lastRowFirstColumn="0" w:lastRowLastColumn="0"/>
+        </w:trPr>
+        <w:tc>
+          <w:tcPr>
+            <w:cnfStyle w:val="001000000000" w:firstRow="0" w:lastRow="0" w:firstColumn="1" w:lastColumn="0" w:oddVBand="0" w:evenVBand="0" w:oddHBand="0" w:evenHBand="0" w:firstRowFirstColumn="0" w:firstRowLastColumn="0" w:lastRowFirstColumn="0" w:lastRowLastColumn="0"/>
+            <w:tcW w:w="3209" w:type="dxa"/>
+          </w:tcPr>
+          <w:p>
+            <w:pPr>
+              <w:rPr>
+                <w:b w:val="0"/>
+                <w:bCs w:val="0"/>
+              </w:rPr>
+            </w:pPr>
+            <w:proofErr w:type="spellStart"/>
+            <w:r>
+              <w:rPr>
+                <w:b w:val="0"/>
+                <w:bCs w:val="0"/>
+              </w:rPr>
+              <w:t>Dokuvorlage</w:t>
+            </w:r>
+            <w:proofErr w:type="spellEnd"/>
+            <w:r>
+              <w:rPr>
+                <w:b w:val="0"/>
+                <w:bCs w:val="0"/>
+              </w:rPr>
+              <w:t xml:space="preserve"> erstellt</w:t>
+            </w:r>
+          </w:p>
+        </w:tc>
+        <w:tc>
+          <w:tcPr>
+            <w:tcW w:w="3209" w:type="dxa"/>
+          </w:tcPr>
+          <w:p>
+            <w:pPr>
+              <w:cnfStyle w:val="000000100000" w:firstRow="0" w:lastRow="0" w:firstColumn="0" w:lastColumn="0" w:oddVBand="0" w:evenVBand="0" w:oddHBand="1" w:evenHBand="0" w:firstRowFirstColumn="0" w:firstRowLastColumn="0" w:lastRowFirstColumn="0" w:lastRowLastColumn="0"/>
+              <w:rPr>
+                <w:lang w:val="fr-CH"/>
+              </w:rPr>
+            </w:pPr>
+            <w:r>
+              <w:rPr>
+                <w:lang w:val="fr-CH"/>
+              </w:rPr>
+              <w:t>Hassan</w:t>
+            </w:r>
+          </w:p>
+        </w:tc>
+        <w:tc>
+          <w:tcPr>
+            <w:tcW w:w="3210" w:type="dxa"/>
+          </w:tcPr>
+          <w:p>
+            <w:pPr>
+              <w:cnfStyle w:val="000000100000" w:firstRow="0" w:lastRow="0" w:firstColumn="0" w:lastColumn="0" w:oddVBand="0" w:evenVBand="0" w:oddHBand="1" w:evenHBand="0" w:firstRowFirstColumn="0" w:firstRowLastColumn="0" w:lastRowFirstColumn="0" w:lastRowLastColumn="0"/>
+            </w:pPr>
+            <w:r>
+              <w:t>0.5h</w:t>
+            </w:r>
+          </w:p>
+        </w:tc>
+      </w:tr>
+      <w:tr>
+        <w:tc>
+          <w:tcPr>
+            <w:cnfStyle w:val="001000000000" w:firstRow="0" w:lastRow="0" w:firstColumn="1" w:lastColumn="0" w:oddVBand="0" w:evenVBand="0" w:oddHBand="0" w:evenHBand="0" w:firstRowFirstColumn="0" w:firstRowLastColumn="0" w:lastRowFirstColumn="0" w:lastRowLastColumn="0"/>
+            <w:tcW w:w="3209" w:type="dxa"/>
+          </w:tcPr>
+          <w:p>
+            <w:pPr>
+              <w:rPr>
+                <w:b w:val="0"/>
+                <w:bCs w:val="0"/>
+              </w:rPr>
+            </w:pPr>
+            <w:r>
+              <w:rPr>
+                <w:b w:val="0"/>
+                <w:bCs w:val="0"/>
+              </w:rPr>
+              <w:t>Doku Einleitung, Ziele und Planung geschrieben</w:t>
+            </w:r>
+          </w:p>
+        </w:tc>
+        <w:tc>
+          <w:tcPr>
+            <w:tcW w:w="3209" w:type="dxa"/>
+          </w:tcPr>
+          <w:p>
+            <w:pPr>
+              <w:cnfStyle w:val="000000000000" w:firstRow="0" w:lastRow="0" w:firstColumn="0" w:lastColumn="0" w:oddVBand="0" w:evenVBand="0" w:oddHBand="0" w:evenHBand="0" w:firstRowFirstColumn="0" w:firstRowLastColumn="0" w:lastRowFirstColumn="0" w:lastRowLastColumn="0"/>
+            </w:pPr>
+            <w:r>
+              <w:t>Hassan</w:t>
+            </w:r>
+            <w:r>
+              <w:t xml:space="preserve"> und Niki</w:t>
+            </w:r>
+          </w:p>
+        </w:tc>
+        <w:tc>
+          <w:tcPr>
+            <w:tcW w:w="3210" w:type="dxa"/>
+          </w:tcPr>
+          <w:p>
+            <w:pPr>
+              <w:cnfStyle w:val="000000000000" w:firstRow="0" w:lastRow="0" w:firstColumn="0" w:lastColumn="0" w:oddVBand="0" w:evenVBand="0" w:oddHBand="0" w:evenHBand="0" w:firstRowFirstColumn="0" w:firstRowLastColumn="0" w:lastRowFirstColumn="0" w:lastRowLastColumn="0"/>
+            </w:pPr>
+            <w:r>
+              <w:t>3h</w:t>
+            </w:r>
+          </w:p>
+        </w:tc>
+      </w:tr>
+      <w:tr>
+        <w:trPr>
+          <w:cnfStyle w:val="000000100000" w:firstRow="0" w:lastRow="0" w:firstColumn="0" w:lastColumn="0" w:oddVBand="0" w:evenVBand="0" w:oddHBand="1" w:evenHBand="0" w:firstRowFirstColumn="0" w:firstRowLastColumn="0" w:lastRowFirstColumn="0" w:lastRowLastColumn="0"/>
+        </w:trPr>
+        <w:tc>
+          <w:tcPr>
+            <w:cnfStyle w:val="001000000000" w:firstRow="0" w:lastRow="0" w:firstColumn="1" w:lastColumn="0" w:oddVBand="0" w:evenVBand="0" w:oddHBand="0" w:evenHBand="0" w:firstRowFirstColumn="0" w:firstRowLastColumn="0" w:lastRowFirstColumn="0" w:lastRowLastColumn="0"/>
+            <w:tcW w:w="3209" w:type="dxa"/>
+          </w:tcPr>
+          <w:p>
+            <w:pPr>
+              <w:rPr>
+                <w:b w:val="0"/>
+                <w:bCs w:val="0"/>
+              </w:rPr>
+            </w:pPr>
+            <w:r>
+              <w:rPr>
+                <w:b w:val="0"/>
+                <w:bCs w:val="0"/>
+              </w:rPr>
+              <w:t>Zustandsautomat Vorlage erstellt</w:t>
+            </w:r>
+          </w:p>
+        </w:tc>
+        <w:tc>
+          <w:tcPr>
+            <w:tcW w:w="3209" w:type="dxa"/>
+          </w:tcPr>
+          <w:p>
+            <w:pPr>
+              <w:cnfStyle w:val="000000100000" w:firstRow="0" w:lastRow="0" w:firstColumn="0" w:lastColumn="0" w:oddVBand="0" w:evenVBand="0" w:oddHBand="1" w:evenHBand="0" w:firstRowFirstColumn="0" w:firstRowLastColumn="0" w:lastRowFirstColumn="0" w:lastRowLastColumn="0"/>
+            </w:pPr>
+            <w:r>
+              <w:t>Hassan</w:t>
+            </w:r>
+          </w:p>
+        </w:tc>
+        <w:tc>
+          <w:tcPr>
+            <w:tcW w:w="3210" w:type="dxa"/>
+          </w:tcPr>
+          <w:p>
+            <w:pPr>
+              <w:cnfStyle w:val="000000100000" w:firstRow="0" w:lastRow="0" w:firstColumn="0" w:lastColumn="0" w:oddVBand="0" w:evenVBand="0" w:oddHBand="1" w:evenHBand="0" w:firstRowFirstColumn="0" w:firstRowLastColumn="0" w:lastRowFirstColumn="0" w:lastRowLastColumn="0"/>
+            </w:pPr>
+            <w:r>
+              <w:t>1h</w:t>
+            </w:r>
+          </w:p>
+        </w:tc>
+      </w:tr>
+      <w:tr>
+        <w:tc>
+          <w:tcPr>
+            <w:cnfStyle w:val="001000000000" w:firstRow="0" w:lastRow="0" w:firstColumn="1" w:lastColumn="0" w:oddVBand="0" w:evenVBand="0" w:oddHBand="0" w:evenHBand="0" w:firstRowFirstColumn="0" w:firstRowLastColumn="0" w:lastRowFirstColumn="0" w:lastRowLastColumn="0"/>
+            <w:tcW w:w="3209" w:type="dxa"/>
+          </w:tcPr>
+          <w:p>
+            <w:pPr>
+              <w:rPr>
+                <w:b w:val="0"/>
+                <w:bCs w:val="0"/>
+              </w:rPr>
+            </w:pPr>
+            <w:r>
+              <w:rPr>
+                <w:b w:val="0"/>
+                <w:bCs w:val="0"/>
+              </w:rPr>
+              <w:t>Zustandsautomat vervollständigt</w:t>
+            </w:r>
+          </w:p>
+        </w:tc>
+        <w:tc>
+          <w:tcPr>
+            <w:tcW w:w="3209" w:type="dxa"/>
+          </w:tcPr>
+          <w:p>
+            <w:pPr>
+              <w:cnfStyle w:val="000000000000" w:firstRow="0" w:lastRow="0" w:firstColumn="0" w:lastColumn="0" w:oddVBand="0" w:evenVBand="0" w:oddHBand="0" w:evenHBand="0" w:firstRowFirstColumn="0" w:firstRowLastColumn="0" w:lastRowFirstColumn="0" w:lastRowLastColumn="0"/>
+            </w:pPr>
+            <w:r>
+              <w:t>Niki</w:t>
+            </w:r>
+          </w:p>
+        </w:tc>
+        <w:tc>
+          <w:tcPr>
+            <w:tcW w:w="3210" w:type="dxa"/>
+          </w:tcPr>
+          <w:p>
+            <w:pPr>
+              <w:cnfStyle w:val="000000000000" w:firstRow="0" w:lastRow="0" w:firstColumn="0" w:lastColumn="0" w:oddVBand="0" w:evenVBand="0" w:oddHBand="0" w:evenHBand="0" w:firstRowFirstColumn="0" w:firstRowLastColumn="0" w:lastRowFirstColumn="0" w:lastRowLastColumn="0"/>
+            </w:pPr>
+            <w:r>
+              <w:t>3h</w:t>
+            </w:r>
+          </w:p>
+        </w:tc>
+      </w:tr>
+      <w:tr>
+        <w:trPr>
+          <w:cnfStyle w:val="000000100000" w:firstRow="0" w:lastRow="0" w:firstColumn="0" w:lastColumn="0" w:oddVBand="0" w:evenVBand="0" w:oddHBand="1" w:evenHBand="0" w:firstRowFirstColumn="0" w:firstRowLastColumn="0" w:lastRowFirstColumn="0" w:lastRowLastColumn="0"/>
+        </w:trPr>
+        <w:tc>
+          <w:tcPr>
+            <w:cnfStyle w:val="001000000000" w:firstRow="0" w:lastRow="0" w:firstColumn="1" w:lastColumn="0" w:oddVBand="0" w:evenVBand="0" w:oddHBand="0" w:evenHBand="0" w:firstRowFirstColumn="0" w:firstRowLastColumn="0" w:lastRowFirstColumn="0" w:lastRowLastColumn="0"/>
+            <w:tcW w:w="3209" w:type="dxa"/>
+          </w:tcPr>
+          <w:p>
+            <w:pPr>
+              <w:rPr>
+                <w:b w:val="0"/>
+                <w:bCs w:val="0"/>
+              </w:rPr>
+            </w:pPr>
+            <w:r>
+              <w:rPr>
+                <w:b w:val="0"/>
+                <w:bCs w:val="0"/>
+              </w:rPr>
+              <w:t>Projekt Architektur</w:t>
+            </w:r>
+          </w:p>
+        </w:tc>
+        <w:tc>
+          <w:tcPr>
+            <w:tcW w:w="3209" w:type="dxa"/>
+          </w:tcPr>
+          <w:p>
+            <w:pPr>
+              <w:cnfStyle w:val="000000100000" w:firstRow="0" w:lastRow="0" w:firstColumn="0" w:lastColumn="0" w:oddVBand="0" w:evenVBand="0" w:oddHBand="1" w:evenHBand="0" w:firstRowFirstColumn="0" w:firstRowLastColumn="0" w:lastRowFirstColumn="0" w:lastRowLastColumn="0"/>
+            </w:pPr>
+            <w:r>
+              <w:t xml:space="preserve">Hassan </w:t>
+            </w:r>
+            <w:r>
+              <w:t>und Niki</w:t>
+            </w:r>
+          </w:p>
+        </w:tc>
+        <w:tc>
+          <w:tcPr>
+            <w:tcW w:w="3210" w:type="dxa"/>
+          </w:tcPr>
+          <w:p>
+            <w:pPr>
+              <w:cnfStyle w:val="000000100000" w:firstRow="0" w:lastRow="0" w:firstColumn="0" w:lastColumn="0" w:oddVBand="0" w:evenVBand="0" w:oddHBand="1" w:evenHBand="0" w:firstRowFirstColumn="0" w:firstRowLastColumn="0" w:lastRowFirstColumn="0" w:lastRowLastColumn="0"/>
+            </w:pPr>
+            <w:r>
+              <w:t>1h</w:t>
+            </w:r>
+          </w:p>
+        </w:tc>
+      </w:tr>
+      <w:tr>
+        <w:tc>
+          <w:tcPr>
+            <w:cnfStyle w:val="001000000000" w:firstRow="0" w:lastRow="0" w:firstColumn="1" w:lastColumn="0" w:oddVBand="0" w:evenVBand="0" w:oddHBand="0" w:evenHBand="0" w:firstRowFirstColumn="0" w:firstRowLastColumn="0" w:lastRowFirstColumn="0" w:lastRowLastColumn="0"/>
+            <w:tcW w:w="3209" w:type="dxa"/>
+          </w:tcPr>
+          <w:p>
+            <w:pPr>
+              <w:rPr>
+                <w:b w:val="0"/>
+                <w:bCs w:val="0"/>
+              </w:rPr>
+            </w:pPr>
+            <w:r>
+              <w:rPr>
+                <w:b w:val="0"/>
+                <w:bCs w:val="0"/>
+              </w:rPr>
+              <w:t>Säuberung Analyse</w:t>
+            </w:r>
+          </w:p>
+        </w:tc>
+        <w:tc>
+          <w:tcPr>
+            <w:tcW w:w="3209" w:type="dxa"/>
+          </w:tcPr>
+          <w:p>
+            <w:pPr>
+              <w:cnfStyle w:val="000000000000" w:firstRow="0" w:lastRow="0" w:firstColumn="0" w:lastColumn="0" w:oddVBand="0" w:evenVBand="0" w:oddHBand="0" w:evenHBand="0" w:firstRowFirstColumn="0" w:firstRowLastColumn="0" w:lastRowFirstColumn="0" w:lastRowLastColumn="0"/>
+            </w:pPr>
+            <w:r>
+              <w:t>Niki</w:t>
+            </w:r>
+          </w:p>
+        </w:tc>
+        <w:tc>
+          <w:tcPr>
+            <w:tcW w:w="3210" w:type="dxa"/>
+          </w:tcPr>
+          <w:p>
+            <w:pPr>
+              <w:cnfStyle w:val="000000000000" w:firstRow="0" w:lastRow="0" w:firstColumn="0" w:lastColumn="0" w:oddVBand="0" w:evenVBand="0" w:oddHBand="0" w:evenHBand="0" w:firstRowFirstColumn="0" w:firstRowLastColumn="0" w:lastRowFirstColumn="0" w:lastRowLastColumn="0"/>
+            </w:pPr>
+            <w:r>
+              <w:t>1h</w:t>
+            </w:r>
+          </w:p>
+        </w:tc>
+      </w:tr>
+      <w:tr>
+        <w:trPr>
+          <w:cnfStyle w:val="000000100000" w:firstRow="0" w:lastRow="0" w:firstColumn="0" w:lastColumn="0" w:oddVBand="0" w:evenVBand="0" w:oddHBand="1" w:evenHBand="0" w:firstRowFirstColumn="0" w:firstRowLastColumn="0" w:lastRowFirstColumn="0" w:lastRowLastColumn="0"/>
+        </w:trPr>
+        <w:tc>
+          <w:tcPr>
+            <w:cnfStyle w:val="001000000000" w:firstRow="0" w:lastRow="0" w:firstColumn="1" w:lastColumn="0" w:oddVBand="0" w:evenVBand="0" w:oddHBand="0" w:evenHBand="0" w:firstRowFirstColumn="0" w:firstRowLastColumn="0" w:lastRowFirstColumn="0" w:lastRowLastColumn="0"/>
+            <w:tcW w:w="3209" w:type="dxa"/>
+          </w:tcPr>
+          <w:p>
+            <w:pPr>
+              <w:rPr>
+                <w:b w:val="0"/>
+                <w:bCs w:val="0"/>
+              </w:rPr>
+            </w:pPr>
+            <w:r>
+              <w:rPr>
+                <w:b w:val="0"/>
+                <w:bCs w:val="0"/>
+              </w:rPr>
+              <w:t xml:space="preserve">LASAL-Projekt erstellt für </w:t>
+            </w:r>
+            <w:proofErr w:type="spellStart"/>
+            <w:r>
+              <w:rPr>
+                <w:b w:val="0"/>
+                <w:bCs w:val="0"/>
+              </w:rPr>
+              <w:t>Git</w:t>
+            </w:r>
+            <w:proofErr w:type="spellEnd"/>
+            <w:r>
+              <w:rPr>
+                <w:b w:val="0"/>
+                <w:bCs w:val="0"/>
+              </w:rPr>
+              <w:t>-Tests</w:t>
+            </w:r>
+          </w:p>
+        </w:tc>
+        <w:tc>
+          <w:tcPr>
+            <w:tcW w:w="3209" w:type="dxa"/>
+          </w:tcPr>
+          <w:p>
+            <w:pPr>
+              <w:cnfStyle w:val="000000100000" w:firstRow="0" w:lastRow="0" w:firstColumn="0" w:lastColumn="0" w:oddVBand="0" w:evenVBand="0" w:oddHBand="1" w:evenHBand="0" w:firstRowFirstColumn="0" w:firstRowLastColumn="0" w:lastRowFirstColumn="0" w:lastRowLastColumn="0"/>
+            </w:pPr>
+            <w:r>
+              <w:t>Hassan und Niki</w:t>
+            </w:r>
+          </w:p>
+        </w:tc>
+        <w:tc>
+          <w:tcPr>
+            <w:tcW w:w="3210" w:type="dxa"/>
+          </w:tcPr>
+          <w:p>
+            <w:pPr>
+              <w:cnfStyle w:val="000000100000" w:firstRow="0" w:lastRow="0" w:firstColumn="0" w:lastColumn="0" w:oddVBand="0" w:evenVBand="0" w:oddHBand="1" w:evenHBand="0" w:firstRowFirstColumn="0" w:firstRowLastColumn="0" w:lastRowFirstColumn="0" w:lastRowLastColumn="0"/>
+            </w:pPr>
+            <w:r>
+              <w:t>0.5h</w:t>
+            </w:r>
+          </w:p>
+        </w:tc>
+      </w:tr>
+      <w:tr>
+        <w:tc>
+          <w:tcPr>
+            <w:cnfStyle w:val="001000000000" w:firstRow="0" w:lastRow="0" w:firstColumn="1" w:lastColumn="0" w:oddVBand="0" w:evenVBand="0" w:oddHBand="0" w:evenHBand="0" w:firstRowFirstColumn="0" w:firstRowLastColumn="0" w:lastRowFirstColumn="0" w:lastRowLastColumn="0"/>
+            <w:tcW w:w="3209" w:type="dxa"/>
+          </w:tcPr>
+          <w:p>
+            <w:pPr>
+              <w:rPr>
+                <w:b w:val="0"/>
+                <w:bCs w:val="0"/>
+              </w:rPr>
+            </w:pPr>
+            <w:r>
+              <w:rPr>
+                <w:b w:val="0"/>
+                <w:bCs w:val="0"/>
+              </w:rPr>
+              <w:t xml:space="preserve">Testklasse für </w:t>
+            </w:r>
+            <w:proofErr w:type="spellStart"/>
+            <w:r>
+              <w:rPr>
+                <w:b w:val="0"/>
+                <w:bCs w:val="0"/>
+              </w:rPr>
+              <w:t>Git</w:t>
+            </w:r>
+            <w:proofErr w:type="spellEnd"/>
+            <w:r>
+              <w:rPr>
+                <w:b w:val="0"/>
+                <w:bCs w:val="0"/>
+              </w:rPr>
+              <w:t>-Test</w:t>
+            </w:r>
+          </w:p>
+        </w:tc>
+        <w:tc>
+          <w:tcPr>
+            <w:tcW w:w="3209" w:type="dxa"/>
+          </w:tcPr>
+          <w:p>
+            <w:pPr>
+              <w:cnfStyle w:val="000000000000" w:firstRow="0" w:lastRow="0" w:firstColumn="0" w:lastColumn="0" w:oddVBand="0" w:evenVBand="0" w:oddHBand="0" w:evenHBand="0" w:firstRowFirstColumn="0" w:firstRowLastColumn="0" w:lastRowFirstColumn="0" w:lastRowLastColumn="0"/>
+            </w:pPr>
+            <w:r>
+              <w:t>Hassan</w:t>
+            </w:r>
+          </w:p>
+        </w:tc>
+        <w:tc>
+          <w:tcPr>
+            <w:tcW w:w="3210" w:type="dxa"/>
+          </w:tcPr>
+          <w:p>
+            <w:pPr>
+              <w:cnfStyle w:val="000000000000" w:firstRow="0" w:lastRow="0" w:firstColumn="0" w:lastColumn="0" w:oddVBand="0" w:evenVBand="0" w:oddHBand="0" w:evenHBand="0" w:firstRowFirstColumn="0" w:firstRowLastColumn="0" w:lastRowFirstColumn="0" w:lastRowLastColumn="0"/>
+            </w:pPr>
+            <w:r>
+              <w:t>0.5h</w:t>
+            </w:r>
+          </w:p>
+        </w:tc>
+      </w:tr>
+      <w:tr>
+        <w:trPr>
+          <w:cnfStyle w:val="000000100000" w:firstRow="0" w:lastRow="0" w:firstColumn="0" w:lastColumn="0" w:oddVBand="0" w:evenVBand="0" w:oddHBand="1" w:evenHBand="0" w:firstRowFirstColumn="0" w:firstRowLastColumn="0" w:lastRowFirstColumn="0" w:lastRowLastColumn="0"/>
+        </w:trPr>
+        <w:tc>
+          <w:tcPr>
+            <w:cnfStyle w:val="001000000000" w:firstRow="0" w:lastRow="0" w:firstColumn="1" w:lastColumn="0" w:oddVBand="0" w:evenVBand="0" w:oddHBand="0" w:evenHBand="0" w:firstRowFirstColumn="0" w:firstRowLastColumn="0" w:lastRowFirstColumn="0" w:lastRowLastColumn="0"/>
+            <w:tcW w:w="3209" w:type="dxa"/>
+          </w:tcPr>
+          <w:p>
+            <w:pPr>
+              <w:rPr>
+                <w:b w:val="0"/>
+                <w:bCs w:val="0"/>
+              </w:rPr>
+            </w:pPr>
+            <w:r>
+              <w:rPr>
+                <w:b w:val="0"/>
+                <w:bCs w:val="0"/>
+              </w:rPr>
+              <w:t>Steuerung geholt und erfolglos getestet</w:t>
+            </w:r>
+          </w:p>
+        </w:tc>
+        <w:tc>
+          <w:tcPr>
+            <w:tcW w:w="3209" w:type="dxa"/>
+          </w:tcPr>
+          <w:p>
+            <w:pPr>
+              <w:cnfStyle w:val="000000100000" w:firstRow="0" w:lastRow="0" w:firstColumn="0" w:lastColumn="0" w:oddVBand="0" w:evenVBand="0" w:oddHBand="1" w:evenHBand="0" w:firstRowFirstColumn="0" w:firstRowLastColumn="0" w:lastRowFirstColumn="0" w:lastRowLastColumn="0"/>
+            </w:pPr>
+            <w:r>
+              <w:t>Hassan</w:t>
+            </w:r>
+          </w:p>
+        </w:tc>
+        <w:tc>
+          <w:tcPr>
+            <w:tcW w:w="3210" w:type="dxa"/>
+          </w:tcPr>
+          <w:p>
+            <w:pPr>
+              <w:cnfStyle w:val="000000100000" w:firstRow="0" w:lastRow="0" w:firstColumn="0" w:lastColumn="0" w:oddVBand="0" w:evenVBand="0" w:oddHBand="1" w:evenHBand="0" w:firstRowFirstColumn="0" w:firstRowLastColumn="0" w:lastRowFirstColumn="0" w:lastRowLastColumn="0"/>
+            </w:pPr>
+            <w:r>
+              <w:t>2h+</w:t>
+            </w:r>
+          </w:p>
+        </w:tc>
+      </w:tr>
+      <w:tr>
+        <w:tc>
+          <w:tcPr>
+            <w:cnfStyle w:val="001000000000" w:firstRow="0" w:lastRow="0" w:firstColumn="1" w:lastColumn="0" w:oddVBand="0" w:evenVBand="0" w:oddHBand="0" w:evenHBand="0" w:firstRowFirstColumn="0" w:firstRowLastColumn="0" w:lastRowFirstColumn="0" w:lastRowLastColumn="0"/>
+            <w:tcW w:w="3209" w:type="dxa"/>
+          </w:tcPr>
+          <w:p>
+            <w:pPr>
+              <w:rPr>
+                <w:b w:val="0"/>
+                <w:bCs w:val="0"/>
+              </w:rPr>
+            </w:pPr>
+            <w:r>
+              <w:rPr>
+                <w:b w:val="0"/>
+                <w:bCs w:val="0"/>
+              </w:rPr>
+              <w:t>Gesamt Doku</w:t>
+            </w:r>
+          </w:p>
+        </w:tc>
+        <w:tc>
+          <w:tcPr>
+            <w:tcW w:w="3209" w:type="dxa"/>
+          </w:tcPr>
+          <w:p>
+            <w:pPr>
+              <w:cnfStyle w:val="000000000000" w:firstRow="0" w:lastRow="0" w:firstColumn="0" w:lastColumn="0" w:oddVBand="0" w:evenVBand="0" w:oddHBand="0" w:evenHBand="0" w:firstRowFirstColumn="0" w:firstRowLastColumn="0" w:lastRowFirstColumn="0" w:lastRowLastColumn="0"/>
+            </w:pPr>
+            <w:r>
+              <w:t>Hassan und Niki</w:t>
+            </w:r>
+          </w:p>
+        </w:tc>
+        <w:tc>
+          <w:tcPr>
+            <w:tcW w:w="3210" w:type="dxa"/>
+          </w:tcPr>
+          <w:p>
+            <w:pPr>
+              <w:cnfStyle w:val="000000000000" w:firstRow="0" w:lastRow="0" w:firstColumn="0" w:lastColumn="0" w:oddVBand="0" w:evenVBand="0" w:oddHBand="0" w:evenHBand="0" w:firstRowFirstColumn="0" w:firstRowLastColumn="0" w:lastRowFirstColumn="0" w:lastRowLastColumn="0"/>
+            </w:pPr>
+            <w:r>
+              <w:t>5h+ bis jetzt</w:t>
+            </w:r>
+          </w:p>
+        </w:tc>
+      </w:tr>
+    </w:tbl>
+    <w:p/>
+    <w:p>
+      <w:r>
+        <w:t>Gesamtaufwand: 14.5h</w:t>
+      </w:r>
+    </w:p>
+    <w:p/>
+    <w:p/>
+    <w:p/>
+    <w:p/>
+    <w:p/>
+    <w:p/>
+    <w:p/>
+    <w:p/>
+    <w:p/>
+    <w:p/>
+    <w:p/>
+    <w:p/>
+    <w:p/>
+    <w:p/>
+    <w:p/>
+    <w:p/>
+    <w:p>
+      <w:pPr>
+        <w:pStyle w:val="berschrift1"/>
+        <w:numPr>
+          <w:ilvl w:val="0"/>
+          <w:numId w:val="0"/>
+        </w:numPr>
+      </w:pPr>
+      <w:bookmarkStart w:id="16" w:name="_Toc231874438"/>
+      <w:r>
+        <w:lastRenderedPageBreak/>
         <w:t>Selbständigkeitserklärung</w:t>
       </w:r>
-      <w:bookmarkEnd w:id="4"/>
+      <w:bookmarkEnd w:id="16"/>
     </w:p>
     <w:p>
       <w:r>
@@ -1564,6 +3967,11 @@
       </w:r>
     </w:p>
     <w:p>
+      <w:pPr>
+        <w:rPr>
+          <w:noProof/>
+        </w:rPr>
+      </w:pPr>
       <w:r>
         <w:rPr>
           <w:noProof/>
@@ -1584,7 +3992,7 @@
                     <pic:cNvPicPr/>
                   </pic:nvPicPr>
                   <pic:blipFill>
-                    <a:blip r:embed="rId15"/>
+                    <a:blip r:embed="rId19"/>
                     <a:stretch>
                       <a:fillRect/>
                     </a:stretch>
@@ -1630,7 +4038,7 @@
                     <pic:cNvPicPr/>
                   </pic:nvPicPr>
                   <pic:blipFill>
-                    <a:blip r:embed="rId16" cstate="print">
+                    <a:blip r:embed="rId20" cstate="print">
                       <a:extLst>
                         <a:ext uri="{28A0092B-C50C-407E-A947-70E740481C1C}">
                           <a14:useLocalDpi xmlns:a14="http://schemas.microsoft.com/office/drawing/2010/main" val="0"/>
@@ -1659,18 +4067,373 @@
     </w:p>
     <w:p>
       <w:pPr>
+        <w:rPr>
+          <w:noProof/>
+        </w:rPr>
+      </w:pPr>
+    </w:p>
+    <w:p>
+      <w:pPr>
+        <w:rPr>
+          <w:noProof/>
+        </w:rPr>
+      </w:pPr>
+    </w:p>
+    <w:p>
+      <w:pPr>
         <w:pStyle w:val="berschrift1"/>
         <w:numPr>
           <w:ilvl w:val="0"/>
           <w:numId w:val="0"/>
         </w:numPr>
-      </w:pPr>
-      <w:bookmarkStart w:id="5" w:name="_Toc231318007"/>
-      <w:r>
-        <w:t>Quellenverzeichnis</w:t>
-      </w:r>
-      <w:bookmarkEnd w:id="5"/>
-    </w:p>
+        <w:ind w:left="454" w:hanging="454"/>
+      </w:pPr>
+      <w:bookmarkStart w:id="17" w:name="_Toc231874439"/>
+      <w:r>
+        <w:lastRenderedPageBreak/>
+        <w:t>Abbildungsverzeichnis</w:t>
+      </w:r>
+      <w:bookmarkEnd w:id="17"/>
+    </w:p>
+    <w:p>
+      <w:pPr>
+        <w:pStyle w:val="Abbildungsverzeichnis"/>
+        <w:tabs>
+          <w:tab w:val="right" w:leader="dot" w:pos="9628"/>
+        </w:tabs>
+        <w:rPr>
+          <w:rFonts w:asciiTheme="minorHAnsi" w:eastAsiaTheme="minorEastAsia" w:hAnsiTheme="minorHAnsi"/>
+          <w:noProof/>
+          <w:kern w:val="2"/>
+          <w:sz w:val="24"/>
+          <w:szCs w:val="24"/>
+          <w:lang w:eastAsia="ja-JP"/>
+          <w14:ligatures w14:val="standardContextual"/>
+        </w:rPr>
+      </w:pPr>
+      <w:r>
+        <w:fldChar w:fldCharType="begin"/>
+      </w:r>
+      <w:r>
+        <w:instrText xml:space="preserve"> TOC \h \z \c "Abbildung" </w:instrText>
+      </w:r>
+      <w:r>
+        <w:fldChar w:fldCharType="separate"/>
+      </w:r>
+      <w:hyperlink w:anchor="_Toc231872781" w:history="1">
+        <w:r>
+          <w:rPr>
+            <w:rStyle w:val="Hyperlink"/>
+            <w:noProof/>
+          </w:rPr>
+          <w:t>Abbildung 1: Flussdiagramm der Aufzugssteuerung</w:t>
+        </w:r>
+        <w:r>
+          <w:rPr>
+            <w:noProof/>
+            <w:webHidden/>
+          </w:rPr>
+          <w:tab/>
+        </w:r>
+        <w:r>
+          <w:rPr>
+            <w:noProof/>
+            <w:webHidden/>
+          </w:rPr>
+          <w:fldChar w:fldCharType="begin"/>
+        </w:r>
+        <w:r>
+          <w:rPr>
+            <w:noProof/>
+            <w:webHidden/>
+          </w:rPr>
+          <w:instrText xml:space="preserve"> PAGEREF _Toc231872781 \h </w:instrText>
+        </w:r>
+        <w:r>
+          <w:rPr>
+            <w:noProof/>
+            <w:webHidden/>
+          </w:rPr>
+        </w:r>
+        <w:r>
+          <w:rPr>
+            <w:noProof/>
+            <w:webHidden/>
+          </w:rPr>
+          <w:fldChar w:fldCharType="separate"/>
+        </w:r>
+        <w:r>
+          <w:rPr>
+            <w:noProof/>
+            <w:webHidden/>
+          </w:rPr>
+          <w:t>4</w:t>
+        </w:r>
+        <w:r>
+          <w:rPr>
+            <w:noProof/>
+            <w:webHidden/>
+          </w:rPr>
+          <w:fldChar w:fldCharType="end"/>
+        </w:r>
+      </w:hyperlink>
+    </w:p>
+    <w:p>
+      <w:pPr>
+        <w:pStyle w:val="Abbildungsverzeichnis"/>
+        <w:tabs>
+          <w:tab w:val="right" w:leader="dot" w:pos="9628"/>
+        </w:tabs>
+        <w:rPr>
+          <w:rFonts w:asciiTheme="minorHAnsi" w:eastAsiaTheme="minorEastAsia" w:hAnsiTheme="minorHAnsi"/>
+          <w:noProof/>
+          <w:kern w:val="2"/>
+          <w:sz w:val="24"/>
+          <w:szCs w:val="24"/>
+          <w:lang w:eastAsia="ja-JP"/>
+          <w14:ligatures w14:val="standardContextual"/>
+        </w:rPr>
+      </w:pPr>
+      <w:hyperlink w:anchor="_Toc231872782" w:history="1">
+        <w:r>
+          <w:rPr>
+            <w:rStyle w:val="Hyperlink"/>
+            <w:noProof/>
+          </w:rPr>
+          <w:t>Abbildung 2: Zustandsautomat der Aufzugssteuerung</w:t>
+        </w:r>
+        <w:r>
+          <w:rPr>
+            <w:noProof/>
+            <w:webHidden/>
+          </w:rPr>
+          <w:tab/>
+        </w:r>
+        <w:r>
+          <w:rPr>
+            <w:noProof/>
+            <w:webHidden/>
+          </w:rPr>
+          <w:fldChar w:fldCharType="begin"/>
+        </w:r>
+        <w:r>
+          <w:rPr>
+            <w:noProof/>
+            <w:webHidden/>
+          </w:rPr>
+          <w:instrText xml:space="preserve"> PAGEREF _Toc231872782 \h </w:instrText>
+        </w:r>
+        <w:r>
+          <w:rPr>
+            <w:noProof/>
+            <w:webHidden/>
+          </w:rPr>
+        </w:r>
+        <w:r>
+          <w:rPr>
+            <w:noProof/>
+            <w:webHidden/>
+          </w:rPr>
+          <w:fldChar w:fldCharType="separate"/>
+        </w:r>
+        <w:r>
+          <w:rPr>
+            <w:noProof/>
+            <w:webHidden/>
+          </w:rPr>
+          <w:t>5</w:t>
+        </w:r>
+        <w:r>
+          <w:rPr>
+            <w:noProof/>
+            <w:webHidden/>
+          </w:rPr>
+          <w:fldChar w:fldCharType="end"/>
+        </w:r>
+      </w:hyperlink>
+    </w:p>
+    <w:p>
+      <w:pPr>
+        <w:pStyle w:val="Abbildungsverzeichnis"/>
+        <w:tabs>
+          <w:tab w:val="right" w:leader="dot" w:pos="9628"/>
+        </w:tabs>
+        <w:rPr>
+          <w:rFonts w:asciiTheme="minorHAnsi" w:eastAsiaTheme="minorEastAsia" w:hAnsiTheme="minorHAnsi"/>
+          <w:noProof/>
+          <w:kern w:val="2"/>
+          <w:sz w:val="24"/>
+          <w:szCs w:val="24"/>
+          <w:lang w:eastAsia="ja-JP"/>
+          <w14:ligatures w14:val="standardContextual"/>
+        </w:rPr>
+      </w:pPr>
+      <w:hyperlink w:anchor="_Toc231872783" w:history="1">
+        <w:r>
+          <w:rPr>
+            <w:rStyle w:val="Hyperlink"/>
+            <w:noProof/>
+          </w:rPr>
+          <w:t>Abbildung 3: Architektur der Aufzugssteuerung</w:t>
+        </w:r>
+        <w:r>
+          <w:rPr>
+            <w:noProof/>
+            <w:webHidden/>
+          </w:rPr>
+          <w:tab/>
+        </w:r>
+        <w:r>
+          <w:rPr>
+            <w:noProof/>
+            <w:webHidden/>
+          </w:rPr>
+          <w:fldChar w:fldCharType="begin"/>
+        </w:r>
+        <w:r>
+          <w:rPr>
+            <w:noProof/>
+            <w:webHidden/>
+          </w:rPr>
+          <w:instrText xml:space="preserve"> PAGEREF _Toc231872783 \h </w:instrText>
+        </w:r>
+        <w:r>
+          <w:rPr>
+            <w:noProof/>
+            <w:webHidden/>
+          </w:rPr>
+        </w:r>
+        <w:r>
+          <w:rPr>
+            <w:noProof/>
+            <w:webHidden/>
+          </w:rPr>
+          <w:fldChar w:fldCharType="separate"/>
+        </w:r>
+        <w:r>
+          <w:rPr>
+            <w:noProof/>
+            <w:webHidden/>
+          </w:rPr>
+          <w:t>6</w:t>
+        </w:r>
+        <w:r>
+          <w:rPr>
+            <w:noProof/>
+            <w:webHidden/>
+          </w:rPr>
+          <w:fldChar w:fldCharType="end"/>
+        </w:r>
+      </w:hyperlink>
+    </w:p>
+    <w:p>
+      <w:pPr>
+        <w:pStyle w:val="Abbildungsverzeichnis"/>
+        <w:tabs>
+          <w:tab w:val="right" w:leader="dot" w:pos="9628"/>
+        </w:tabs>
+        <w:rPr>
+          <w:rFonts w:asciiTheme="minorHAnsi" w:eastAsiaTheme="minorEastAsia" w:hAnsiTheme="minorHAnsi"/>
+          <w:noProof/>
+          <w:kern w:val="2"/>
+          <w:sz w:val="24"/>
+          <w:szCs w:val="24"/>
+          <w:lang w:eastAsia="ja-JP"/>
+          <w14:ligatures w14:val="standardContextual"/>
+        </w:rPr>
+      </w:pPr>
+      <w:hyperlink w:anchor="_Toc231872784" w:history="1">
+        <w:r>
+          <w:rPr>
+            <w:rStyle w:val="Hyperlink"/>
+            <w:noProof/>
+          </w:rPr>
+          <w:t>Abbildung 4: HMI-Skizze</w:t>
+        </w:r>
+        <w:r>
+          <w:rPr>
+            <w:noProof/>
+            <w:webHidden/>
+          </w:rPr>
+          <w:tab/>
+        </w:r>
+        <w:r>
+          <w:rPr>
+            <w:noProof/>
+            <w:webHidden/>
+          </w:rPr>
+          <w:fldChar w:fldCharType="begin"/>
+        </w:r>
+        <w:r>
+          <w:rPr>
+            <w:noProof/>
+            <w:webHidden/>
+          </w:rPr>
+          <w:instrText xml:space="preserve"> PAGEREF _Toc231872784 \h </w:instrText>
+        </w:r>
+        <w:r>
+          <w:rPr>
+            <w:noProof/>
+            <w:webHidden/>
+          </w:rPr>
+        </w:r>
+        <w:r>
+          <w:rPr>
+            <w:noProof/>
+            <w:webHidden/>
+          </w:rPr>
+          <w:fldChar w:fldCharType="separate"/>
+        </w:r>
+        <w:r>
+          <w:rPr>
+            <w:noProof/>
+            <w:webHidden/>
+          </w:rPr>
+          <w:t>7</w:t>
+        </w:r>
+        <w:r>
+          <w:rPr>
+            <w:noProof/>
+            <w:webHidden/>
+          </w:rPr>
+          <w:fldChar w:fldCharType="end"/>
+        </w:r>
+      </w:hyperlink>
+    </w:p>
+    <w:p>
+      <w:r>
+        <w:fldChar w:fldCharType="end"/>
+      </w:r>
+    </w:p>
+    <w:p/>
+    <w:p/>
+    <w:p/>
+    <w:p/>
+    <w:p/>
+    <w:p/>
+    <w:p/>
+    <w:p/>
+    <w:p/>
+    <w:p/>
+    <w:p/>
+    <w:p/>
+    <w:p/>
+    <w:p/>
+    <w:p/>
+    <w:p/>
+    <w:p/>
+    <w:p/>
+    <w:p/>
+    <w:p/>
+    <w:p/>
+    <w:p/>
+    <w:p/>
+    <w:p/>
+    <w:p/>
+    <w:p/>
+    <w:p/>
+    <w:p/>
+    <w:p/>
     <w:p>
       <w:pPr>
         <w:pStyle w:val="berschrift1"/>
@@ -1678,69 +4441,251 @@
           <w:ilvl w:val="0"/>
           <w:numId w:val="0"/>
         </w:numPr>
-        <w:ind w:left="454"/>
-      </w:pPr>
-      <w:bookmarkStart w:id="6" w:name="_Toc231318008"/>
-      <w:r>
+      </w:pPr>
+      <w:bookmarkStart w:id="18" w:name="_Toc231874440"/>
+      <w:r>
+        <w:lastRenderedPageBreak/>
+        <w:t>Quellenverzeichnis</w:t>
+      </w:r>
+      <w:bookmarkEnd w:id="18"/>
+    </w:p>
+    <w:p>
+      <w:r>
+        <w:t>[1] Modul Steuerungstechnik II: Wegleitung zu Case Study Steuerungstechnik, Case Study IV, 2026. Unterrichtsunterlage.</w:t>
+      </w:r>
+    </w:p>
+    <w:p>
+      <w:r>
+        <w:t>[2] Modul Steuerungstechnik II: Bewertung Case Study IV Steuerungstechnik II, Bewertungsraster zur Case Study IV, 20.05.2026. Unterrichtsunterlage.</w:t>
+      </w:r>
+    </w:p>
+    <w:p>
+      <w:r>
+        <w:t xml:space="preserve">[3] Modul Steuerungstechnik II: </w:t>
+      </w:r>
+      <w:proofErr w:type="gramStart"/>
+      <w:r>
+        <w:t>SPS Namenskonventionen</w:t>
+      </w:r>
+      <w:proofErr w:type="gramEnd"/>
+      <w:r>
+        <w:t xml:space="preserve"> – </w:t>
+      </w:r>
+      <w:proofErr w:type="spellStart"/>
+      <w:r>
+        <w:t>Cheatsheet</w:t>
+      </w:r>
+      <w:proofErr w:type="spellEnd"/>
+      <w:r>
+        <w:t>, 2026. Unterrichtsunterlage.</w:t>
+      </w:r>
+    </w:p>
+    <w:p>
+      <w:r>
+        <w:t xml:space="preserve">[4] Modul Steuerungstechnik II: SCL / ST </w:t>
+      </w:r>
+      <w:proofErr w:type="spellStart"/>
+      <w:r>
+        <w:t>Cheatsheet</w:t>
+      </w:r>
+      <w:proofErr w:type="spellEnd"/>
+      <w:r>
+        <w:t xml:space="preserve"> – </w:t>
+      </w:r>
+      <w:proofErr w:type="spellStart"/>
+      <w:r>
+        <w:t>Sigmatek</w:t>
+      </w:r>
+      <w:proofErr w:type="spellEnd"/>
+      <w:r>
+        <w:t xml:space="preserve"> SPS, 2026. Unterrichtsunterlage.</w:t>
+      </w:r>
+    </w:p>
+    <w:p>
+      <w:r>
+        <w:t xml:space="preserve">[5] Modul Steuerungstechnik II: Datentypen </w:t>
+      </w:r>
+      <w:proofErr w:type="spellStart"/>
+      <w:r>
+        <w:t>Sigmatec</w:t>
+      </w:r>
+      <w:proofErr w:type="spellEnd"/>
+      <w:r>
+        <w:t xml:space="preserve"> Steuerungen, 2026. Unterrichtsunterlage.</w:t>
+      </w:r>
+    </w:p>
+    <w:p>
+      <w:r>
+        <w:t>[6] Modul Steuerungstechnik II: Programmieren in Structured Text, 31.03.2023. Unterrichtsunterlage.</w:t>
+      </w:r>
+    </w:p>
+    <w:p>
+      <w:r>
+        <w:t>[7] Modul Steuerungstechnik II: Anleitung LASAL &amp; VISU Designer, 2026. Unterrichtsunterlage.</w:t>
+      </w:r>
+    </w:p>
+    <w:p>
+      <w:r>
+        <w:t xml:space="preserve">[8] Modul Steuerungstechnik II: Anleitung – Debugger in LASAL / </w:t>
+      </w:r>
+      <w:proofErr w:type="spellStart"/>
+      <w:r>
+        <w:t>Sigmatec</w:t>
+      </w:r>
+      <w:proofErr w:type="spellEnd"/>
+      <w:r>
+        <w:t xml:space="preserve"> SCL, 2026. Unterrichtsunterlage.</w:t>
+      </w:r>
+    </w:p>
+    <w:p>
+      <w:r>
+        <w:t xml:space="preserve">[9] Modul Steuerungstechnik II: IBW </w:t>
+      </w:r>
+      <w:proofErr w:type="spellStart"/>
+      <w:r>
+        <w:t>Sigmatek</w:t>
+      </w:r>
+      <w:proofErr w:type="spellEnd"/>
+      <w:r>
+        <w:t xml:space="preserve"> Anleitung Motoren, 2026. Unterrichtsunterlage.</w:t>
+      </w:r>
+    </w:p>
+    <w:p>
+      <w:r>
+        <w:t>[10] SIGMATEK GmbH &amp; Co KG: LASAL CLASS 2 / VISU Designer Entwicklungsumgebung, verwendete Softwar</w:t>
+      </w:r>
+      <w:r>
+        <w:t>e</w:t>
+      </w:r>
+      <w:r>
+        <w:t xml:space="preserve"> für SPS-Programmierung und HMI-Visualisierung, 2026.</w:t>
+      </w:r>
+    </w:p>
+    <w:p>
+      <w:r>
+        <w:t>[11] diagrams.net / draw.io: Erstellung der Diagramme und Skizzen für Flussdiagramm, Zustandsautomat, Architekturzeichnung und HMI-Wireframe. https://www.diagrams.net/, verwendet im Juni 2026.</w:t>
+      </w:r>
+    </w:p>
+    <w:p>
+      <w:r>
+        <w:t>[12] GitHub: Versionsverwaltung des Projektstands und der Dokumentationsdateien. https://github.com/, verwendet im Juni 2026.</w:t>
+      </w:r>
+    </w:p>
+    <w:p>
+      <w:r>
+        <w:t>[13] OpenAI ChatGPT: Unterstützung bei der sprachlichen Überarbeitung der Dokumentation, bei der Strukturierung der Anforderungen, bei der Ausarbeitung des Planungskapitels sowie bei Vorschlägen für Zustandsautomat, Architekturzeichnung und HMI-Skizze. Verwendet im Juni 2026.</w:t>
+      </w:r>
+    </w:p>
+    <w:p>
+      <w:r>
+        <w:t>[14] GitHub Copilot: Unterstützung bei Codevorschlägen, Fehlersuche und technischen Formulierungsvarianten während der Projektarbeit. Verwendet im Juni 2026.</w:t>
+      </w:r>
+    </w:p>
+    <w:p/>
+    <w:p/>
+    <w:p/>
+    <w:p/>
+    <w:p/>
+    <w:p/>
+    <w:p/>
+    <w:p/>
+    <w:p/>
+    <w:p/>
+    <w:p>
+      <w:pPr>
+        <w:pStyle w:val="berschrift1"/>
+        <w:numPr>
+          <w:ilvl w:val="0"/>
+          <w:numId w:val="0"/>
+        </w:numPr>
+        <w:ind w:left="454" w:hanging="454"/>
+      </w:pPr>
+      <w:bookmarkStart w:id="19" w:name="_Toc231874441"/>
+      <w:r>
+        <w:lastRenderedPageBreak/>
         <w:t>Einsatz von KI-Tools</w:t>
       </w:r>
-      <w:bookmarkEnd w:id="6"/>
-    </w:p>
+      <w:bookmarkEnd w:id="19"/>
+    </w:p>
+    <w:p>
+      <w:r>
+        <w:t>Während der Bearbeitung wurden KI-Tools unterstützend eingesetzt. OpenAI ChatGPT wurde für die sprachliche Überarbeitung einzelner Dokumentationsabschnitte, die Strukturierung der Anforderungen sowie für Vorschläge zu Planung, Zustandsautomat, Architekturzeichnung und HMI-Skizze verwendet. Die vorgeschlagenen Inhalte wurden überprüft, angepasst und mit der eigenen Aufgabenstellung abgeglichen.</w:t>
+      </w:r>
+    </w:p>
+    <w:p/>
+    <w:p>
+      <w:r>
+        <w:t xml:space="preserve">GitHub Copilot wurde unterstützend bei der Programmierung, bei Codevorschlägen und bei der Fehlersuche eingesetzt. Die Vorschläge wurden nicht unverändert übernommen, sondern geprüft und an die verwendete SIGMATEK-SPS, die geplante State </w:t>
+      </w:r>
+      <w:proofErr w:type="spellStart"/>
+      <w:r>
+        <w:t>Machine</w:t>
+      </w:r>
+      <w:proofErr w:type="spellEnd"/>
+      <w:r>
+        <w:t xml:space="preserve"> und die vorhandene Projektstruktur angepasst.</w:t>
+      </w:r>
+    </w:p>
+    <w:p/>
+    <w:p>
+      <w:r>
+        <w:t>Die fachlichen Entscheidungen, die Projektidee, die Anforderungen, die Planung, die Umsetzung und die Tests wurden von der Projektgruppe kontrolliert und verantwortet. KI-Tools dienten ausschliesslich als Hilfsmittel zur Unterstützung bei Formulierung, Strukturierung und technischer Ausarbeitung.</w:t>
+      </w:r>
+    </w:p>
+    <w:p>
+      <w:pPr>
+        <w:pStyle w:val="berschrift1"/>
+        <w:numPr>
+          <w:ilvl w:val="0"/>
+          <w:numId w:val="0"/>
+        </w:numPr>
+        <w:ind w:left="454" w:hanging="454"/>
+      </w:pPr>
+      <w:bookmarkStart w:id="20" w:name="_Toc231874442"/>
+      <w:r>
+        <w:t>Verwendete KI-Prompts</w:t>
+      </w:r>
+      <w:bookmarkEnd w:id="20"/>
+    </w:p>
+    <w:p>
+      <w:pPr>
+        <w:pStyle w:val="Listenabsatz"/>
+        <w:numPr>
+          <w:ilvl w:val="6"/>
+          <w:numId w:val="1"/>
+        </w:numPr>
+      </w:pPr>
+      <w:r>
+        <w:t>Für die Erstellung der HMI-Skizze wurde folgender Prompt verwendet:</w:t>
+      </w:r>
+    </w:p>
+    <w:p/>
+    <w:p>
+      <w:r>
+        <w:t>„</w:t>
+      </w:r>
+      <w:r>
+        <w:t>Erstelle eine einfache HMI-Skizze als Wireframe für eine SPS-Aufzugssteuerung mit vier Etagen. Die Skizze soll für ein 1024x600-HMI geeignet sein und schlicht, übersichtlich und technisch wirken. Links soll ein einfacher Lift mit vier Etagen und einer Kabine dargestellt werden. Daneben sollen vier Etagenwahltaster für Etage 1 bis 4 sichtbar sein. Rechts sollen Statusfelder für aktuelle Etage, Ziel-Etage, Fahrtrichtung und Türzustand dargestellt werden. Zusätzlich sollen zwei einfache Taster für „Tür Auf“ und „Tür Zu“ vorhanden sein. Ein kleiner Bereich für Störung/Bonus soll „Notstopp“ und „Lichtschranke“ enthalten. Die Darstellung soll nicht fotorealistisch sein, sondern wie eine technische Konzeptskizze für eine Projektdokumentation aussehen.</w:t>
+      </w:r>
+      <w:r>
+        <w:t>“</w:t>
+      </w:r>
+    </w:p>
+    <w:p/>
+    <w:p>
+      <w:r>
+        <w:t>Die erzeugte Skizze wurde geprüft und an die eigene Projektstruktur angepasst.</w:t>
+      </w:r>
+    </w:p>
+    <w:p/>
     <w:p>
       <w:pPr>
         <w:spacing w:after="160"/>
       </w:pPr>
-      <w:r>
-        <w:t>Während der Bearbeitung wurden KI-Tools unterstützend eingesetzt. GitHub Copilot wurde vor allem bei der Umsetzung des Codes, beim Erstellen von Testskripten und bei der Fehlersuche verwendet. Besonders beim Test des externen SSD1306-Displays half Copilot dabei, einen ersten Testcode zu erstellen und mögliche Fehlerquellen schneller zu erkennen.</w:t>
-      </w:r>
-    </w:p>
-    <w:p>
-      <w:pPr>
-        <w:spacing w:after="160"/>
-      </w:pPr>
-      <w:r>
-        <w:t xml:space="preserve">Die Vorschläge von Copilot wurden nicht unverändert übernommen, sondern geprüft, angepasst und mit dem eigenen Projekt abgeglichen. Dadurch konnte der Code besser verstanden und gezielt auf die eigene State </w:t>
-      </w:r>
-      <w:proofErr w:type="spellStart"/>
-      <w:r>
-        <w:t>Machine</w:t>
-      </w:r>
-      <w:proofErr w:type="spellEnd"/>
-      <w:r>
-        <w:t xml:space="preserve"> sowie die verwendete Hardware angepasst werden. Auch bei Problemen mit Bibliotheken, I2C-Erkennung und Display-Ausgabe war Copilot hilfreich, da verschiedene Lösungsansätze schneller ausprobiert werden konnten.</w:t>
-      </w:r>
-    </w:p>
-    <w:p>
-      <w:pPr>
-        <w:spacing w:after="160"/>
-      </w:pPr>
-      <w:r>
-        <w:t xml:space="preserve">Zusätzlich wurden KI-Tools zur sprachlichen Unterstützung verwendet. Dabei wurden Formulierungen verbessert, Texte gekürzt, Rechtschreibung korrigiert und einzelne Kapitel </w:t>
-      </w:r>
-      <w:r>
-        <w:lastRenderedPageBreak/>
-        <w:t>verständlicher formuliert. Die Inhalte wurden jedoch von uns überprüft und an unser eigenes Projekt angepasst.</w:t>
-      </w:r>
-    </w:p>
-    <w:p>
-      <w:pPr>
-        <w:spacing w:after="160"/>
-      </w:pPr>
-      <w:r>
-        <w:t xml:space="preserve">Der Einsatz von KI-Tools diente somit als Unterstützung bei Programmierung, Fehlersuche und sprachlicher Ausarbeitung. Die Projektidee, Planung, State </w:t>
-      </w:r>
-      <w:proofErr w:type="spellStart"/>
-      <w:r>
-        <w:t>Machine</w:t>
-      </w:r>
-      <w:proofErr w:type="spellEnd"/>
-      <w:r>
-        <w:t>, Tests und finale Umsetzung wurden von uns kontrolliert und auf das eigene Projekt übertragen.</w:t>
-      </w:r>
     </w:p>
     <w:sectPr>
-      <w:headerReference w:type="first" r:id="rId17"/>
-      <w:footerReference w:type="first" r:id="rId18"/>
+      <w:headerReference w:type="first" r:id="rId21"/>
+      <w:footerReference w:type="first" r:id="rId22"/>
       <w:pgSz w:w="11906" w:h="16838"/>
       <w:pgMar w:top="1418" w:right="1134" w:bottom="1134" w:left="1134" w:header="709" w:footer="709" w:gutter="0"/>
       <w:pgNumType w:start="1"/>
@@ -2081,10 +5026,10 @@
 <file path=word/numbering.xml><?xml version="1.0" encoding="utf-8"?>
 <w:numbering xmlns:wpc="http://schemas.microsoft.com/office/word/2010/wordprocessingCanvas" xmlns:cx="http://schemas.microsoft.com/office/drawing/2014/chartex" xmlns:cx1="http://schemas.microsoft.com/office/drawing/2015/9/8/chartex" xmlns:cx2="http://schemas.microsoft.com/office/drawing/2015/10/21/chartex" xmlns:cx3="http://schemas.microsoft.com/office/drawing/2016/5/9/chartex" xmlns:cx4="http://schemas.microsoft.com/office/drawing/2016/5/10/chartex" xmlns:cx5="http://schemas.microsoft.com/office/drawing/2016/5/11/chartex" xmlns:cx6="http://schemas.microsoft.com/office/drawing/2016/5/12/chartex" xmlns:cx7="http://schemas.microsoft.com/office/drawing/2016/5/13/chartex" xmlns:cx8="http://schemas.microsoft.com/office/drawing/2016/5/14/chartex" xmlns:mc="http://schemas.openxmlformats.org/markup-compatibility/2006" xmlns:aink="http://schemas.microsoft.com/office/drawing/2016/ink" xmlns:am3d="http://schemas.microsoft.com/office/drawing/2017/model3d" xmlns:o="urn:schemas-microsoft-com:office:office" xmlns:oel="http://schemas.microsoft.com/office/2019/extlst" xmlns:r="http://schemas.openxmlformats.org/officeDocument/2006/relationships" xmlns:m="http://schemas.openxmlformats.org/officeDocument/2006/math" xmlns:v="urn:schemas-microsoft-com:vml" xmlns:wp14="http://schemas.microsoft.com/office/word/2010/wordprocessingDrawing" xmlns:wp="http://schemas.openxmlformats.org/drawingml/2006/wordprocessingDrawing" xmlns:w10="urn:schemas-microsoft-com:office:word" xmlns:w="http://schemas.openxmlformats.org/wordprocessingml/2006/main" xmlns:w14="http://schemas.microsoft.com/office/word/2010/wordml" xmlns:w15="http://schemas.microsoft.com/office/word/2012/wordml" xmlns:w16cex="http://schemas.microsoft.com/office/word/2018/wordml/cex" xmlns:w16cid="http://schemas.microsoft.com/office/word/2016/wordml/cid" xmlns:w16="http://schemas.microsoft.com/office/word/2018/wordml" xmlns:w16du="http://schemas.microsoft.com/office/word/2023/wordml/word16du" xmlns:w16sdtdh="http://schemas.microsoft.com/office/word/2020/wordml/sdtdatahash" xmlns:w16sdtfl="http://schemas.microsoft.com/office/word/2024/wordml/sdtformatlock" xmlns:w16se="http://schemas.microsoft.com/office/word/2015/wordml/symex" xmlns:wpg="http://schemas.microsoft.com/office/word/2010/wordprocessingGroup" xmlns:wpi="http://schemas.microsoft.com/office/word/2010/wordprocessingInk" xmlns:wne="http://schemas.microsoft.com/office/word/2006/wordml" xmlns:wps="http://schemas.microsoft.com/office/word/2010/wordprocessingShape" mc:Ignorable="w14 w15 w16se w16cid w16 w16cex w16sdtdh w16sdtfl w16du wp14">
   <w:abstractNum w:abstractNumId="0" w15:restartNumberingAfterBreak="0">
-    <w:nsid w:val="49976B79"/>
+    <w:nsid w:val="0DFC3FF3"/>
     <w:multiLevelType w:val="hybridMultilevel"/>
-    <w:tmpl w:val="5D6C7A5C"/>
-    <w:lvl w:ilvl="0" w:tplc="718806F6">
+    <w:tmpl w:val="A62A4A68"/>
+    <w:lvl w:ilvl="0" w:tplc="F546FE26">
       <w:start w:val="1"/>
       <w:numFmt w:val="decimal"/>
       <w:lvlText w:val="%1.)"/>
@@ -2170,9 +5115,436 @@
     </w:lvl>
   </w:abstractNum>
   <w:abstractNum w:abstractNumId="1" w15:restartNumberingAfterBreak="0">
+    <w:nsid w:val="2140438B"/>
+    <w:multiLevelType w:val="hybridMultilevel"/>
+    <w:tmpl w:val="C36C9EC0"/>
+    <w:lvl w:ilvl="0" w:tplc="B6928B58">
+      <w:numFmt w:val="bullet"/>
+      <w:lvlText w:val="-"/>
+      <w:lvlJc w:val="left"/>
+      <w:pPr>
+        <w:ind w:left="720" w:hanging="360"/>
+      </w:pPr>
+      <w:rPr>
+        <w:rFonts w:ascii="Arial" w:eastAsiaTheme="minorHAnsi" w:hAnsi="Arial" w:cs="Arial" w:hint="default"/>
+      </w:rPr>
+    </w:lvl>
+    <w:lvl w:ilvl="1" w:tplc="04070003" w:tentative="1">
+      <w:start w:val="1"/>
+      <w:numFmt w:val="bullet"/>
+      <w:lvlText w:val="o"/>
+      <w:lvlJc w:val="left"/>
+      <w:pPr>
+        <w:ind w:left="1440" w:hanging="360"/>
+      </w:pPr>
+      <w:rPr>
+        <w:rFonts w:ascii="Courier New" w:hAnsi="Courier New" w:cs="Courier New" w:hint="default"/>
+      </w:rPr>
+    </w:lvl>
+    <w:lvl w:ilvl="2" w:tplc="04070005" w:tentative="1">
+      <w:start w:val="1"/>
+      <w:numFmt w:val="bullet"/>
+      <w:lvlText w:val=""/>
+      <w:lvlJc w:val="left"/>
+      <w:pPr>
+        <w:ind w:left="2160" w:hanging="360"/>
+      </w:pPr>
+      <w:rPr>
+        <w:rFonts w:ascii="Wingdings" w:hAnsi="Wingdings" w:hint="default"/>
+      </w:rPr>
+    </w:lvl>
+    <w:lvl w:ilvl="3" w:tplc="04070001" w:tentative="1">
+      <w:start w:val="1"/>
+      <w:numFmt w:val="bullet"/>
+      <w:lvlText w:val=""/>
+      <w:lvlJc w:val="left"/>
+      <w:pPr>
+        <w:ind w:left="2880" w:hanging="360"/>
+      </w:pPr>
+      <w:rPr>
+        <w:rFonts w:ascii="Symbol" w:hAnsi="Symbol" w:hint="default"/>
+      </w:rPr>
+    </w:lvl>
+    <w:lvl w:ilvl="4" w:tplc="04070003" w:tentative="1">
+      <w:start w:val="1"/>
+      <w:numFmt w:val="bullet"/>
+      <w:lvlText w:val="o"/>
+      <w:lvlJc w:val="left"/>
+      <w:pPr>
+        <w:ind w:left="3600" w:hanging="360"/>
+      </w:pPr>
+      <w:rPr>
+        <w:rFonts w:ascii="Courier New" w:hAnsi="Courier New" w:cs="Courier New" w:hint="default"/>
+      </w:rPr>
+    </w:lvl>
+    <w:lvl w:ilvl="5" w:tplc="04070005" w:tentative="1">
+      <w:start w:val="1"/>
+      <w:numFmt w:val="bullet"/>
+      <w:lvlText w:val=""/>
+      <w:lvlJc w:val="left"/>
+      <w:pPr>
+        <w:ind w:left="4320" w:hanging="360"/>
+      </w:pPr>
+      <w:rPr>
+        <w:rFonts w:ascii="Wingdings" w:hAnsi="Wingdings" w:hint="default"/>
+      </w:rPr>
+    </w:lvl>
+    <w:lvl w:ilvl="6" w:tplc="04070001" w:tentative="1">
+      <w:start w:val="1"/>
+      <w:numFmt w:val="bullet"/>
+      <w:lvlText w:val=""/>
+      <w:lvlJc w:val="left"/>
+      <w:pPr>
+        <w:ind w:left="5040" w:hanging="360"/>
+      </w:pPr>
+      <w:rPr>
+        <w:rFonts w:ascii="Symbol" w:hAnsi="Symbol" w:hint="default"/>
+      </w:rPr>
+    </w:lvl>
+    <w:lvl w:ilvl="7" w:tplc="04070003" w:tentative="1">
+      <w:start w:val="1"/>
+      <w:numFmt w:val="bullet"/>
+      <w:lvlText w:val="o"/>
+      <w:lvlJc w:val="left"/>
+      <w:pPr>
+        <w:ind w:left="5760" w:hanging="360"/>
+      </w:pPr>
+      <w:rPr>
+        <w:rFonts w:ascii="Courier New" w:hAnsi="Courier New" w:cs="Courier New" w:hint="default"/>
+      </w:rPr>
+    </w:lvl>
+    <w:lvl w:ilvl="8" w:tplc="04070005" w:tentative="1">
+      <w:start w:val="1"/>
+      <w:numFmt w:val="bullet"/>
+      <w:lvlText w:val=""/>
+      <w:lvlJc w:val="left"/>
+      <w:pPr>
+        <w:ind w:left="6480" w:hanging="360"/>
+      </w:pPr>
+      <w:rPr>
+        <w:rFonts w:ascii="Wingdings" w:hAnsi="Wingdings" w:hint="default"/>
+      </w:rPr>
+    </w:lvl>
+  </w:abstractNum>
+  <w:abstractNum w:abstractNumId="2" w15:restartNumberingAfterBreak="0">
+    <w:nsid w:val="3ABA2A9B"/>
+    <w:multiLevelType w:val="hybridMultilevel"/>
+    <w:tmpl w:val="524C7C72"/>
+    <w:lvl w:ilvl="0" w:tplc="04070001">
+      <w:start w:val="1"/>
+      <w:numFmt w:val="bullet"/>
+      <w:lvlText w:val=""/>
+      <w:lvlJc w:val="left"/>
+      <w:pPr>
+        <w:ind w:left="1080" w:hanging="360"/>
+      </w:pPr>
+      <w:rPr>
+        <w:rFonts w:ascii="Symbol" w:hAnsi="Symbol" w:hint="default"/>
+      </w:rPr>
+    </w:lvl>
+    <w:lvl w:ilvl="1" w:tplc="04070003" w:tentative="1">
+      <w:start w:val="1"/>
+      <w:numFmt w:val="bullet"/>
+      <w:lvlText w:val="o"/>
+      <w:lvlJc w:val="left"/>
+      <w:pPr>
+        <w:ind w:left="1800" w:hanging="360"/>
+      </w:pPr>
+      <w:rPr>
+        <w:rFonts w:ascii="Courier New" w:hAnsi="Courier New" w:cs="Courier New" w:hint="default"/>
+      </w:rPr>
+    </w:lvl>
+    <w:lvl w:ilvl="2" w:tplc="04070005" w:tentative="1">
+      <w:start w:val="1"/>
+      <w:numFmt w:val="bullet"/>
+      <w:lvlText w:val=""/>
+      <w:lvlJc w:val="left"/>
+      <w:pPr>
+        <w:ind w:left="2520" w:hanging="360"/>
+      </w:pPr>
+      <w:rPr>
+        <w:rFonts w:ascii="Wingdings" w:hAnsi="Wingdings" w:hint="default"/>
+      </w:rPr>
+    </w:lvl>
+    <w:lvl w:ilvl="3" w:tplc="04070001" w:tentative="1">
+      <w:start w:val="1"/>
+      <w:numFmt w:val="bullet"/>
+      <w:lvlText w:val=""/>
+      <w:lvlJc w:val="left"/>
+      <w:pPr>
+        <w:ind w:left="3240" w:hanging="360"/>
+      </w:pPr>
+      <w:rPr>
+        <w:rFonts w:ascii="Symbol" w:hAnsi="Symbol" w:hint="default"/>
+      </w:rPr>
+    </w:lvl>
+    <w:lvl w:ilvl="4" w:tplc="04070003" w:tentative="1">
+      <w:start w:val="1"/>
+      <w:numFmt w:val="bullet"/>
+      <w:lvlText w:val="o"/>
+      <w:lvlJc w:val="left"/>
+      <w:pPr>
+        <w:ind w:left="3960" w:hanging="360"/>
+      </w:pPr>
+      <w:rPr>
+        <w:rFonts w:ascii="Courier New" w:hAnsi="Courier New" w:cs="Courier New" w:hint="default"/>
+      </w:rPr>
+    </w:lvl>
+    <w:lvl w:ilvl="5" w:tplc="04070005" w:tentative="1">
+      <w:start w:val="1"/>
+      <w:numFmt w:val="bullet"/>
+      <w:lvlText w:val=""/>
+      <w:lvlJc w:val="left"/>
+      <w:pPr>
+        <w:ind w:left="4680" w:hanging="360"/>
+      </w:pPr>
+      <w:rPr>
+        <w:rFonts w:ascii="Wingdings" w:hAnsi="Wingdings" w:hint="default"/>
+      </w:rPr>
+    </w:lvl>
+    <w:lvl w:ilvl="6" w:tplc="04070001" w:tentative="1">
+      <w:start w:val="1"/>
+      <w:numFmt w:val="bullet"/>
+      <w:lvlText w:val=""/>
+      <w:lvlJc w:val="left"/>
+      <w:pPr>
+        <w:ind w:left="5400" w:hanging="360"/>
+      </w:pPr>
+      <w:rPr>
+        <w:rFonts w:ascii="Symbol" w:hAnsi="Symbol" w:hint="default"/>
+      </w:rPr>
+    </w:lvl>
+    <w:lvl w:ilvl="7" w:tplc="04070003" w:tentative="1">
+      <w:start w:val="1"/>
+      <w:numFmt w:val="bullet"/>
+      <w:lvlText w:val="o"/>
+      <w:lvlJc w:val="left"/>
+      <w:pPr>
+        <w:ind w:left="6120" w:hanging="360"/>
+      </w:pPr>
+      <w:rPr>
+        <w:rFonts w:ascii="Courier New" w:hAnsi="Courier New" w:cs="Courier New" w:hint="default"/>
+      </w:rPr>
+    </w:lvl>
+    <w:lvl w:ilvl="8" w:tplc="04070005" w:tentative="1">
+      <w:start w:val="1"/>
+      <w:numFmt w:val="bullet"/>
+      <w:lvlText w:val=""/>
+      <w:lvlJc w:val="left"/>
+      <w:pPr>
+        <w:ind w:left="6840" w:hanging="360"/>
+      </w:pPr>
+      <w:rPr>
+        <w:rFonts w:ascii="Wingdings" w:hAnsi="Wingdings" w:hint="default"/>
+      </w:rPr>
+    </w:lvl>
+  </w:abstractNum>
+  <w:abstractNum w:abstractNumId="3" w15:restartNumberingAfterBreak="0">
+    <w:nsid w:val="49976B79"/>
+    <w:multiLevelType w:val="hybridMultilevel"/>
+    <w:tmpl w:val="5D6C7A5C"/>
+    <w:lvl w:ilvl="0" w:tplc="718806F6">
+      <w:start w:val="1"/>
+      <w:numFmt w:val="decimal"/>
+      <w:lvlText w:val="%1.)"/>
+      <w:lvlJc w:val="left"/>
+      <w:pPr>
+        <w:ind w:left="720" w:hanging="360"/>
+      </w:pPr>
+      <w:rPr>
+        <w:rFonts w:hint="default"/>
+      </w:rPr>
+    </w:lvl>
+    <w:lvl w:ilvl="1" w:tplc="04070019" w:tentative="1">
+      <w:start w:val="1"/>
+      <w:numFmt w:val="lowerLetter"/>
+      <w:lvlText w:val="%2."/>
+      <w:lvlJc w:val="left"/>
+      <w:pPr>
+        <w:ind w:left="1440" w:hanging="360"/>
+      </w:pPr>
+    </w:lvl>
+    <w:lvl w:ilvl="2" w:tplc="0407001B" w:tentative="1">
+      <w:start w:val="1"/>
+      <w:numFmt w:val="lowerRoman"/>
+      <w:lvlText w:val="%3."/>
+      <w:lvlJc w:val="right"/>
+      <w:pPr>
+        <w:ind w:left="2160" w:hanging="180"/>
+      </w:pPr>
+    </w:lvl>
+    <w:lvl w:ilvl="3" w:tplc="0407000F" w:tentative="1">
+      <w:start w:val="1"/>
+      <w:numFmt w:val="decimal"/>
+      <w:lvlText w:val="%4."/>
+      <w:lvlJc w:val="left"/>
+      <w:pPr>
+        <w:ind w:left="2880" w:hanging="360"/>
+      </w:pPr>
+    </w:lvl>
+    <w:lvl w:ilvl="4" w:tplc="04070019" w:tentative="1">
+      <w:start w:val="1"/>
+      <w:numFmt w:val="lowerLetter"/>
+      <w:lvlText w:val="%5."/>
+      <w:lvlJc w:val="left"/>
+      <w:pPr>
+        <w:ind w:left="3600" w:hanging="360"/>
+      </w:pPr>
+    </w:lvl>
+    <w:lvl w:ilvl="5" w:tplc="0407001B" w:tentative="1">
+      <w:start w:val="1"/>
+      <w:numFmt w:val="lowerRoman"/>
+      <w:lvlText w:val="%6."/>
+      <w:lvlJc w:val="right"/>
+      <w:pPr>
+        <w:ind w:left="4320" w:hanging="180"/>
+      </w:pPr>
+    </w:lvl>
+    <w:lvl w:ilvl="6" w:tplc="0407000F" w:tentative="1">
+      <w:start w:val="1"/>
+      <w:numFmt w:val="decimal"/>
+      <w:lvlText w:val="%7."/>
+      <w:lvlJc w:val="left"/>
+      <w:pPr>
+        <w:ind w:left="5040" w:hanging="360"/>
+      </w:pPr>
+    </w:lvl>
+    <w:lvl w:ilvl="7" w:tplc="04070019" w:tentative="1">
+      <w:start w:val="1"/>
+      <w:numFmt w:val="lowerLetter"/>
+      <w:lvlText w:val="%8."/>
+      <w:lvlJc w:val="left"/>
+      <w:pPr>
+        <w:ind w:left="5760" w:hanging="360"/>
+      </w:pPr>
+    </w:lvl>
+    <w:lvl w:ilvl="8" w:tplc="0407001B" w:tentative="1">
+      <w:start w:val="1"/>
+      <w:numFmt w:val="lowerRoman"/>
+      <w:lvlText w:val="%9."/>
+      <w:lvlJc w:val="right"/>
+      <w:pPr>
+        <w:ind w:left="6480" w:hanging="180"/>
+      </w:pPr>
+    </w:lvl>
+  </w:abstractNum>
+  <w:abstractNum w:abstractNumId="4" w15:restartNumberingAfterBreak="0">
+    <w:nsid w:val="50231D63"/>
+    <w:multiLevelType w:val="hybridMultilevel"/>
+    <w:tmpl w:val="065A1DFC"/>
+    <w:lvl w:ilvl="0" w:tplc="04070001">
+      <w:start w:val="1"/>
+      <w:numFmt w:val="bullet"/>
+      <w:lvlText w:val=""/>
+      <w:lvlJc w:val="left"/>
+      <w:pPr>
+        <w:ind w:left="720" w:hanging="360"/>
+      </w:pPr>
+      <w:rPr>
+        <w:rFonts w:ascii="Symbol" w:hAnsi="Symbol" w:hint="default"/>
+      </w:rPr>
+    </w:lvl>
+    <w:lvl w:ilvl="1" w:tplc="04070003" w:tentative="1">
+      <w:start w:val="1"/>
+      <w:numFmt w:val="bullet"/>
+      <w:lvlText w:val="o"/>
+      <w:lvlJc w:val="left"/>
+      <w:pPr>
+        <w:ind w:left="1440" w:hanging="360"/>
+      </w:pPr>
+      <w:rPr>
+        <w:rFonts w:ascii="Courier New" w:hAnsi="Courier New" w:cs="Courier New" w:hint="default"/>
+      </w:rPr>
+    </w:lvl>
+    <w:lvl w:ilvl="2" w:tplc="04070005" w:tentative="1">
+      <w:start w:val="1"/>
+      <w:numFmt w:val="bullet"/>
+      <w:lvlText w:val=""/>
+      <w:lvlJc w:val="left"/>
+      <w:pPr>
+        <w:ind w:left="2160" w:hanging="360"/>
+      </w:pPr>
+      <w:rPr>
+        <w:rFonts w:ascii="Wingdings" w:hAnsi="Wingdings" w:hint="default"/>
+      </w:rPr>
+    </w:lvl>
+    <w:lvl w:ilvl="3" w:tplc="04070001" w:tentative="1">
+      <w:start w:val="1"/>
+      <w:numFmt w:val="bullet"/>
+      <w:lvlText w:val=""/>
+      <w:lvlJc w:val="left"/>
+      <w:pPr>
+        <w:ind w:left="2880" w:hanging="360"/>
+      </w:pPr>
+      <w:rPr>
+        <w:rFonts w:ascii="Symbol" w:hAnsi="Symbol" w:hint="default"/>
+      </w:rPr>
+    </w:lvl>
+    <w:lvl w:ilvl="4" w:tplc="04070003" w:tentative="1">
+      <w:start w:val="1"/>
+      <w:numFmt w:val="bullet"/>
+      <w:lvlText w:val="o"/>
+      <w:lvlJc w:val="left"/>
+      <w:pPr>
+        <w:ind w:left="3600" w:hanging="360"/>
+      </w:pPr>
+      <w:rPr>
+        <w:rFonts w:ascii="Courier New" w:hAnsi="Courier New" w:cs="Courier New" w:hint="default"/>
+      </w:rPr>
+    </w:lvl>
+    <w:lvl w:ilvl="5" w:tplc="04070005" w:tentative="1">
+      <w:start w:val="1"/>
+      <w:numFmt w:val="bullet"/>
+      <w:lvlText w:val=""/>
+      <w:lvlJc w:val="left"/>
+      <w:pPr>
+        <w:ind w:left="4320" w:hanging="360"/>
+      </w:pPr>
+      <w:rPr>
+        <w:rFonts w:ascii="Wingdings" w:hAnsi="Wingdings" w:hint="default"/>
+      </w:rPr>
+    </w:lvl>
+    <w:lvl w:ilvl="6" w:tplc="04070001" w:tentative="1">
+      <w:start w:val="1"/>
+      <w:numFmt w:val="bullet"/>
+      <w:lvlText w:val=""/>
+      <w:lvlJc w:val="left"/>
+      <w:pPr>
+        <w:ind w:left="5040" w:hanging="360"/>
+      </w:pPr>
+      <w:rPr>
+        <w:rFonts w:ascii="Symbol" w:hAnsi="Symbol" w:hint="default"/>
+      </w:rPr>
+    </w:lvl>
+    <w:lvl w:ilvl="7" w:tplc="04070003" w:tentative="1">
+      <w:start w:val="1"/>
+      <w:numFmt w:val="bullet"/>
+      <w:lvlText w:val="o"/>
+      <w:lvlJc w:val="left"/>
+      <w:pPr>
+        <w:ind w:left="5760" w:hanging="360"/>
+      </w:pPr>
+      <w:rPr>
+        <w:rFonts w:ascii="Courier New" w:hAnsi="Courier New" w:cs="Courier New" w:hint="default"/>
+      </w:rPr>
+    </w:lvl>
+    <w:lvl w:ilvl="8" w:tplc="04070005" w:tentative="1">
+      <w:start w:val="1"/>
+      <w:numFmt w:val="bullet"/>
+      <w:lvlText w:val=""/>
+      <w:lvlJc w:val="left"/>
+      <w:pPr>
+        <w:ind w:left="6480" w:hanging="360"/>
+      </w:pPr>
+      <w:rPr>
+        <w:rFonts w:ascii="Wingdings" w:hAnsi="Wingdings" w:hint="default"/>
+      </w:rPr>
+    </w:lvl>
+  </w:abstractNum>
+  <w:abstractNum w:abstractNumId="5" w15:restartNumberingAfterBreak="0">
     <w:nsid w:val="5C6D1B7C"/>
     <w:multiLevelType w:val="multilevel"/>
-    <w:tmpl w:val="23A87068"/>
+    <w:tmpl w:val="F9CA7330"/>
     <w:lvl w:ilvl="0">
       <w:start w:val="1"/>
       <w:numFmt w:val="decimal"/>
@@ -2200,6 +5572,8 @@
       </w:pPr>
       <w:rPr>
         <w:rFonts w:hint="default"/>
+        <w:b/>
+        <w:bCs/>
         <w:color w:val="000000" w:themeColor="text1"/>
       </w:rPr>
     </w:lvl>
@@ -2257,7 +5631,7 @@
       <w:lvlText w:val="%7."/>
       <w:lvlJc w:val="left"/>
       <w:pPr>
-        <w:ind w:left="2520" w:hanging="360"/>
+        <w:ind w:left="360" w:hanging="360"/>
       </w:pPr>
       <w:rPr>
         <w:rFonts w:hint="default"/>
@@ -2288,7 +5662,231 @@
       </w:rPr>
     </w:lvl>
   </w:abstractNum>
-  <w:abstractNum w:abstractNumId="2" w15:restartNumberingAfterBreak="0">
+  <w:abstractNum w:abstractNumId="6" w15:restartNumberingAfterBreak="0">
+    <w:nsid w:val="5FB0358A"/>
+    <w:multiLevelType w:val="hybridMultilevel"/>
+    <w:tmpl w:val="19F65B8A"/>
+    <w:lvl w:ilvl="0" w:tplc="B6928B58">
+      <w:numFmt w:val="bullet"/>
+      <w:lvlText w:val="-"/>
+      <w:lvlJc w:val="left"/>
+      <w:pPr>
+        <w:ind w:left="720" w:hanging="360"/>
+      </w:pPr>
+      <w:rPr>
+        <w:rFonts w:ascii="Arial" w:eastAsiaTheme="minorHAnsi" w:hAnsi="Arial" w:cs="Arial" w:hint="default"/>
+      </w:rPr>
+    </w:lvl>
+    <w:lvl w:ilvl="1" w:tplc="04070003" w:tentative="1">
+      <w:start w:val="1"/>
+      <w:numFmt w:val="bullet"/>
+      <w:lvlText w:val="o"/>
+      <w:lvlJc w:val="left"/>
+      <w:pPr>
+        <w:ind w:left="1440" w:hanging="360"/>
+      </w:pPr>
+      <w:rPr>
+        <w:rFonts w:ascii="Courier New" w:hAnsi="Courier New" w:cs="Courier New" w:hint="default"/>
+      </w:rPr>
+    </w:lvl>
+    <w:lvl w:ilvl="2" w:tplc="04070005" w:tentative="1">
+      <w:start w:val="1"/>
+      <w:numFmt w:val="bullet"/>
+      <w:lvlText w:val=""/>
+      <w:lvlJc w:val="left"/>
+      <w:pPr>
+        <w:ind w:left="2160" w:hanging="360"/>
+      </w:pPr>
+      <w:rPr>
+        <w:rFonts w:ascii="Wingdings" w:hAnsi="Wingdings" w:hint="default"/>
+      </w:rPr>
+    </w:lvl>
+    <w:lvl w:ilvl="3" w:tplc="04070001" w:tentative="1">
+      <w:start w:val="1"/>
+      <w:numFmt w:val="bullet"/>
+      <w:lvlText w:val=""/>
+      <w:lvlJc w:val="left"/>
+      <w:pPr>
+        <w:ind w:left="2880" w:hanging="360"/>
+      </w:pPr>
+      <w:rPr>
+        <w:rFonts w:ascii="Symbol" w:hAnsi="Symbol" w:hint="default"/>
+      </w:rPr>
+    </w:lvl>
+    <w:lvl w:ilvl="4" w:tplc="04070003" w:tentative="1">
+      <w:start w:val="1"/>
+      <w:numFmt w:val="bullet"/>
+      <w:lvlText w:val="o"/>
+      <w:lvlJc w:val="left"/>
+      <w:pPr>
+        <w:ind w:left="3600" w:hanging="360"/>
+      </w:pPr>
+      <w:rPr>
+        <w:rFonts w:ascii="Courier New" w:hAnsi="Courier New" w:cs="Courier New" w:hint="default"/>
+      </w:rPr>
+    </w:lvl>
+    <w:lvl w:ilvl="5" w:tplc="04070005" w:tentative="1">
+      <w:start w:val="1"/>
+      <w:numFmt w:val="bullet"/>
+      <w:lvlText w:val=""/>
+      <w:lvlJc w:val="left"/>
+      <w:pPr>
+        <w:ind w:left="4320" w:hanging="360"/>
+      </w:pPr>
+      <w:rPr>
+        <w:rFonts w:ascii="Wingdings" w:hAnsi="Wingdings" w:hint="default"/>
+      </w:rPr>
+    </w:lvl>
+    <w:lvl w:ilvl="6" w:tplc="04070001" w:tentative="1">
+      <w:start w:val="1"/>
+      <w:numFmt w:val="bullet"/>
+      <w:lvlText w:val=""/>
+      <w:lvlJc w:val="left"/>
+      <w:pPr>
+        <w:ind w:left="5040" w:hanging="360"/>
+      </w:pPr>
+      <w:rPr>
+        <w:rFonts w:ascii="Symbol" w:hAnsi="Symbol" w:hint="default"/>
+      </w:rPr>
+    </w:lvl>
+    <w:lvl w:ilvl="7" w:tplc="04070003" w:tentative="1">
+      <w:start w:val="1"/>
+      <w:numFmt w:val="bullet"/>
+      <w:lvlText w:val="o"/>
+      <w:lvlJc w:val="left"/>
+      <w:pPr>
+        <w:ind w:left="5760" w:hanging="360"/>
+      </w:pPr>
+      <w:rPr>
+        <w:rFonts w:ascii="Courier New" w:hAnsi="Courier New" w:cs="Courier New" w:hint="default"/>
+      </w:rPr>
+    </w:lvl>
+    <w:lvl w:ilvl="8" w:tplc="04070005" w:tentative="1">
+      <w:start w:val="1"/>
+      <w:numFmt w:val="bullet"/>
+      <w:lvlText w:val=""/>
+      <w:lvlJc w:val="left"/>
+      <w:pPr>
+        <w:ind w:left="6480" w:hanging="360"/>
+      </w:pPr>
+      <w:rPr>
+        <w:rFonts w:ascii="Wingdings" w:hAnsi="Wingdings" w:hint="default"/>
+      </w:rPr>
+    </w:lvl>
+  </w:abstractNum>
+  <w:abstractNum w:abstractNumId="7" w15:restartNumberingAfterBreak="0">
+    <w:nsid w:val="70B05398"/>
+    <w:multiLevelType w:val="hybridMultilevel"/>
+    <w:tmpl w:val="4A3417A8"/>
+    <w:lvl w:ilvl="0" w:tplc="B6928B58">
+      <w:numFmt w:val="bullet"/>
+      <w:lvlText w:val="-"/>
+      <w:lvlJc w:val="left"/>
+      <w:pPr>
+        <w:ind w:left="720" w:hanging="360"/>
+      </w:pPr>
+      <w:rPr>
+        <w:rFonts w:ascii="Arial" w:eastAsiaTheme="minorHAnsi" w:hAnsi="Arial" w:cs="Arial" w:hint="default"/>
+      </w:rPr>
+    </w:lvl>
+    <w:lvl w:ilvl="1" w:tplc="04070003" w:tentative="1">
+      <w:start w:val="1"/>
+      <w:numFmt w:val="bullet"/>
+      <w:lvlText w:val="o"/>
+      <w:lvlJc w:val="left"/>
+      <w:pPr>
+        <w:ind w:left="1440" w:hanging="360"/>
+      </w:pPr>
+      <w:rPr>
+        <w:rFonts w:ascii="Courier New" w:hAnsi="Courier New" w:cs="Courier New" w:hint="default"/>
+      </w:rPr>
+    </w:lvl>
+    <w:lvl w:ilvl="2" w:tplc="04070005" w:tentative="1">
+      <w:start w:val="1"/>
+      <w:numFmt w:val="bullet"/>
+      <w:lvlText w:val=""/>
+      <w:lvlJc w:val="left"/>
+      <w:pPr>
+        <w:ind w:left="2160" w:hanging="360"/>
+      </w:pPr>
+      <w:rPr>
+        <w:rFonts w:ascii="Wingdings" w:hAnsi="Wingdings" w:hint="default"/>
+      </w:rPr>
+    </w:lvl>
+    <w:lvl w:ilvl="3" w:tplc="04070001" w:tentative="1">
+      <w:start w:val="1"/>
+      <w:numFmt w:val="bullet"/>
+      <w:lvlText w:val=""/>
+      <w:lvlJc w:val="left"/>
+      <w:pPr>
+        <w:ind w:left="2880" w:hanging="360"/>
+      </w:pPr>
+      <w:rPr>
+        <w:rFonts w:ascii="Symbol" w:hAnsi="Symbol" w:hint="default"/>
+      </w:rPr>
+    </w:lvl>
+    <w:lvl w:ilvl="4" w:tplc="04070003" w:tentative="1">
+      <w:start w:val="1"/>
+      <w:numFmt w:val="bullet"/>
+      <w:lvlText w:val="o"/>
+      <w:lvlJc w:val="left"/>
+      <w:pPr>
+        <w:ind w:left="3600" w:hanging="360"/>
+      </w:pPr>
+      <w:rPr>
+        <w:rFonts w:ascii="Courier New" w:hAnsi="Courier New" w:cs="Courier New" w:hint="default"/>
+      </w:rPr>
+    </w:lvl>
+    <w:lvl w:ilvl="5" w:tplc="04070005" w:tentative="1">
+      <w:start w:val="1"/>
+      <w:numFmt w:val="bullet"/>
+      <w:lvlText w:val=""/>
+      <w:lvlJc w:val="left"/>
+      <w:pPr>
+        <w:ind w:left="4320" w:hanging="360"/>
+      </w:pPr>
+      <w:rPr>
+        <w:rFonts w:ascii="Wingdings" w:hAnsi="Wingdings" w:hint="default"/>
+      </w:rPr>
+    </w:lvl>
+    <w:lvl w:ilvl="6" w:tplc="04070001" w:tentative="1">
+      <w:start w:val="1"/>
+      <w:numFmt w:val="bullet"/>
+      <w:lvlText w:val=""/>
+      <w:lvlJc w:val="left"/>
+      <w:pPr>
+        <w:ind w:left="5040" w:hanging="360"/>
+      </w:pPr>
+      <w:rPr>
+        <w:rFonts w:ascii="Symbol" w:hAnsi="Symbol" w:hint="default"/>
+      </w:rPr>
+    </w:lvl>
+    <w:lvl w:ilvl="7" w:tplc="04070003" w:tentative="1">
+      <w:start w:val="1"/>
+      <w:numFmt w:val="bullet"/>
+      <w:lvlText w:val="o"/>
+      <w:lvlJc w:val="left"/>
+      <w:pPr>
+        <w:ind w:left="5760" w:hanging="360"/>
+      </w:pPr>
+      <w:rPr>
+        <w:rFonts w:ascii="Courier New" w:hAnsi="Courier New" w:cs="Courier New" w:hint="default"/>
+      </w:rPr>
+    </w:lvl>
+    <w:lvl w:ilvl="8" w:tplc="04070005" w:tentative="1">
+      <w:start w:val="1"/>
+      <w:numFmt w:val="bullet"/>
+      <w:lvlText w:val=""/>
+      <w:lvlJc w:val="left"/>
+      <w:pPr>
+        <w:ind w:left="6480" w:hanging="360"/>
+      </w:pPr>
+      <w:rPr>
+        <w:rFonts w:ascii="Wingdings" w:hAnsi="Wingdings" w:hint="default"/>
+      </w:rPr>
+    </w:lvl>
+  </w:abstractNum>
+  <w:abstractNum w:abstractNumId="8" w15:restartNumberingAfterBreak="0">
     <w:nsid w:val="7A893294"/>
     <w:multiLevelType w:val="multilevel"/>
     <w:tmpl w:val="0FE637C0"/>
@@ -2438,13 +6036,31 @@
     </w:lvl>
   </w:abstractNum>
   <w:num w:numId="1" w16cid:durableId="1251894831">
+    <w:abstractNumId w:val="5"/>
+  </w:num>
+  <w:num w:numId="2" w16cid:durableId="211425722">
+    <w:abstractNumId w:val="3"/>
+  </w:num>
+  <w:num w:numId="3" w16cid:durableId="701054990">
+    <w:abstractNumId w:val="8"/>
+  </w:num>
+  <w:num w:numId="4" w16cid:durableId="82730095">
+    <w:abstractNumId w:val="4"/>
+  </w:num>
+  <w:num w:numId="5" w16cid:durableId="1967541271">
+    <w:abstractNumId w:val="6"/>
+  </w:num>
+  <w:num w:numId="6" w16cid:durableId="798649531">
     <w:abstractNumId w:val="1"/>
   </w:num>
-  <w:num w:numId="2" w16cid:durableId="211425722">
+  <w:num w:numId="7" w16cid:durableId="92366478">
+    <w:abstractNumId w:val="7"/>
+  </w:num>
+  <w:num w:numId="8" w16cid:durableId="608006199">
+    <w:abstractNumId w:val="2"/>
+  </w:num>
+  <w:num w:numId="9" w16cid:durableId="879364005">
     <w:abstractNumId w:val="0"/>
-  </w:num>
-  <w:num w:numId="3" w16cid:durableId="701054990">
-    <w:abstractNumId w:val="2"/>
   </w:num>
   <w:numIdMacAtCleanup w:val="2"/>
 </w:numbering>
@@ -2934,7 +6550,6 @@
   <w:style w:type="character" w:default="1" w:styleId="Absatz-Standardschriftart">
     <w:name w:val="Default Paragraph Font"/>
     <w:uiPriority w:val="1"/>
-    <w:semiHidden/>
     <w:unhideWhenUsed/>
   </w:style>
   <w:style w:type="table" w:default="1" w:styleId="NormaleTabelle">
@@ -3401,6 +7016,276 @@
       <w:lang w:eastAsia="ja-JP"/>
     </w:rPr>
   </w:style>
+  <w:style w:type="table" w:styleId="EinfacheTabelle5">
+    <w:name w:val="Plain Table 5"/>
+    <w:basedOn w:val="NormaleTabelle"/>
+    <w:uiPriority w:val="45"/>
+    <w:rsid w:val="002533FB"/>
+    <w:pPr>
+      <w:spacing w:after="0" w:line="240" w:lineRule="auto"/>
+    </w:pPr>
+    <w:tblPr>
+      <w:tblStyleRowBandSize w:val="1"/>
+      <w:tblStyleColBandSize w:val="1"/>
+    </w:tblPr>
+    <w:tblStylePr w:type="firstRow">
+      <w:rPr>
+        <w:rFonts w:asciiTheme="majorHAnsi" w:eastAsiaTheme="majorEastAsia" w:hAnsiTheme="majorHAnsi" w:cstheme="majorBidi"/>
+        <w:i/>
+        <w:iCs/>
+        <w:sz w:val="26"/>
+      </w:rPr>
+      <w:tblPr/>
+      <w:tcPr>
+        <w:tcBorders>
+          <w:bottom w:val="single" w:sz="4" w:space="0" w:color="7F7F7F" w:themeColor="text1" w:themeTint="80"/>
+        </w:tcBorders>
+        <w:shd w:val="clear" w:color="auto" w:fill="FFFFFF" w:themeFill="background1"/>
+      </w:tcPr>
+    </w:tblStylePr>
+    <w:tblStylePr w:type="lastRow">
+      <w:rPr>
+        <w:rFonts w:asciiTheme="majorHAnsi" w:eastAsiaTheme="majorEastAsia" w:hAnsiTheme="majorHAnsi" w:cstheme="majorBidi"/>
+        <w:i/>
+        <w:iCs/>
+        <w:sz w:val="26"/>
+      </w:rPr>
+      <w:tblPr/>
+      <w:tcPr>
+        <w:tcBorders>
+          <w:top w:val="single" w:sz="4" w:space="0" w:color="7F7F7F" w:themeColor="text1" w:themeTint="80"/>
+        </w:tcBorders>
+        <w:shd w:val="clear" w:color="auto" w:fill="FFFFFF" w:themeFill="background1"/>
+      </w:tcPr>
+    </w:tblStylePr>
+    <w:tblStylePr w:type="firstCol">
+      <w:pPr>
+        <w:jc w:val="right"/>
+      </w:pPr>
+      <w:rPr>
+        <w:rFonts w:asciiTheme="majorHAnsi" w:eastAsiaTheme="majorEastAsia" w:hAnsiTheme="majorHAnsi" w:cstheme="majorBidi"/>
+        <w:i/>
+        <w:iCs/>
+        <w:sz w:val="26"/>
+      </w:rPr>
+      <w:tblPr/>
+      <w:tcPr>
+        <w:tcBorders>
+          <w:right w:val="single" w:sz="4" w:space="0" w:color="7F7F7F" w:themeColor="text1" w:themeTint="80"/>
+        </w:tcBorders>
+        <w:shd w:val="clear" w:color="auto" w:fill="FFFFFF" w:themeFill="background1"/>
+      </w:tcPr>
+    </w:tblStylePr>
+    <w:tblStylePr w:type="lastCol">
+      <w:rPr>
+        <w:rFonts w:asciiTheme="majorHAnsi" w:eastAsiaTheme="majorEastAsia" w:hAnsiTheme="majorHAnsi" w:cstheme="majorBidi"/>
+        <w:i/>
+        <w:iCs/>
+        <w:sz w:val="26"/>
+      </w:rPr>
+      <w:tblPr/>
+      <w:tcPr>
+        <w:tcBorders>
+          <w:left w:val="single" w:sz="4" w:space="0" w:color="7F7F7F" w:themeColor="text1" w:themeTint="80"/>
+        </w:tcBorders>
+        <w:shd w:val="clear" w:color="auto" w:fill="FFFFFF" w:themeFill="background1"/>
+      </w:tcPr>
+    </w:tblStylePr>
+    <w:tblStylePr w:type="band1Vert">
+      <w:tblPr/>
+      <w:tcPr>
+        <w:shd w:val="clear" w:color="auto" w:fill="F2F2F2" w:themeFill="background1" w:themeFillShade="F2"/>
+      </w:tcPr>
+    </w:tblStylePr>
+    <w:tblStylePr w:type="band1Horz">
+      <w:tblPr/>
+      <w:tcPr>
+        <w:shd w:val="clear" w:color="auto" w:fill="F2F2F2" w:themeFill="background1" w:themeFillShade="F2"/>
+      </w:tcPr>
+    </w:tblStylePr>
+    <w:tblStylePr w:type="neCell">
+      <w:tblPr/>
+      <w:tcPr>
+        <w:tcBorders>
+          <w:left w:val="nil"/>
+        </w:tcBorders>
+      </w:tcPr>
+    </w:tblStylePr>
+    <w:tblStylePr w:type="nwCell">
+      <w:tblPr/>
+      <w:tcPr>
+        <w:tcBorders>
+          <w:right w:val="nil"/>
+        </w:tcBorders>
+      </w:tcPr>
+    </w:tblStylePr>
+    <w:tblStylePr w:type="seCell">
+      <w:tblPr/>
+      <w:tcPr>
+        <w:tcBorders>
+          <w:left w:val="nil"/>
+        </w:tcBorders>
+      </w:tcPr>
+    </w:tblStylePr>
+    <w:tblStylePr w:type="swCell">
+      <w:tblPr/>
+      <w:tcPr>
+        <w:tcBorders>
+          <w:right w:val="nil"/>
+        </w:tcBorders>
+      </w:tcPr>
+    </w:tblStylePr>
+  </w:style>
+  <w:style w:type="table" w:styleId="Gitternetztabelle2Akzent3">
+    <w:name w:val="Grid Table 2 Accent 3"/>
+    <w:basedOn w:val="NormaleTabelle"/>
+    <w:uiPriority w:val="47"/>
+    <w:rsid w:val="002533FB"/>
+    <w:pPr>
+      <w:spacing w:after="0" w:line="240" w:lineRule="auto"/>
+    </w:pPr>
+    <w:tblPr>
+      <w:tblStyleRowBandSize w:val="1"/>
+      <w:tblStyleColBandSize w:val="1"/>
+      <w:tblBorders>
+        <w:top w:val="single" w:sz="2" w:space="0" w:color="C9C9C9" w:themeColor="accent3" w:themeTint="99"/>
+        <w:bottom w:val="single" w:sz="2" w:space="0" w:color="C9C9C9" w:themeColor="accent3" w:themeTint="99"/>
+        <w:insideH w:val="single" w:sz="2" w:space="0" w:color="C9C9C9" w:themeColor="accent3" w:themeTint="99"/>
+        <w:insideV w:val="single" w:sz="2" w:space="0" w:color="C9C9C9" w:themeColor="accent3" w:themeTint="99"/>
+      </w:tblBorders>
+    </w:tblPr>
+    <w:tblStylePr w:type="firstRow">
+      <w:rPr>
+        <w:b/>
+        <w:bCs/>
+      </w:rPr>
+      <w:tblPr/>
+      <w:tcPr>
+        <w:tcBorders>
+          <w:top w:val="nil"/>
+          <w:bottom w:val="single" w:sz="12" w:space="0" w:color="C9C9C9" w:themeColor="accent3" w:themeTint="99"/>
+          <w:insideH w:val="nil"/>
+          <w:insideV w:val="nil"/>
+        </w:tcBorders>
+        <w:shd w:val="clear" w:color="auto" w:fill="FFFFFF" w:themeFill="background1"/>
+      </w:tcPr>
+    </w:tblStylePr>
+    <w:tblStylePr w:type="lastRow">
+      <w:rPr>
+        <w:b/>
+        <w:bCs/>
+      </w:rPr>
+      <w:tblPr/>
+      <w:tcPr>
+        <w:tcBorders>
+          <w:top w:val="double" w:sz="2" w:space="0" w:color="C9C9C9" w:themeColor="accent3" w:themeTint="99"/>
+          <w:bottom w:val="nil"/>
+          <w:insideH w:val="nil"/>
+          <w:insideV w:val="nil"/>
+        </w:tcBorders>
+        <w:shd w:val="clear" w:color="auto" w:fill="FFFFFF" w:themeFill="background1"/>
+      </w:tcPr>
+    </w:tblStylePr>
+    <w:tblStylePr w:type="firstCol">
+      <w:rPr>
+        <w:b/>
+        <w:bCs/>
+      </w:rPr>
+    </w:tblStylePr>
+    <w:tblStylePr w:type="lastCol">
+      <w:rPr>
+        <w:b/>
+        <w:bCs/>
+      </w:rPr>
+    </w:tblStylePr>
+    <w:tblStylePr w:type="band1Vert">
+      <w:tblPr/>
+      <w:tcPr>
+        <w:shd w:val="clear" w:color="auto" w:fill="EDEDED" w:themeFill="accent3" w:themeFillTint="33"/>
+      </w:tcPr>
+    </w:tblStylePr>
+    <w:tblStylePr w:type="band1Horz">
+      <w:tblPr/>
+      <w:tcPr>
+        <w:shd w:val="clear" w:color="auto" w:fill="EDEDED" w:themeFill="accent3" w:themeFillTint="33"/>
+      </w:tcPr>
+    </w:tblStylePr>
+  </w:style>
+  <w:style w:type="table" w:styleId="Gitternetztabelle2">
+    <w:name w:val="Grid Table 2"/>
+    <w:basedOn w:val="NormaleTabelle"/>
+    <w:uiPriority w:val="47"/>
+    <w:rsid w:val="002533FB"/>
+    <w:pPr>
+      <w:spacing w:after="0" w:line="240" w:lineRule="auto"/>
+    </w:pPr>
+    <w:tblPr>
+      <w:tblStyleRowBandSize w:val="1"/>
+      <w:tblStyleColBandSize w:val="1"/>
+      <w:tblBorders>
+        <w:top w:val="single" w:sz="2" w:space="0" w:color="666666" w:themeColor="text1" w:themeTint="99"/>
+        <w:bottom w:val="single" w:sz="2" w:space="0" w:color="666666" w:themeColor="text1" w:themeTint="99"/>
+        <w:insideH w:val="single" w:sz="2" w:space="0" w:color="666666" w:themeColor="text1" w:themeTint="99"/>
+        <w:insideV w:val="single" w:sz="2" w:space="0" w:color="666666" w:themeColor="text1" w:themeTint="99"/>
+      </w:tblBorders>
+    </w:tblPr>
+    <w:tblStylePr w:type="firstRow">
+      <w:rPr>
+        <w:b/>
+        <w:bCs/>
+      </w:rPr>
+      <w:tblPr/>
+      <w:tcPr>
+        <w:tcBorders>
+          <w:top w:val="nil"/>
+          <w:bottom w:val="single" w:sz="12" w:space="0" w:color="666666" w:themeColor="text1" w:themeTint="99"/>
+          <w:insideH w:val="nil"/>
+          <w:insideV w:val="nil"/>
+        </w:tcBorders>
+        <w:shd w:val="clear" w:color="auto" w:fill="FFFFFF" w:themeFill="background1"/>
+      </w:tcPr>
+    </w:tblStylePr>
+    <w:tblStylePr w:type="lastRow">
+      <w:rPr>
+        <w:b/>
+        <w:bCs/>
+      </w:rPr>
+      <w:tblPr/>
+      <w:tcPr>
+        <w:tcBorders>
+          <w:top w:val="double" w:sz="2" w:space="0" w:color="666666" w:themeColor="text1" w:themeTint="99"/>
+          <w:bottom w:val="nil"/>
+          <w:insideH w:val="nil"/>
+          <w:insideV w:val="nil"/>
+        </w:tcBorders>
+        <w:shd w:val="clear" w:color="auto" w:fill="FFFFFF" w:themeFill="background1"/>
+      </w:tcPr>
+    </w:tblStylePr>
+    <w:tblStylePr w:type="firstCol">
+      <w:rPr>
+        <w:b/>
+        <w:bCs/>
+      </w:rPr>
+    </w:tblStylePr>
+    <w:tblStylePr w:type="lastCol">
+      <w:rPr>
+        <w:b/>
+        <w:bCs/>
+      </w:rPr>
+    </w:tblStylePr>
+    <w:tblStylePr w:type="band1Vert">
+      <w:tblPr/>
+      <w:tcPr>
+        <w:shd w:val="clear" w:color="auto" w:fill="CCCCCC" w:themeFill="text1" w:themeFillTint="33"/>
+      </w:tcPr>
+    </w:tblStylePr>
+    <w:tblStylePr w:type="band1Horz">
+      <w:tblPr/>
+      <w:tcPr>
+        <w:shd w:val="clear" w:color="auto" w:fill="CCCCCC" w:themeFill="text1" w:themeFillTint="33"/>
+      </w:tcPr>
+    </w:tblStylePr>
+  </w:style>
 </w:styles>
 </file>
 
@@ -3446,12 +7331,19 @@
     <w:pitch w:val="variable"/>
     <w:sig w:usb0="E0002EFF" w:usb1="C000785B" w:usb2="00000009" w:usb3="00000000" w:csb0="000001FF" w:csb1="00000000"/>
   </w:font>
-  <w:font w:name="Symbol">
-    <w:panose1 w:val="05050102010706020507"/>
-    <w:charset w:val="02"/>
-    <w:family w:val="decorative"/>
+  <w:font w:name="Arial">
+    <w:panose1 w:val="020B0604020202020204"/>
+    <w:charset w:val="00"/>
+    <w:family w:val="swiss"/>
     <w:pitch w:val="variable"/>
-    <w:sig w:usb0="00000000" w:usb1="10000000" w:usb2="00000000" w:usb3="00000000" w:csb0="80000000" w:csb1="00000000"/>
+    <w:sig w:usb0="E0002AFF" w:usb1="C0007843" w:usb2="00000009" w:usb3="00000000" w:csb0="000001FF" w:csb1="00000000"/>
+  </w:font>
+  <w:font w:name="Calibri">
+    <w:panose1 w:val="020F0502020204030204"/>
+    <w:charset w:val="00"/>
+    <w:family w:val="swiss"/>
+    <w:pitch w:val="variable"/>
+    <w:sig w:usb0="E4002EFF" w:usb1="C200247B" w:usb2="00000009" w:usb3="00000000" w:csb0="000001FF" w:csb1="00000000"/>
   </w:font>
   <w:font w:name="Courier New">
     <w:panose1 w:val="02070309020205020404"/>
@@ -3462,24 +7354,17 @@
   </w:font>
   <w:font w:name="Wingdings">
     <w:panose1 w:val="05000000000000000000"/>
+    <w:charset w:val="4D"/>
+    <w:family w:val="decorative"/>
+    <w:pitch w:val="variable"/>
+    <w:sig w:usb0="00000003" w:usb1="00000000" w:usb2="00000000" w:usb3="00000000" w:csb0="80000001" w:csb1="00000000"/>
+  </w:font>
+  <w:font w:name="Symbol">
+    <w:panose1 w:val="05050102010706020507"/>
     <w:charset w:val="02"/>
-    <w:family w:val="auto"/>
+    <w:family w:val="decorative"/>
     <w:pitch w:val="variable"/>
     <w:sig w:usb0="00000000" w:usb1="10000000" w:usb2="00000000" w:usb3="00000000" w:csb0="80000000" w:csb1="00000000"/>
-  </w:font>
-  <w:font w:name="Calibri">
-    <w:panose1 w:val="020F0502020204030204"/>
-    <w:charset w:val="00"/>
-    <w:family w:val="swiss"/>
-    <w:pitch w:val="variable"/>
-    <w:sig w:usb0="E4002EFF" w:usb1="C200247B" w:usb2="00000009" w:usb3="00000000" w:csb0="000001FF" w:csb1="00000000"/>
-  </w:font>
-  <w:font w:name="Arial">
-    <w:panose1 w:val="020B0604020202020204"/>
-    <w:charset w:val="00"/>
-    <w:family w:val="swiss"/>
-    <w:pitch w:val="variable"/>
-    <w:sig w:usb0="E0002AFF" w:usb1="C0007843" w:usb2="00000009" w:usb3="00000000" w:csb0="000001FF" w:csb1="00000000"/>
   </w:font>
   <w:font w:name="Yu Gothic Light">
     <w:altName w:val="游ゴシック Light"/>
@@ -3561,6 +7446,7 @@
     <w:rsid w:val="003D0A8C"/>
     <w:rsid w:val="004173C7"/>
     <w:rsid w:val="00446E52"/>
+    <w:rsid w:val="004B575C"/>
     <w:rsid w:val="004C73A9"/>
     <w:rsid w:val="004D67E1"/>
     <w:rsid w:val="004D79EA"/>
@@ -3594,6 +7480,7 @@
     <w:rsid w:val="00DB2476"/>
     <w:rsid w:val="00DC6FD5"/>
     <w:rsid w:val="00DD05D6"/>
+    <w:rsid w:val="00E049DB"/>
     <w:rsid w:val="00E57D66"/>
     <w:rsid w:val="00E75FA9"/>
     <w:rsid w:val="00EA64B7"/>
@@ -4330,10 +8217,6 @@
 </file>
 
 <file path=customXml/item1.xml><?xml version="1.0" encoding="utf-8"?>
-<b:Sources xmlns:b="http://schemas.openxmlformats.org/officeDocument/2006/bibliography" xmlns="http://schemas.openxmlformats.org/officeDocument/2006/bibliography" SelectedStyle="\APASixthEditionOfficeOnline.xsl" StyleName="APA" Version="6"/>
-</file>
-
-<file path=customXml/item2.xml><?xml version="1.0" encoding="utf-8"?>
 <?mso-contentType ?>
 <FormTemplates xmlns="http://schemas.microsoft.com/sharepoint/v3/contenttype/forms">
   <Display>DocumentLibraryForm</Display>
@@ -4342,18 +8225,11 @@
 </FormTemplates>
 </file>
 
-<file path=customXml/item3.xml><?xml version="1.0" encoding="utf-8"?>
-<p:properties xmlns:p="http://schemas.microsoft.com/office/2006/metadata/properties" xmlns:xsi="http://www.w3.org/2001/XMLSchema-instance" xmlns:pc="http://schemas.microsoft.com/office/infopath/2007/PartnerControls">
-  <documentManagement>
-    <TaxCatchAll xmlns="e32c9bb7-34f5-44bb-800b-35798843376c" xsi:nil="true"/>
-    <lcf76f155ced4ddcb4097134ff3c332f xmlns="22aa7da5-41f5-464e-85e6-b2dd1761cd70">
-      <Terms xmlns="http://schemas.microsoft.com/office/infopath/2007/PartnerControls"/>
-    </lcf76f155ced4ddcb4097134ff3c332f>
-  </documentManagement>
-</p:properties>
+<file path=customXml/item2.xml><?xml version="1.0" encoding="utf-8"?>
+<b:Sources xmlns:b="http://schemas.openxmlformats.org/officeDocument/2006/bibliography" xmlns="http://schemas.openxmlformats.org/officeDocument/2006/bibliography" SelectedStyle="\APASixthEditionOfficeOnline.xsl" StyleName="APA" Version="6"/>
 </file>
 
-<file path=customXml/item4.xml><?xml version="1.0" encoding="utf-8"?>
+<file path=customXml/item3.xml><?xml version="1.0" encoding="utf-8"?>
 <ct:contentTypeSchema xmlns:ct="http://schemas.microsoft.com/office/2006/metadata/contentType" xmlns:ma="http://schemas.microsoft.com/office/2006/metadata/properties/metaAttributes" ct:_="" ma:_="" ma:contentTypeName="Dokument" ma:contentTypeID="0x010100D827C1AAE83348469185F4DE8D8E42AA" ma:contentTypeVersion="18" ma:contentTypeDescription="Ein neues Dokument erstellen." ma:contentTypeScope="" ma:versionID="618348fa32be16a474572d476ed91d7d">
   <xsd:schema xmlns:xsd="http://www.w3.org/2001/XMLSchema" xmlns:xs="http://www.w3.org/2001/XMLSchema" xmlns:p="http://schemas.microsoft.com/office/2006/metadata/properties" xmlns:ns2="22aa7da5-41f5-464e-85e6-b2dd1761cd70" xmlns:ns3="e32c9bb7-34f5-44bb-800b-35798843376c" targetNamespace="http://schemas.microsoft.com/office/2006/metadata/properties" ma:root="true" ma:fieldsID="348e17a0368de80907a02c9ddfbbbd22" ns2:_="" ns3:_="">
     <xsd:import namespace="22aa7da5-41f5-464e-85e6-b2dd1761cd70"/>
@@ -4608,7 +8484,26 @@
 </ct:contentTypeSchema>
 </file>
 
+<file path=customXml/item4.xml><?xml version="1.0" encoding="utf-8"?>
+<p:properties xmlns:p="http://schemas.microsoft.com/office/2006/metadata/properties" xmlns:xsi="http://www.w3.org/2001/XMLSchema-instance" xmlns:pc="http://schemas.microsoft.com/office/infopath/2007/PartnerControls">
+  <documentManagement>
+    <TaxCatchAll xmlns="e32c9bb7-34f5-44bb-800b-35798843376c" xsi:nil="true"/>
+    <lcf76f155ced4ddcb4097134ff3c332f xmlns="22aa7da5-41f5-464e-85e6-b2dd1761cd70">
+      <Terms xmlns="http://schemas.microsoft.com/office/infopath/2007/PartnerControls"/>
+    </lcf76f155ced4ddcb4097134ff3c332f>
+  </documentManagement>
+</p:properties>
+</file>
+
 <file path=customXml/itemProps1.xml><?xml version="1.0" encoding="utf-8"?>
+<ds:datastoreItem xmlns:ds="http://schemas.openxmlformats.org/officeDocument/2006/customXml" ds:itemID="{B8133326-A9D9-4C20-AED2-57D8DB38EE3B}">
+  <ds:schemaRefs>
+    <ds:schemaRef ds:uri="http://schemas.microsoft.com/sharepoint/v3/contenttype/forms"/>
+  </ds:schemaRefs>
+</ds:datastoreItem>
+</file>
+
+<file path=customXml/itemProps2.xml><?xml version="1.0" encoding="utf-8"?>
 <ds:datastoreItem xmlns:ds="http://schemas.openxmlformats.org/officeDocument/2006/customXml" ds:itemID="{84661881-BC85-4481-9F58-A76FBE332CB1}">
   <ds:schemaRefs>
     <ds:schemaRef ds:uri="http://schemas.openxmlformats.org/officeDocument/2006/bibliography"/>
@@ -4616,26 +8511,7 @@
 </ds:datastoreItem>
 </file>
 
-<file path=customXml/itemProps2.xml><?xml version="1.0" encoding="utf-8"?>
-<ds:datastoreItem xmlns:ds="http://schemas.openxmlformats.org/officeDocument/2006/customXml" ds:itemID="{B8133326-A9D9-4C20-AED2-57D8DB38EE3B}">
-  <ds:schemaRefs>
-    <ds:schemaRef ds:uri="http://schemas.microsoft.com/sharepoint/v3/contenttype/forms"/>
-  </ds:schemaRefs>
-</ds:datastoreItem>
-</file>
-
 <file path=customXml/itemProps3.xml><?xml version="1.0" encoding="utf-8"?>
-<ds:datastoreItem xmlns:ds="http://schemas.openxmlformats.org/officeDocument/2006/customXml" ds:itemID="{AEB5EB03-E1DB-4DE6-8456-3A44BE197CDE}">
-  <ds:schemaRefs>
-    <ds:schemaRef ds:uri="http://schemas.microsoft.com/office/2006/metadata/properties"/>
-    <ds:schemaRef ds:uri="http://schemas.microsoft.com/office/infopath/2007/PartnerControls"/>
-    <ds:schemaRef ds:uri="e32c9bb7-34f5-44bb-800b-35798843376c"/>
-    <ds:schemaRef ds:uri="22aa7da5-41f5-464e-85e6-b2dd1761cd70"/>
-  </ds:schemaRefs>
-</ds:datastoreItem>
-</file>
-
-<file path=customXml/itemProps4.xml><?xml version="1.0" encoding="utf-8"?>
 <ds:datastoreItem xmlns:ds="http://schemas.openxmlformats.org/officeDocument/2006/customXml" ds:itemID="{60D544C4-8D4D-481D-B00F-1F09332EE222}">
   <ds:schemaRefs>
     <ds:schemaRef ds:uri="http://schemas.microsoft.com/office/2006/metadata/contentType"/>
@@ -4652,4 +8528,15 @@
     <ds:schemaRef ds:uri="http://schemas.microsoft.com/internal/obd"/>
   </ds:schemaRefs>
 </ds:datastoreItem>
+</file>
+
+<file path=customXml/itemProps4.xml><?xml version="1.0" encoding="utf-8"?>
+<ds:datastoreItem xmlns:ds="http://schemas.openxmlformats.org/officeDocument/2006/customXml" ds:itemID="{AEB5EB03-E1DB-4DE6-8456-3A44BE197CDE}">
+  <ds:schemaRefs>
+    <ds:schemaRef ds:uri="http://schemas.microsoft.com/office/2006/metadata/properties"/>
+    <ds:schemaRef ds:uri="http://schemas.microsoft.com/office/infopath/2007/PartnerControls"/>
+    <ds:schemaRef ds:uri="e32c9bb7-34f5-44bb-800b-35798843376c"/>
+    <ds:schemaRef ds:uri="22aa7da5-41f5-464e-85e6-b2dd1761cd70"/>
+  </ds:schemaRefs>
+</ds:datastoreItem>
 </file>
--- a/Doc/Aufgabenstellung/Dokumentation/Case Study Doku.docx
+++ b/Doc/Aufgabenstellung/Dokumentation/Case Study Doku.docx
@@ -2410,24 +2410,14 @@
       <w:r>
         <w:t xml:space="preserve">Abbildung </w:t>
       </w:r>
-      <w:r>
-        <w:fldChar w:fldCharType="begin"/>
-      </w:r>
-      <w:r>
-        <w:instrText xml:space="preserve"> SEQ Abbildung \* ARABIC </w:instrText>
-      </w:r>
-      <w:r>
-        <w:fldChar w:fldCharType="separate"/>
-      </w:r>
-      <w:r>
-        <w:rPr>
-          <w:noProof/>
-        </w:rPr>
-        <w:t>1</w:t>
-      </w:r>
-      <w:r>
-        <w:fldChar w:fldCharType="end"/>
-      </w:r>
+      <w:fldSimple w:instr=" SEQ Abbildung \* ARABIC ">
+        <w:r>
+          <w:rPr>
+            <w:noProof/>
+          </w:rPr>
+          <w:t>1</w:t>
+        </w:r>
+      </w:fldSimple>
       <w:r>
         <w:t xml:space="preserve">: </w:t>
       </w:r>
@@ -2540,24 +2530,14 @@
       <w:r>
         <w:t xml:space="preserve">Abbildung </w:t>
       </w:r>
-      <w:r>
-        <w:fldChar w:fldCharType="begin"/>
-      </w:r>
-      <w:r>
-        <w:instrText xml:space="preserve"> SEQ Abbildung \* ARABIC </w:instrText>
-      </w:r>
-      <w:r>
-        <w:fldChar w:fldCharType="separate"/>
-      </w:r>
-      <w:r>
-        <w:rPr>
-          <w:noProof/>
-        </w:rPr>
-        <w:t>2</w:t>
-      </w:r>
-      <w:r>
-        <w:fldChar w:fldCharType="end"/>
-      </w:r>
+      <w:fldSimple w:instr=" SEQ Abbildung \* ARABIC ">
+        <w:r>
+          <w:rPr>
+            <w:noProof/>
+          </w:rPr>
+          <w:t>2</w:t>
+        </w:r>
+      </w:fldSimple>
       <w:r>
         <w:t xml:space="preserve">: </w:t>
       </w:r>
@@ -2680,24 +2660,14 @@
       <w:r>
         <w:t xml:space="preserve">Abbildung </w:t>
       </w:r>
-      <w:r>
-        <w:fldChar w:fldCharType="begin"/>
-      </w:r>
-      <w:r>
-        <w:instrText xml:space="preserve"> SEQ Abbildung \* ARABIC </w:instrText>
-      </w:r>
-      <w:r>
-        <w:fldChar w:fldCharType="separate"/>
-      </w:r>
-      <w:r>
-        <w:rPr>
-          <w:noProof/>
-        </w:rPr>
-        <w:t>3</w:t>
-      </w:r>
-      <w:r>
-        <w:fldChar w:fldCharType="end"/>
-      </w:r>
+      <w:fldSimple w:instr=" SEQ Abbildung \* ARABIC ">
+        <w:r>
+          <w:rPr>
+            <w:noProof/>
+          </w:rPr>
+          <w:t>3</w:t>
+        </w:r>
+      </w:fldSimple>
       <w:r>
         <w:t xml:space="preserve">: </w:t>
       </w:r>
@@ -2893,24 +2863,14 @@
       <w:r>
         <w:t xml:space="preserve">Abbildung </w:t>
       </w:r>
-      <w:r>
-        <w:fldChar w:fldCharType="begin"/>
-      </w:r>
-      <w:r>
-        <w:instrText xml:space="preserve"> SEQ Abbildung \* ARABIC </w:instrText>
-      </w:r>
-      <w:r>
-        <w:fldChar w:fldCharType="separate"/>
-      </w:r>
-      <w:r>
-        <w:rPr>
-          <w:noProof/>
-        </w:rPr>
-        <w:t>4</w:t>
-      </w:r>
-      <w:r>
-        <w:fldChar w:fldCharType="end"/>
-      </w:r>
+      <w:fldSimple w:instr=" SEQ Abbildung \* ARABIC ">
+        <w:r>
+          <w:rPr>
+            <w:noProof/>
+          </w:rPr>
+          <w:t>4</w:t>
+        </w:r>
+      </w:fldSimple>
       <w:r>
         <w:t>: HMI-Skizze</w:t>
       </w:r>
@@ -3077,6 +3037,14 @@
       </w:r>
       <w:bookmarkEnd w:id="14"/>
     </w:p>
+    <w:p>
+      <w:pPr>
+        <w:pStyle w:val="berschrift1"/>
+      </w:pPr>
+      <w:r>
+        <w:t>Schlussteil</w:t>
+      </w:r>
+    </w:p>
     <w:p/>
     <w:p/>
     <w:p/>
@@ -3111,7 +3079,6 @@
       </w:pPr>
       <w:bookmarkStart w:id="15" w:name="_Toc231874437"/>
       <w:r>
-        <w:lastRenderedPageBreak/>
         <w:t>Aufwandsübersicht</w:t>
       </w:r>
       <w:bookmarkEnd w:id="15"/>
@@ -3833,7 +3800,7 @@
                 <w:b w:val="0"/>
                 <w:bCs w:val="0"/>
               </w:rPr>
-              <w:t>Gesamt Doku</w:t>
+              <w:t>Architektur, Klasse, in LASAL erstellt</w:t>
             </w:r>
           </w:p>
         </w:tc>
@@ -3846,7 +3813,7 @@
               <w:cnfStyle w:val="000000000000" w:firstRow="0" w:lastRow="0" w:firstColumn="0" w:lastColumn="0" w:oddVBand="0" w:evenVBand="0" w:oddHBand="0" w:evenHBand="0" w:firstRowFirstColumn="0" w:firstRowLastColumn="0" w:lastRowFirstColumn="0" w:lastRowLastColumn="0"/>
             </w:pPr>
             <w:r>
-              <w:t>Hassan und Niki</w:t>
+              <w:t xml:space="preserve">Hassan und Niki </w:t>
             </w:r>
           </w:p>
         </w:tc>
@@ -3859,18 +3826,809 @@
               <w:cnfStyle w:val="000000000000" w:firstRow="0" w:lastRow="0" w:firstColumn="0" w:lastColumn="0" w:oddVBand="0" w:evenVBand="0" w:oddHBand="0" w:evenHBand="0" w:firstRowFirstColumn="0" w:firstRowLastColumn="0" w:lastRowFirstColumn="0" w:lastRowLastColumn="0"/>
             </w:pPr>
             <w:r>
-              <w:t>5h+ bis jetzt</w:t>
+              <w:t>1.5h</w:t>
+            </w:r>
+          </w:p>
+        </w:tc>
+      </w:tr>
+      <w:tr>
+        <w:trPr>
+          <w:cnfStyle w:val="000000100000" w:firstRow="0" w:lastRow="0" w:firstColumn="0" w:lastColumn="0" w:oddVBand="0" w:evenVBand="0" w:oddHBand="1" w:evenHBand="0" w:firstRowFirstColumn="0" w:firstRowLastColumn="0" w:lastRowFirstColumn="0" w:lastRowLastColumn="0"/>
+        </w:trPr>
+        <w:tc>
+          <w:tcPr>
+            <w:cnfStyle w:val="001000000000" w:firstRow="0" w:lastRow="0" w:firstColumn="1" w:lastColumn="0" w:oddVBand="0" w:evenVBand="0" w:oddHBand="0" w:evenHBand="0" w:firstRowFirstColumn="0" w:firstRowLastColumn="0" w:lastRowFirstColumn="0" w:lastRowLastColumn="0"/>
+            <w:tcW w:w="3209" w:type="dxa"/>
+          </w:tcPr>
+          <w:p>
+            <w:pPr>
+              <w:rPr>
+                <w:b w:val="0"/>
+                <w:bCs w:val="0"/>
+              </w:rPr>
+            </w:pPr>
+            <w:r>
+              <w:rPr>
+                <w:b w:val="0"/>
+                <w:bCs w:val="0"/>
+              </w:rPr>
+              <w:t>Motion und Motorenanbindung</w:t>
+            </w:r>
+          </w:p>
+        </w:tc>
+        <w:tc>
+          <w:tcPr>
+            <w:tcW w:w="3209" w:type="dxa"/>
+          </w:tcPr>
+          <w:p>
+            <w:pPr>
+              <w:cnfStyle w:val="000000100000" w:firstRow="0" w:lastRow="0" w:firstColumn="0" w:lastColumn="0" w:oddVBand="0" w:evenVBand="0" w:oddHBand="1" w:evenHBand="0" w:firstRowFirstColumn="0" w:firstRowLastColumn="0" w:lastRowFirstColumn="0" w:lastRowLastColumn="0"/>
+            </w:pPr>
+            <w:r>
+              <w:t xml:space="preserve">Hassan und Niki </w:t>
+            </w:r>
+          </w:p>
+        </w:tc>
+        <w:tc>
+          <w:tcPr>
+            <w:tcW w:w="3210" w:type="dxa"/>
+          </w:tcPr>
+          <w:p>
+            <w:pPr>
+              <w:cnfStyle w:val="000000100000" w:firstRow="0" w:lastRow="0" w:firstColumn="0" w:lastColumn="0" w:oddVBand="0" w:evenVBand="0" w:oddHBand="1" w:evenHBand="0" w:firstRowFirstColumn="0" w:firstRowLastColumn="0" w:lastRowFirstColumn="0" w:lastRowLastColumn="0"/>
+            </w:pPr>
+            <w:r>
+              <w:t>2h</w:t>
+            </w:r>
+          </w:p>
+        </w:tc>
+      </w:tr>
+      <w:tr>
+        <w:tc>
+          <w:tcPr>
+            <w:cnfStyle w:val="001000000000" w:firstRow="0" w:lastRow="0" w:firstColumn="1" w:lastColumn="0" w:oddVBand="0" w:evenVBand="0" w:oddHBand="0" w:evenHBand="0" w:firstRowFirstColumn="0" w:firstRowLastColumn="0" w:lastRowFirstColumn="0" w:lastRowLastColumn="0"/>
+            <w:tcW w:w="3209" w:type="dxa"/>
+          </w:tcPr>
+          <w:p>
+            <w:pPr>
+              <w:rPr>
+                <w:b w:val="0"/>
+                <w:bCs w:val="0"/>
+              </w:rPr>
+            </w:pPr>
+            <w:r>
+              <w:rPr>
+                <w:b w:val="0"/>
+                <w:bCs w:val="0"/>
+              </w:rPr>
+              <w:t xml:space="preserve">Problematik </w:t>
+            </w:r>
+            <w:proofErr w:type="spellStart"/>
+            <w:r>
+              <w:rPr>
+                <w:b w:val="0"/>
+                <w:bCs w:val="0"/>
+              </w:rPr>
+              <w:t>Bibliothekenübergabe</w:t>
+            </w:r>
+            <w:proofErr w:type="spellEnd"/>
+            <w:r>
+              <w:rPr>
+                <w:b w:val="0"/>
+                <w:bCs w:val="0"/>
+              </w:rPr>
+              <w:t xml:space="preserve"> </w:t>
+            </w:r>
+            <w:proofErr w:type="spellStart"/>
+            <w:r>
+              <w:rPr>
+                <w:b w:val="0"/>
+                <w:bCs w:val="0"/>
+              </w:rPr>
+              <w:t>git</w:t>
+            </w:r>
+            <w:proofErr w:type="spellEnd"/>
+          </w:p>
+        </w:tc>
+        <w:tc>
+          <w:tcPr>
+            <w:tcW w:w="3209" w:type="dxa"/>
+          </w:tcPr>
+          <w:p>
+            <w:pPr>
+              <w:cnfStyle w:val="000000000000" w:firstRow="0" w:lastRow="0" w:firstColumn="0" w:lastColumn="0" w:oddVBand="0" w:evenVBand="0" w:oddHBand="0" w:evenHBand="0" w:firstRowFirstColumn="0" w:firstRowLastColumn="0" w:lastRowFirstColumn="0" w:lastRowLastColumn="0"/>
+            </w:pPr>
+            <w:r>
+              <w:t>Hassan</w:t>
+            </w:r>
+          </w:p>
+        </w:tc>
+        <w:tc>
+          <w:tcPr>
+            <w:tcW w:w="3210" w:type="dxa"/>
+          </w:tcPr>
+          <w:p>
+            <w:pPr>
+              <w:cnfStyle w:val="000000000000" w:firstRow="0" w:lastRow="0" w:firstColumn="0" w:lastColumn="0" w:oddVBand="0" w:evenVBand="0" w:oddHBand="0" w:evenHBand="0" w:firstRowFirstColumn="0" w:firstRowLastColumn="0" w:lastRowFirstColumn="0" w:lastRowLastColumn="0"/>
+            </w:pPr>
+            <w:r>
+              <w:t>1h</w:t>
+            </w:r>
+          </w:p>
+        </w:tc>
+      </w:tr>
+      <w:tr>
+        <w:trPr>
+          <w:cnfStyle w:val="000000100000" w:firstRow="0" w:lastRow="0" w:firstColumn="0" w:lastColumn="0" w:oddVBand="0" w:evenVBand="0" w:oddHBand="1" w:evenHBand="0" w:firstRowFirstColumn="0" w:firstRowLastColumn="0" w:lastRowFirstColumn="0" w:lastRowLastColumn="0"/>
+        </w:trPr>
+        <w:tc>
+          <w:tcPr>
+            <w:cnfStyle w:val="001000000000" w:firstRow="0" w:lastRow="0" w:firstColumn="1" w:lastColumn="0" w:oddVBand="0" w:evenVBand="0" w:oddHBand="0" w:evenHBand="0" w:firstRowFirstColumn="0" w:firstRowLastColumn="0" w:lastRowFirstColumn="0" w:lastRowLastColumn="0"/>
+            <w:tcW w:w="3209" w:type="dxa"/>
+          </w:tcPr>
+          <w:p>
+            <w:pPr>
+              <w:rPr>
+                <w:b w:val="0"/>
+                <w:bCs w:val="0"/>
+              </w:rPr>
+            </w:pPr>
+            <w:proofErr w:type="spellStart"/>
+            <w:r>
+              <w:rPr>
+                <w:b w:val="0"/>
+                <w:bCs w:val="0"/>
+              </w:rPr>
+              <w:t>Git</w:t>
+            </w:r>
+            <w:proofErr w:type="spellEnd"/>
+            <w:r>
+              <w:rPr>
+                <w:b w:val="0"/>
+                <w:bCs w:val="0"/>
+              </w:rPr>
+              <w:t xml:space="preserve"> </w:t>
+            </w:r>
+            <w:proofErr w:type="spellStart"/>
+            <w:r>
+              <w:rPr>
+                <w:b w:val="0"/>
+                <w:bCs w:val="0"/>
+              </w:rPr>
+              <w:t>tests</w:t>
+            </w:r>
+            <w:proofErr w:type="spellEnd"/>
+            <w:r>
+              <w:rPr>
+                <w:b w:val="0"/>
+                <w:bCs w:val="0"/>
+              </w:rPr>
+              <w:t xml:space="preserve"> und testen Steuerung</w:t>
+            </w:r>
+          </w:p>
+        </w:tc>
+        <w:tc>
+          <w:tcPr>
+            <w:tcW w:w="3209" w:type="dxa"/>
+          </w:tcPr>
+          <w:p>
+            <w:pPr>
+              <w:cnfStyle w:val="000000100000" w:firstRow="0" w:lastRow="0" w:firstColumn="0" w:lastColumn="0" w:oddVBand="0" w:evenVBand="0" w:oddHBand="1" w:evenHBand="0" w:firstRowFirstColumn="0" w:firstRowLastColumn="0" w:lastRowFirstColumn="0" w:lastRowLastColumn="0"/>
+            </w:pPr>
+            <w:r>
+              <w:t>Hassan</w:t>
+            </w:r>
+          </w:p>
+        </w:tc>
+        <w:tc>
+          <w:tcPr>
+            <w:tcW w:w="3210" w:type="dxa"/>
+          </w:tcPr>
+          <w:p>
+            <w:pPr>
+              <w:cnfStyle w:val="000000100000" w:firstRow="0" w:lastRow="0" w:firstColumn="0" w:lastColumn="0" w:oddVBand="0" w:evenVBand="0" w:oddHBand="1" w:evenHBand="0" w:firstRowFirstColumn="0" w:firstRowLastColumn="0" w:lastRowFirstColumn="0" w:lastRowLastColumn="0"/>
+            </w:pPr>
+            <w:r>
+              <w:t>2h</w:t>
+            </w:r>
+          </w:p>
+        </w:tc>
+      </w:tr>
+      <w:tr>
+        <w:tc>
+          <w:tcPr>
+            <w:cnfStyle w:val="001000000000" w:firstRow="0" w:lastRow="0" w:firstColumn="1" w:lastColumn="0" w:oddVBand="0" w:evenVBand="0" w:oddHBand="0" w:evenHBand="0" w:firstRowFirstColumn="0" w:firstRowLastColumn="0" w:lastRowFirstColumn="0" w:lastRowLastColumn="0"/>
+            <w:tcW w:w="3209" w:type="dxa"/>
+          </w:tcPr>
+          <w:p>
+            <w:pPr>
+              <w:rPr>
+                <w:b w:val="0"/>
+                <w:bCs w:val="0"/>
+              </w:rPr>
+            </w:pPr>
+            <w:r>
+              <w:rPr>
+                <w:b w:val="0"/>
+                <w:bCs w:val="0"/>
+              </w:rPr>
+              <w:t>Methodenübergabe zwischen Klassen erstellt</w:t>
+            </w:r>
+          </w:p>
+        </w:tc>
+        <w:tc>
+          <w:tcPr>
+            <w:tcW w:w="3209" w:type="dxa"/>
+          </w:tcPr>
+          <w:p>
+            <w:pPr>
+              <w:cnfStyle w:val="000000000000" w:firstRow="0" w:lastRow="0" w:firstColumn="0" w:lastColumn="0" w:oddVBand="0" w:evenVBand="0" w:oddHBand="0" w:evenHBand="0" w:firstRowFirstColumn="0" w:firstRowLastColumn="0" w:lastRowFirstColumn="0" w:lastRowLastColumn="0"/>
+            </w:pPr>
+            <w:r>
+              <w:t>Niki</w:t>
+            </w:r>
+          </w:p>
+        </w:tc>
+        <w:tc>
+          <w:tcPr>
+            <w:tcW w:w="3210" w:type="dxa"/>
+          </w:tcPr>
+          <w:p>
+            <w:pPr>
+              <w:cnfStyle w:val="000000000000" w:firstRow="0" w:lastRow="0" w:firstColumn="0" w:lastColumn="0" w:oddVBand="0" w:evenVBand="0" w:oddHBand="0" w:evenHBand="0" w:firstRowFirstColumn="0" w:firstRowLastColumn="0" w:lastRowFirstColumn="0" w:lastRowLastColumn="0"/>
+            </w:pPr>
+            <w:r>
+              <w:t>1h</w:t>
+            </w:r>
+          </w:p>
+        </w:tc>
+      </w:tr>
+      <w:tr>
+        <w:trPr>
+          <w:cnfStyle w:val="000000100000" w:firstRow="0" w:lastRow="0" w:firstColumn="0" w:lastColumn="0" w:oddVBand="0" w:evenVBand="0" w:oddHBand="1" w:evenHBand="0" w:firstRowFirstColumn="0" w:firstRowLastColumn="0" w:lastRowFirstColumn="0" w:lastRowLastColumn="0"/>
+        </w:trPr>
+        <w:tc>
+          <w:tcPr>
+            <w:cnfStyle w:val="001000000000" w:firstRow="0" w:lastRow="0" w:firstColumn="1" w:lastColumn="0" w:oddVBand="0" w:evenVBand="0" w:oddHBand="0" w:evenHBand="0" w:firstRowFirstColumn="0" w:firstRowLastColumn="0" w:lastRowFirstColumn="0" w:lastRowLastColumn="0"/>
+            <w:tcW w:w="3209" w:type="dxa"/>
+          </w:tcPr>
+          <w:p>
+            <w:pPr>
+              <w:rPr>
+                <w:b w:val="0"/>
+                <w:bCs w:val="0"/>
+              </w:rPr>
+            </w:pPr>
+            <w:r>
+              <w:rPr>
+                <w:b w:val="0"/>
+                <w:bCs w:val="0"/>
+              </w:rPr>
+              <w:t xml:space="preserve">IO </w:t>
+            </w:r>
+            <w:proofErr w:type="spellStart"/>
+            <w:r>
+              <w:rPr>
+                <w:b w:val="0"/>
+                <w:bCs w:val="0"/>
+              </w:rPr>
+              <w:t>übergabe</w:t>
+            </w:r>
+            <w:proofErr w:type="spellEnd"/>
+            <w:r>
+              <w:rPr>
+                <w:b w:val="0"/>
+                <w:bCs w:val="0"/>
+              </w:rPr>
+              <w:t xml:space="preserve"> von HMI auf Aufzugmodul</w:t>
+            </w:r>
+          </w:p>
+        </w:tc>
+        <w:tc>
+          <w:tcPr>
+            <w:tcW w:w="3209" w:type="dxa"/>
+          </w:tcPr>
+          <w:p>
+            <w:pPr>
+              <w:cnfStyle w:val="000000100000" w:firstRow="0" w:lastRow="0" w:firstColumn="0" w:lastColumn="0" w:oddVBand="0" w:evenVBand="0" w:oddHBand="1" w:evenHBand="0" w:firstRowFirstColumn="0" w:firstRowLastColumn="0" w:lastRowFirstColumn="0" w:lastRowLastColumn="0"/>
+            </w:pPr>
+            <w:r>
+              <w:t>Niki</w:t>
+            </w:r>
+          </w:p>
+        </w:tc>
+        <w:tc>
+          <w:tcPr>
+            <w:tcW w:w="3210" w:type="dxa"/>
+          </w:tcPr>
+          <w:p>
+            <w:pPr>
+              <w:cnfStyle w:val="000000100000" w:firstRow="0" w:lastRow="0" w:firstColumn="0" w:lastColumn="0" w:oddVBand="0" w:evenVBand="0" w:oddHBand="1" w:evenHBand="0" w:firstRowFirstColumn="0" w:firstRowLastColumn="0" w:lastRowFirstColumn="0" w:lastRowLastColumn="0"/>
+            </w:pPr>
+            <w:r>
+              <w:t>1h</w:t>
+            </w:r>
+          </w:p>
+        </w:tc>
+      </w:tr>
+      <w:tr>
+        <w:tc>
+          <w:tcPr>
+            <w:cnfStyle w:val="001000000000" w:firstRow="0" w:lastRow="0" w:firstColumn="1" w:lastColumn="0" w:oddVBand="0" w:evenVBand="0" w:oddHBand="0" w:evenHBand="0" w:firstRowFirstColumn="0" w:firstRowLastColumn="0" w:lastRowFirstColumn="0" w:lastRowLastColumn="0"/>
+            <w:tcW w:w="3209" w:type="dxa"/>
+          </w:tcPr>
+          <w:p>
+            <w:pPr>
+              <w:rPr>
+                <w:b w:val="0"/>
+                <w:bCs w:val="0"/>
+              </w:rPr>
+            </w:pPr>
+            <w:r>
+              <w:rPr>
+                <w:b w:val="0"/>
+                <w:bCs w:val="0"/>
+              </w:rPr>
+              <w:t>Flankenerkennung DI</w:t>
+            </w:r>
+          </w:p>
+        </w:tc>
+        <w:tc>
+          <w:tcPr>
+            <w:tcW w:w="3209" w:type="dxa"/>
+          </w:tcPr>
+          <w:p>
+            <w:pPr>
+              <w:cnfStyle w:val="000000000000" w:firstRow="0" w:lastRow="0" w:firstColumn="0" w:lastColumn="0" w:oddVBand="0" w:evenVBand="0" w:oddHBand="0" w:evenHBand="0" w:firstRowFirstColumn="0" w:firstRowLastColumn="0" w:lastRowFirstColumn="0" w:lastRowLastColumn="0"/>
+            </w:pPr>
+            <w:r>
+              <w:t>Niki</w:t>
+            </w:r>
+          </w:p>
+        </w:tc>
+        <w:tc>
+          <w:tcPr>
+            <w:tcW w:w="3210" w:type="dxa"/>
+          </w:tcPr>
+          <w:p>
+            <w:pPr>
+              <w:cnfStyle w:val="000000000000" w:firstRow="0" w:lastRow="0" w:firstColumn="0" w:lastColumn="0" w:oddVBand="0" w:evenVBand="0" w:oddHBand="0" w:evenHBand="0" w:firstRowFirstColumn="0" w:firstRowLastColumn="0" w:lastRowFirstColumn="0" w:lastRowLastColumn="0"/>
+            </w:pPr>
+            <w:r>
+              <w:t>1h</w:t>
+            </w:r>
+          </w:p>
+        </w:tc>
+      </w:tr>
+      <w:tr>
+        <w:trPr>
+          <w:cnfStyle w:val="000000100000" w:firstRow="0" w:lastRow="0" w:firstColumn="0" w:lastColumn="0" w:oddVBand="0" w:evenVBand="0" w:oddHBand="1" w:evenHBand="0" w:firstRowFirstColumn="0" w:firstRowLastColumn="0" w:lastRowFirstColumn="0" w:lastRowLastColumn="0"/>
+        </w:trPr>
+        <w:tc>
+          <w:tcPr>
+            <w:cnfStyle w:val="001000000000" w:firstRow="0" w:lastRow="0" w:firstColumn="1" w:lastColumn="0" w:oddVBand="0" w:evenVBand="0" w:oddHBand="0" w:evenHBand="0" w:firstRowFirstColumn="0" w:firstRowLastColumn="0" w:lastRowFirstColumn="0" w:lastRowLastColumn="0"/>
+            <w:tcW w:w="3209" w:type="dxa"/>
+          </w:tcPr>
+          <w:p>
+            <w:pPr>
+              <w:rPr>
+                <w:b w:val="0"/>
+                <w:bCs w:val="0"/>
+              </w:rPr>
+            </w:pPr>
+            <w:r>
+              <w:rPr>
+                <w:b w:val="0"/>
+                <w:bCs w:val="0"/>
+              </w:rPr>
+              <w:t>Schrittkettenablauf mit Timer erstellt</w:t>
+            </w:r>
+          </w:p>
+        </w:tc>
+        <w:tc>
+          <w:tcPr>
+            <w:tcW w:w="3209" w:type="dxa"/>
+          </w:tcPr>
+          <w:p>
+            <w:pPr>
+              <w:cnfStyle w:val="000000100000" w:firstRow="0" w:lastRow="0" w:firstColumn="0" w:lastColumn="0" w:oddVBand="0" w:evenVBand="0" w:oddHBand="1" w:evenHBand="0" w:firstRowFirstColumn="0" w:firstRowLastColumn="0" w:lastRowFirstColumn="0" w:lastRowLastColumn="0"/>
+            </w:pPr>
+            <w:r>
+              <w:t>Niki</w:t>
+            </w:r>
+          </w:p>
+        </w:tc>
+        <w:tc>
+          <w:tcPr>
+            <w:tcW w:w="3210" w:type="dxa"/>
+          </w:tcPr>
+          <w:p>
+            <w:pPr>
+              <w:cnfStyle w:val="000000100000" w:firstRow="0" w:lastRow="0" w:firstColumn="0" w:lastColumn="0" w:oddVBand="0" w:evenVBand="0" w:oddHBand="1" w:evenHBand="0" w:firstRowFirstColumn="0" w:firstRowLastColumn="0" w:lastRowFirstColumn="0" w:lastRowLastColumn="0"/>
+            </w:pPr>
+            <w:r>
+              <w:t>3h</w:t>
+            </w:r>
+          </w:p>
+        </w:tc>
+      </w:tr>
+      <w:tr>
+        <w:tc>
+          <w:tcPr>
+            <w:cnfStyle w:val="001000000000" w:firstRow="0" w:lastRow="0" w:firstColumn="1" w:lastColumn="0" w:oddVBand="0" w:evenVBand="0" w:oddHBand="0" w:evenHBand="0" w:firstRowFirstColumn="0" w:firstRowLastColumn="0" w:lastRowFirstColumn="0" w:lastRowLastColumn="0"/>
+            <w:tcW w:w="3209" w:type="dxa"/>
+          </w:tcPr>
+          <w:p>
+            <w:pPr>
+              <w:rPr>
+                <w:b w:val="0"/>
+                <w:bCs w:val="0"/>
+              </w:rPr>
+            </w:pPr>
+            <w:proofErr w:type="spellStart"/>
+            <w:r>
+              <w:rPr>
+                <w:b w:val="0"/>
+                <w:bCs w:val="0"/>
+              </w:rPr>
+              <w:t>Timerbug</w:t>
+            </w:r>
+            <w:proofErr w:type="spellEnd"/>
+            <w:r>
+              <w:rPr>
+                <w:b w:val="0"/>
+                <w:bCs w:val="0"/>
+              </w:rPr>
+              <w:t xml:space="preserve"> wegen </w:t>
+            </w:r>
+            <w:proofErr w:type="spellStart"/>
+            <w:r>
+              <w:rPr>
+                <w:b w:val="0"/>
+                <w:bCs w:val="0"/>
+              </w:rPr>
+              <w:t>Cyclictime</w:t>
+            </w:r>
+            <w:proofErr w:type="spellEnd"/>
+          </w:p>
+        </w:tc>
+        <w:tc>
+          <w:tcPr>
+            <w:tcW w:w="3209" w:type="dxa"/>
+          </w:tcPr>
+          <w:p>
+            <w:pPr>
+              <w:cnfStyle w:val="000000000000" w:firstRow="0" w:lastRow="0" w:firstColumn="0" w:lastColumn="0" w:oddVBand="0" w:evenVBand="0" w:oddHBand="0" w:evenHBand="0" w:firstRowFirstColumn="0" w:firstRowLastColumn="0" w:lastRowFirstColumn="0" w:lastRowLastColumn="0"/>
+            </w:pPr>
+            <w:r>
+              <w:t>Niki</w:t>
+            </w:r>
+          </w:p>
+        </w:tc>
+        <w:tc>
+          <w:tcPr>
+            <w:tcW w:w="3210" w:type="dxa"/>
+          </w:tcPr>
+          <w:p>
+            <w:pPr>
+              <w:cnfStyle w:val="000000000000" w:firstRow="0" w:lastRow="0" w:firstColumn="0" w:lastColumn="0" w:oddVBand="0" w:evenVBand="0" w:oddHBand="0" w:evenHBand="0" w:firstRowFirstColumn="0" w:firstRowLastColumn="0" w:lastRowFirstColumn="0" w:lastRowLastColumn="0"/>
+            </w:pPr>
+            <w:r>
+              <w:t>0.5h</w:t>
+            </w:r>
+          </w:p>
+        </w:tc>
+      </w:tr>
+      <w:tr>
+        <w:trPr>
+          <w:cnfStyle w:val="000000100000" w:firstRow="0" w:lastRow="0" w:firstColumn="0" w:lastColumn="0" w:oddVBand="0" w:evenVBand="0" w:oddHBand="1" w:evenHBand="0" w:firstRowFirstColumn="0" w:firstRowLastColumn="0" w:lastRowFirstColumn="0" w:lastRowLastColumn="0"/>
+        </w:trPr>
+        <w:tc>
+          <w:tcPr>
+            <w:cnfStyle w:val="001000000000" w:firstRow="0" w:lastRow="0" w:firstColumn="1" w:lastColumn="0" w:oddVBand="0" w:evenVBand="0" w:oddHBand="0" w:evenHBand="0" w:firstRowFirstColumn="0" w:firstRowLastColumn="0" w:lastRowFirstColumn="0" w:lastRowLastColumn="0"/>
+            <w:tcW w:w="3209" w:type="dxa"/>
+          </w:tcPr>
+          <w:p>
+            <w:pPr>
+              <w:rPr>
+                <w:b w:val="0"/>
+                <w:bCs w:val="0"/>
+                <w:lang w:val="en-GB"/>
+              </w:rPr>
+            </w:pPr>
+            <w:r>
+              <w:rPr>
+                <w:b w:val="0"/>
+                <w:bCs w:val="0"/>
+                <w:lang w:val="en-GB"/>
+              </w:rPr>
+              <w:t>IRL test</w:t>
+            </w:r>
+            <w:r>
+              <w:rPr>
+                <w:b w:val="0"/>
+                <w:bCs w:val="0"/>
+                <w:lang w:val="en-GB"/>
+              </w:rPr>
+              <w:t xml:space="preserve"> </w:t>
+            </w:r>
+            <w:r>
+              <w:rPr>
+                <w:b w:val="0"/>
+                <w:bCs w:val="0"/>
+                <w:lang w:val="en-GB"/>
+              </w:rPr>
+              <w:t xml:space="preserve">und </w:t>
+            </w:r>
+            <w:r>
+              <w:rPr>
+                <w:b w:val="0"/>
+                <w:bCs w:val="0"/>
+                <w:lang w:val="en-GB"/>
+              </w:rPr>
+              <w:t>de</w:t>
+            </w:r>
+            <w:r>
+              <w:rPr>
+                <w:b w:val="0"/>
+                <w:bCs w:val="0"/>
+                <w:lang w:val="en-GB"/>
+              </w:rPr>
+              <w:t>bugging library</w:t>
+            </w:r>
+          </w:p>
+        </w:tc>
+        <w:tc>
+          <w:tcPr>
+            <w:tcW w:w="3209" w:type="dxa"/>
+          </w:tcPr>
+          <w:p>
+            <w:pPr>
+              <w:cnfStyle w:val="000000100000" w:firstRow="0" w:lastRow="0" w:firstColumn="0" w:lastColumn="0" w:oddVBand="0" w:evenVBand="0" w:oddHBand="1" w:evenHBand="0" w:firstRowFirstColumn="0" w:firstRowLastColumn="0" w:lastRowFirstColumn="0" w:lastRowLastColumn="0"/>
+              <w:rPr>
+                <w:lang w:val="en-GB"/>
+              </w:rPr>
+            </w:pPr>
+            <w:r>
+              <w:rPr>
+                <w:lang w:val="en-GB"/>
+              </w:rPr>
+              <w:t>Niki und Hassan</w:t>
+            </w:r>
+          </w:p>
+        </w:tc>
+        <w:tc>
+          <w:tcPr>
+            <w:tcW w:w="3210" w:type="dxa"/>
+          </w:tcPr>
+          <w:p>
+            <w:pPr>
+              <w:cnfStyle w:val="000000100000" w:firstRow="0" w:lastRow="0" w:firstColumn="0" w:lastColumn="0" w:oddVBand="0" w:evenVBand="0" w:oddHBand="1" w:evenHBand="0" w:firstRowFirstColumn="0" w:firstRowLastColumn="0" w:lastRowFirstColumn="0" w:lastRowLastColumn="0"/>
+              <w:rPr>
+                <w:lang w:val="en-GB"/>
+              </w:rPr>
+            </w:pPr>
+            <w:r>
+              <w:rPr>
+                <w:lang w:val="en-GB"/>
+              </w:rPr>
+              <w:t>1h</w:t>
+            </w:r>
+          </w:p>
+        </w:tc>
+      </w:tr>
+      <w:tr>
+        <w:tc>
+          <w:tcPr>
+            <w:cnfStyle w:val="001000000000" w:firstRow="0" w:lastRow="0" w:firstColumn="1" w:lastColumn="0" w:oddVBand="0" w:evenVBand="0" w:oddHBand="0" w:evenHBand="0" w:firstRowFirstColumn="0" w:firstRowLastColumn="0" w:lastRowFirstColumn="0" w:lastRowLastColumn="0"/>
+            <w:tcW w:w="3209" w:type="dxa"/>
+          </w:tcPr>
+          <w:p>
+            <w:pPr>
+              <w:rPr>
+                <w:b w:val="0"/>
+                <w:bCs w:val="0"/>
+              </w:rPr>
+            </w:pPr>
+            <w:r>
+              <w:rPr>
+                <w:b w:val="0"/>
+                <w:bCs w:val="0"/>
+              </w:rPr>
+              <w:lastRenderedPageBreak/>
+              <w:t>Endrechner bestimmt und Libraries f</w:t>
+            </w:r>
+            <w:r>
+              <w:rPr>
+                <w:b w:val="0"/>
+                <w:bCs w:val="0"/>
+              </w:rPr>
+              <w:t>ertiggestellt</w:t>
+            </w:r>
+          </w:p>
+        </w:tc>
+        <w:tc>
+          <w:tcPr>
+            <w:tcW w:w="3209" w:type="dxa"/>
+          </w:tcPr>
+          <w:p>
+            <w:pPr>
+              <w:cnfStyle w:val="000000000000" w:firstRow="0" w:lastRow="0" w:firstColumn="0" w:lastColumn="0" w:oddVBand="0" w:evenVBand="0" w:oddHBand="0" w:evenHBand="0" w:firstRowFirstColumn="0" w:firstRowLastColumn="0" w:lastRowFirstColumn="0" w:lastRowLastColumn="0"/>
+            </w:pPr>
+            <w:r>
+              <w:t>Niki und Hassan</w:t>
+            </w:r>
+          </w:p>
+        </w:tc>
+        <w:tc>
+          <w:tcPr>
+            <w:tcW w:w="3210" w:type="dxa"/>
+          </w:tcPr>
+          <w:p>
+            <w:pPr>
+              <w:cnfStyle w:val="000000000000" w:firstRow="0" w:lastRow="0" w:firstColumn="0" w:lastColumn="0" w:oddVBand="0" w:evenVBand="0" w:oddHBand="0" w:evenHBand="0" w:firstRowFirstColumn="0" w:firstRowLastColumn="0" w:lastRowFirstColumn="0" w:lastRowLastColumn="0"/>
+            </w:pPr>
+            <w:r>
+              <w:t>0.5h</w:t>
+            </w:r>
+          </w:p>
+        </w:tc>
+      </w:tr>
+      <w:tr>
+        <w:trPr>
+          <w:cnfStyle w:val="000000100000" w:firstRow="0" w:lastRow="0" w:firstColumn="0" w:lastColumn="0" w:oddVBand="0" w:evenVBand="0" w:oddHBand="1" w:evenHBand="0" w:firstRowFirstColumn="0" w:firstRowLastColumn="0" w:lastRowFirstColumn="0" w:lastRowLastColumn="0"/>
+        </w:trPr>
+        <w:tc>
+          <w:tcPr>
+            <w:cnfStyle w:val="001000000000" w:firstRow="0" w:lastRow="0" w:firstColumn="1" w:lastColumn="0" w:oddVBand="0" w:evenVBand="0" w:oddHBand="0" w:evenHBand="0" w:firstRowFirstColumn="0" w:firstRowLastColumn="0" w:lastRowFirstColumn="0" w:lastRowLastColumn="0"/>
+            <w:tcW w:w="3209" w:type="dxa"/>
+          </w:tcPr>
+          <w:p>
+            <w:pPr>
+              <w:rPr>
+                <w:b w:val="0"/>
+                <w:bCs w:val="0"/>
+              </w:rPr>
+            </w:pPr>
+            <w:r>
+              <w:rPr>
+                <w:b w:val="0"/>
+                <w:bCs w:val="0"/>
+              </w:rPr>
+              <w:t>VISU getestet</w:t>
+            </w:r>
+          </w:p>
+        </w:tc>
+        <w:tc>
+          <w:tcPr>
+            <w:tcW w:w="3209" w:type="dxa"/>
+          </w:tcPr>
+          <w:p>
+            <w:pPr>
+              <w:cnfStyle w:val="000000100000" w:firstRow="0" w:lastRow="0" w:firstColumn="0" w:lastColumn="0" w:oddVBand="0" w:evenVBand="0" w:oddHBand="1" w:evenHBand="0" w:firstRowFirstColumn="0" w:firstRowLastColumn="0" w:lastRowFirstColumn="0" w:lastRowLastColumn="0"/>
+            </w:pPr>
+            <w:r>
+              <w:t>Niki und Hassan</w:t>
+            </w:r>
+          </w:p>
+        </w:tc>
+        <w:tc>
+          <w:tcPr>
+            <w:tcW w:w="3210" w:type="dxa"/>
+          </w:tcPr>
+          <w:p>
+            <w:pPr>
+              <w:cnfStyle w:val="000000100000" w:firstRow="0" w:lastRow="0" w:firstColumn="0" w:lastColumn="0" w:oddVBand="0" w:evenVBand="0" w:oddHBand="1" w:evenHBand="0" w:firstRowFirstColumn="0" w:firstRowLastColumn="0" w:lastRowFirstColumn="0" w:lastRowLastColumn="0"/>
+            </w:pPr>
+            <w:r>
+              <w:t>0.5h</w:t>
+            </w:r>
+          </w:p>
+        </w:tc>
+      </w:tr>
+      <w:tr>
+        <w:tc>
+          <w:tcPr>
+            <w:cnfStyle w:val="001000000000" w:firstRow="0" w:lastRow="0" w:firstColumn="1" w:lastColumn="0" w:oddVBand="0" w:evenVBand="0" w:oddHBand="0" w:evenHBand="0" w:firstRowFirstColumn="0" w:firstRowLastColumn="0" w:lastRowFirstColumn="0" w:lastRowLastColumn="0"/>
+            <w:tcW w:w="3209" w:type="dxa"/>
+          </w:tcPr>
+          <w:p>
+            <w:pPr>
+              <w:rPr>
+                <w:b w:val="0"/>
+                <w:bCs w:val="0"/>
+              </w:rPr>
+            </w:pPr>
+            <w:r>
+              <w:rPr>
+                <w:b w:val="0"/>
+                <w:bCs w:val="0"/>
+              </w:rPr>
+              <w:t>Server für HMI angepasst</w:t>
+            </w:r>
+          </w:p>
+        </w:tc>
+        <w:tc>
+          <w:tcPr>
+            <w:tcW w:w="3209" w:type="dxa"/>
+          </w:tcPr>
+          <w:p>
+            <w:pPr>
+              <w:cnfStyle w:val="000000000000" w:firstRow="0" w:lastRow="0" w:firstColumn="0" w:lastColumn="0" w:oddVBand="0" w:evenVBand="0" w:oddHBand="0" w:evenHBand="0" w:firstRowFirstColumn="0" w:firstRowLastColumn="0" w:lastRowFirstColumn="0" w:lastRowLastColumn="0"/>
+            </w:pPr>
+            <w:r>
+              <w:t>Niki und Hassan</w:t>
+            </w:r>
+          </w:p>
+        </w:tc>
+        <w:tc>
+          <w:tcPr>
+            <w:tcW w:w="3210" w:type="dxa"/>
+          </w:tcPr>
+          <w:p>
+            <w:pPr>
+              <w:cnfStyle w:val="000000000000" w:firstRow="0" w:lastRow="0" w:firstColumn="0" w:lastColumn="0" w:oddVBand="0" w:evenVBand="0" w:oddHBand="0" w:evenHBand="0" w:firstRowFirstColumn="0" w:firstRowLastColumn="0" w:lastRowFirstColumn="0" w:lastRowLastColumn="0"/>
+            </w:pPr>
+          </w:p>
+        </w:tc>
+      </w:tr>
+      <w:tr>
+        <w:trPr>
+          <w:cnfStyle w:val="000000100000" w:firstRow="0" w:lastRow="0" w:firstColumn="0" w:lastColumn="0" w:oddVBand="0" w:evenVBand="0" w:oddHBand="1" w:evenHBand="0" w:firstRowFirstColumn="0" w:firstRowLastColumn="0" w:lastRowFirstColumn="0" w:lastRowLastColumn="0"/>
+        </w:trPr>
+        <w:tc>
+          <w:tcPr>
+            <w:cnfStyle w:val="001000000000" w:firstRow="0" w:lastRow="0" w:firstColumn="1" w:lastColumn="0" w:oddVBand="0" w:evenVBand="0" w:oddHBand="0" w:evenHBand="0" w:firstRowFirstColumn="0" w:firstRowLastColumn="0" w:lastRowFirstColumn="0" w:lastRowLastColumn="0"/>
+            <w:tcW w:w="3209" w:type="dxa"/>
+          </w:tcPr>
+          <w:p>
+            <w:pPr>
+              <w:rPr>
+                <w:b w:val="0"/>
+                <w:bCs w:val="0"/>
+              </w:rPr>
+            </w:pPr>
+            <w:r>
+              <w:rPr>
+                <w:b w:val="0"/>
+                <w:bCs w:val="0"/>
+              </w:rPr>
+              <w:t>Gesamt Doku</w:t>
+            </w:r>
+          </w:p>
+        </w:tc>
+        <w:tc>
+          <w:tcPr>
+            <w:tcW w:w="3209" w:type="dxa"/>
+          </w:tcPr>
+          <w:p>
+            <w:pPr>
+              <w:cnfStyle w:val="000000100000" w:firstRow="0" w:lastRow="0" w:firstColumn="0" w:lastColumn="0" w:oddVBand="0" w:evenVBand="0" w:oddHBand="1" w:evenHBand="0" w:firstRowFirstColumn="0" w:firstRowLastColumn="0" w:lastRowFirstColumn="0" w:lastRowLastColumn="0"/>
+            </w:pPr>
+            <w:r>
+              <w:t>Hassan und Niki</w:t>
+            </w:r>
+          </w:p>
+        </w:tc>
+        <w:tc>
+          <w:tcPr>
+            <w:tcW w:w="3210" w:type="dxa"/>
+          </w:tcPr>
+          <w:p>
+            <w:pPr>
+              <w:cnfStyle w:val="000000100000" w:firstRow="0" w:lastRow="0" w:firstColumn="0" w:lastColumn="0" w:oddVBand="0" w:evenVBand="0" w:oddHBand="1" w:evenHBand="0" w:firstRowFirstColumn="0" w:firstRowLastColumn="0" w:lastRowFirstColumn="0" w:lastRowLastColumn="0"/>
+            </w:pPr>
+            <w:r>
+              <w:t>6</w:t>
+            </w:r>
+            <w:r>
+              <w:t>h+ bis jetzt</w:t>
             </w:r>
           </w:p>
         </w:tc>
       </w:tr>
     </w:tbl>
     <w:p/>
-    <w:p>
-      <w:r>
-        <w:t>Gesamtaufwand: 14.5h</w:t>
-      </w:r>
-    </w:p>
     <w:p/>
     <w:p/>
     <w:p/>
@@ -3897,7 +4655,6 @@
       </w:pPr>
       <w:bookmarkStart w:id="16" w:name="_Toc231874438"/>
       <w:r>
-        <w:lastRenderedPageBreak/>
         <w:t>Selbständigkeitserklärung</w:t>
       </w:r>
       <w:bookmarkEnd w:id="16"/>
@@ -4090,7 +4847,6 @@
       </w:pPr>
       <w:bookmarkStart w:id="17" w:name="_Toc231874439"/>
       <w:r>
-        <w:lastRenderedPageBreak/>
         <w:t>Abbildungsverzeichnis</w:t>
       </w:r>
       <w:bookmarkEnd w:id="17"/>
@@ -4444,121 +5200,115 @@
       </w:pPr>
       <w:bookmarkStart w:id="18" w:name="_Toc231874440"/>
       <w:r>
+        <w:t>Quellenverzeichnis</w:t>
+      </w:r>
+      <w:bookmarkEnd w:id="18"/>
+    </w:p>
+    <w:p>
+      <w:r>
+        <w:t>[1] Modul Steuerungstechnik II: Wegleitung zu Case Study Steuerungstechnik, Case Study IV, 2026. Unterrichtsunterlage.</w:t>
+      </w:r>
+    </w:p>
+    <w:p>
+      <w:r>
+        <w:t>[2] Modul Steuerungstechnik II: Bewertung Case Study IV Steuerungstechnik II, Bewertungsraster zur Case Study IV, 20.05.2026. Unterrichtsunterlage.</w:t>
+      </w:r>
+    </w:p>
+    <w:p>
+      <w:r>
+        <w:t xml:space="preserve">[3] Modul Steuerungstechnik II: </w:t>
+      </w:r>
+      <w:proofErr w:type="gramStart"/>
+      <w:r>
+        <w:t>SPS Namenskonventionen</w:t>
+      </w:r>
+      <w:proofErr w:type="gramEnd"/>
+      <w:r>
+        <w:t xml:space="preserve"> – </w:t>
+      </w:r>
+      <w:proofErr w:type="spellStart"/>
+      <w:r>
+        <w:t>Cheatsheet</w:t>
+      </w:r>
+      <w:proofErr w:type="spellEnd"/>
+      <w:r>
+        <w:t>, 2026. Unterrichtsunterlage.</w:t>
+      </w:r>
+    </w:p>
+    <w:p>
+      <w:r>
+        <w:t xml:space="preserve">[4] Modul Steuerungstechnik II: SCL / ST </w:t>
+      </w:r>
+      <w:proofErr w:type="spellStart"/>
+      <w:r>
+        <w:t>Cheatsheet</w:t>
+      </w:r>
+      <w:proofErr w:type="spellEnd"/>
+      <w:r>
+        <w:t xml:space="preserve"> – </w:t>
+      </w:r>
+      <w:proofErr w:type="spellStart"/>
+      <w:r>
+        <w:t>Sigmatek</w:t>
+      </w:r>
+      <w:proofErr w:type="spellEnd"/>
+      <w:r>
+        <w:t xml:space="preserve"> SPS, 2026. Unterrichtsunterlage.</w:t>
+      </w:r>
+    </w:p>
+    <w:p>
+      <w:r>
+        <w:t xml:space="preserve">[5] Modul Steuerungstechnik II: Datentypen </w:t>
+      </w:r>
+      <w:proofErr w:type="spellStart"/>
+      <w:r>
+        <w:t>Sigmatec</w:t>
+      </w:r>
+      <w:proofErr w:type="spellEnd"/>
+      <w:r>
+        <w:t xml:space="preserve"> Steuerungen, 2026. Unterrichtsunterlage.</w:t>
+      </w:r>
+    </w:p>
+    <w:p>
+      <w:r>
+        <w:t>[6] Modul Steuerungstechnik II: Programmieren in Structured Text, 31.03.2023. Unterrichtsunterlage.</w:t>
+      </w:r>
+    </w:p>
+    <w:p>
+      <w:r>
+        <w:t>[7] Modul Steuerungstechnik II: Anleitung LASAL &amp; VISU Designer, 2026. Unterrichtsunterlage.</w:t>
+      </w:r>
+    </w:p>
+    <w:p>
+      <w:r>
+        <w:t xml:space="preserve">[8] Modul Steuerungstechnik II: Anleitung – Debugger in LASAL / </w:t>
+      </w:r>
+      <w:proofErr w:type="spellStart"/>
+      <w:r>
+        <w:t>Sigmatec</w:t>
+      </w:r>
+      <w:proofErr w:type="spellEnd"/>
+      <w:r>
+        <w:t xml:space="preserve"> SCL, 2026. Unterrichtsunterlage.</w:t>
+      </w:r>
+    </w:p>
+    <w:p>
+      <w:r>
+        <w:t xml:space="preserve">[9] Modul Steuerungstechnik II: IBW </w:t>
+      </w:r>
+      <w:proofErr w:type="spellStart"/>
+      <w:r>
+        <w:t>Sigmatek</w:t>
+      </w:r>
+      <w:proofErr w:type="spellEnd"/>
+      <w:r>
+        <w:t xml:space="preserve"> Anleitung Motoren, 2026. Unterrichtsunterlage.</w:t>
+      </w:r>
+    </w:p>
+    <w:p>
+      <w:r>
         <w:lastRenderedPageBreak/>
-        <w:t>Quellenverzeichnis</w:t>
-      </w:r>
-      <w:bookmarkEnd w:id="18"/>
-    </w:p>
-    <w:p>
-      <w:r>
-        <w:t>[1] Modul Steuerungstechnik II: Wegleitung zu Case Study Steuerungstechnik, Case Study IV, 2026. Unterrichtsunterlage.</w:t>
-      </w:r>
-    </w:p>
-    <w:p>
-      <w:r>
-        <w:t>[2] Modul Steuerungstechnik II: Bewertung Case Study IV Steuerungstechnik II, Bewertungsraster zur Case Study IV, 20.05.2026. Unterrichtsunterlage.</w:t>
-      </w:r>
-    </w:p>
-    <w:p>
-      <w:r>
-        <w:t xml:space="preserve">[3] Modul Steuerungstechnik II: </w:t>
-      </w:r>
-      <w:proofErr w:type="gramStart"/>
-      <w:r>
-        <w:t>SPS Namenskonventionen</w:t>
-      </w:r>
-      <w:proofErr w:type="gramEnd"/>
-      <w:r>
-        <w:t xml:space="preserve"> – </w:t>
-      </w:r>
-      <w:proofErr w:type="spellStart"/>
-      <w:r>
-        <w:t>Cheatsheet</w:t>
-      </w:r>
-      <w:proofErr w:type="spellEnd"/>
-      <w:r>
-        <w:t>, 2026. Unterrichtsunterlage.</w:t>
-      </w:r>
-    </w:p>
-    <w:p>
-      <w:r>
-        <w:t xml:space="preserve">[4] Modul Steuerungstechnik II: SCL / ST </w:t>
-      </w:r>
-      <w:proofErr w:type="spellStart"/>
-      <w:r>
-        <w:t>Cheatsheet</w:t>
-      </w:r>
-      <w:proofErr w:type="spellEnd"/>
-      <w:r>
-        <w:t xml:space="preserve"> – </w:t>
-      </w:r>
-      <w:proofErr w:type="spellStart"/>
-      <w:r>
-        <w:t>Sigmatek</w:t>
-      </w:r>
-      <w:proofErr w:type="spellEnd"/>
-      <w:r>
-        <w:t xml:space="preserve"> SPS, 2026. Unterrichtsunterlage.</w:t>
-      </w:r>
-    </w:p>
-    <w:p>
-      <w:r>
-        <w:t xml:space="preserve">[5] Modul Steuerungstechnik II: Datentypen </w:t>
-      </w:r>
-      <w:proofErr w:type="spellStart"/>
-      <w:r>
-        <w:t>Sigmatec</w:t>
-      </w:r>
-      <w:proofErr w:type="spellEnd"/>
-      <w:r>
-        <w:t xml:space="preserve"> Steuerungen, 2026. Unterrichtsunterlage.</w:t>
-      </w:r>
-    </w:p>
-    <w:p>
-      <w:r>
-        <w:t>[6] Modul Steuerungstechnik II: Programmieren in Structured Text, 31.03.2023. Unterrichtsunterlage.</w:t>
-      </w:r>
-    </w:p>
-    <w:p>
-      <w:r>
-        <w:t>[7] Modul Steuerungstechnik II: Anleitung LASAL &amp; VISU Designer, 2026. Unterrichtsunterlage.</w:t>
-      </w:r>
-    </w:p>
-    <w:p>
-      <w:r>
-        <w:t xml:space="preserve">[8] Modul Steuerungstechnik II: Anleitung – Debugger in LASAL / </w:t>
-      </w:r>
-      <w:proofErr w:type="spellStart"/>
-      <w:r>
-        <w:t>Sigmatec</w:t>
-      </w:r>
-      <w:proofErr w:type="spellEnd"/>
-      <w:r>
-        <w:t xml:space="preserve"> SCL, 2026. Unterrichtsunterlage.</w:t>
-      </w:r>
-    </w:p>
-    <w:p>
-      <w:r>
-        <w:t xml:space="preserve">[9] Modul Steuerungstechnik II: IBW </w:t>
-      </w:r>
-      <w:proofErr w:type="spellStart"/>
-      <w:r>
-        <w:t>Sigmatek</w:t>
-      </w:r>
-      <w:proofErr w:type="spellEnd"/>
-      <w:r>
-        <w:t xml:space="preserve"> Anleitung Motoren, 2026. Unterrichtsunterlage.</w:t>
-      </w:r>
-    </w:p>
-    <w:p>
-      <w:r>
-        <w:t>[10] SIGMATEK GmbH &amp; Co KG: LASAL CLASS 2 / VISU Designer Entwicklungsumgebung, verwendete Softwar</w:t>
-      </w:r>
-      <w:r>
-        <w:t>e</w:t>
-      </w:r>
-      <w:r>
-        <w:t xml:space="preserve"> für SPS-Programmierung und HMI-Visualisierung, 2026.</w:t>
+        <w:t>[10] SIGMATEK GmbH &amp; Co KG: LASAL CLASS 2 / VISU Designer Entwicklungsumgebung, verwendete Software für SPS-Programmierung und HMI-Visualisierung, 2026.</w:t>
       </w:r>
     </w:p>
     <w:p>
@@ -4602,34 +5352,37 @@
       </w:pPr>
       <w:bookmarkStart w:id="19" w:name="_Toc231874441"/>
       <w:r>
+        <w:t>Einsatz von KI-Tools</w:t>
+      </w:r>
+      <w:bookmarkEnd w:id="19"/>
+    </w:p>
+    <w:p>
+      <w:r>
+        <w:t>Während der Bearbeitung wurden KI-Tools unterstützend eingesetzt. OpenAI ChatGPT wurde für die sprachliche Überarbeitung einzelner Dokumentationsabschnitte, die Strukturierung der Anforderungen sowie für Vorschläge zu Planung, Zustandsautomat, Architekturzeichnung und HMI-Skizze verwendet. Die vorgeschlagenen Inhalte wurden überprüft, angepasst und mit der eigenen Aufgabenstellung abgeglichen.</w:t>
+      </w:r>
+    </w:p>
+    <w:p/>
+    <w:p>
+      <w:r>
+        <w:t xml:space="preserve">GitHub Copilot wurde unterstützend bei der Programmierung, bei Codevorschlägen und bei der Fehlersuche eingesetzt. Die Vorschläge wurden nicht unverändert übernommen, sondern geprüft und an die verwendete SIGMATEK-SPS, die geplante State </w:t>
+      </w:r>
+      <w:proofErr w:type="spellStart"/>
+      <w:r>
+        <w:t>Machine</w:t>
+      </w:r>
+      <w:proofErr w:type="spellEnd"/>
+      <w:r>
+        <w:t xml:space="preserve"> und die vorhandene Projektstruktur angepasst.</w:t>
+      </w:r>
+    </w:p>
+    <w:p/>
+    <w:p>
+      <w:r>
+        <w:t xml:space="preserve">Die fachlichen Entscheidungen, die Projektidee, die Anforderungen, die Planung, die Umsetzung und die Tests wurden von der Projektgruppe kontrolliert und verantwortet. KI-Tools dienten </w:t>
+      </w:r>
+      <w:r>
         <w:lastRenderedPageBreak/>
-        <w:t>Einsatz von KI-Tools</w:t>
-      </w:r>
-      <w:bookmarkEnd w:id="19"/>
-    </w:p>
-    <w:p>
-      <w:r>
-        <w:t>Während der Bearbeitung wurden KI-Tools unterstützend eingesetzt. OpenAI ChatGPT wurde für die sprachliche Überarbeitung einzelner Dokumentationsabschnitte, die Strukturierung der Anforderungen sowie für Vorschläge zu Planung, Zustandsautomat, Architekturzeichnung und HMI-Skizze verwendet. Die vorgeschlagenen Inhalte wurden überprüft, angepasst und mit der eigenen Aufgabenstellung abgeglichen.</w:t>
-      </w:r>
-    </w:p>
-    <w:p/>
-    <w:p>
-      <w:r>
-        <w:t xml:space="preserve">GitHub Copilot wurde unterstützend bei der Programmierung, bei Codevorschlägen und bei der Fehlersuche eingesetzt. Die Vorschläge wurden nicht unverändert übernommen, sondern geprüft und an die verwendete SIGMATEK-SPS, die geplante State </w:t>
-      </w:r>
-      <w:proofErr w:type="spellStart"/>
-      <w:r>
-        <w:t>Machine</w:t>
-      </w:r>
-      <w:proofErr w:type="spellEnd"/>
-      <w:r>
-        <w:t xml:space="preserve"> und die vorhandene Projektstruktur angepasst.</w:t>
-      </w:r>
-    </w:p>
-    <w:p/>
-    <w:p>
-      <w:r>
-        <w:t>Die fachlichen Entscheidungen, die Projektidee, die Anforderungen, die Planung, die Umsetzung und die Tests wurden von der Projektgruppe kontrolliert und verantwortet. KI-Tools dienten ausschliesslich als Hilfsmittel zur Unterstützung bei Formulierung, Strukturierung und technischer Ausarbeitung.</w:t>
+        <w:t>ausschliesslich als Hilfsmittel zur Unterstützung bei Formulierung, Strukturierung und technischer Ausarbeitung.</w:t>
       </w:r>
     </w:p>
     <w:p>
@@ -6550,6 +7303,7 @@
   <w:style w:type="character" w:default="1" w:styleId="Absatz-Standardschriftart">
     <w:name w:val="Default Paragraph Font"/>
     <w:uiPriority w:val="1"/>
+    <w:semiHidden/>
     <w:unhideWhenUsed/>
   </w:style>
   <w:style w:type="table" w:default="1" w:styleId="NormaleTabelle">
@@ -7440,6 +8194,7 @@
     <w:rsid w:val="003510E2"/>
     <w:rsid w:val="00353B4F"/>
     <w:rsid w:val="00365827"/>
+    <w:rsid w:val="00365AC9"/>
     <w:rsid w:val="00393B6F"/>
     <w:rsid w:val="003A4554"/>
     <w:rsid w:val="003B5FF2"/>
@@ -7457,6 +8212,7 @@
     <w:rsid w:val="005843A7"/>
     <w:rsid w:val="005C5115"/>
     <w:rsid w:val="00624014"/>
+    <w:rsid w:val="00685803"/>
     <w:rsid w:val="006F0B6C"/>
     <w:rsid w:val="00733B29"/>
     <w:rsid w:val="00792D76"/>
@@ -8217,6 +8973,10 @@
 </file>
 
 <file path=customXml/item1.xml><?xml version="1.0" encoding="utf-8"?>
+<b:Sources xmlns:b="http://schemas.openxmlformats.org/officeDocument/2006/bibliography" xmlns="http://schemas.openxmlformats.org/officeDocument/2006/bibliography" SelectedStyle="\APASixthEditionOfficeOnline.xsl" StyleName="APA" Version="6"/>
+</file>
+
+<file path=customXml/item2.xml><?xml version="1.0" encoding="utf-8"?>
 <?mso-contentType ?>
 <FormTemplates xmlns="http://schemas.microsoft.com/sharepoint/v3/contenttype/forms">
   <Display>DocumentLibraryForm</Display>
@@ -8225,11 +8985,18 @@
 </FormTemplates>
 </file>
 
-<file path=customXml/item2.xml><?xml version="1.0" encoding="utf-8"?>
-<b:Sources xmlns:b="http://schemas.openxmlformats.org/officeDocument/2006/bibliography" xmlns="http://schemas.openxmlformats.org/officeDocument/2006/bibliography" SelectedStyle="\APASixthEditionOfficeOnline.xsl" StyleName="APA" Version="6"/>
+<file path=customXml/item3.xml><?xml version="1.0" encoding="utf-8"?>
+<p:properties xmlns:p="http://schemas.microsoft.com/office/2006/metadata/properties" xmlns:xsi="http://www.w3.org/2001/XMLSchema-instance" xmlns:pc="http://schemas.microsoft.com/office/infopath/2007/PartnerControls">
+  <documentManagement>
+    <TaxCatchAll xmlns="e32c9bb7-34f5-44bb-800b-35798843376c" xsi:nil="true"/>
+    <lcf76f155ced4ddcb4097134ff3c332f xmlns="22aa7da5-41f5-464e-85e6-b2dd1761cd70">
+      <Terms xmlns="http://schemas.microsoft.com/office/infopath/2007/PartnerControls"/>
+    </lcf76f155ced4ddcb4097134ff3c332f>
+  </documentManagement>
+</p:properties>
 </file>
 
-<file path=customXml/item3.xml><?xml version="1.0" encoding="utf-8"?>
+<file path=customXml/item4.xml><?xml version="1.0" encoding="utf-8"?>
 <ct:contentTypeSchema xmlns:ct="http://schemas.microsoft.com/office/2006/metadata/contentType" xmlns:ma="http://schemas.microsoft.com/office/2006/metadata/properties/metaAttributes" ct:_="" ma:_="" ma:contentTypeName="Dokument" ma:contentTypeID="0x010100D827C1AAE83348469185F4DE8D8E42AA" ma:contentTypeVersion="18" ma:contentTypeDescription="Ein neues Dokument erstellen." ma:contentTypeScope="" ma:versionID="618348fa32be16a474572d476ed91d7d">
   <xsd:schema xmlns:xsd="http://www.w3.org/2001/XMLSchema" xmlns:xs="http://www.w3.org/2001/XMLSchema" xmlns:p="http://schemas.microsoft.com/office/2006/metadata/properties" xmlns:ns2="22aa7da5-41f5-464e-85e6-b2dd1761cd70" xmlns:ns3="e32c9bb7-34f5-44bb-800b-35798843376c" targetNamespace="http://schemas.microsoft.com/office/2006/metadata/properties" ma:root="true" ma:fieldsID="348e17a0368de80907a02c9ddfbbbd22" ns2:_="" ns3:_="">
     <xsd:import namespace="22aa7da5-41f5-464e-85e6-b2dd1761cd70"/>
@@ -8484,18 +9251,15 @@
 </ct:contentTypeSchema>
 </file>
 
-<file path=customXml/item4.xml><?xml version="1.0" encoding="utf-8"?>
-<p:properties xmlns:p="http://schemas.microsoft.com/office/2006/metadata/properties" xmlns:xsi="http://www.w3.org/2001/XMLSchema-instance" xmlns:pc="http://schemas.microsoft.com/office/infopath/2007/PartnerControls">
-  <documentManagement>
-    <TaxCatchAll xmlns="e32c9bb7-34f5-44bb-800b-35798843376c" xsi:nil="true"/>
-    <lcf76f155ced4ddcb4097134ff3c332f xmlns="22aa7da5-41f5-464e-85e6-b2dd1761cd70">
-      <Terms xmlns="http://schemas.microsoft.com/office/infopath/2007/PartnerControls"/>
-    </lcf76f155ced4ddcb4097134ff3c332f>
-  </documentManagement>
-</p:properties>
+<file path=customXml/itemProps1.xml><?xml version="1.0" encoding="utf-8"?>
+<ds:datastoreItem xmlns:ds="http://schemas.openxmlformats.org/officeDocument/2006/customXml" ds:itemID="{84661881-BC85-4481-9F58-A76FBE332CB1}">
+  <ds:schemaRefs>
+    <ds:schemaRef ds:uri="http://schemas.openxmlformats.org/officeDocument/2006/bibliography"/>
+  </ds:schemaRefs>
+</ds:datastoreItem>
 </file>
 
-<file path=customXml/itemProps1.xml><?xml version="1.0" encoding="utf-8"?>
+<file path=customXml/itemProps2.xml><?xml version="1.0" encoding="utf-8"?>
 <ds:datastoreItem xmlns:ds="http://schemas.openxmlformats.org/officeDocument/2006/customXml" ds:itemID="{B8133326-A9D9-4C20-AED2-57D8DB38EE3B}">
   <ds:schemaRefs>
     <ds:schemaRef ds:uri="http://schemas.microsoft.com/sharepoint/v3/contenttype/forms"/>
@@ -8503,15 +9267,18 @@
 </ds:datastoreItem>
 </file>
 
-<file path=customXml/itemProps2.xml><?xml version="1.0" encoding="utf-8"?>
-<ds:datastoreItem xmlns:ds="http://schemas.openxmlformats.org/officeDocument/2006/customXml" ds:itemID="{84661881-BC85-4481-9F58-A76FBE332CB1}">
+<file path=customXml/itemProps3.xml><?xml version="1.0" encoding="utf-8"?>
+<ds:datastoreItem xmlns:ds="http://schemas.openxmlformats.org/officeDocument/2006/customXml" ds:itemID="{AEB5EB03-E1DB-4DE6-8456-3A44BE197CDE}">
   <ds:schemaRefs>
-    <ds:schemaRef ds:uri="http://schemas.openxmlformats.org/officeDocument/2006/bibliography"/>
+    <ds:schemaRef ds:uri="http://schemas.microsoft.com/office/2006/metadata/properties"/>
+    <ds:schemaRef ds:uri="http://schemas.microsoft.com/office/infopath/2007/PartnerControls"/>
+    <ds:schemaRef ds:uri="e32c9bb7-34f5-44bb-800b-35798843376c"/>
+    <ds:schemaRef ds:uri="22aa7da5-41f5-464e-85e6-b2dd1761cd70"/>
   </ds:schemaRefs>
 </ds:datastoreItem>
 </file>
 
-<file path=customXml/itemProps3.xml><?xml version="1.0" encoding="utf-8"?>
+<file path=customXml/itemProps4.xml><?xml version="1.0" encoding="utf-8"?>
 <ds:datastoreItem xmlns:ds="http://schemas.openxmlformats.org/officeDocument/2006/customXml" ds:itemID="{60D544C4-8D4D-481D-B00F-1F09332EE222}">
   <ds:schemaRefs>
     <ds:schemaRef ds:uri="http://schemas.microsoft.com/office/2006/metadata/contentType"/>
@@ -8528,15 +9295,4 @@
     <ds:schemaRef ds:uri="http://schemas.microsoft.com/internal/obd"/>
   </ds:schemaRefs>
 </ds:datastoreItem>
-</file>
-
-<file path=customXml/itemProps4.xml><?xml version="1.0" encoding="utf-8"?>
-<ds:datastoreItem xmlns:ds="http://schemas.openxmlformats.org/officeDocument/2006/customXml" ds:itemID="{AEB5EB03-E1DB-4DE6-8456-3A44BE197CDE}">
-  <ds:schemaRefs>
-    <ds:schemaRef ds:uri="http://schemas.microsoft.com/office/2006/metadata/properties"/>
-    <ds:schemaRef ds:uri="http://schemas.microsoft.com/office/infopath/2007/PartnerControls"/>
-    <ds:schemaRef ds:uri="e32c9bb7-34f5-44bb-800b-35798843376c"/>
-    <ds:schemaRef ds:uri="22aa7da5-41f5-464e-85e6-b2dd1761cd70"/>
-  </ds:schemaRefs>
-</ds:datastoreItem>
 </file>
--- a/Doc/Aufgabenstellung/Dokumentation/Case Study Doku.docx
+++ b/Doc/Aufgabenstellung/Dokumentation/Case Study Doku.docx
@@ -3058,15 +3058,6 @@
     <w:p/>
     <w:p/>
     <w:p/>
-    <w:p>
-      <w:pPr>
-        <w:pStyle w:val="berschrift1"/>
-        <w:numPr>
-          <w:ilvl w:val="0"/>
-          <w:numId w:val="0"/>
-        </w:numPr>
-      </w:pPr>
-    </w:p>
     <w:p/>
     <w:p>
       <w:pPr>
@@ -3079,6 +3070,7 @@
       </w:pPr>
       <w:bookmarkStart w:id="15" w:name="_Toc231874437"/>
       <w:r>
+        <w:lastRenderedPageBreak/>
         <w:t>Aufwandsübersicht</w:t>
       </w:r>
       <w:bookmarkEnd w:id="15"/>
@@ -4435,7 +4427,6 @@
                 <w:b w:val="0"/>
                 <w:bCs w:val="0"/>
               </w:rPr>
-              <w:lastRenderedPageBreak/>
               <w:t>Endrechner bestimmt und Libraries f</w:t>
             </w:r>
             <w:r>
@@ -4593,7 +4584,8 @@
                 <w:b w:val="0"/>
                 <w:bCs w:val="0"/>
               </w:rPr>
-              <w:t>Gesamt Doku</w:t>
+              <w:lastRenderedPageBreak/>
+              <w:t>VISU nach Skizze editiert und Knöpfe mit Server hinterlegt</w:t>
             </w:r>
           </w:p>
         </w:tc>
@@ -4606,7 +4598,7 @@
               <w:cnfStyle w:val="000000100000" w:firstRow="0" w:lastRow="0" w:firstColumn="0" w:lastColumn="0" w:oddVBand="0" w:evenVBand="0" w:oddHBand="1" w:evenHBand="0" w:firstRowFirstColumn="0" w:firstRowLastColumn="0" w:lastRowFirstColumn="0" w:lastRowLastColumn="0"/>
             </w:pPr>
             <w:r>
-              <w:t>Hassan und Niki</w:t>
+              <w:t>Hassan</w:t>
             </w:r>
           </w:p>
         </w:tc>
@@ -4619,6 +4611,55 @@
               <w:cnfStyle w:val="000000100000" w:firstRow="0" w:lastRow="0" w:firstColumn="0" w:lastColumn="0" w:oddVBand="0" w:evenVBand="0" w:oddHBand="1" w:evenHBand="0" w:firstRowFirstColumn="0" w:firstRowLastColumn="0" w:lastRowFirstColumn="0" w:lastRowLastColumn="0"/>
             </w:pPr>
             <w:r>
+              <w:t>1h</w:t>
+            </w:r>
+          </w:p>
+        </w:tc>
+      </w:tr>
+      <w:tr>
+        <w:tc>
+          <w:tcPr>
+            <w:cnfStyle w:val="001000000000" w:firstRow="0" w:lastRow="0" w:firstColumn="1" w:lastColumn="0" w:oddVBand="0" w:evenVBand="0" w:oddHBand="0" w:evenHBand="0" w:firstRowFirstColumn="0" w:firstRowLastColumn="0" w:lastRowFirstColumn="0" w:lastRowLastColumn="0"/>
+            <w:tcW w:w="3209" w:type="dxa"/>
+          </w:tcPr>
+          <w:p>
+            <w:pPr>
+              <w:rPr>
+                <w:b w:val="0"/>
+                <w:bCs w:val="0"/>
+              </w:rPr>
+            </w:pPr>
+            <w:r>
+              <w:rPr>
+                <w:b w:val="0"/>
+                <w:bCs w:val="0"/>
+              </w:rPr>
+              <w:t>Gesamt Doku</w:t>
+            </w:r>
+          </w:p>
+        </w:tc>
+        <w:tc>
+          <w:tcPr>
+            <w:tcW w:w="3209" w:type="dxa"/>
+          </w:tcPr>
+          <w:p>
+            <w:pPr>
+              <w:cnfStyle w:val="000000000000" w:firstRow="0" w:lastRow="0" w:firstColumn="0" w:lastColumn="0" w:oddVBand="0" w:evenVBand="0" w:oddHBand="0" w:evenHBand="0" w:firstRowFirstColumn="0" w:firstRowLastColumn="0" w:lastRowFirstColumn="0" w:lastRowLastColumn="0"/>
+            </w:pPr>
+            <w:r>
+              <w:t>Hassan und Niki</w:t>
+            </w:r>
+          </w:p>
+        </w:tc>
+        <w:tc>
+          <w:tcPr>
+            <w:tcW w:w="3210" w:type="dxa"/>
+          </w:tcPr>
+          <w:p>
+            <w:pPr>
+              <w:cnfStyle w:val="000000000000" w:firstRow="0" w:lastRow="0" w:firstColumn="0" w:lastColumn="0" w:oddVBand="0" w:evenVBand="0" w:oddHBand="0" w:evenHBand="0" w:firstRowFirstColumn="0" w:firstRowLastColumn="0" w:lastRowFirstColumn="0" w:lastRowLastColumn="0"/>
+            </w:pPr>
+            <w:r>
               <w:t>6</w:t>
             </w:r>
             <w:r>
@@ -4628,6 +4669,21 @@
         </w:tc>
       </w:tr>
     </w:tbl>
+    <w:p/>
+    <w:p/>
+    <w:p/>
+    <w:p/>
+    <w:p/>
+    <w:p/>
+    <w:p/>
+    <w:p/>
+    <w:p/>
+    <w:p/>
+    <w:p/>
+    <w:p/>
+    <w:p/>
+    <w:p/>
+    <w:p/>
     <w:p/>
     <w:p/>
     <w:p/>
@@ -4655,6 +4711,7 @@
       </w:pPr>
       <w:bookmarkStart w:id="16" w:name="_Toc231874438"/>
       <w:r>
+        <w:lastRenderedPageBreak/>
         <w:t>Selbständigkeitserklärung</w:t>
       </w:r>
       <w:bookmarkEnd w:id="16"/>
@@ -4847,6 +4904,7 @@
       </w:pPr>
       <w:bookmarkStart w:id="17" w:name="_Toc231874439"/>
       <w:r>
+        <w:lastRenderedPageBreak/>
         <w:t>Abbildungsverzeichnis</w:t>
       </w:r>
       <w:bookmarkEnd w:id="17"/>
@@ -5200,6 +5258,7 @@
       </w:pPr>
       <w:bookmarkStart w:id="18" w:name="_Toc231874440"/>
       <w:r>
+        <w:lastRenderedPageBreak/>
         <w:t>Quellenverzeichnis</w:t>
       </w:r>
       <w:bookmarkEnd w:id="18"/>
@@ -5307,7 +5366,6 @@
     </w:p>
     <w:p>
       <w:r>
-        <w:lastRenderedPageBreak/>
         <w:t>[10] SIGMATEK GmbH &amp; Co KG: LASAL CLASS 2 / VISU Designer Entwicklungsumgebung, verwendete Software für SPS-Programmierung und HMI-Visualisierung, 2026.</w:t>
       </w:r>
     </w:p>
@@ -5352,6 +5410,7 @@
       </w:pPr>
       <w:bookmarkStart w:id="19" w:name="_Toc231874441"/>
       <w:r>
+        <w:lastRenderedPageBreak/>
         <w:t>Einsatz von KI-Tools</w:t>
       </w:r>
       <w:bookmarkEnd w:id="19"/>
@@ -5378,11 +5437,7 @@
     <w:p/>
     <w:p>
       <w:r>
-        <w:t xml:space="preserve">Die fachlichen Entscheidungen, die Projektidee, die Anforderungen, die Planung, die Umsetzung und die Tests wurden von der Projektgruppe kontrolliert und verantwortet. KI-Tools dienten </w:t>
-      </w:r>
-      <w:r>
-        <w:lastRenderedPageBreak/>
-        <w:t>ausschliesslich als Hilfsmittel zur Unterstützung bei Formulierung, Strukturierung und technischer Ausarbeitung.</w:t>
+        <w:t>Die fachlichen Entscheidungen, die Projektidee, die Anforderungen, die Planung, die Umsetzung und die Tests wurden von der Projektgruppe kontrolliert und verantwortet. KI-Tools dienten ausschliesslich als Hilfsmittel zur Unterstützung bei Formulierung, Strukturierung und technischer Ausarbeitung.</w:t>
       </w:r>
     </w:p>
     <w:p>
@@ -8213,6 +8268,7 @@
     <w:rsid w:val="005C5115"/>
     <w:rsid w:val="00624014"/>
     <w:rsid w:val="00685803"/>
+    <w:rsid w:val="006B4173"/>
     <w:rsid w:val="006F0B6C"/>
     <w:rsid w:val="00733B29"/>
     <w:rsid w:val="00792D76"/>
@@ -8973,10 +9029,6 @@
 </file>
 
 <file path=customXml/item1.xml><?xml version="1.0" encoding="utf-8"?>
-<b:Sources xmlns:b="http://schemas.openxmlformats.org/officeDocument/2006/bibliography" xmlns="http://schemas.openxmlformats.org/officeDocument/2006/bibliography" SelectedStyle="\APASixthEditionOfficeOnline.xsl" StyleName="APA" Version="6"/>
-</file>
-
-<file path=customXml/item2.xml><?xml version="1.0" encoding="utf-8"?>
 <?mso-contentType ?>
 <FormTemplates xmlns="http://schemas.microsoft.com/sharepoint/v3/contenttype/forms">
   <Display>DocumentLibraryForm</Display>
@@ -8985,18 +9037,11 @@
 </FormTemplates>
 </file>
 
-<file path=customXml/item3.xml><?xml version="1.0" encoding="utf-8"?>
-<p:properties xmlns:p="http://schemas.microsoft.com/office/2006/metadata/properties" xmlns:xsi="http://www.w3.org/2001/XMLSchema-instance" xmlns:pc="http://schemas.microsoft.com/office/infopath/2007/PartnerControls">
-  <documentManagement>
-    <TaxCatchAll xmlns="e32c9bb7-34f5-44bb-800b-35798843376c" xsi:nil="true"/>
-    <lcf76f155ced4ddcb4097134ff3c332f xmlns="22aa7da5-41f5-464e-85e6-b2dd1761cd70">
-      <Terms xmlns="http://schemas.microsoft.com/office/infopath/2007/PartnerControls"/>
-    </lcf76f155ced4ddcb4097134ff3c332f>
-  </documentManagement>
-</p:properties>
+<file path=customXml/item2.xml><?xml version="1.0" encoding="utf-8"?>
+<b:Sources xmlns:b="http://schemas.openxmlformats.org/officeDocument/2006/bibliography" xmlns="http://schemas.openxmlformats.org/officeDocument/2006/bibliography" SelectedStyle="\APASixthEditionOfficeOnline.xsl" StyleName="APA" Version="6"/>
 </file>
 
-<file path=customXml/item4.xml><?xml version="1.0" encoding="utf-8"?>
+<file path=customXml/item3.xml><?xml version="1.0" encoding="utf-8"?>
 <ct:contentTypeSchema xmlns:ct="http://schemas.microsoft.com/office/2006/metadata/contentType" xmlns:ma="http://schemas.microsoft.com/office/2006/metadata/properties/metaAttributes" ct:_="" ma:_="" ma:contentTypeName="Dokument" ma:contentTypeID="0x010100D827C1AAE83348469185F4DE8D8E42AA" ma:contentTypeVersion="18" ma:contentTypeDescription="Ein neues Dokument erstellen." ma:contentTypeScope="" ma:versionID="618348fa32be16a474572d476ed91d7d">
   <xsd:schema xmlns:xsd="http://www.w3.org/2001/XMLSchema" xmlns:xs="http://www.w3.org/2001/XMLSchema" xmlns:p="http://schemas.microsoft.com/office/2006/metadata/properties" xmlns:ns2="22aa7da5-41f5-464e-85e6-b2dd1761cd70" xmlns:ns3="e32c9bb7-34f5-44bb-800b-35798843376c" targetNamespace="http://schemas.microsoft.com/office/2006/metadata/properties" ma:root="true" ma:fieldsID="348e17a0368de80907a02c9ddfbbbd22" ns2:_="" ns3:_="">
     <xsd:import namespace="22aa7da5-41f5-464e-85e6-b2dd1761cd70"/>
@@ -9251,7 +9296,26 @@
 </ct:contentTypeSchema>
 </file>
 
+<file path=customXml/item4.xml><?xml version="1.0" encoding="utf-8"?>
+<p:properties xmlns:p="http://schemas.microsoft.com/office/2006/metadata/properties" xmlns:xsi="http://www.w3.org/2001/XMLSchema-instance" xmlns:pc="http://schemas.microsoft.com/office/infopath/2007/PartnerControls">
+  <documentManagement>
+    <TaxCatchAll xmlns="e32c9bb7-34f5-44bb-800b-35798843376c" xsi:nil="true"/>
+    <lcf76f155ced4ddcb4097134ff3c332f xmlns="22aa7da5-41f5-464e-85e6-b2dd1761cd70">
+      <Terms xmlns="http://schemas.microsoft.com/office/infopath/2007/PartnerControls"/>
+    </lcf76f155ced4ddcb4097134ff3c332f>
+  </documentManagement>
+</p:properties>
+</file>
+
 <file path=customXml/itemProps1.xml><?xml version="1.0" encoding="utf-8"?>
+<ds:datastoreItem xmlns:ds="http://schemas.openxmlformats.org/officeDocument/2006/customXml" ds:itemID="{B8133326-A9D9-4C20-AED2-57D8DB38EE3B}">
+  <ds:schemaRefs>
+    <ds:schemaRef ds:uri="http://schemas.microsoft.com/sharepoint/v3/contenttype/forms"/>
+  </ds:schemaRefs>
+</ds:datastoreItem>
+</file>
+
+<file path=customXml/itemProps2.xml><?xml version="1.0" encoding="utf-8"?>
 <ds:datastoreItem xmlns:ds="http://schemas.openxmlformats.org/officeDocument/2006/customXml" ds:itemID="{84661881-BC85-4481-9F58-A76FBE332CB1}">
   <ds:schemaRefs>
     <ds:schemaRef ds:uri="http://schemas.openxmlformats.org/officeDocument/2006/bibliography"/>
@@ -9259,26 +9323,7 @@
 </ds:datastoreItem>
 </file>
 
-<file path=customXml/itemProps2.xml><?xml version="1.0" encoding="utf-8"?>
-<ds:datastoreItem xmlns:ds="http://schemas.openxmlformats.org/officeDocument/2006/customXml" ds:itemID="{B8133326-A9D9-4C20-AED2-57D8DB38EE3B}">
-  <ds:schemaRefs>
-    <ds:schemaRef ds:uri="http://schemas.microsoft.com/sharepoint/v3/contenttype/forms"/>
-  </ds:schemaRefs>
-</ds:datastoreItem>
-</file>
-
 <file path=customXml/itemProps3.xml><?xml version="1.0" encoding="utf-8"?>
-<ds:datastoreItem xmlns:ds="http://schemas.openxmlformats.org/officeDocument/2006/customXml" ds:itemID="{AEB5EB03-E1DB-4DE6-8456-3A44BE197CDE}">
-  <ds:schemaRefs>
-    <ds:schemaRef ds:uri="http://schemas.microsoft.com/office/2006/metadata/properties"/>
-    <ds:schemaRef ds:uri="http://schemas.microsoft.com/office/infopath/2007/PartnerControls"/>
-    <ds:schemaRef ds:uri="e32c9bb7-34f5-44bb-800b-35798843376c"/>
-    <ds:schemaRef ds:uri="22aa7da5-41f5-464e-85e6-b2dd1761cd70"/>
-  </ds:schemaRefs>
-</ds:datastoreItem>
-</file>
-
-<file path=customXml/itemProps4.xml><?xml version="1.0" encoding="utf-8"?>
 <ds:datastoreItem xmlns:ds="http://schemas.openxmlformats.org/officeDocument/2006/customXml" ds:itemID="{60D544C4-8D4D-481D-B00F-1F09332EE222}">
   <ds:schemaRefs>
     <ds:schemaRef ds:uri="http://schemas.microsoft.com/office/2006/metadata/contentType"/>
@@ -9295,4 +9340,15 @@
     <ds:schemaRef ds:uri="http://schemas.microsoft.com/internal/obd"/>
   </ds:schemaRefs>
 </ds:datastoreItem>
+</file>
+
+<file path=customXml/itemProps4.xml><?xml version="1.0" encoding="utf-8"?>
+<ds:datastoreItem xmlns:ds="http://schemas.openxmlformats.org/officeDocument/2006/customXml" ds:itemID="{AEB5EB03-E1DB-4DE6-8456-3A44BE197CDE}">
+  <ds:schemaRefs>
+    <ds:schemaRef ds:uri="http://schemas.microsoft.com/office/2006/metadata/properties"/>
+    <ds:schemaRef ds:uri="http://schemas.microsoft.com/office/infopath/2007/PartnerControls"/>
+    <ds:schemaRef ds:uri="e32c9bb7-34f5-44bb-800b-35798843376c"/>
+    <ds:schemaRef ds:uri="22aa7da5-41f5-464e-85e6-b2dd1761cd70"/>
+  </ds:schemaRefs>
+</ds:datastoreItem>
 </file>
--- a/Doc/Aufgabenstellung/Dokumentation/Case Study Doku.docx
+++ b/Doc/Aufgabenstellung/Dokumentation/Case Study Doku.docx
@@ -3037,6 +3037,7 @@
       </w:r>
       <w:bookmarkEnd w:id="14"/>
     </w:p>
+    <w:p/>
     <w:p>
       <w:pPr>
         <w:pStyle w:val="berschrift1"/>
@@ -3070,7 +3071,6 @@
       </w:pPr>
       <w:bookmarkStart w:id="15" w:name="_Toc231874437"/>
       <w:r>
-        <w:lastRenderedPageBreak/>
         <w:t>Aufwandsübersicht</w:t>
       </w:r>
       <w:bookmarkEnd w:id="15"/>
@@ -4486,6 +4486,7 @@
                 <w:b w:val="0"/>
                 <w:bCs w:val="0"/>
               </w:rPr>
+              <w:lastRenderedPageBreak/>
               <w:t>VISU getestet</w:t>
             </w:r>
           </w:p>
@@ -4560,6 +4561,9 @@
             <w:pPr>
               <w:cnfStyle w:val="000000000000" w:firstRow="0" w:lastRow="0" w:firstColumn="0" w:lastColumn="0" w:oddVBand="0" w:evenVBand="0" w:oddHBand="0" w:evenHBand="0" w:firstRowFirstColumn="0" w:firstRowLastColumn="0" w:lastRowFirstColumn="0" w:lastRowLastColumn="0"/>
             </w:pPr>
+            <w:r>
+              <w:t>0.5h</w:t>
+            </w:r>
           </w:p>
         </w:tc>
       </w:tr>
@@ -4584,7 +4588,6 @@
                 <w:b w:val="0"/>
                 <w:bCs w:val="0"/>
               </w:rPr>
-              <w:lastRenderedPageBreak/>
               <w:t>VISU nach Skizze editiert und Knöpfe mit Server hinterlegt</w:t>
             </w:r>
           </w:p>
@@ -4634,6 +4637,1040 @@
                 <w:b w:val="0"/>
                 <w:bCs w:val="0"/>
               </w:rPr>
+              <w:t>Ablaufkette Motorenansteuerung</w:t>
+            </w:r>
+          </w:p>
+        </w:tc>
+        <w:tc>
+          <w:tcPr>
+            <w:tcW w:w="3209" w:type="dxa"/>
+          </w:tcPr>
+          <w:p>
+            <w:pPr>
+              <w:cnfStyle w:val="000000000000" w:firstRow="0" w:lastRow="0" w:firstColumn="0" w:lastColumn="0" w:oddVBand="0" w:evenVBand="0" w:oddHBand="0" w:evenHBand="0" w:firstRowFirstColumn="0" w:firstRowLastColumn="0" w:lastRowFirstColumn="0" w:lastRowLastColumn="0"/>
+            </w:pPr>
+            <w:r>
+              <w:t>Niki</w:t>
+            </w:r>
+          </w:p>
+        </w:tc>
+        <w:tc>
+          <w:tcPr>
+            <w:tcW w:w="3210" w:type="dxa"/>
+          </w:tcPr>
+          <w:p>
+            <w:pPr>
+              <w:cnfStyle w:val="000000000000" w:firstRow="0" w:lastRow="0" w:firstColumn="0" w:lastColumn="0" w:oddVBand="0" w:evenVBand="0" w:oddHBand="0" w:evenHBand="0" w:firstRowFirstColumn="0" w:firstRowLastColumn="0" w:lastRowFirstColumn="0" w:lastRowLastColumn="0"/>
+            </w:pPr>
+          </w:p>
+        </w:tc>
+      </w:tr>
+      <w:tr>
+        <w:trPr>
+          <w:cnfStyle w:val="000000100000" w:firstRow="0" w:lastRow="0" w:firstColumn="0" w:lastColumn="0" w:oddVBand="0" w:evenVBand="0" w:oddHBand="1" w:evenHBand="0" w:firstRowFirstColumn="0" w:firstRowLastColumn="0" w:lastRowFirstColumn="0" w:lastRowLastColumn="0"/>
+        </w:trPr>
+        <w:tc>
+          <w:tcPr>
+            <w:cnfStyle w:val="001000000000" w:firstRow="0" w:lastRow="0" w:firstColumn="1" w:lastColumn="0" w:oddVBand="0" w:evenVBand="0" w:oddHBand="0" w:evenHBand="0" w:firstRowFirstColumn="0" w:firstRowLastColumn="0" w:lastRowFirstColumn="0" w:lastRowLastColumn="0"/>
+            <w:tcW w:w="3209" w:type="dxa"/>
+          </w:tcPr>
+          <w:p>
+            <w:pPr>
+              <w:rPr>
+                <w:b w:val="0"/>
+                <w:bCs w:val="0"/>
+              </w:rPr>
+            </w:pPr>
+            <w:r>
+              <w:rPr>
+                <w:b w:val="0"/>
+                <w:bCs w:val="0"/>
+              </w:rPr>
+              <w:t xml:space="preserve">VISU knöpfe </w:t>
+            </w:r>
+            <w:proofErr w:type="spellStart"/>
+            <w:r>
+              <w:rPr>
+                <w:b w:val="0"/>
+                <w:bCs w:val="0"/>
+              </w:rPr>
+              <w:t>gefixed</w:t>
+            </w:r>
+            <w:proofErr w:type="spellEnd"/>
+          </w:p>
+        </w:tc>
+        <w:tc>
+          <w:tcPr>
+            <w:tcW w:w="3209" w:type="dxa"/>
+          </w:tcPr>
+          <w:p>
+            <w:pPr>
+              <w:cnfStyle w:val="000000100000" w:firstRow="0" w:lastRow="0" w:firstColumn="0" w:lastColumn="0" w:oddVBand="0" w:evenVBand="0" w:oddHBand="1" w:evenHBand="0" w:firstRowFirstColumn="0" w:firstRowLastColumn="0" w:lastRowFirstColumn="0" w:lastRowLastColumn="0"/>
+            </w:pPr>
+            <w:r>
+              <w:t>Hassan</w:t>
+            </w:r>
+          </w:p>
+        </w:tc>
+        <w:tc>
+          <w:tcPr>
+            <w:tcW w:w="3210" w:type="dxa"/>
+          </w:tcPr>
+          <w:p>
+            <w:pPr>
+              <w:cnfStyle w:val="000000100000" w:firstRow="0" w:lastRow="0" w:firstColumn="0" w:lastColumn="0" w:oddVBand="0" w:evenVBand="0" w:oddHBand="1" w:evenHBand="0" w:firstRowFirstColumn="0" w:firstRowLastColumn="0" w:lastRowFirstColumn="0" w:lastRowLastColumn="0"/>
+            </w:pPr>
+            <w:r>
+              <w:t>0.5h</w:t>
+            </w:r>
+          </w:p>
+        </w:tc>
+      </w:tr>
+      <w:tr>
+        <w:tc>
+          <w:tcPr>
+            <w:cnfStyle w:val="001000000000" w:firstRow="0" w:lastRow="0" w:firstColumn="1" w:lastColumn="0" w:oddVBand="0" w:evenVBand="0" w:oddHBand="0" w:evenHBand="0" w:firstRowFirstColumn="0" w:firstRowLastColumn="0" w:lastRowFirstColumn="0" w:lastRowLastColumn="0"/>
+            <w:tcW w:w="3209" w:type="dxa"/>
+          </w:tcPr>
+          <w:p>
+            <w:pPr>
+              <w:rPr>
+                <w:b w:val="0"/>
+                <w:bCs w:val="0"/>
+              </w:rPr>
+            </w:pPr>
+            <w:r>
+              <w:rPr>
+                <w:b w:val="0"/>
+                <w:bCs w:val="0"/>
+              </w:rPr>
+              <w:t xml:space="preserve">Ist-Etage bei Status angebunden </w:t>
+            </w:r>
+          </w:p>
+        </w:tc>
+        <w:tc>
+          <w:tcPr>
+            <w:tcW w:w="3209" w:type="dxa"/>
+          </w:tcPr>
+          <w:p>
+            <w:pPr>
+              <w:cnfStyle w:val="000000000000" w:firstRow="0" w:lastRow="0" w:firstColumn="0" w:lastColumn="0" w:oddVBand="0" w:evenVBand="0" w:oddHBand="0" w:evenHBand="0" w:firstRowFirstColumn="0" w:firstRowLastColumn="0" w:lastRowFirstColumn="0" w:lastRowLastColumn="0"/>
+            </w:pPr>
+            <w:r>
+              <w:t>Hassan</w:t>
+            </w:r>
+          </w:p>
+        </w:tc>
+        <w:tc>
+          <w:tcPr>
+            <w:tcW w:w="3210" w:type="dxa"/>
+          </w:tcPr>
+          <w:p>
+            <w:pPr>
+              <w:cnfStyle w:val="000000000000" w:firstRow="0" w:lastRow="0" w:firstColumn="0" w:lastColumn="0" w:oddVBand="0" w:evenVBand="0" w:oddHBand="0" w:evenHBand="0" w:firstRowFirstColumn="0" w:firstRowLastColumn="0" w:lastRowFirstColumn="0" w:lastRowLastColumn="0"/>
+            </w:pPr>
+            <w:r>
+              <w:t>0.5h</w:t>
+            </w:r>
+          </w:p>
+        </w:tc>
+      </w:tr>
+      <w:tr>
+        <w:trPr>
+          <w:cnfStyle w:val="000000100000" w:firstRow="0" w:lastRow="0" w:firstColumn="0" w:lastColumn="0" w:oddVBand="0" w:evenVBand="0" w:oddHBand="1" w:evenHBand="0" w:firstRowFirstColumn="0" w:firstRowLastColumn="0" w:lastRowFirstColumn="0" w:lastRowLastColumn="0"/>
+        </w:trPr>
+        <w:tc>
+          <w:tcPr>
+            <w:cnfStyle w:val="001000000000" w:firstRow="0" w:lastRow="0" w:firstColumn="1" w:lastColumn="0" w:oddVBand="0" w:evenVBand="0" w:oddHBand="0" w:evenHBand="0" w:firstRowFirstColumn="0" w:firstRowLastColumn="0" w:lastRowFirstColumn="0" w:lastRowLastColumn="0"/>
+            <w:tcW w:w="3209" w:type="dxa"/>
+          </w:tcPr>
+          <w:p>
+            <w:pPr>
+              <w:rPr>
+                <w:b w:val="0"/>
+                <w:bCs w:val="0"/>
+              </w:rPr>
+            </w:pPr>
+            <w:r>
+              <w:rPr>
+                <w:b w:val="0"/>
+                <w:bCs w:val="0"/>
+              </w:rPr>
+              <w:t>Antriebsansteuerung angepasst</w:t>
+            </w:r>
+          </w:p>
+        </w:tc>
+        <w:tc>
+          <w:tcPr>
+            <w:tcW w:w="3209" w:type="dxa"/>
+          </w:tcPr>
+          <w:p>
+            <w:pPr>
+              <w:cnfStyle w:val="000000100000" w:firstRow="0" w:lastRow="0" w:firstColumn="0" w:lastColumn="0" w:oddVBand="0" w:evenVBand="0" w:oddHBand="1" w:evenHBand="0" w:firstRowFirstColumn="0" w:firstRowLastColumn="0" w:lastRowFirstColumn="0" w:lastRowLastColumn="0"/>
+            </w:pPr>
+            <w:r>
+              <w:t>Niki</w:t>
+            </w:r>
+          </w:p>
+        </w:tc>
+        <w:tc>
+          <w:tcPr>
+            <w:tcW w:w="3210" w:type="dxa"/>
+          </w:tcPr>
+          <w:p>
+            <w:pPr>
+              <w:cnfStyle w:val="000000100000" w:firstRow="0" w:lastRow="0" w:firstColumn="0" w:lastColumn="0" w:oddVBand="0" w:evenVBand="0" w:oddHBand="1" w:evenHBand="0" w:firstRowFirstColumn="0" w:firstRowLastColumn="0" w:lastRowFirstColumn="0" w:lastRowLastColumn="0"/>
+            </w:pPr>
+          </w:p>
+        </w:tc>
+      </w:tr>
+      <w:tr>
+        <w:tc>
+          <w:tcPr>
+            <w:cnfStyle w:val="001000000000" w:firstRow="0" w:lastRow="0" w:firstColumn="1" w:lastColumn="0" w:oddVBand="0" w:evenVBand="0" w:oddHBand="0" w:evenHBand="0" w:firstRowFirstColumn="0" w:firstRowLastColumn="0" w:lastRowFirstColumn="0" w:lastRowLastColumn="0"/>
+            <w:tcW w:w="3209" w:type="dxa"/>
+          </w:tcPr>
+          <w:p>
+            <w:pPr>
+              <w:rPr>
+                <w:b w:val="0"/>
+                <w:bCs w:val="0"/>
+              </w:rPr>
+            </w:pPr>
+            <w:r>
+              <w:rPr>
+                <w:b w:val="0"/>
+                <w:bCs w:val="0"/>
+              </w:rPr>
+              <w:t>Serverschnittstellen für HMI erweitert</w:t>
+            </w:r>
+          </w:p>
+        </w:tc>
+        <w:tc>
+          <w:tcPr>
+            <w:tcW w:w="3209" w:type="dxa"/>
+          </w:tcPr>
+          <w:p>
+            <w:pPr>
+              <w:cnfStyle w:val="000000000000" w:firstRow="0" w:lastRow="0" w:firstColumn="0" w:lastColumn="0" w:oddVBand="0" w:evenVBand="0" w:oddHBand="0" w:evenHBand="0" w:firstRowFirstColumn="0" w:firstRowLastColumn="0" w:lastRowFirstColumn="0" w:lastRowLastColumn="0"/>
+            </w:pPr>
+            <w:r>
+              <w:t>Niki</w:t>
+            </w:r>
+          </w:p>
+        </w:tc>
+        <w:tc>
+          <w:tcPr>
+            <w:tcW w:w="3210" w:type="dxa"/>
+          </w:tcPr>
+          <w:p>
+            <w:pPr>
+              <w:cnfStyle w:val="000000000000" w:firstRow="0" w:lastRow="0" w:firstColumn="0" w:lastColumn="0" w:oddVBand="0" w:evenVBand="0" w:oddHBand="0" w:evenHBand="0" w:firstRowFirstColumn="0" w:firstRowLastColumn="0" w:lastRowFirstColumn="0" w:lastRowLastColumn="0"/>
+            </w:pPr>
+          </w:p>
+        </w:tc>
+      </w:tr>
+      <w:tr>
+        <w:trPr>
+          <w:cnfStyle w:val="000000100000" w:firstRow="0" w:lastRow="0" w:firstColumn="0" w:lastColumn="0" w:oddVBand="0" w:evenVBand="0" w:oddHBand="1" w:evenHBand="0" w:firstRowFirstColumn="0" w:firstRowLastColumn="0" w:lastRowFirstColumn="0" w:lastRowLastColumn="0"/>
+        </w:trPr>
+        <w:tc>
+          <w:tcPr>
+            <w:cnfStyle w:val="001000000000" w:firstRow="0" w:lastRow="0" w:firstColumn="1" w:lastColumn="0" w:oddVBand="0" w:evenVBand="0" w:oddHBand="0" w:evenHBand="0" w:firstRowFirstColumn="0" w:firstRowLastColumn="0" w:lastRowFirstColumn="0" w:lastRowLastColumn="0"/>
+            <w:tcW w:w="3209" w:type="dxa"/>
+          </w:tcPr>
+          <w:p>
+            <w:pPr>
+              <w:rPr>
+                <w:b w:val="0"/>
+                <w:bCs w:val="0"/>
+              </w:rPr>
+            </w:pPr>
+            <w:r>
+              <w:rPr>
+                <w:b w:val="0"/>
+                <w:bCs w:val="0"/>
+              </w:rPr>
+              <w:t>Türstatus</w:t>
+            </w:r>
+          </w:p>
+        </w:tc>
+        <w:tc>
+          <w:tcPr>
+            <w:tcW w:w="3209" w:type="dxa"/>
+          </w:tcPr>
+          <w:p>
+            <w:pPr>
+              <w:cnfStyle w:val="000000100000" w:firstRow="0" w:lastRow="0" w:firstColumn="0" w:lastColumn="0" w:oddVBand="0" w:evenVBand="0" w:oddHBand="1" w:evenHBand="0" w:firstRowFirstColumn="0" w:firstRowLastColumn="0" w:lastRowFirstColumn="0" w:lastRowLastColumn="0"/>
+            </w:pPr>
+            <w:r>
+              <w:t>Hassan</w:t>
+            </w:r>
+          </w:p>
+        </w:tc>
+        <w:tc>
+          <w:tcPr>
+            <w:tcW w:w="3210" w:type="dxa"/>
+          </w:tcPr>
+          <w:p>
+            <w:pPr>
+              <w:cnfStyle w:val="000000100000" w:firstRow="0" w:lastRow="0" w:firstColumn="0" w:lastColumn="0" w:oddVBand="0" w:evenVBand="0" w:oddHBand="1" w:evenHBand="0" w:firstRowFirstColumn="0" w:firstRowLastColumn="0" w:lastRowFirstColumn="0" w:lastRowLastColumn="0"/>
+            </w:pPr>
+            <w:r>
+              <w:t>0.5h</w:t>
+            </w:r>
+          </w:p>
+        </w:tc>
+      </w:tr>
+      <w:tr>
+        <w:tc>
+          <w:tcPr>
+            <w:cnfStyle w:val="001000000000" w:firstRow="0" w:lastRow="0" w:firstColumn="1" w:lastColumn="0" w:oddVBand="0" w:evenVBand="0" w:oddHBand="0" w:evenHBand="0" w:firstRowFirstColumn="0" w:firstRowLastColumn="0" w:lastRowFirstColumn="0" w:lastRowLastColumn="0"/>
+            <w:tcW w:w="3209" w:type="dxa"/>
+          </w:tcPr>
+          <w:p>
+            <w:pPr>
+              <w:rPr>
+                <w:b w:val="0"/>
+                <w:bCs w:val="0"/>
+              </w:rPr>
+            </w:pPr>
+            <w:r>
+              <w:rPr>
+                <w:b w:val="0"/>
+                <w:bCs w:val="0"/>
+              </w:rPr>
+              <w:t xml:space="preserve">Neue </w:t>
+            </w:r>
+            <w:proofErr w:type="spellStart"/>
+            <w:r>
+              <w:rPr>
+                <w:b w:val="0"/>
+                <w:bCs w:val="0"/>
+              </w:rPr>
+              <w:t>statemachine</w:t>
+            </w:r>
+            <w:proofErr w:type="spellEnd"/>
+            <w:r>
+              <w:rPr>
+                <w:b w:val="0"/>
+                <w:bCs w:val="0"/>
+              </w:rPr>
+              <w:t xml:space="preserve"> für Motoren</w:t>
+            </w:r>
+          </w:p>
+        </w:tc>
+        <w:tc>
+          <w:tcPr>
+            <w:tcW w:w="3209" w:type="dxa"/>
+          </w:tcPr>
+          <w:p>
+            <w:pPr>
+              <w:cnfStyle w:val="000000000000" w:firstRow="0" w:lastRow="0" w:firstColumn="0" w:lastColumn="0" w:oddVBand="0" w:evenVBand="0" w:oddHBand="0" w:evenHBand="0" w:firstRowFirstColumn="0" w:firstRowLastColumn="0" w:lastRowFirstColumn="0" w:lastRowLastColumn="0"/>
+            </w:pPr>
+            <w:r>
+              <w:t>Niki</w:t>
+            </w:r>
+          </w:p>
+        </w:tc>
+        <w:tc>
+          <w:tcPr>
+            <w:tcW w:w="3210" w:type="dxa"/>
+          </w:tcPr>
+          <w:p>
+            <w:pPr>
+              <w:cnfStyle w:val="000000000000" w:firstRow="0" w:lastRow="0" w:firstColumn="0" w:lastColumn="0" w:oddVBand="0" w:evenVBand="0" w:oddHBand="0" w:evenHBand="0" w:firstRowFirstColumn="0" w:firstRowLastColumn="0" w:lastRowFirstColumn="0" w:lastRowLastColumn="0"/>
+            </w:pPr>
+          </w:p>
+        </w:tc>
+      </w:tr>
+      <w:tr>
+        <w:trPr>
+          <w:cnfStyle w:val="000000100000" w:firstRow="0" w:lastRow="0" w:firstColumn="0" w:lastColumn="0" w:oddVBand="0" w:evenVBand="0" w:oddHBand="1" w:evenHBand="0" w:firstRowFirstColumn="0" w:firstRowLastColumn="0" w:lastRowFirstColumn="0" w:lastRowLastColumn="0"/>
+        </w:trPr>
+        <w:tc>
+          <w:tcPr>
+            <w:cnfStyle w:val="001000000000" w:firstRow="0" w:lastRow="0" w:firstColumn="1" w:lastColumn="0" w:oddVBand="0" w:evenVBand="0" w:oddHBand="0" w:evenHBand="0" w:firstRowFirstColumn="0" w:firstRowLastColumn="0" w:lastRowFirstColumn="0" w:lastRowLastColumn="0"/>
+            <w:tcW w:w="3209" w:type="dxa"/>
+          </w:tcPr>
+          <w:p>
+            <w:pPr>
+              <w:rPr>
+                <w:b w:val="0"/>
+                <w:bCs w:val="0"/>
+              </w:rPr>
+            </w:pPr>
+            <w:proofErr w:type="spellStart"/>
+            <w:r>
+              <w:rPr>
+                <w:b w:val="0"/>
+                <w:bCs w:val="0"/>
+              </w:rPr>
+              <w:t>Textscheme</w:t>
+            </w:r>
+            <w:proofErr w:type="spellEnd"/>
+            <w:r>
+              <w:rPr>
+                <w:b w:val="0"/>
+                <w:bCs w:val="0"/>
+              </w:rPr>
+              <w:t xml:space="preserve"> für Richtung</w:t>
+            </w:r>
+          </w:p>
+        </w:tc>
+        <w:tc>
+          <w:tcPr>
+            <w:tcW w:w="3209" w:type="dxa"/>
+          </w:tcPr>
+          <w:p>
+            <w:pPr>
+              <w:cnfStyle w:val="000000100000" w:firstRow="0" w:lastRow="0" w:firstColumn="0" w:lastColumn="0" w:oddVBand="0" w:evenVBand="0" w:oddHBand="1" w:evenHBand="0" w:firstRowFirstColumn="0" w:firstRowLastColumn="0" w:lastRowFirstColumn="0" w:lastRowLastColumn="0"/>
+            </w:pPr>
+            <w:r>
+              <w:t>Hassan</w:t>
+            </w:r>
+          </w:p>
+        </w:tc>
+        <w:tc>
+          <w:tcPr>
+            <w:tcW w:w="3210" w:type="dxa"/>
+          </w:tcPr>
+          <w:p>
+            <w:pPr>
+              <w:cnfStyle w:val="000000100000" w:firstRow="0" w:lastRow="0" w:firstColumn="0" w:lastColumn="0" w:oddVBand="0" w:evenVBand="0" w:oddHBand="1" w:evenHBand="0" w:firstRowFirstColumn="0" w:firstRowLastColumn="0" w:lastRowFirstColumn="0" w:lastRowLastColumn="0"/>
+            </w:pPr>
+            <w:r>
+              <w:t>0.5h</w:t>
+            </w:r>
+          </w:p>
+        </w:tc>
+      </w:tr>
+      <w:tr>
+        <w:tc>
+          <w:tcPr>
+            <w:cnfStyle w:val="001000000000" w:firstRow="0" w:lastRow="0" w:firstColumn="1" w:lastColumn="0" w:oddVBand="0" w:evenVBand="0" w:oddHBand="0" w:evenHBand="0" w:firstRowFirstColumn="0" w:firstRowLastColumn="0" w:lastRowFirstColumn="0" w:lastRowLastColumn="0"/>
+            <w:tcW w:w="3209" w:type="dxa"/>
+          </w:tcPr>
+          <w:p>
+            <w:pPr>
+              <w:rPr>
+                <w:b w:val="0"/>
+                <w:bCs w:val="0"/>
+                <w:lang w:val="en-GB"/>
+              </w:rPr>
+            </w:pPr>
+            <w:r>
+              <w:rPr>
+                <w:b w:val="0"/>
+                <w:bCs w:val="0"/>
+                <w:lang w:val="en-GB"/>
+              </w:rPr>
+              <w:t xml:space="preserve">Troubleshooting HMI </w:t>
+            </w:r>
+            <w:proofErr w:type="spellStart"/>
+            <w:r>
+              <w:rPr>
+                <w:b w:val="0"/>
+                <w:bCs w:val="0"/>
+                <w:lang w:val="en-GB"/>
+              </w:rPr>
+              <w:t>rendert</w:t>
+            </w:r>
+            <w:proofErr w:type="spellEnd"/>
+            <w:r>
+              <w:rPr>
+                <w:b w:val="0"/>
+                <w:bCs w:val="0"/>
+                <w:lang w:val="en-GB"/>
+              </w:rPr>
+              <w:t xml:space="preserve"> Buttons nicht</w:t>
+            </w:r>
+          </w:p>
+        </w:tc>
+        <w:tc>
+          <w:tcPr>
+            <w:tcW w:w="3209" w:type="dxa"/>
+          </w:tcPr>
+          <w:p>
+            <w:pPr>
+              <w:cnfStyle w:val="000000000000" w:firstRow="0" w:lastRow="0" w:firstColumn="0" w:lastColumn="0" w:oddVBand="0" w:evenVBand="0" w:oddHBand="0" w:evenHBand="0" w:firstRowFirstColumn="0" w:firstRowLastColumn="0" w:lastRowFirstColumn="0" w:lastRowLastColumn="0"/>
+              <w:rPr>
+                <w:lang w:val="en-GB"/>
+              </w:rPr>
+            </w:pPr>
+            <w:r>
+              <w:rPr>
+                <w:lang w:val="en-GB"/>
+              </w:rPr>
+              <w:t>Hassan</w:t>
+            </w:r>
+          </w:p>
+        </w:tc>
+        <w:tc>
+          <w:tcPr>
+            <w:tcW w:w="3210" w:type="dxa"/>
+          </w:tcPr>
+          <w:p>
+            <w:pPr>
+              <w:cnfStyle w:val="000000000000" w:firstRow="0" w:lastRow="0" w:firstColumn="0" w:lastColumn="0" w:oddVBand="0" w:evenVBand="0" w:oddHBand="0" w:evenHBand="0" w:firstRowFirstColumn="0" w:firstRowLastColumn="0" w:lastRowFirstColumn="0" w:lastRowLastColumn="0"/>
+              <w:rPr>
+                <w:lang w:val="en-GB"/>
+              </w:rPr>
+            </w:pPr>
+            <w:r>
+              <w:rPr>
+                <w:lang w:val="en-GB"/>
+              </w:rPr>
+              <w:t>1h</w:t>
+            </w:r>
+          </w:p>
+        </w:tc>
+      </w:tr>
+      <w:tr>
+        <w:trPr>
+          <w:cnfStyle w:val="000000100000" w:firstRow="0" w:lastRow="0" w:firstColumn="0" w:lastColumn="0" w:oddVBand="0" w:evenVBand="0" w:oddHBand="1" w:evenHBand="0" w:firstRowFirstColumn="0" w:firstRowLastColumn="0" w:lastRowFirstColumn="0" w:lastRowLastColumn="0"/>
+        </w:trPr>
+        <w:tc>
+          <w:tcPr>
+            <w:cnfStyle w:val="001000000000" w:firstRow="0" w:lastRow="0" w:firstColumn="1" w:lastColumn="0" w:oddVBand="0" w:evenVBand="0" w:oddHBand="0" w:evenHBand="0" w:firstRowFirstColumn="0" w:firstRowLastColumn="0" w:lastRowFirstColumn="0" w:lastRowLastColumn="0"/>
+            <w:tcW w:w="3209" w:type="dxa"/>
+          </w:tcPr>
+          <w:p>
+            <w:pPr>
+              <w:rPr>
+                <w:b w:val="0"/>
+                <w:bCs w:val="0"/>
+                <w:lang w:val="en-GB"/>
+              </w:rPr>
+            </w:pPr>
+            <w:proofErr w:type="spellStart"/>
+            <w:r>
+              <w:rPr>
+                <w:b w:val="0"/>
+                <w:bCs w:val="0"/>
+                <w:lang w:val="en-GB"/>
+              </w:rPr>
+              <w:t>Verlinkung</w:t>
+            </w:r>
+            <w:proofErr w:type="spellEnd"/>
+            <w:r>
+              <w:rPr>
+                <w:b w:val="0"/>
+                <w:bCs w:val="0"/>
+                <w:lang w:val="en-GB"/>
+              </w:rPr>
+              <w:t xml:space="preserve"> </w:t>
+            </w:r>
+            <w:proofErr w:type="spellStart"/>
+            <w:r>
+              <w:rPr>
+                <w:b w:val="0"/>
+                <w:bCs w:val="0"/>
+                <w:lang w:val="en-GB"/>
+              </w:rPr>
+              <w:t>Textscheme</w:t>
+            </w:r>
+            <w:proofErr w:type="spellEnd"/>
+          </w:p>
+        </w:tc>
+        <w:tc>
+          <w:tcPr>
+            <w:tcW w:w="3209" w:type="dxa"/>
+          </w:tcPr>
+          <w:p>
+            <w:pPr>
+              <w:cnfStyle w:val="000000100000" w:firstRow="0" w:lastRow="0" w:firstColumn="0" w:lastColumn="0" w:oddVBand="0" w:evenVBand="0" w:oddHBand="1" w:evenHBand="0" w:firstRowFirstColumn="0" w:firstRowLastColumn="0" w:lastRowFirstColumn="0" w:lastRowLastColumn="0"/>
+              <w:rPr>
+                <w:lang w:val="en-GB"/>
+              </w:rPr>
+            </w:pPr>
+            <w:r>
+              <w:rPr>
+                <w:lang w:val="en-GB"/>
+              </w:rPr>
+              <w:t>Hassan</w:t>
+            </w:r>
+          </w:p>
+        </w:tc>
+        <w:tc>
+          <w:tcPr>
+            <w:tcW w:w="3210" w:type="dxa"/>
+          </w:tcPr>
+          <w:p>
+            <w:pPr>
+              <w:cnfStyle w:val="000000100000" w:firstRow="0" w:lastRow="0" w:firstColumn="0" w:lastColumn="0" w:oddVBand="0" w:evenVBand="0" w:oddHBand="1" w:evenHBand="0" w:firstRowFirstColumn="0" w:firstRowLastColumn="0" w:lastRowFirstColumn="0" w:lastRowLastColumn="0"/>
+              <w:rPr>
+                <w:lang w:val="en-GB"/>
+              </w:rPr>
+            </w:pPr>
+            <w:r>
+              <w:rPr>
+                <w:lang w:val="en-GB"/>
+              </w:rPr>
+              <w:t>0.5h</w:t>
+            </w:r>
+          </w:p>
+        </w:tc>
+      </w:tr>
+      <w:tr>
+        <w:tc>
+          <w:tcPr>
+            <w:cnfStyle w:val="001000000000" w:firstRow="0" w:lastRow="0" w:firstColumn="1" w:lastColumn="0" w:oddVBand="0" w:evenVBand="0" w:oddHBand="0" w:evenHBand="0" w:firstRowFirstColumn="0" w:firstRowLastColumn="0" w:lastRowFirstColumn="0" w:lastRowLastColumn="0"/>
+            <w:tcW w:w="3209" w:type="dxa"/>
+          </w:tcPr>
+          <w:p>
+            <w:pPr>
+              <w:rPr>
+                <w:b w:val="0"/>
+                <w:bCs w:val="0"/>
+                <w:lang w:val="en-GB"/>
+              </w:rPr>
+            </w:pPr>
+            <w:proofErr w:type="spellStart"/>
+            <w:r>
+              <w:rPr>
+                <w:b w:val="0"/>
+                <w:bCs w:val="0"/>
+                <w:lang w:val="en-GB"/>
+              </w:rPr>
+              <w:t>Zentrierung</w:t>
+            </w:r>
+            <w:proofErr w:type="spellEnd"/>
+            <w:r>
+              <w:rPr>
+                <w:b w:val="0"/>
+                <w:bCs w:val="0"/>
+                <w:lang w:val="en-GB"/>
+              </w:rPr>
+              <w:t xml:space="preserve"> Buttons und Outputs</w:t>
+            </w:r>
+          </w:p>
+        </w:tc>
+        <w:tc>
+          <w:tcPr>
+            <w:tcW w:w="3209" w:type="dxa"/>
+          </w:tcPr>
+          <w:p>
+            <w:pPr>
+              <w:cnfStyle w:val="000000000000" w:firstRow="0" w:lastRow="0" w:firstColumn="0" w:lastColumn="0" w:oddVBand="0" w:evenVBand="0" w:oddHBand="0" w:evenHBand="0" w:firstRowFirstColumn="0" w:firstRowLastColumn="0" w:lastRowFirstColumn="0" w:lastRowLastColumn="0"/>
+              <w:rPr>
+                <w:lang w:val="en-GB"/>
+              </w:rPr>
+            </w:pPr>
+            <w:r>
+              <w:rPr>
+                <w:lang w:val="en-GB"/>
+              </w:rPr>
+              <w:t>Hassan</w:t>
+            </w:r>
+          </w:p>
+        </w:tc>
+        <w:tc>
+          <w:tcPr>
+            <w:tcW w:w="3210" w:type="dxa"/>
+          </w:tcPr>
+          <w:p>
+            <w:pPr>
+              <w:cnfStyle w:val="000000000000" w:firstRow="0" w:lastRow="0" w:firstColumn="0" w:lastColumn="0" w:oddVBand="0" w:evenVBand="0" w:oddHBand="0" w:evenHBand="0" w:firstRowFirstColumn="0" w:firstRowLastColumn="0" w:lastRowFirstColumn="0" w:lastRowLastColumn="0"/>
+              <w:rPr>
+                <w:lang w:val="en-GB"/>
+              </w:rPr>
+            </w:pPr>
+            <w:r>
+              <w:rPr>
+                <w:lang w:val="en-GB"/>
+              </w:rPr>
+              <w:t>1h</w:t>
+            </w:r>
+          </w:p>
+        </w:tc>
+      </w:tr>
+      <w:tr>
+        <w:trPr>
+          <w:cnfStyle w:val="000000100000" w:firstRow="0" w:lastRow="0" w:firstColumn="0" w:lastColumn="0" w:oddVBand="0" w:evenVBand="0" w:oddHBand="1" w:evenHBand="0" w:firstRowFirstColumn="0" w:firstRowLastColumn="0" w:lastRowFirstColumn="0" w:lastRowLastColumn="0"/>
+        </w:trPr>
+        <w:tc>
+          <w:tcPr>
+            <w:cnfStyle w:val="001000000000" w:firstRow="0" w:lastRow="0" w:firstColumn="1" w:lastColumn="0" w:oddVBand="0" w:evenVBand="0" w:oddHBand="0" w:evenHBand="0" w:firstRowFirstColumn="0" w:firstRowLastColumn="0" w:lastRowFirstColumn="0" w:lastRowLastColumn="0"/>
+            <w:tcW w:w="3209" w:type="dxa"/>
+          </w:tcPr>
+          <w:p>
+            <w:pPr>
+              <w:rPr>
+                <w:b w:val="0"/>
+                <w:bCs w:val="0"/>
+                <w:lang w:val="en-GB"/>
+              </w:rPr>
+            </w:pPr>
+            <w:proofErr w:type="spellStart"/>
+            <w:r>
+              <w:rPr>
+                <w:b w:val="0"/>
+                <w:bCs w:val="0"/>
+                <w:lang w:val="en-GB"/>
+              </w:rPr>
+              <w:t>clsAntrieb</w:t>
+            </w:r>
+            <w:proofErr w:type="spellEnd"/>
+            <w:r>
+              <w:rPr>
+                <w:b w:val="0"/>
+                <w:bCs w:val="0"/>
+                <w:lang w:val="en-GB"/>
+              </w:rPr>
+              <w:t xml:space="preserve"> in 2 </w:t>
+            </w:r>
+            <w:proofErr w:type="spellStart"/>
+            <w:r>
+              <w:rPr>
+                <w:b w:val="0"/>
+                <w:bCs w:val="0"/>
+                <w:lang w:val="en-GB"/>
+              </w:rPr>
+              <w:t>Objekte</w:t>
+            </w:r>
+            <w:proofErr w:type="spellEnd"/>
+            <w:r>
+              <w:rPr>
+                <w:b w:val="0"/>
+                <w:bCs w:val="0"/>
+                <w:lang w:val="en-GB"/>
+              </w:rPr>
+              <w:t xml:space="preserve"> </w:t>
+            </w:r>
+            <w:proofErr w:type="spellStart"/>
+            <w:r>
+              <w:rPr>
+                <w:b w:val="0"/>
+                <w:bCs w:val="0"/>
+                <w:lang w:val="en-GB"/>
+              </w:rPr>
+              <w:t>unterteilt</w:t>
+            </w:r>
+            <w:proofErr w:type="spellEnd"/>
+          </w:p>
+        </w:tc>
+        <w:tc>
+          <w:tcPr>
+            <w:tcW w:w="3209" w:type="dxa"/>
+          </w:tcPr>
+          <w:p>
+            <w:pPr>
+              <w:cnfStyle w:val="000000100000" w:firstRow="0" w:lastRow="0" w:firstColumn="0" w:lastColumn="0" w:oddVBand="0" w:evenVBand="0" w:oddHBand="1" w:evenHBand="0" w:firstRowFirstColumn="0" w:firstRowLastColumn="0" w:lastRowFirstColumn="0" w:lastRowLastColumn="0"/>
+              <w:rPr>
+                <w:lang w:val="en-GB"/>
+              </w:rPr>
+            </w:pPr>
+            <w:r>
+              <w:rPr>
+                <w:lang w:val="en-GB"/>
+              </w:rPr>
+              <w:t>Niki</w:t>
+            </w:r>
+          </w:p>
+        </w:tc>
+        <w:tc>
+          <w:tcPr>
+            <w:tcW w:w="3210" w:type="dxa"/>
+          </w:tcPr>
+          <w:p>
+            <w:pPr>
+              <w:cnfStyle w:val="000000100000" w:firstRow="0" w:lastRow="0" w:firstColumn="0" w:lastColumn="0" w:oddVBand="0" w:evenVBand="0" w:oddHBand="1" w:evenHBand="0" w:firstRowFirstColumn="0" w:firstRowLastColumn="0" w:lastRowFirstColumn="0" w:lastRowLastColumn="0"/>
+              <w:rPr>
+                <w:lang w:val="en-GB"/>
+              </w:rPr>
+            </w:pPr>
+          </w:p>
+        </w:tc>
+      </w:tr>
+      <w:tr>
+        <w:tc>
+          <w:tcPr>
+            <w:cnfStyle w:val="001000000000" w:firstRow="0" w:lastRow="0" w:firstColumn="1" w:lastColumn="0" w:oddVBand="0" w:evenVBand="0" w:oddHBand="0" w:evenHBand="0" w:firstRowFirstColumn="0" w:firstRowLastColumn="0" w:lastRowFirstColumn="0" w:lastRowLastColumn="0"/>
+            <w:tcW w:w="3209" w:type="dxa"/>
+          </w:tcPr>
+          <w:p>
+            <w:pPr>
+              <w:rPr>
+                <w:b w:val="0"/>
+                <w:bCs w:val="0"/>
+              </w:rPr>
+            </w:pPr>
+            <w:proofErr w:type="spellStart"/>
+            <w:r>
+              <w:rPr>
+                <w:b w:val="0"/>
+                <w:bCs w:val="0"/>
+              </w:rPr>
+              <w:t>Enum</w:t>
+            </w:r>
+            <w:proofErr w:type="spellEnd"/>
+            <w:r>
+              <w:rPr>
+                <w:b w:val="0"/>
+                <w:bCs w:val="0"/>
+              </w:rPr>
+              <w:t xml:space="preserve"> Motor</w:t>
+            </w:r>
+            <w:r>
+              <w:rPr>
+                <w:b w:val="0"/>
+                <w:bCs w:val="0"/>
+              </w:rPr>
+              <w:t xml:space="preserve">enansteuerung und Bugfix </w:t>
+            </w:r>
+            <w:r>
+              <w:rPr>
+                <w:b w:val="0"/>
+                <w:bCs w:val="0"/>
+              </w:rPr>
+              <w:t>Tür</w:t>
+            </w:r>
+          </w:p>
+        </w:tc>
+        <w:tc>
+          <w:tcPr>
+            <w:tcW w:w="3209" w:type="dxa"/>
+          </w:tcPr>
+          <w:p>
+            <w:pPr>
+              <w:cnfStyle w:val="000000000000" w:firstRow="0" w:lastRow="0" w:firstColumn="0" w:lastColumn="0" w:oddVBand="0" w:evenVBand="0" w:oddHBand="0" w:evenHBand="0" w:firstRowFirstColumn="0" w:firstRowLastColumn="0" w:lastRowFirstColumn="0" w:lastRowLastColumn="0"/>
+            </w:pPr>
+            <w:r>
+              <w:t>Niki</w:t>
+            </w:r>
+          </w:p>
+        </w:tc>
+        <w:tc>
+          <w:tcPr>
+            <w:tcW w:w="3210" w:type="dxa"/>
+          </w:tcPr>
+          <w:p>
+            <w:pPr>
+              <w:cnfStyle w:val="000000000000" w:firstRow="0" w:lastRow="0" w:firstColumn="0" w:lastColumn="0" w:oddVBand="0" w:evenVBand="0" w:oddHBand="0" w:evenHBand="0" w:firstRowFirstColumn="0" w:firstRowLastColumn="0" w:lastRowFirstColumn="0" w:lastRowLastColumn="0"/>
+            </w:pPr>
+          </w:p>
+        </w:tc>
+      </w:tr>
+      <w:tr>
+        <w:trPr>
+          <w:cnfStyle w:val="000000100000" w:firstRow="0" w:lastRow="0" w:firstColumn="0" w:lastColumn="0" w:oddVBand="0" w:evenVBand="0" w:oddHBand="1" w:evenHBand="0" w:firstRowFirstColumn="0" w:firstRowLastColumn="0" w:lastRowFirstColumn="0" w:lastRowLastColumn="0"/>
+        </w:trPr>
+        <w:tc>
+          <w:tcPr>
+            <w:cnfStyle w:val="001000000000" w:firstRow="0" w:lastRow="0" w:firstColumn="1" w:lastColumn="0" w:oddVBand="0" w:evenVBand="0" w:oddHBand="0" w:evenHBand="0" w:firstRowFirstColumn="0" w:firstRowLastColumn="0" w:lastRowFirstColumn="0" w:lastRowLastColumn="0"/>
+            <w:tcW w:w="3209" w:type="dxa"/>
+          </w:tcPr>
+          <w:p>
+            <w:pPr>
+              <w:rPr>
+                <w:b w:val="0"/>
+                <w:bCs w:val="0"/>
+              </w:rPr>
+            </w:pPr>
+            <w:r>
+              <w:rPr>
+                <w:b w:val="0"/>
+                <w:bCs w:val="0"/>
+              </w:rPr>
+              <w:t xml:space="preserve">Neue </w:t>
+            </w:r>
+            <w:proofErr w:type="spellStart"/>
+            <w:r>
+              <w:rPr>
+                <w:b w:val="0"/>
+                <w:bCs w:val="0"/>
+              </w:rPr>
+              <w:t>Visuanbindung</w:t>
+            </w:r>
+            <w:proofErr w:type="spellEnd"/>
+          </w:p>
+        </w:tc>
+        <w:tc>
+          <w:tcPr>
+            <w:tcW w:w="3209" w:type="dxa"/>
+          </w:tcPr>
+          <w:p>
+            <w:pPr>
+              <w:cnfStyle w:val="000000100000" w:firstRow="0" w:lastRow="0" w:firstColumn="0" w:lastColumn="0" w:oddVBand="0" w:evenVBand="0" w:oddHBand="1" w:evenHBand="0" w:firstRowFirstColumn="0" w:firstRowLastColumn="0" w:lastRowFirstColumn="0" w:lastRowLastColumn="0"/>
+            </w:pPr>
+            <w:r>
+              <w:t>Niki</w:t>
+            </w:r>
+          </w:p>
+        </w:tc>
+        <w:tc>
+          <w:tcPr>
+            <w:tcW w:w="3210" w:type="dxa"/>
+          </w:tcPr>
+          <w:p>
+            <w:pPr>
+              <w:cnfStyle w:val="000000100000" w:firstRow="0" w:lastRow="0" w:firstColumn="0" w:lastColumn="0" w:oddVBand="0" w:evenVBand="0" w:oddHBand="1" w:evenHBand="0" w:firstRowFirstColumn="0" w:firstRowLastColumn="0" w:lastRowFirstColumn="0" w:lastRowLastColumn="0"/>
+            </w:pPr>
+          </w:p>
+        </w:tc>
+      </w:tr>
+      <w:tr>
+        <w:tc>
+          <w:tcPr>
+            <w:cnfStyle w:val="001000000000" w:firstRow="0" w:lastRow="0" w:firstColumn="1" w:lastColumn="0" w:oddVBand="0" w:evenVBand="0" w:oddHBand="0" w:evenHBand="0" w:firstRowFirstColumn="0" w:firstRowLastColumn="0" w:lastRowFirstColumn="0" w:lastRowLastColumn="0"/>
+            <w:tcW w:w="3209" w:type="dxa"/>
+          </w:tcPr>
+          <w:p>
+            <w:pPr>
+              <w:rPr>
+                <w:b w:val="0"/>
+                <w:bCs w:val="0"/>
+              </w:rPr>
+            </w:pPr>
+            <w:r>
+              <w:rPr>
+                <w:b w:val="0"/>
+                <w:bCs w:val="0"/>
+              </w:rPr>
+              <w:t xml:space="preserve">Anbindung Richtung an Klasse </w:t>
+            </w:r>
+            <w:proofErr w:type="spellStart"/>
+            <w:r>
+              <w:rPr>
+                <w:b w:val="0"/>
+                <w:bCs w:val="0"/>
+              </w:rPr>
+              <w:t>clsAntrieb</w:t>
+            </w:r>
+            <w:proofErr w:type="spellEnd"/>
+          </w:p>
+        </w:tc>
+        <w:tc>
+          <w:tcPr>
+            <w:tcW w:w="3209" w:type="dxa"/>
+          </w:tcPr>
+          <w:p>
+            <w:pPr>
+              <w:cnfStyle w:val="000000000000" w:firstRow="0" w:lastRow="0" w:firstColumn="0" w:lastColumn="0" w:oddVBand="0" w:evenVBand="0" w:oddHBand="0" w:evenHBand="0" w:firstRowFirstColumn="0" w:firstRowLastColumn="0" w:lastRowFirstColumn="0" w:lastRowLastColumn="0"/>
+            </w:pPr>
+            <w:r>
+              <w:t>Niki</w:t>
+            </w:r>
+          </w:p>
+        </w:tc>
+        <w:tc>
+          <w:tcPr>
+            <w:tcW w:w="3210" w:type="dxa"/>
+          </w:tcPr>
+          <w:p>
+            <w:pPr>
+              <w:cnfStyle w:val="000000000000" w:firstRow="0" w:lastRow="0" w:firstColumn="0" w:lastColumn="0" w:oddVBand="0" w:evenVBand="0" w:oddHBand="0" w:evenHBand="0" w:firstRowFirstColumn="0" w:firstRowLastColumn="0" w:lastRowFirstColumn="0" w:lastRowLastColumn="0"/>
+            </w:pPr>
+          </w:p>
+        </w:tc>
+      </w:tr>
+      <w:tr>
+        <w:trPr>
+          <w:cnfStyle w:val="000000100000" w:firstRow="0" w:lastRow="0" w:firstColumn="0" w:lastColumn="0" w:oddVBand="0" w:evenVBand="0" w:oddHBand="1" w:evenHBand="0" w:firstRowFirstColumn="0" w:firstRowLastColumn="0" w:lastRowFirstColumn="0" w:lastRowLastColumn="0"/>
+        </w:trPr>
+        <w:tc>
+          <w:tcPr>
+            <w:cnfStyle w:val="001000000000" w:firstRow="0" w:lastRow="0" w:firstColumn="1" w:lastColumn="0" w:oddVBand="0" w:evenVBand="0" w:oddHBand="0" w:evenHBand="0" w:firstRowFirstColumn="0" w:firstRowLastColumn="0" w:lastRowFirstColumn="0" w:lastRowLastColumn="0"/>
+            <w:tcW w:w="3209" w:type="dxa"/>
+          </w:tcPr>
+          <w:p>
+            <w:pPr>
+              <w:rPr>
+                <w:b w:val="0"/>
+                <w:bCs w:val="0"/>
+              </w:rPr>
+            </w:pPr>
+            <w:r>
+              <w:rPr>
+                <w:b w:val="0"/>
+                <w:bCs w:val="0"/>
+              </w:rPr>
+              <w:t>Neue Server an HMI angebunden und getestet</w:t>
+            </w:r>
+          </w:p>
+        </w:tc>
+        <w:tc>
+          <w:tcPr>
+            <w:tcW w:w="3209" w:type="dxa"/>
+          </w:tcPr>
+          <w:p>
+            <w:pPr>
+              <w:cnfStyle w:val="000000100000" w:firstRow="0" w:lastRow="0" w:firstColumn="0" w:lastColumn="0" w:oddVBand="0" w:evenVBand="0" w:oddHBand="1" w:evenHBand="0" w:firstRowFirstColumn="0" w:firstRowLastColumn="0" w:lastRowFirstColumn="0" w:lastRowLastColumn="0"/>
+            </w:pPr>
+          </w:p>
+        </w:tc>
+        <w:tc>
+          <w:tcPr>
+            <w:tcW w:w="3210" w:type="dxa"/>
+          </w:tcPr>
+          <w:p>
+            <w:pPr>
+              <w:cnfStyle w:val="000000100000" w:firstRow="0" w:lastRow="0" w:firstColumn="0" w:lastColumn="0" w:oddVBand="0" w:evenVBand="0" w:oddHBand="1" w:evenHBand="0" w:firstRowFirstColumn="0" w:firstRowLastColumn="0" w:lastRowFirstColumn="0" w:lastRowLastColumn="0"/>
+            </w:pPr>
+            <w:r>
+              <w:t>0.5h</w:t>
+            </w:r>
+          </w:p>
+        </w:tc>
+      </w:tr>
+      <w:tr>
+        <w:tc>
+          <w:tcPr>
+            <w:cnfStyle w:val="001000000000" w:firstRow="0" w:lastRow="0" w:firstColumn="1" w:lastColumn="0" w:oddVBand="0" w:evenVBand="0" w:oddHBand="0" w:evenHBand="0" w:firstRowFirstColumn="0" w:firstRowLastColumn="0" w:lastRowFirstColumn="0" w:lastRowLastColumn="0"/>
+            <w:tcW w:w="3209" w:type="dxa"/>
+          </w:tcPr>
+          <w:p>
+            <w:pPr>
+              <w:rPr>
+                <w:b w:val="0"/>
+                <w:bCs w:val="0"/>
+              </w:rPr>
+            </w:pPr>
+          </w:p>
+        </w:tc>
+        <w:tc>
+          <w:tcPr>
+            <w:tcW w:w="3209" w:type="dxa"/>
+          </w:tcPr>
+          <w:p>
+            <w:pPr>
+              <w:cnfStyle w:val="000000000000" w:firstRow="0" w:lastRow="0" w:firstColumn="0" w:lastColumn="0" w:oddVBand="0" w:evenVBand="0" w:oddHBand="0" w:evenHBand="0" w:firstRowFirstColumn="0" w:firstRowLastColumn="0" w:lastRowFirstColumn="0" w:lastRowLastColumn="0"/>
+            </w:pPr>
+          </w:p>
+        </w:tc>
+        <w:tc>
+          <w:tcPr>
+            <w:tcW w:w="3210" w:type="dxa"/>
+          </w:tcPr>
+          <w:p>
+            <w:pPr>
+              <w:cnfStyle w:val="000000000000" w:firstRow="0" w:lastRow="0" w:firstColumn="0" w:lastColumn="0" w:oddVBand="0" w:evenVBand="0" w:oddHBand="0" w:evenHBand="0" w:firstRowFirstColumn="0" w:firstRowLastColumn="0" w:lastRowFirstColumn="0" w:lastRowLastColumn="0"/>
+            </w:pPr>
+          </w:p>
+        </w:tc>
+      </w:tr>
+      <w:tr>
+        <w:trPr>
+          <w:cnfStyle w:val="000000100000" w:firstRow="0" w:lastRow="0" w:firstColumn="0" w:lastColumn="0" w:oddVBand="0" w:evenVBand="0" w:oddHBand="1" w:evenHBand="0" w:firstRowFirstColumn="0" w:firstRowLastColumn="0" w:lastRowFirstColumn="0" w:lastRowLastColumn="0"/>
+        </w:trPr>
+        <w:tc>
+          <w:tcPr>
+            <w:cnfStyle w:val="001000000000" w:firstRow="0" w:lastRow="0" w:firstColumn="1" w:lastColumn="0" w:oddVBand="0" w:evenVBand="0" w:oddHBand="0" w:evenHBand="0" w:firstRowFirstColumn="0" w:firstRowLastColumn="0" w:lastRowFirstColumn="0" w:lastRowLastColumn="0"/>
+            <w:tcW w:w="3209" w:type="dxa"/>
+          </w:tcPr>
+          <w:p>
+            <w:pPr>
+              <w:rPr>
+                <w:b w:val="0"/>
+                <w:bCs w:val="0"/>
+              </w:rPr>
+            </w:pPr>
+            <w:r>
+              <w:rPr>
+                <w:b w:val="0"/>
+                <w:bCs w:val="0"/>
+              </w:rPr>
               <w:t>Gesamt Doku</w:t>
             </w:r>
           </w:p>
@@ -4644,7 +5681,7 @@
           </w:tcPr>
           <w:p>
             <w:pPr>
-              <w:cnfStyle w:val="000000000000" w:firstRow="0" w:lastRow="0" w:firstColumn="0" w:lastColumn="0" w:oddVBand="0" w:evenVBand="0" w:oddHBand="0" w:evenHBand="0" w:firstRowFirstColumn="0" w:firstRowLastColumn="0" w:lastRowFirstColumn="0" w:lastRowLastColumn="0"/>
+              <w:cnfStyle w:val="000000100000" w:firstRow="0" w:lastRow="0" w:firstColumn="0" w:lastColumn="0" w:oddVBand="0" w:evenVBand="0" w:oddHBand="1" w:evenHBand="0" w:firstRowFirstColumn="0" w:firstRowLastColumn="0" w:lastRowFirstColumn="0" w:lastRowLastColumn="0"/>
             </w:pPr>
             <w:r>
               <w:t>Hassan und Niki</w:t>
@@ -4657,10 +5694,10 @@
           </w:tcPr>
           <w:p>
             <w:pPr>
-              <w:cnfStyle w:val="000000000000" w:firstRow="0" w:lastRow="0" w:firstColumn="0" w:lastColumn="0" w:oddVBand="0" w:evenVBand="0" w:oddHBand="0" w:evenHBand="0" w:firstRowFirstColumn="0" w:firstRowLastColumn="0" w:lastRowFirstColumn="0" w:lastRowLastColumn="0"/>
-            </w:pPr>
-            <w:r>
-              <w:t>6</w:t>
+              <w:cnfStyle w:val="000000100000" w:firstRow="0" w:lastRow="0" w:firstColumn="0" w:lastColumn="0" w:oddVBand="0" w:evenVBand="0" w:oddHBand="1" w:evenHBand="0" w:firstRowFirstColumn="0" w:firstRowLastColumn="0" w:lastRowFirstColumn="0" w:lastRowLastColumn="0"/>
+            </w:pPr>
+            <w:r>
+              <w:t>7</w:t>
             </w:r>
             <w:r>
               <w:t>h+ bis jetzt</w:t>
@@ -4711,7 +5748,6 @@
       </w:pPr>
       <w:bookmarkStart w:id="16" w:name="_Toc231874438"/>
       <w:r>
-        <w:lastRenderedPageBreak/>
         <w:t>Selbständigkeitserklärung</w:t>
       </w:r>
       <w:bookmarkEnd w:id="16"/>
@@ -4904,7 +5940,6 @@
       </w:pPr>
       <w:bookmarkStart w:id="17" w:name="_Toc231874439"/>
       <w:r>
-        <w:lastRenderedPageBreak/>
         <w:t>Abbildungsverzeichnis</w:t>
       </w:r>
       <w:bookmarkEnd w:id="17"/>
@@ -5258,78 +6293,78 @@
       </w:pPr>
       <w:bookmarkStart w:id="18" w:name="_Toc231874440"/>
       <w:r>
+        <w:t>Quellenverzeichnis</w:t>
+      </w:r>
+      <w:bookmarkEnd w:id="18"/>
+    </w:p>
+    <w:p>
+      <w:r>
+        <w:t>[1] Modul Steuerungstechnik II: Wegleitung zu Case Study Steuerungstechnik, Case Study IV, 2026. Unterrichtsunterlage.</w:t>
+      </w:r>
+    </w:p>
+    <w:p>
+      <w:r>
+        <w:t>[2] Modul Steuerungstechnik II: Bewertung Case Study IV Steuerungstechnik II, Bewertungsraster zur Case Study IV, 20.05.2026. Unterrichtsunterlage.</w:t>
+      </w:r>
+    </w:p>
+    <w:p>
+      <w:r>
+        <w:t xml:space="preserve">[3] Modul Steuerungstechnik II: </w:t>
+      </w:r>
+      <w:proofErr w:type="gramStart"/>
+      <w:r>
+        <w:t>SPS Namenskonventionen</w:t>
+      </w:r>
+      <w:proofErr w:type="gramEnd"/>
+      <w:r>
+        <w:t xml:space="preserve"> – </w:t>
+      </w:r>
+      <w:proofErr w:type="spellStart"/>
+      <w:r>
+        <w:t>Cheatsheet</w:t>
+      </w:r>
+      <w:proofErr w:type="spellEnd"/>
+      <w:r>
+        <w:t>, 2026. Unterrichtsunterlage.</w:t>
+      </w:r>
+    </w:p>
+    <w:p>
+      <w:r>
+        <w:t xml:space="preserve">[4] Modul Steuerungstechnik II: SCL / ST </w:t>
+      </w:r>
+      <w:proofErr w:type="spellStart"/>
+      <w:r>
+        <w:t>Cheatsheet</w:t>
+      </w:r>
+      <w:proofErr w:type="spellEnd"/>
+      <w:r>
+        <w:t xml:space="preserve"> – </w:t>
+      </w:r>
+      <w:proofErr w:type="spellStart"/>
+      <w:r>
+        <w:t>Sigmatek</w:t>
+      </w:r>
+      <w:proofErr w:type="spellEnd"/>
+      <w:r>
+        <w:t xml:space="preserve"> SPS, 2026. Unterrichtsunterlage.</w:t>
+      </w:r>
+    </w:p>
+    <w:p>
+      <w:r>
+        <w:t xml:space="preserve">[5] Modul Steuerungstechnik II: Datentypen </w:t>
+      </w:r>
+      <w:proofErr w:type="spellStart"/>
+      <w:r>
+        <w:t>Sigmatec</w:t>
+      </w:r>
+      <w:proofErr w:type="spellEnd"/>
+      <w:r>
+        <w:t xml:space="preserve"> Steuerungen, 2026. Unterrichtsunterlage.</w:t>
+      </w:r>
+    </w:p>
+    <w:p>
+      <w:r>
         <w:lastRenderedPageBreak/>
-        <w:t>Quellenverzeichnis</w:t>
-      </w:r>
-      <w:bookmarkEnd w:id="18"/>
-    </w:p>
-    <w:p>
-      <w:r>
-        <w:t>[1] Modul Steuerungstechnik II: Wegleitung zu Case Study Steuerungstechnik, Case Study IV, 2026. Unterrichtsunterlage.</w:t>
-      </w:r>
-    </w:p>
-    <w:p>
-      <w:r>
-        <w:t>[2] Modul Steuerungstechnik II: Bewertung Case Study IV Steuerungstechnik II, Bewertungsraster zur Case Study IV, 20.05.2026. Unterrichtsunterlage.</w:t>
-      </w:r>
-    </w:p>
-    <w:p>
-      <w:r>
-        <w:t xml:space="preserve">[3] Modul Steuerungstechnik II: </w:t>
-      </w:r>
-      <w:proofErr w:type="gramStart"/>
-      <w:r>
-        <w:t>SPS Namenskonventionen</w:t>
-      </w:r>
-      <w:proofErr w:type="gramEnd"/>
-      <w:r>
-        <w:t xml:space="preserve"> – </w:t>
-      </w:r>
-      <w:proofErr w:type="spellStart"/>
-      <w:r>
-        <w:t>Cheatsheet</w:t>
-      </w:r>
-      <w:proofErr w:type="spellEnd"/>
-      <w:r>
-        <w:t>, 2026. Unterrichtsunterlage.</w:t>
-      </w:r>
-    </w:p>
-    <w:p>
-      <w:r>
-        <w:t xml:space="preserve">[4] Modul Steuerungstechnik II: SCL / ST </w:t>
-      </w:r>
-      <w:proofErr w:type="spellStart"/>
-      <w:r>
-        <w:t>Cheatsheet</w:t>
-      </w:r>
-      <w:proofErr w:type="spellEnd"/>
-      <w:r>
-        <w:t xml:space="preserve"> – </w:t>
-      </w:r>
-      <w:proofErr w:type="spellStart"/>
-      <w:r>
-        <w:t>Sigmatek</w:t>
-      </w:r>
-      <w:proofErr w:type="spellEnd"/>
-      <w:r>
-        <w:t xml:space="preserve"> SPS, 2026. Unterrichtsunterlage.</w:t>
-      </w:r>
-    </w:p>
-    <w:p>
-      <w:r>
-        <w:t xml:space="preserve">[5] Modul Steuerungstechnik II: Datentypen </w:t>
-      </w:r>
-      <w:proofErr w:type="spellStart"/>
-      <w:r>
-        <w:t>Sigmatec</w:t>
-      </w:r>
-      <w:proofErr w:type="spellEnd"/>
-      <w:r>
-        <w:t xml:space="preserve"> Steuerungen, 2026. Unterrichtsunterlage.</w:t>
-      </w:r>
-    </w:p>
-    <w:p>
-      <w:r>
         <w:t>[6] Modul Steuerungstechnik II: Programmieren in Structured Text, 31.03.2023. Unterrichtsunterlage.</w:t>
       </w:r>
     </w:p>
@@ -5410,20 +6445,23 @@
       </w:pPr>
       <w:bookmarkStart w:id="19" w:name="_Toc231874441"/>
       <w:r>
+        <w:t>Einsatz von KI-Tools</w:t>
+      </w:r>
+      <w:bookmarkEnd w:id="19"/>
+    </w:p>
+    <w:p>
+      <w:r>
+        <w:t>Während der Bearbeitung wurden KI-Tools unterstützend eingesetzt. OpenAI ChatGPT wurde für die sprachliche Überarbeitung einzelner Dokumentationsabschnitte, die Strukturierung der Anforderungen sowie für Vorschläge zu Planung, Zustandsautomat, Architekturzeichnung und HMI-Skizze verwendet. Die vorgeschlagenen Inhalte wurden überprüft, angepasst und mit der eigenen Aufgabenstellung abgeglichen.</w:t>
+      </w:r>
+    </w:p>
+    <w:p/>
+    <w:p>
+      <w:r>
+        <w:t xml:space="preserve">GitHub Copilot wurde unterstützend bei der Programmierung, bei Codevorschlägen und bei der Fehlersuche eingesetzt. Die Vorschläge wurden nicht unverändert übernommen, sondern geprüft </w:t>
+      </w:r>
+      <w:r>
         <w:lastRenderedPageBreak/>
-        <w:t>Einsatz von KI-Tools</w:t>
-      </w:r>
-      <w:bookmarkEnd w:id="19"/>
-    </w:p>
-    <w:p>
-      <w:r>
-        <w:t>Während der Bearbeitung wurden KI-Tools unterstützend eingesetzt. OpenAI ChatGPT wurde für die sprachliche Überarbeitung einzelner Dokumentationsabschnitte, die Strukturierung der Anforderungen sowie für Vorschläge zu Planung, Zustandsautomat, Architekturzeichnung und HMI-Skizze verwendet. Die vorgeschlagenen Inhalte wurden überprüft, angepasst und mit der eigenen Aufgabenstellung abgeglichen.</w:t>
-      </w:r>
-    </w:p>
-    <w:p/>
-    <w:p>
-      <w:r>
-        <w:t xml:space="preserve">GitHub Copilot wurde unterstützend bei der Programmierung, bei Codevorschlägen und bei der Fehlersuche eingesetzt. Die Vorschläge wurden nicht unverändert übernommen, sondern geprüft und an die verwendete SIGMATEK-SPS, die geplante State </w:t>
+        <w:t xml:space="preserve">und an die verwendete SIGMATEK-SPS, die geplante State </w:t>
       </w:r>
       <w:proofErr w:type="spellStart"/>
       <w:r>
@@ -8263,6 +9301,7 @@
     <w:rsid w:val="004E098E"/>
     <w:rsid w:val="004F05FE"/>
     <w:rsid w:val="0052296B"/>
+    <w:rsid w:val="005440A0"/>
     <w:rsid w:val="005648AA"/>
     <w:rsid w:val="005843A7"/>
     <w:rsid w:val="005C5115"/>
@@ -8279,6 +9318,7 @@
     <w:rsid w:val="00981AB9"/>
     <w:rsid w:val="00A25765"/>
     <w:rsid w:val="00A70D94"/>
+    <w:rsid w:val="00AF5738"/>
     <w:rsid w:val="00AF6DE6"/>
     <w:rsid w:val="00B00A9F"/>
     <w:rsid w:val="00B25868"/>
@@ -9029,6 +10069,10 @@
 </file>
 
 <file path=customXml/item1.xml><?xml version="1.0" encoding="utf-8"?>
+<b:Sources xmlns:b="http://schemas.openxmlformats.org/officeDocument/2006/bibliography" xmlns="http://schemas.openxmlformats.org/officeDocument/2006/bibliography" SelectedStyle="\APASixthEditionOfficeOnline.xsl" StyleName="APA" Version="6"/>
+</file>
+
+<file path=customXml/item2.xml><?xml version="1.0" encoding="utf-8"?>
 <?mso-contentType ?>
 <FormTemplates xmlns="http://schemas.microsoft.com/sharepoint/v3/contenttype/forms">
   <Display>DocumentLibraryForm</Display>
@@ -9037,11 +10081,18 @@
 </FormTemplates>
 </file>
 
-<file path=customXml/item2.xml><?xml version="1.0" encoding="utf-8"?>
-<b:Sources xmlns:b="http://schemas.openxmlformats.org/officeDocument/2006/bibliography" xmlns="http://schemas.openxmlformats.org/officeDocument/2006/bibliography" SelectedStyle="\APASixthEditionOfficeOnline.xsl" StyleName="APA" Version="6"/>
+<file path=customXml/item3.xml><?xml version="1.0" encoding="utf-8"?>
+<p:properties xmlns:p="http://schemas.microsoft.com/office/2006/metadata/properties" xmlns:xsi="http://www.w3.org/2001/XMLSchema-instance" xmlns:pc="http://schemas.microsoft.com/office/infopath/2007/PartnerControls">
+  <documentManagement>
+    <TaxCatchAll xmlns="e32c9bb7-34f5-44bb-800b-35798843376c" xsi:nil="true"/>
+    <lcf76f155ced4ddcb4097134ff3c332f xmlns="22aa7da5-41f5-464e-85e6-b2dd1761cd70">
+      <Terms xmlns="http://schemas.microsoft.com/office/infopath/2007/PartnerControls"/>
+    </lcf76f155ced4ddcb4097134ff3c332f>
+  </documentManagement>
+</p:properties>
 </file>
 
-<file path=customXml/item3.xml><?xml version="1.0" encoding="utf-8"?>
+<file path=customXml/item4.xml><?xml version="1.0" encoding="utf-8"?>
 <ct:contentTypeSchema xmlns:ct="http://schemas.microsoft.com/office/2006/metadata/contentType" xmlns:ma="http://schemas.microsoft.com/office/2006/metadata/properties/metaAttributes" ct:_="" ma:_="" ma:contentTypeName="Dokument" ma:contentTypeID="0x010100D827C1AAE83348469185F4DE8D8E42AA" ma:contentTypeVersion="18" ma:contentTypeDescription="Ein neues Dokument erstellen." ma:contentTypeScope="" ma:versionID="618348fa32be16a474572d476ed91d7d">
   <xsd:schema xmlns:xsd="http://www.w3.org/2001/XMLSchema" xmlns:xs="http://www.w3.org/2001/XMLSchema" xmlns:p="http://schemas.microsoft.com/office/2006/metadata/properties" xmlns:ns2="22aa7da5-41f5-464e-85e6-b2dd1761cd70" xmlns:ns3="e32c9bb7-34f5-44bb-800b-35798843376c" targetNamespace="http://schemas.microsoft.com/office/2006/metadata/properties" ma:root="true" ma:fieldsID="348e17a0368de80907a02c9ddfbbbd22" ns2:_="" ns3:_="">
     <xsd:import namespace="22aa7da5-41f5-464e-85e6-b2dd1761cd70"/>
@@ -9296,18 +10347,15 @@
 </ct:contentTypeSchema>
 </file>
 
-<file path=customXml/item4.xml><?xml version="1.0" encoding="utf-8"?>
-<p:properties xmlns:p="http://schemas.microsoft.com/office/2006/metadata/properties" xmlns:xsi="http://www.w3.org/2001/XMLSchema-instance" xmlns:pc="http://schemas.microsoft.com/office/infopath/2007/PartnerControls">
-  <documentManagement>
-    <TaxCatchAll xmlns="e32c9bb7-34f5-44bb-800b-35798843376c" xsi:nil="true"/>
-    <lcf76f155ced4ddcb4097134ff3c332f xmlns="22aa7da5-41f5-464e-85e6-b2dd1761cd70">
-      <Terms xmlns="http://schemas.microsoft.com/office/infopath/2007/PartnerControls"/>
-    </lcf76f155ced4ddcb4097134ff3c332f>
-  </documentManagement>
-</p:properties>
+<file path=customXml/itemProps1.xml><?xml version="1.0" encoding="utf-8"?>
+<ds:datastoreItem xmlns:ds="http://schemas.openxmlformats.org/officeDocument/2006/customXml" ds:itemID="{84661881-BC85-4481-9F58-A76FBE332CB1}">
+  <ds:schemaRefs>
+    <ds:schemaRef ds:uri="http://schemas.openxmlformats.org/officeDocument/2006/bibliography"/>
+  </ds:schemaRefs>
+</ds:datastoreItem>
 </file>
 
-<file path=customXml/itemProps1.xml><?xml version="1.0" encoding="utf-8"?>
+<file path=customXml/itemProps2.xml><?xml version="1.0" encoding="utf-8"?>
 <ds:datastoreItem xmlns:ds="http://schemas.openxmlformats.org/officeDocument/2006/customXml" ds:itemID="{B8133326-A9D9-4C20-AED2-57D8DB38EE3B}">
   <ds:schemaRefs>
     <ds:schemaRef ds:uri="http://schemas.microsoft.com/sharepoint/v3/contenttype/forms"/>
@@ -9315,15 +10363,18 @@
 </ds:datastoreItem>
 </file>
 
-<file path=customXml/itemProps2.xml><?xml version="1.0" encoding="utf-8"?>
-<ds:datastoreItem xmlns:ds="http://schemas.openxmlformats.org/officeDocument/2006/customXml" ds:itemID="{84661881-BC85-4481-9F58-A76FBE332CB1}">
+<file path=customXml/itemProps3.xml><?xml version="1.0" encoding="utf-8"?>
+<ds:datastoreItem xmlns:ds="http://schemas.openxmlformats.org/officeDocument/2006/customXml" ds:itemID="{AEB5EB03-E1DB-4DE6-8456-3A44BE197CDE}">
   <ds:schemaRefs>
-    <ds:schemaRef ds:uri="http://schemas.openxmlformats.org/officeDocument/2006/bibliography"/>
+    <ds:schemaRef ds:uri="http://schemas.microsoft.com/office/2006/metadata/properties"/>
+    <ds:schemaRef ds:uri="http://schemas.microsoft.com/office/infopath/2007/PartnerControls"/>
+    <ds:schemaRef ds:uri="e32c9bb7-34f5-44bb-800b-35798843376c"/>
+    <ds:schemaRef ds:uri="22aa7da5-41f5-464e-85e6-b2dd1761cd70"/>
   </ds:schemaRefs>
 </ds:datastoreItem>
 </file>
 
-<file path=customXml/itemProps3.xml><?xml version="1.0" encoding="utf-8"?>
+<file path=customXml/itemProps4.xml><?xml version="1.0" encoding="utf-8"?>
 <ds:datastoreItem xmlns:ds="http://schemas.openxmlformats.org/officeDocument/2006/customXml" ds:itemID="{60D544C4-8D4D-481D-B00F-1F09332EE222}">
   <ds:schemaRefs>
     <ds:schemaRef ds:uri="http://schemas.microsoft.com/office/2006/metadata/contentType"/>
@@ -9340,15 +10391,4 @@
     <ds:schemaRef ds:uri="http://schemas.microsoft.com/internal/obd"/>
   </ds:schemaRefs>
 </ds:datastoreItem>
-</file>
-
-<file path=customXml/itemProps4.xml><?xml version="1.0" encoding="utf-8"?>
-<ds:datastoreItem xmlns:ds="http://schemas.openxmlformats.org/officeDocument/2006/customXml" ds:itemID="{AEB5EB03-E1DB-4DE6-8456-3A44BE197CDE}">
-  <ds:schemaRefs>
-    <ds:schemaRef ds:uri="http://schemas.microsoft.com/office/2006/metadata/properties"/>
-    <ds:schemaRef ds:uri="http://schemas.microsoft.com/office/infopath/2007/PartnerControls"/>
-    <ds:schemaRef ds:uri="e32c9bb7-34f5-44bb-800b-35798843376c"/>
-    <ds:schemaRef ds:uri="22aa7da5-41f5-464e-85e6-b2dd1761cd70"/>
-  </ds:schemaRefs>
-</ds:datastoreItem>
 </file>
--- a/Doc/Aufgabenstellung/Dokumentation/Case Study Doku.docx
+++ b/Doc/Aufgabenstellung/Dokumentation/Case Study Doku.docx
@@ -1,6 +1,6 @@
 
 <file path=word/document.xml><?xml version="1.0" encoding="utf-8"?>
-<w:document xmlns:wpc="http://schemas.microsoft.com/office/word/2010/wordprocessingCanvas" xmlns:cx="http://schemas.microsoft.com/office/drawing/2014/chartex" xmlns:cx1="http://schemas.microsoft.com/office/drawing/2015/9/8/chartex" xmlns:cx2="http://schemas.microsoft.com/office/drawing/2015/10/21/chartex" xmlns:cx3="http://schemas.microsoft.com/office/drawing/2016/5/9/chartex" xmlns:cx4="http://schemas.microsoft.com/office/drawing/2016/5/10/chartex" xmlns:cx5="http://schemas.microsoft.com/office/drawing/2016/5/11/chartex" xmlns:cx6="http://schemas.microsoft.com/office/drawing/2016/5/12/chartex" xmlns:cx7="http://schemas.microsoft.com/office/drawing/2016/5/13/chartex" xmlns:cx8="http://schemas.microsoft.com/office/drawing/2016/5/14/chartex" xmlns:mc="http://schemas.openxmlformats.org/markup-compatibility/2006" xmlns:aink="http://schemas.microsoft.com/office/drawing/2016/ink" xmlns:am3d="http://schemas.microsoft.com/office/drawing/2017/model3d" xmlns:o="urn:schemas-microsoft-com:office:office" xmlns:oel="http://schemas.microsoft.com/office/2019/extlst" xmlns:r="http://schemas.openxmlformats.org/officeDocument/2006/relationships" xmlns:m="http://schemas.openxmlformats.org/officeDocument/2006/math" xmlns:v="urn:schemas-microsoft-com:vml" xmlns:wp14="http://schemas.microsoft.com/office/word/2010/wordprocessingDrawing" xmlns:wp="http://schemas.openxmlformats.org/drawingml/2006/wordprocessingDrawing" xmlns:w10="urn:schemas-microsoft-com:office:word" xmlns:w="http://schemas.openxmlformats.org/wordprocessingml/2006/main" xmlns:w14="http://schemas.microsoft.com/office/word/2010/wordml" xmlns:w15="http://schemas.microsoft.com/office/word/2012/wordml" xmlns:w16cex="http://schemas.microsoft.com/office/word/2018/wordml/cex" xmlns:w16cid="http://schemas.microsoft.com/office/word/2016/wordml/cid" xmlns:w16="http://schemas.microsoft.com/office/word/2018/wordml" xmlns:w16du="http://schemas.microsoft.com/office/word/2023/wordml/word16du" xmlns:w16sdtdh="http://schemas.microsoft.com/office/word/2020/wordml/sdtdatahash" xmlns:w16sdtfl="http://schemas.microsoft.com/office/word/2024/wordml/sdtformatlock" xmlns:w16se="http://schemas.microsoft.com/office/word/2015/wordml/symex" xmlns:wpg="http://schemas.microsoft.com/office/word/2010/wordprocessingGroup" xmlns:wpi="http://schemas.microsoft.com/office/word/2010/wordprocessingInk" xmlns:wne="http://schemas.microsoft.com/office/word/2006/wordml" xmlns:wps="http://schemas.microsoft.com/office/word/2010/wordprocessingShape" mc:Ignorable="w14 w15 w16se w16cid w16 w16cex w16sdtdh w16sdtfl w16du wp14">
+<w:document xmlns:wpc="http://schemas.microsoft.com/office/word/2010/wordprocessingCanvas" xmlns:cx="http://schemas.microsoft.com/office/drawing/2014/chartex" xmlns:cx1="http://schemas.microsoft.com/office/drawing/2015/9/8/chartex" xmlns:cx2="http://schemas.microsoft.com/office/drawing/2015/10/21/chartex" xmlns:cx3="http://schemas.microsoft.com/office/drawing/2016/5/9/chartex" xmlns:cx4="http://schemas.microsoft.com/office/drawing/2016/5/10/chartex" xmlns:cx5="http://schemas.microsoft.com/office/drawing/2016/5/11/chartex" xmlns:cx6="http://schemas.microsoft.com/office/drawing/2016/5/12/chartex" xmlns:cx7="http://schemas.microsoft.com/office/drawing/2016/5/13/chartex" xmlns:cx8="http://schemas.microsoft.com/office/drawing/2016/5/14/chartex" xmlns:mc="http://schemas.openxmlformats.org/markup-compatibility/2006" xmlns:m="http://schemas.openxmlformats.org/officeDocument/2006/math" xmlns:aink="http://schemas.microsoft.com/office/drawing/2016/ink" xmlns:am3d="http://schemas.microsoft.com/office/drawing/2017/model3d" xmlns:oel="http://schemas.microsoft.com/office/2019/extlst" xmlns:r="http://schemas.openxmlformats.org/officeDocument/2006/relationships" xmlns:wp14="http://schemas.microsoft.com/office/word/2010/wordprocessingDrawing" xmlns:wp="http://schemas.openxmlformats.org/drawingml/2006/wordprocessingDrawing" xmlns:wpg="http://schemas.microsoft.com/office/word/2010/wordprocessingGroup" xmlns:wpi="http://schemas.microsoft.com/office/word/2010/wordprocessingInk" xmlns:wps="http://schemas.microsoft.com/office/word/2010/wordprocessingShape" xmlns:o="urn:schemas-microsoft-com:office:office" xmlns:v="urn:schemas-microsoft-com:vml" xmlns:w10="urn:schemas-microsoft-com:office:word" xmlns:w="http://schemas.openxmlformats.org/wordprocessingml/2006/main" xmlns:w14="http://schemas.microsoft.com/office/word/2010/wordml" xmlns:w15="http://schemas.microsoft.com/office/word/2012/wordml" xmlns:w16cex="http://schemas.microsoft.com/office/word/2018/wordml/cex" xmlns:w16cid="http://schemas.microsoft.com/office/word/2016/wordml/cid" xmlns:w16="http://schemas.microsoft.com/office/word/2018/wordml" xmlns:w16sdtdh="http://schemas.microsoft.com/office/word/2020/wordml/sdtdatahash" xmlns:w16sdtfl="http://schemas.microsoft.com/office/word/2024/wordml/sdtformatlock" xmlns:w16se="http://schemas.microsoft.com/office/word/2015/wordml/symex" xmlns:w16du="http://schemas.microsoft.com/office/word/2023/wordml/word16du" xmlns:wne="http://schemas.microsoft.com/office/word/2006/wordml" mc:Ignorable="w14 w15 w16se w16cid w16 w16cex w16sdtdh w16sdtfl w16du wp14">
   <w:body>
     <w:p>
       <w:pPr>
@@ -188,10 +188,10 @@
               <w:noProof/>
             </w:rPr>
             <w:drawing>
-              <wp:inline distT="0" distB="0" distL="0" distR="0" wp14:anchorId="24C484CF" wp14:editId="6D061A7F">
+              <wp:inline distT="0" distB="0" distL="0" distR="0" wp14:anchorId="3F2F730F" wp14:editId="2875FEE4">
                 <wp:extent cx="914400" cy="914400"/>
                 <wp:effectExtent l="0" t="0" r="0" b="0"/>
-                <wp:docPr id="1" name="Bild 1"/>
+                <wp:docPr id="1185383256" name="Bild 1"/>
                 <wp:cNvGraphicFramePr>
                   <a:graphicFrameLocks xmlns:a="http://schemas.openxmlformats.org/drawingml/2006/main" noChangeAspect="1"/>
                 </wp:cNvGraphicFramePr>
@@ -2454,11 +2454,9 @@
       <w:r>
         <w:t xml:space="preserve">Da die Aufzugssteuerung nicht nur aus einer einfachen Schrittkette besteht, wurde zusätzlich ein Zustandsautomat erstellt. Dieser bildet die wichtigsten Betriebszustände der Anlage ab. Dazu gehören zum Beispiel Initialisierung, Warten, Fahrwunsch speichern, Tür schliessen, Fahren, Anhalten, Tür öffnen und Tür </w:t>
       </w:r>
-      <w:proofErr w:type="gramStart"/>
-      <w:r>
-        <w:t>offen halten</w:t>
-      </w:r>
-      <w:proofErr w:type="gramEnd"/>
+      <w:r>
+        <w:t>offenhalten</w:t>
+      </w:r>
       <w:r>
         <w:t>.</w:t>
       </w:r>
@@ -5598,6 +5596,9 @@
             <w:pPr>
               <w:cnfStyle w:val="000000100000" w:firstRow="0" w:lastRow="0" w:firstColumn="0" w:lastColumn="0" w:oddVBand="0" w:evenVBand="0" w:oddHBand="1" w:evenHBand="0" w:firstRowFirstColumn="0" w:firstRowLastColumn="0" w:lastRowFirstColumn="0" w:lastRowLastColumn="0"/>
             </w:pPr>
+            <w:r>
+              <w:t>Hassan</w:t>
+            </w:r>
           </w:p>
         </w:tc>
         <w:tc>
@@ -5627,6 +5628,13 @@
                 <w:bCs w:val="0"/>
               </w:rPr>
             </w:pPr>
+            <w:r>
+              <w:rPr>
+                <w:b w:val="0"/>
+                <w:bCs w:val="0"/>
+              </w:rPr>
+              <w:t xml:space="preserve">Inbetriebnahme an Steuerung </w:t>
+            </w:r>
           </w:p>
         </w:tc>
         <w:tc>
@@ -5637,6 +5645,9 @@
             <w:pPr>
               <w:cnfStyle w:val="000000000000" w:firstRow="0" w:lastRow="0" w:firstColumn="0" w:lastColumn="0" w:oddVBand="0" w:evenVBand="0" w:oddHBand="0" w:evenHBand="0" w:firstRowFirstColumn="0" w:firstRowLastColumn="0" w:lastRowFirstColumn="0" w:lastRowLastColumn="0"/>
             </w:pPr>
+            <w:r>
+              <w:t>Niki</w:t>
+            </w:r>
           </w:p>
         </w:tc>
         <w:tc>
@@ -5671,6 +5682,241 @@
                 <w:b w:val="0"/>
                 <w:bCs w:val="0"/>
               </w:rPr>
+              <w:t xml:space="preserve">Bugfix </w:t>
+            </w:r>
+            <w:proofErr w:type="spellStart"/>
+            <w:r>
+              <w:rPr>
+                <w:b w:val="0"/>
+                <w:bCs w:val="0"/>
+              </w:rPr>
+              <w:t>clsHMI</w:t>
+            </w:r>
+            <w:proofErr w:type="spellEnd"/>
+          </w:p>
+        </w:tc>
+        <w:tc>
+          <w:tcPr>
+            <w:tcW w:w="3209" w:type="dxa"/>
+          </w:tcPr>
+          <w:p>
+            <w:pPr>
+              <w:cnfStyle w:val="000000100000" w:firstRow="0" w:lastRow="0" w:firstColumn="0" w:lastColumn="0" w:oddVBand="0" w:evenVBand="0" w:oddHBand="1" w:evenHBand="0" w:firstRowFirstColumn="0" w:firstRowLastColumn="0" w:lastRowFirstColumn="0" w:lastRowLastColumn="0"/>
+            </w:pPr>
+            <w:r>
+              <w:t>Niki</w:t>
+            </w:r>
+          </w:p>
+        </w:tc>
+        <w:tc>
+          <w:tcPr>
+            <w:tcW w:w="3210" w:type="dxa"/>
+          </w:tcPr>
+          <w:p>
+            <w:pPr>
+              <w:cnfStyle w:val="000000100000" w:firstRow="0" w:lastRow="0" w:firstColumn="0" w:lastColumn="0" w:oddVBand="0" w:evenVBand="0" w:oddHBand="1" w:evenHBand="0" w:firstRowFirstColumn="0" w:firstRowLastColumn="0" w:lastRowFirstColumn="0" w:lastRowLastColumn="0"/>
+            </w:pPr>
+          </w:p>
+        </w:tc>
+      </w:tr>
+      <w:tr>
+        <w:tc>
+          <w:tcPr>
+            <w:cnfStyle w:val="001000000000" w:firstRow="0" w:lastRow="0" w:firstColumn="1" w:lastColumn="0" w:oddVBand="0" w:evenVBand="0" w:oddHBand="0" w:evenHBand="0" w:firstRowFirstColumn="0" w:firstRowLastColumn="0" w:lastRowFirstColumn="0" w:lastRowLastColumn="0"/>
+            <w:tcW w:w="3209" w:type="dxa"/>
+          </w:tcPr>
+          <w:p>
+            <w:pPr>
+              <w:rPr>
+                <w:b w:val="0"/>
+                <w:bCs w:val="0"/>
+              </w:rPr>
+            </w:pPr>
+            <w:r>
+              <w:rPr>
+                <w:b w:val="0"/>
+                <w:bCs w:val="0"/>
+              </w:rPr>
+              <w:t>Notstoppfunktion</w:t>
+            </w:r>
+          </w:p>
+        </w:tc>
+        <w:tc>
+          <w:tcPr>
+            <w:tcW w:w="3209" w:type="dxa"/>
+          </w:tcPr>
+          <w:p>
+            <w:pPr>
+              <w:cnfStyle w:val="000000000000" w:firstRow="0" w:lastRow="0" w:firstColumn="0" w:lastColumn="0" w:oddVBand="0" w:evenVBand="0" w:oddHBand="0" w:evenHBand="0" w:firstRowFirstColumn="0" w:firstRowLastColumn="0" w:lastRowFirstColumn="0" w:lastRowLastColumn="0"/>
+            </w:pPr>
+            <w:r>
+              <w:t>Niki</w:t>
+            </w:r>
+          </w:p>
+        </w:tc>
+        <w:tc>
+          <w:tcPr>
+            <w:tcW w:w="3210" w:type="dxa"/>
+          </w:tcPr>
+          <w:p>
+            <w:pPr>
+              <w:cnfStyle w:val="000000000000" w:firstRow="0" w:lastRow="0" w:firstColumn="0" w:lastColumn="0" w:oddVBand="0" w:evenVBand="0" w:oddHBand="0" w:evenHBand="0" w:firstRowFirstColumn="0" w:firstRowLastColumn="0" w:lastRowFirstColumn="0" w:lastRowLastColumn="0"/>
+            </w:pPr>
+          </w:p>
+        </w:tc>
+      </w:tr>
+      <w:tr>
+        <w:trPr>
+          <w:cnfStyle w:val="000000100000" w:firstRow="0" w:lastRow="0" w:firstColumn="0" w:lastColumn="0" w:oddVBand="0" w:evenVBand="0" w:oddHBand="1" w:evenHBand="0" w:firstRowFirstColumn="0" w:firstRowLastColumn="0" w:lastRowFirstColumn="0" w:lastRowLastColumn="0"/>
+        </w:trPr>
+        <w:tc>
+          <w:tcPr>
+            <w:cnfStyle w:val="001000000000" w:firstRow="0" w:lastRow="0" w:firstColumn="1" w:lastColumn="0" w:oddVBand="0" w:evenVBand="0" w:oddHBand="0" w:evenHBand="0" w:firstRowFirstColumn="0" w:firstRowLastColumn="0" w:lastRowFirstColumn="0" w:lastRowLastColumn="0"/>
+            <w:tcW w:w="3209" w:type="dxa"/>
+          </w:tcPr>
+          <w:p>
+            <w:pPr>
+              <w:rPr>
+                <w:b w:val="0"/>
+                <w:bCs w:val="0"/>
+              </w:rPr>
+            </w:pPr>
+            <w:r>
+              <w:rPr>
+                <w:b w:val="0"/>
+                <w:bCs w:val="0"/>
+              </w:rPr>
+              <w:t>Lichtschranke</w:t>
+            </w:r>
+          </w:p>
+        </w:tc>
+        <w:tc>
+          <w:tcPr>
+            <w:tcW w:w="3209" w:type="dxa"/>
+          </w:tcPr>
+          <w:p>
+            <w:pPr>
+              <w:cnfStyle w:val="000000100000" w:firstRow="0" w:lastRow="0" w:firstColumn="0" w:lastColumn="0" w:oddVBand="0" w:evenVBand="0" w:oddHBand="1" w:evenHBand="0" w:firstRowFirstColumn="0" w:firstRowLastColumn="0" w:lastRowFirstColumn="0" w:lastRowLastColumn="0"/>
+            </w:pPr>
+            <w:r>
+              <w:t>Niki</w:t>
+            </w:r>
+          </w:p>
+        </w:tc>
+        <w:tc>
+          <w:tcPr>
+            <w:tcW w:w="3210" w:type="dxa"/>
+          </w:tcPr>
+          <w:p>
+            <w:pPr>
+              <w:cnfStyle w:val="000000100000" w:firstRow="0" w:lastRow="0" w:firstColumn="0" w:lastColumn="0" w:oddVBand="0" w:evenVBand="0" w:oddHBand="1" w:evenHBand="0" w:firstRowFirstColumn="0" w:firstRowLastColumn="0" w:lastRowFirstColumn="0" w:lastRowLastColumn="0"/>
+            </w:pPr>
+          </w:p>
+        </w:tc>
+      </w:tr>
+      <w:tr>
+        <w:tc>
+          <w:tcPr>
+            <w:cnfStyle w:val="001000000000" w:firstRow="0" w:lastRow="0" w:firstColumn="1" w:lastColumn="0" w:oddVBand="0" w:evenVBand="0" w:oddHBand="0" w:evenHBand="0" w:firstRowFirstColumn="0" w:firstRowLastColumn="0" w:lastRowFirstColumn="0" w:lastRowLastColumn="0"/>
+            <w:tcW w:w="3209" w:type="dxa"/>
+          </w:tcPr>
+          <w:p>
+            <w:pPr>
+              <w:rPr>
+                <w:b w:val="0"/>
+                <w:bCs w:val="0"/>
+              </w:rPr>
+            </w:pPr>
+            <w:r>
+              <w:rPr>
+                <w:b w:val="0"/>
+                <w:bCs w:val="0"/>
+              </w:rPr>
+              <w:t>Server für Notstopp und Lichtschranke für Visu</w:t>
+            </w:r>
+          </w:p>
+        </w:tc>
+        <w:tc>
+          <w:tcPr>
+            <w:tcW w:w="3209" w:type="dxa"/>
+          </w:tcPr>
+          <w:p>
+            <w:pPr>
+              <w:cnfStyle w:val="000000000000" w:firstRow="0" w:lastRow="0" w:firstColumn="0" w:lastColumn="0" w:oddVBand="0" w:evenVBand="0" w:oddHBand="0" w:evenHBand="0" w:firstRowFirstColumn="0" w:firstRowLastColumn="0" w:lastRowFirstColumn="0" w:lastRowLastColumn="0"/>
+            </w:pPr>
+            <w:r>
+              <w:t>Niki</w:t>
+            </w:r>
+          </w:p>
+        </w:tc>
+        <w:tc>
+          <w:tcPr>
+            <w:tcW w:w="3210" w:type="dxa"/>
+          </w:tcPr>
+          <w:p>
+            <w:pPr>
+              <w:cnfStyle w:val="000000000000" w:firstRow="0" w:lastRow="0" w:firstColumn="0" w:lastColumn="0" w:oddVBand="0" w:evenVBand="0" w:oddHBand="0" w:evenHBand="0" w:firstRowFirstColumn="0" w:firstRowLastColumn="0" w:lastRowFirstColumn="0" w:lastRowLastColumn="0"/>
+            </w:pPr>
+          </w:p>
+        </w:tc>
+      </w:tr>
+      <w:tr>
+        <w:trPr>
+          <w:cnfStyle w:val="000000100000" w:firstRow="0" w:lastRow="0" w:firstColumn="0" w:lastColumn="0" w:oddVBand="0" w:evenVBand="0" w:oddHBand="1" w:evenHBand="0" w:firstRowFirstColumn="0" w:firstRowLastColumn="0" w:lastRowFirstColumn="0" w:lastRowLastColumn="0"/>
+        </w:trPr>
+        <w:tc>
+          <w:tcPr>
+            <w:cnfStyle w:val="001000000000" w:firstRow="0" w:lastRow="0" w:firstColumn="1" w:lastColumn="0" w:oddVBand="0" w:evenVBand="0" w:oddHBand="0" w:evenHBand="0" w:firstRowFirstColumn="0" w:firstRowLastColumn="0" w:lastRowFirstColumn="0" w:lastRowLastColumn="0"/>
+            <w:tcW w:w="3209" w:type="dxa"/>
+          </w:tcPr>
+          <w:p>
+            <w:pPr>
+              <w:rPr>
+                <w:b w:val="0"/>
+                <w:bCs w:val="0"/>
+              </w:rPr>
+            </w:pPr>
+          </w:p>
+        </w:tc>
+        <w:tc>
+          <w:tcPr>
+            <w:tcW w:w="3209" w:type="dxa"/>
+          </w:tcPr>
+          <w:p>
+            <w:pPr>
+              <w:cnfStyle w:val="000000100000" w:firstRow="0" w:lastRow="0" w:firstColumn="0" w:lastColumn="0" w:oddVBand="0" w:evenVBand="0" w:oddHBand="1" w:evenHBand="0" w:firstRowFirstColumn="0" w:firstRowLastColumn="0" w:lastRowFirstColumn="0" w:lastRowLastColumn="0"/>
+            </w:pPr>
+          </w:p>
+        </w:tc>
+        <w:tc>
+          <w:tcPr>
+            <w:tcW w:w="3210" w:type="dxa"/>
+          </w:tcPr>
+          <w:p>
+            <w:pPr>
+              <w:cnfStyle w:val="000000100000" w:firstRow="0" w:lastRow="0" w:firstColumn="0" w:lastColumn="0" w:oddVBand="0" w:evenVBand="0" w:oddHBand="1" w:evenHBand="0" w:firstRowFirstColumn="0" w:firstRowLastColumn="0" w:lastRowFirstColumn="0" w:lastRowLastColumn="0"/>
+            </w:pPr>
+          </w:p>
+        </w:tc>
+      </w:tr>
+      <w:tr>
+        <w:tc>
+          <w:tcPr>
+            <w:cnfStyle w:val="001000000000" w:firstRow="0" w:lastRow="0" w:firstColumn="1" w:lastColumn="0" w:oddVBand="0" w:evenVBand="0" w:oddHBand="0" w:evenHBand="0" w:firstRowFirstColumn="0" w:firstRowLastColumn="0" w:lastRowFirstColumn="0" w:lastRowLastColumn="0"/>
+            <w:tcW w:w="3209" w:type="dxa"/>
+          </w:tcPr>
+          <w:p>
+            <w:pPr>
+              <w:rPr>
+                <w:b w:val="0"/>
+                <w:bCs w:val="0"/>
+              </w:rPr>
+            </w:pPr>
+            <w:r>
+              <w:rPr>
+                <w:b w:val="0"/>
+                <w:bCs w:val="0"/>
+              </w:rPr>
               <w:t>Gesamt Doku</w:t>
             </w:r>
           </w:p>
@@ -5681,7 +5927,7 @@
           </w:tcPr>
           <w:p>
             <w:pPr>
-              <w:cnfStyle w:val="000000100000" w:firstRow="0" w:lastRow="0" w:firstColumn="0" w:lastColumn="0" w:oddVBand="0" w:evenVBand="0" w:oddHBand="1" w:evenHBand="0" w:firstRowFirstColumn="0" w:firstRowLastColumn="0" w:lastRowFirstColumn="0" w:lastRowLastColumn="0"/>
+              <w:cnfStyle w:val="000000000000" w:firstRow="0" w:lastRow="0" w:firstColumn="0" w:lastColumn="0" w:oddVBand="0" w:evenVBand="0" w:oddHBand="0" w:evenHBand="0" w:firstRowFirstColumn="0" w:firstRowLastColumn="0" w:lastRowFirstColumn="0" w:lastRowLastColumn="0"/>
             </w:pPr>
             <w:r>
               <w:t>Hassan und Niki</w:t>
@@ -5694,7 +5940,7 @@
           </w:tcPr>
           <w:p>
             <w:pPr>
-              <w:cnfStyle w:val="000000100000" w:firstRow="0" w:lastRow="0" w:firstColumn="0" w:lastColumn="0" w:oddVBand="0" w:evenVBand="0" w:oddHBand="1" w:evenHBand="0" w:firstRowFirstColumn="0" w:firstRowLastColumn="0" w:lastRowFirstColumn="0" w:lastRowLastColumn="0"/>
+              <w:cnfStyle w:val="000000000000" w:firstRow="0" w:lastRow="0" w:firstColumn="0" w:lastColumn="0" w:oddVBand="0" w:evenVBand="0" w:oddHBand="0" w:evenHBand="0" w:firstRowFirstColumn="0" w:firstRowLastColumn="0" w:lastRowFirstColumn="0" w:lastRowLastColumn="0"/>
             </w:pPr>
             <w:r>
               <w:t>7</w:t>
@@ -5706,6 +5952,9 @@
         </w:tc>
       </w:tr>
     </w:tbl>
+    <w:p/>
+    <w:p/>
+    <w:p/>
     <w:p/>
     <w:p/>
     <w:p/>
@@ -5748,6 +5997,7 @@
       </w:pPr>
       <w:bookmarkStart w:id="16" w:name="_Toc231874438"/>
       <w:r>
+        <w:lastRenderedPageBreak/>
         <w:t>Selbständigkeitserklärung</w:t>
       </w:r>
       <w:bookmarkEnd w:id="16"/>
@@ -5914,6 +6164,20 @@
           </wp:inline>
         </w:drawing>
       </w:r>
+    </w:p>
+    <w:p>
+      <w:pPr>
+        <w:rPr>
+          <w:noProof/>
+        </w:rPr>
+      </w:pPr>
+    </w:p>
+    <w:p>
+      <w:pPr>
+        <w:rPr>
+          <w:noProof/>
+        </w:rPr>
+      </w:pPr>
     </w:p>
     <w:p>
       <w:pPr>
@@ -6283,6 +6547,9 @@
     <w:p/>
     <w:p/>
     <w:p/>
+    <w:p/>
+    <w:p/>
+    <w:p/>
     <w:p>
       <w:pPr>
         <w:pStyle w:val="berschrift1"/>
@@ -6364,7 +6631,6 @@
     </w:p>
     <w:p>
       <w:r>
-        <w:lastRenderedPageBreak/>
         <w:t>[6] Modul Steuerungstechnik II: Programmieren in Structured Text, 31.03.2023. Unterrichtsunterlage.</w:t>
       </w:r>
     </w:p>
@@ -6424,6 +6690,9 @@
         <w:t>[14] GitHub Copilot: Unterstützung bei Codevorschlägen, Fehlersuche und technischen Formulierungsvarianten während der Projektarbeit. Verwendet im Juni 2026.</w:t>
       </w:r>
     </w:p>
+    <w:p/>
+    <w:p/>
+    <w:p/>
     <w:p/>
     <w:p/>
     <w:p/>
@@ -6457,11 +6726,7 @@
     <w:p/>
     <w:p>
       <w:r>
-        <w:t xml:space="preserve">GitHub Copilot wurde unterstützend bei der Programmierung, bei Codevorschlägen und bei der Fehlersuche eingesetzt. Die Vorschläge wurden nicht unverändert übernommen, sondern geprüft </w:t>
-      </w:r>
-      <w:r>
-        <w:lastRenderedPageBreak/>
-        <w:t xml:space="preserve">und an die verwendete SIGMATEK-SPS, die geplante State </w:t>
+        <w:t xml:space="preserve">GitHub Copilot wurde unterstützend bei der Programmierung, bei Codevorschlägen und bei der Fehlersuche eingesetzt. Die Vorschläge wurden nicht unverändert übernommen, sondern geprüft und an die verwendete SIGMATEK-SPS, die geplante State </w:t>
       </w:r>
       <w:proofErr w:type="spellStart"/>
       <w:r>
@@ -6543,7 +6808,7 @@
 </file>
 
 <file path=word/endnotes.xml><?xml version="1.0" encoding="utf-8"?>
-<w:endnotes xmlns:wpc="http://schemas.microsoft.com/office/word/2010/wordprocessingCanvas" xmlns:cx="http://schemas.microsoft.com/office/drawing/2014/chartex" xmlns:cx1="http://schemas.microsoft.com/office/drawing/2015/9/8/chartex" xmlns:cx2="http://schemas.microsoft.com/office/drawing/2015/10/21/chartex" xmlns:cx3="http://schemas.microsoft.com/office/drawing/2016/5/9/chartex" xmlns:cx4="http://schemas.microsoft.com/office/drawing/2016/5/10/chartex" xmlns:cx5="http://schemas.microsoft.com/office/drawing/2016/5/11/chartex" xmlns:cx6="http://schemas.microsoft.com/office/drawing/2016/5/12/chartex" xmlns:cx7="http://schemas.microsoft.com/office/drawing/2016/5/13/chartex" xmlns:cx8="http://schemas.microsoft.com/office/drawing/2016/5/14/chartex" xmlns:mc="http://schemas.openxmlformats.org/markup-compatibility/2006" xmlns:aink="http://schemas.microsoft.com/office/drawing/2016/ink" xmlns:am3d="http://schemas.microsoft.com/office/drawing/2017/model3d" xmlns:o="urn:schemas-microsoft-com:office:office" xmlns:oel="http://schemas.microsoft.com/office/2019/extlst" xmlns:r="http://schemas.openxmlformats.org/officeDocument/2006/relationships" xmlns:m="http://schemas.openxmlformats.org/officeDocument/2006/math" xmlns:v="urn:schemas-microsoft-com:vml" xmlns:wp14="http://schemas.microsoft.com/office/word/2010/wordprocessingDrawing" xmlns:wp="http://schemas.openxmlformats.org/drawingml/2006/wordprocessingDrawing" xmlns:w10="urn:schemas-microsoft-com:office:word" xmlns:w="http://schemas.openxmlformats.org/wordprocessingml/2006/main" xmlns:w14="http://schemas.microsoft.com/office/word/2010/wordml" xmlns:w15="http://schemas.microsoft.com/office/word/2012/wordml" xmlns:w16cex="http://schemas.microsoft.com/office/word/2018/wordml/cex" xmlns:w16cid="http://schemas.microsoft.com/office/word/2016/wordml/cid" xmlns:w16="http://schemas.microsoft.com/office/word/2018/wordml" xmlns:w16du="http://schemas.microsoft.com/office/word/2023/wordml/word16du" xmlns:w16sdtdh="http://schemas.microsoft.com/office/word/2020/wordml/sdtdatahash" xmlns:w16sdtfl="http://schemas.microsoft.com/office/word/2024/wordml/sdtformatlock" xmlns:w16se="http://schemas.microsoft.com/office/word/2015/wordml/symex" xmlns:wpg="http://schemas.microsoft.com/office/word/2010/wordprocessingGroup" xmlns:wpi="http://schemas.microsoft.com/office/word/2010/wordprocessingInk" xmlns:wne="http://schemas.microsoft.com/office/word/2006/wordml" xmlns:wps="http://schemas.microsoft.com/office/word/2010/wordprocessingShape" mc:Ignorable="w14 w15 w16se w16cid w16 w16cex w16sdtdh w16sdtfl w16du wp14">
+<w:endnotes xmlns:wpc="http://schemas.microsoft.com/office/word/2010/wordprocessingCanvas" xmlns:cx="http://schemas.microsoft.com/office/drawing/2014/chartex" xmlns:cx1="http://schemas.microsoft.com/office/drawing/2015/9/8/chartex" xmlns:cx2="http://schemas.microsoft.com/office/drawing/2015/10/21/chartex" xmlns:cx3="http://schemas.microsoft.com/office/drawing/2016/5/9/chartex" xmlns:cx4="http://schemas.microsoft.com/office/drawing/2016/5/10/chartex" xmlns:cx5="http://schemas.microsoft.com/office/drawing/2016/5/11/chartex" xmlns:cx6="http://schemas.microsoft.com/office/drawing/2016/5/12/chartex" xmlns:cx7="http://schemas.microsoft.com/office/drawing/2016/5/13/chartex" xmlns:cx8="http://schemas.microsoft.com/office/drawing/2016/5/14/chartex" xmlns:mc="http://schemas.openxmlformats.org/markup-compatibility/2006" xmlns:m="http://schemas.openxmlformats.org/officeDocument/2006/math" xmlns:aink="http://schemas.microsoft.com/office/drawing/2016/ink" xmlns:am3d="http://schemas.microsoft.com/office/drawing/2017/model3d" xmlns:oel="http://schemas.microsoft.com/office/2019/extlst" xmlns:r="http://schemas.openxmlformats.org/officeDocument/2006/relationships" xmlns:wp14="http://schemas.microsoft.com/office/word/2010/wordprocessingDrawing" xmlns:wp="http://schemas.openxmlformats.org/drawingml/2006/wordprocessingDrawing" xmlns:wpg="http://schemas.microsoft.com/office/word/2010/wordprocessingGroup" xmlns:wpi="http://schemas.microsoft.com/office/word/2010/wordprocessingInk" xmlns:wps="http://schemas.microsoft.com/office/word/2010/wordprocessingShape" xmlns:o="urn:schemas-microsoft-com:office:office" xmlns:v="urn:schemas-microsoft-com:vml" xmlns:w10="urn:schemas-microsoft-com:office:word" xmlns:w="http://schemas.openxmlformats.org/wordprocessingml/2006/main" xmlns:w14="http://schemas.microsoft.com/office/word/2010/wordml" xmlns:w15="http://schemas.microsoft.com/office/word/2012/wordml" xmlns:w16cex="http://schemas.microsoft.com/office/word/2018/wordml/cex" xmlns:w16cid="http://schemas.microsoft.com/office/word/2016/wordml/cid" xmlns:w16="http://schemas.microsoft.com/office/word/2018/wordml" xmlns:w16sdtdh="http://schemas.microsoft.com/office/word/2020/wordml/sdtdatahash" xmlns:w16sdtfl="http://schemas.microsoft.com/office/word/2024/wordml/sdtformatlock" xmlns:w16se="http://schemas.microsoft.com/office/word/2015/wordml/symex" xmlns:w16du="http://schemas.microsoft.com/office/word/2023/wordml/word16du" xmlns:wne="http://schemas.microsoft.com/office/word/2006/wordml" mc:Ignorable="w14 w15 w16se w16cid w16 w16cex w16sdtdh w16sdtfl w16du wp14">
   <w:endnote w:type="separator" w:id="-1">
     <w:p>
       <w:pPr>
@@ -6575,7 +6840,7 @@
 </file>
 
 <file path=word/footer1.xml><?xml version="1.0" encoding="utf-8"?>
-<w:ftr xmlns:wpc="http://schemas.microsoft.com/office/word/2010/wordprocessingCanvas" xmlns:cx="http://schemas.microsoft.com/office/drawing/2014/chartex" xmlns:cx1="http://schemas.microsoft.com/office/drawing/2015/9/8/chartex" xmlns:cx2="http://schemas.microsoft.com/office/drawing/2015/10/21/chartex" xmlns:cx3="http://schemas.microsoft.com/office/drawing/2016/5/9/chartex" xmlns:cx4="http://schemas.microsoft.com/office/drawing/2016/5/10/chartex" xmlns:cx5="http://schemas.microsoft.com/office/drawing/2016/5/11/chartex" xmlns:cx6="http://schemas.microsoft.com/office/drawing/2016/5/12/chartex" xmlns:cx7="http://schemas.microsoft.com/office/drawing/2016/5/13/chartex" xmlns:cx8="http://schemas.microsoft.com/office/drawing/2016/5/14/chartex" xmlns:mc="http://schemas.openxmlformats.org/markup-compatibility/2006" xmlns:aink="http://schemas.microsoft.com/office/drawing/2016/ink" xmlns:am3d="http://schemas.microsoft.com/office/drawing/2017/model3d" xmlns:o="urn:schemas-microsoft-com:office:office" xmlns:oel="http://schemas.microsoft.com/office/2019/extlst" xmlns:r="http://schemas.openxmlformats.org/officeDocument/2006/relationships" xmlns:m="http://schemas.openxmlformats.org/officeDocument/2006/math" xmlns:v="urn:schemas-microsoft-com:vml" xmlns:wp14="http://schemas.microsoft.com/office/word/2010/wordprocessingDrawing" xmlns:wp="http://schemas.openxmlformats.org/drawingml/2006/wordprocessingDrawing" xmlns:w10="urn:schemas-microsoft-com:office:word" xmlns:w="http://schemas.openxmlformats.org/wordprocessingml/2006/main" xmlns:w14="http://schemas.microsoft.com/office/word/2010/wordml" xmlns:w15="http://schemas.microsoft.com/office/word/2012/wordml" xmlns:w16cex="http://schemas.microsoft.com/office/word/2018/wordml/cex" xmlns:w16cid="http://schemas.microsoft.com/office/word/2016/wordml/cid" xmlns:w16="http://schemas.microsoft.com/office/word/2018/wordml" xmlns:w16du="http://schemas.microsoft.com/office/word/2023/wordml/word16du" xmlns:w16sdtdh="http://schemas.microsoft.com/office/word/2020/wordml/sdtdatahash" xmlns:w16sdtfl="http://schemas.microsoft.com/office/word/2024/wordml/sdtformatlock" xmlns:w16se="http://schemas.microsoft.com/office/word/2015/wordml/symex" xmlns:wpg="http://schemas.microsoft.com/office/word/2010/wordprocessingGroup" xmlns:wpi="http://schemas.microsoft.com/office/word/2010/wordprocessingInk" xmlns:wne="http://schemas.microsoft.com/office/word/2006/wordml" xmlns:wps="http://schemas.microsoft.com/office/word/2010/wordprocessingShape" mc:Ignorable="w14 w15 w16se w16cid w16 w16cex w16sdtdh w16sdtfl w16du wp14">
+<w:ftr xmlns:wpc="http://schemas.microsoft.com/office/word/2010/wordprocessingCanvas" xmlns:cx="http://schemas.microsoft.com/office/drawing/2014/chartex" xmlns:cx1="http://schemas.microsoft.com/office/drawing/2015/9/8/chartex" xmlns:cx2="http://schemas.microsoft.com/office/drawing/2015/10/21/chartex" xmlns:cx3="http://schemas.microsoft.com/office/drawing/2016/5/9/chartex" xmlns:cx4="http://schemas.microsoft.com/office/drawing/2016/5/10/chartex" xmlns:cx5="http://schemas.microsoft.com/office/drawing/2016/5/11/chartex" xmlns:cx6="http://schemas.microsoft.com/office/drawing/2016/5/12/chartex" xmlns:cx7="http://schemas.microsoft.com/office/drawing/2016/5/13/chartex" xmlns:cx8="http://schemas.microsoft.com/office/drawing/2016/5/14/chartex" xmlns:mc="http://schemas.openxmlformats.org/markup-compatibility/2006" xmlns:m="http://schemas.openxmlformats.org/officeDocument/2006/math" xmlns:aink="http://schemas.microsoft.com/office/drawing/2016/ink" xmlns:am3d="http://schemas.microsoft.com/office/drawing/2017/model3d" xmlns:oel="http://schemas.microsoft.com/office/2019/extlst" xmlns:r="http://schemas.openxmlformats.org/officeDocument/2006/relationships" xmlns:wp14="http://schemas.microsoft.com/office/word/2010/wordprocessingDrawing" xmlns:wp="http://schemas.openxmlformats.org/drawingml/2006/wordprocessingDrawing" xmlns:wpg="http://schemas.microsoft.com/office/word/2010/wordprocessingGroup" xmlns:wpi="http://schemas.microsoft.com/office/word/2010/wordprocessingInk" xmlns:wps="http://schemas.microsoft.com/office/word/2010/wordprocessingShape" xmlns:o="urn:schemas-microsoft-com:office:office" xmlns:v="urn:schemas-microsoft-com:vml" xmlns:w10="urn:schemas-microsoft-com:office:word" xmlns:w="http://schemas.openxmlformats.org/wordprocessingml/2006/main" xmlns:w14="http://schemas.microsoft.com/office/word/2010/wordml" xmlns:w15="http://schemas.microsoft.com/office/word/2012/wordml" xmlns:w16cex="http://schemas.microsoft.com/office/word/2018/wordml/cex" xmlns:w16cid="http://schemas.microsoft.com/office/word/2016/wordml/cid" xmlns:w16="http://schemas.microsoft.com/office/word/2018/wordml" xmlns:w16sdtdh="http://schemas.microsoft.com/office/word/2020/wordml/sdtdatahash" xmlns:w16sdtfl="http://schemas.microsoft.com/office/word/2024/wordml/sdtformatlock" xmlns:w16se="http://schemas.microsoft.com/office/word/2015/wordml/symex" xmlns:w16du="http://schemas.microsoft.com/office/word/2023/wordml/word16du" xmlns:wne="http://schemas.microsoft.com/office/word/2006/wordml" mc:Ignorable="w14 w15 w16se w16cid w16 w16cex w16sdtdh w16sdtfl w16du wp14">
   <w:p>
     <w:pPr>
       <w:pStyle w:val="Fuzeile"/>
@@ -6786,7 +7051,7 @@
 </file>
 
 <file path=word/footer2.xml><?xml version="1.0" encoding="utf-8"?>
-<w:ftr xmlns:wpc="http://schemas.microsoft.com/office/word/2010/wordprocessingCanvas" xmlns:cx="http://schemas.microsoft.com/office/drawing/2014/chartex" xmlns:cx1="http://schemas.microsoft.com/office/drawing/2015/9/8/chartex" xmlns:cx2="http://schemas.microsoft.com/office/drawing/2015/10/21/chartex" xmlns:cx3="http://schemas.microsoft.com/office/drawing/2016/5/9/chartex" xmlns:cx4="http://schemas.microsoft.com/office/drawing/2016/5/10/chartex" xmlns:cx5="http://schemas.microsoft.com/office/drawing/2016/5/11/chartex" xmlns:cx6="http://schemas.microsoft.com/office/drawing/2016/5/12/chartex" xmlns:cx7="http://schemas.microsoft.com/office/drawing/2016/5/13/chartex" xmlns:cx8="http://schemas.microsoft.com/office/drawing/2016/5/14/chartex" xmlns:mc="http://schemas.openxmlformats.org/markup-compatibility/2006" xmlns:aink="http://schemas.microsoft.com/office/drawing/2016/ink" xmlns:am3d="http://schemas.microsoft.com/office/drawing/2017/model3d" xmlns:o="urn:schemas-microsoft-com:office:office" xmlns:oel="http://schemas.microsoft.com/office/2019/extlst" xmlns:r="http://schemas.openxmlformats.org/officeDocument/2006/relationships" xmlns:m="http://schemas.openxmlformats.org/officeDocument/2006/math" xmlns:v="urn:schemas-microsoft-com:vml" xmlns:wp14="http://schemas.microsoft.com/office/word/2010/wordprocessingDrawing" xmlns:wp="http://schemas.openxmlformats.org/drawingml/2006/wordprocessingDrawing" xmlns:w10="urn:schemas-microsoft-com:office:word" xmlns:w="http://schemas.openxmlformats.org/wordprocessingml/2006/main" xmlns:w14="http://schemas.microsoft.com/office/word/2010/wordml" xmlns:w15="http://schemas.microsoft.com/office/word/2012/wordml" xmlns:w16cex="http://schemas.microsoft.com/office/word/2018/wordml/cex" xmlns:w16cid="http://schemas.microsoft.com/office/word/2016/wordml/cid" xmlns:w16="http://schemas.microsoft.com/office/word/2018/wordml" xmlns:w16du="http://schemas.microsoft.com/office/word/2023/wordml/word16du" xmlns:w16sdtdh="http://schemas.microsoft.com/office/word/2020/wordml/sdtdatahash" xmlns:w16sdtfl="http://schemas.microsoft.com/office/word/2024/wordml/sdtformatlock" xmlns:w16se="http://schemas.microsoft.com/office/word/2015/wordml/symex" xmlns:wpg="http://schemas.microsoft.com/office/word/2010/wordprocessingGroup" xmlns:wpi="http://schemas.microsoft.com/office/word/2010/wordprocessingInk" xmlns:wne="http://schemas.microsoft.com/office/word/2006/wordml" xmlns:wps="http://schemas.microsoft.com/office/word/2010/wordprocessingShape" mc:Ignorable="w14 w15 w16se w16cid w16 w16cex w16sdtdh w16sdtfl w16du wp14">
+<w:ftr xmlns:wpc="http://schemas.microsoft.com/office/word/2010/wordprocessingCanvas" xmlns:cx="http://schemas.microsoft.com/office/drawing/2014/chartex" xmlns:cx1="http://schemas.microsoft.com/office/drawing/2015/9/8/chartex" xmlns:cx2="http://schemas.microsoft.com/office/drawing/2015/10/21/chartex" xmlns:cx3="http://schemas.microsoft.com/office/drawing/2016/5/9/chartex" xmlns:cx4="http://schemas.microsoft.com/office/drawing/2016/5/10/chartex" xmlns:cx5="http://schemas.microsoft.com/office/drawing/2016/5/11/chartex" xmlns:cx6="http://schemas.microsoft.com/office/drawing/2016/5/12/chartex" xmlns:cx7="http://schemas.microsoft.com/office/drawing/2016/5/13/chartex" xmlns:cx8="http://schemas.microsoft.com/office/drawing/2016/5/14/chartex" xmlns:mc="http://schemas.openxmlformats.org/markup-compatibility/2006" xmlns:m="http://schemas.openxmlformats.org/officeDocument/2006/math" xmlns:aink="http://schemas.microsoft.com/office/drawing/2016/ink" xmlns:am3d="http://schemas.microsoft.com/office/drawing/2017/model3d" xmlns:oel="http://schemas.microsoft.com/office/2019/extlst" xmlns:r="http://schemas.openxmlformats.org/officeDocument/2006/relationships" xmlns:wp14="http://schemas.microsoft.com/office/word/2010/wordprocessingDrawing" xmlns:wp="http://schemas.openxmlformats.org/drawingml/2006/wordprocessingDrawing" xmlns:wpg="http://schemas.microsoft.com/office/word/2010/wordprocessingGroup" xmlns:wpi="http://schemas.microsoft.com/office/word/2010/wordprocessingInk" xmlns:wps="http://schemas.microsoft.com/office/word/2010/wordprocessingShape" xmlns:o="urn:schemas-microsoft-com:office:office" xmlns:v="urn:schemas-microsoft-com:vml" xmlns:w10="urn:schemas-microsoft-com:office:word" xmlns:w="http://schemas.openxmlformats.org/wordprocessingml/2006/main" xmlns:w14="http://schemas.microsoft.com/office/word/2010/wordml" xmlns:w15="http://schemas.microsoft.com/office/word/2012/wordml" xmlns:w16cex="http://schemas.microsoft.com/office/word/2018/wordml/cex" xmlns:w16cid="http://schemas.microsoft.com/office/word/2016/wordml/cid" xmlns:w16="http://schemas.microsoft.com/office/word/2018/wordml" xmlns:w16sdtdh="http://schemas.microsoft.com/office/word/2020/wordml/sdtdatahash" xmlns:w16sdtfl="http://schemas.microsoft.com/office/word/2024/wordml/sdtformatlock" xmlns:w16se="http://schemas.microsoft.com/office/word/2015/wordml/symex" xmlns:w16du="http://schemas.microsoft.com/office/word/2023/wordml/word16du" xmlns:wne="http://schemas.microsoft.com/office/word/2006/wordml" mc:Ignorable="w14 w15 w16se w16cid w16 w16cex w16sdtdh w16sdtfl w16du wp14">
   <w:p>
     <w:pPr>
       <w:pStyle w:val="Fuzeile"/>
@@ -6807,7 +7072,7 @@
 </file>
 
 <file path=word/footer3.xml><?xml version="1.0" encoding="utf-8"?>
-<w:ftr xmlns:wpc="http://schemas.microsoft.com/office/word/2010/wordprocessingCanvas" xmlns:cx="http://schemas.microsoft.com/office/drawing/2014/chartex" xmlns:cx1="http://schemas.microsoft.com/office/drawing/2015/9/8/chartex" xmlns:cx2="http://schemas.microsoft.com/office/drawing/2015/10/21/chartex" xmlns:cx3="http://schemas.microsoft.com/office/drawing/2016/5/9/chartex" xmlns:cx4="http://schemas.microsoft.com/office/drawing/2016/5/10/chartex" xmlns:cx5="http://schemas.microsoft.com/office/drawing/2016/5/11/chartex" xmlns:cx6="http://schemas.microsoft.com/office/drawing/2016/5/12/chartex" xmlns:cx7="http://schemas.microsoft.com/office/drawing/2016/5/13/chartex" xmlns:cx8="http://schemas.microsoft.com/office/drawing/2016/5/14/chartex" xmlns:mc="http://schemas.openxmlformats.org/markup-compatibility/2006" xmlns:aink="http://schemas.microsoft.com/office/drawing/2016/ink" xmlns:am3d="http://schemas.microsoft.com/office/drawing/2017/model3d" xmlns:o="urn:schemas-microsoft-com:office:office" xmlns:oel="http://schemas.microsoft.com/office/2019/extlst" xmlns:r="http://schemas.openxmlformats.org/officeDocument/2006/relationships" xmlns:m="http://schemas.openxmlformats.org/officeDocument/2006/math" xmlns:v="urn:schemas-microsoft-com:vml" xmlns:wp14="http://schemas.microsoft.com/office/word/2010/wordprocessingDrawing" xmlns:wp="http://schemas.openxmlformats.org/drawingml/2006/wordprocessingDrawing" xmlns:w10="urn:schemas-microsoft-com:office:word" xmlns:w="http://schemas.openxmlformats.org/wordprocessingml/2006/main" xmlns:w14="http://schemas.microsoft.com/office/word/2010/wordml" xmlns:w15="http://schemas.microsoft.com/office/word/2012/wordml" xmlns:w16cex="http://schemas.microsoft.com/office/word/2018/wordml/cex" xmlns:w16cid="http://schemas.microsoft.com/office/word/2016/wordml/cid" xmlns:w16="http://schemas.microsoft.com/office/word/2018/wordml" xmlns:w16du="http://schemas.microsoft.com/office/word/2023/wordml/word16du" xmlns:w16sdtdh="http://schemas.microsoft.com/office/word/2020/wordml/sdtdatahash" xmlns:w16sdtfl="http://schemas.microsoft.com/office/word/2024/wordml/sdtformatlock" xmlns:w16se="http://schemas.microsoft.com/office/word/2015/wordml/symex" xmlns:wpg="http://schemas.microsoft.com/office/word/2010/wordprocessingGroup" xmlns:wpi="http://schemas.microsoft.com/office/word/2010/wordprocessingInk" xmlns:wne="http://schemas.microsoft.com/office/word/2006/wordml" xmlns:wps="http://schemas.microsoft.com/office/word/2010/wordprocessingShape" mc:Ignorable="w14 w15 w16se w16cid w16 w16cex w16sdtdh w16sdtfl w16du wp14">
+<w:ftr xmlns:wpc="http://schemas.microsoft.com/office/word/2010/wordprocessingCanvas" xmlns:cx="http://schemas.microsoft.com/office/drawing/2014/chartex" xmlns:cx1="http://schemas.microsoft.com/office/drawing/2015/9/8/chartex" xmlns:cx2="http://schemas.microsoft.com/office/drawing/2015/10/21/chartex" xmlns:cx3="http://schemas.microsoft.com/office/drawing/2016/5/9/chartex" xmlns:cx4="http://schemas.microsoft.com/office/drawing/2016/5/10/chartex" xmlns:cx5="http://schemas.microsoft.com/office/drawing/2016/5/11/chartex" xmlns:cx6="http://schemas.microsoft.com/office/drawing/2016/5/12/chartex" xmlns:cx7="http://schemas.microsoft.com/office/drawing/2016/5/13/chartex" xmlns:cx8="http://schemas.microsoft.com/office/drawing/2016/5/14/chartex" xmlns:mc="http://schemas.openxmlformats.org/markup-compatibility/2006" xmlns:m="http://schemas.openxmlformats.org/officeDocument/2006/math" xmlns:aink="http://schemas.microsoft.com/office/drawing/2016/ink" xmlns:am3d="http://schemas.microsoft.com/office/drawing/2017/model3d" xmlns:oel="http://schemas.microsoft.com/office/2019/extlst" xmlns:r="http://schemas.openxmlformats.org/officeDocument/2006/relationships" xmlns:wp14="http://schemas.microsoft.com/office/word/2010/wordprocessingDrawing" xmlns:wp="http://schemas.openxmlformats.org/drawingml/2006/wordprocessingDrawing" xmlns:wpg="http://schemas.microsoft.com/office/word/2010/wordprocessingGroup" xmlns:wpi="http://schemas.microsoft.com/office/word/2010/wordprocessingInk" xmlns:wps="http://schemas.microsoft.com/office/word/2010/wordprocessingShape" xmlns:o="urn:schemas-microsoft-com:office:office" xmlns:v="urn:schemas-microsoft-com:vml" xmlns:w10="urn:schemas-microsoft-com:office:word" xmlns:w="http://schemas.openxmlformats.org/wordprocessingml/2006/main" xmlns:w14="http://schemas.microsoft.com/office/word/2010/wordml" xmlns:w15="http://schemas.microsoft.com/office/word/2012/wordml" xmlns:w16cex="http://schemas.microsoft.com/office/word/2018/wordml/cex" xmlns:w16cid="http://schemas.microsoft.com/office/word/2016/wordml/cid" xmlns:w16="http://schemas.microsoft.com/office/word/2018/wordml" xmlns:w16sdtdh="http://schemas.microsoft.com/office/word/2020/wordml/sdtdatahash" xmlns:w16sdtfl="http://schemas.microsoft.com/office/word/2024/wordml/sdtformatlock" xmlns:w16se="http://schemas.microsoft.com/office/word/2015/wordml/symex" xmlns:w16du="http://schemas.microsoft.com/office/word/2023/wordml/word16du" xmlns:wne="http://schemas.microsoft.com/office/word/2006/wordml" mc:Ignorable="w14 w15 w16se w16cid w16 w16cex w16sdtdh w16sdtfl w16du wp14">
   <w:p>
     <w:pPr>
       <w:pStyle w:val="Fuzeile"/>
@@ -6828,7 +7093,7 @@
 </file>
 
 <file path=word/footnotes.xml><?xml version="1.0" encoding="utf-8"?>
-<w:footnotes xmlns:wpc="http://schemas.microsoft.com/office/word/2010/wordprocessingCanvas" xmlns:cx="http://schemas.microsoft.com/office/drawing/2014/chartex" xmlns:cx1="http://schemas.microsoft.com/office/drawing/2015/9/8/chartex" xmlns:cx2="http://schemas.microsoft.com/office/drawing/2015/10/21/chartex" xmlns:cx3="http://schemas.microsoft.com/office/drawing/2016/5/9/chartex" xmlns:cx4="http://schemas.microsoft.com/office/drawing/2016/5/10/chartex" xmlns:cx5="http://schemas.microsoft.com/office/drawing/2016/5/11/chartex" xmlns:cx6="http://schemas.microsoft.com/office/drawing/2016/5/12/chartex" xmlns:cx7="http://schemas.microsoft.com/office/drawing/2016/5/13/chartex" xmlns:cx8="http://schemas.microsoft.com/office/drawing/2016/5/14/chartex" xmlns:mc="http://schemas.openxmlformats.org/markup-compatibility/2006" xmlns:aink="http://schemas.microsoft.com/office/drawing/2016/ink" xmlns:am3d="http://schemas.microsoft.com/office/drawing/2017/model3d" xmlns:o="urn:schemas-microsoft-com:office:office" xmlns:oel="http://schemas.microsoft.com/office/2019/extlst" xmlns:r="http://schemas.openxmlformats.org/officeDocument/2006/relationships" xmlns:m="http://schemas.openxmlformats.org/officeDocument/2006/math" xmlns:v="urn:schemas-microsoft-com:vml" xmlns:wp14="http://schemas.microsoft.com/office/word/2010/wordprocessingDrawing" xmlns:wp="http://schemas.openxmlformats.org/drawingml/2006/wordprocessingDrawing" xmlns:w10="urn:schemas-microsoft-com:office:word" xmlns:w="http://schemas.openxmlformats.org/wordprocessingml/2006/main" xmlns:w14="http://schemas.microsoft.com/office/word/2010/wordml" xmlns:w15="http://schemas.microsoft.com/office/word/2012/wordml" xmlns:w16cex="http://schemas.microsoft.com/office/word/2018/wordml/cex" xmlns:w16cid="http://schemas.microsoft.com/office/word/2016/wordml/cid" xmlns:w16="http://schemas.microsoft.com/office/word/2018/wordml" xmlns:w16du="http://schemas.microsoft.com/office/word/2023/wordml/word16du" xmlns:w16sdtdh="http://schemas.microsoft.com/office/word/2020/wordml/sdtdatahash" xmlns:w16sdtfl="http://schemas.microsoft.com/office/word/2024/wordml/sdtformatlock" xmlns:w16se="http://schemas.microsoft.com/office/word/2015/wordml/symex" xmlns:wpg="http://schemas.microsoft.com/office/word/2010/wordprocessingGroup" xmlns:wpi="http://schemas.microsoft.com/office/word/2010/wordprocessingInk" xmlns:wne="http://schemas.microsoft.com/office/word/2006/wordml" xmlns:wps="http://schemas.microsoft.com/office/word/2010/wordprocessingShape" mc:Ignorable="w14 w15 w16se w16cid w16 w16cex w16sdtdh w16sdtfl w16du wp14">
+<w:footnotes xmlns:wpc="http://schemas.microsoft.com/office/word/2010/wordprocessingCanvas" xmlns:cx="http://schemas.microsoft.com/office/drawing/2014/chartex" xmlns:cx1="http://schemas.microsoft.com/office/drawing/2015/9/8/chartex" xmlns:cx2="http://schemas.microsoft.com/office/drawing/2015/10/21/chartex" xmlns:cx3="http://schemas.microsoft.com/office/drawing/2016/5/9/chartex" xmlns:cx4="http://schemas.microsoft.com/office/drawing/2016/5/10/chartex" xmlns:cx5="http://schemas.microsoft.com/office/drawing/2016/5/11/chartex" xmlns:cx6="http://schemas.microsoft.com/office/drawing/2016/5/12/chartex" xmlns:cx7="http://schemas.microsoft.com/office/drawing/2016/5/13/chartex" xmlns:cx8="http://schemas.microsoft.com/office/drawing/2016/5/14/chartex" xmlns:mc="http://schemas.openxmlformats.org/markup-compatibility/2006" xmlns:m="http://schemas.openxmlformats.org/officeDocument/2006/math" xmlns:aink="http://schemas.microsoft.com/office/drawing/2016/ink" xmlns:am3d="http://schemas.microsoft.com/office/drawing/2017/model3d" xmlns:oel="http://schemas.microsoft.com/office/2019/extlst" xmlns:r="http://schemas.openxmlformats.org/officeDocument/2006/relationships" xmlns:wp14="http://schemas.microsoft.com/office/word/2010/wordprocessingDrawing" xmlns:wp="http://schemas.openxmlformats.org/drawingml/2006/wordprocessingDrawing" xmlns:wpg="http://schemas.microsoft.com/office/word/2010/wordprocessingGroup" xmlns:wpi="http://schemas.microsoft.com/office/word/2010/wordprocessingInk" xmlns:wps="http://schemas.microsoft.com/office/word/2010/wordprocessingShape" xmlns:o="urn:schemas-microsoft-com:office:office" xmlns:v="urn:schemas-microsoft-com:vml" xmlns:w10="urn:schemas-microsoft-com:office:word" xmlns:w="http://schemas.openxmlformats.org/wordprocessingml/2006/main" xmlns:w14="http://schemas.microsoft.com/office/word/2010/wordml" xmlns:w15="http://schemas.microsoft.com/office/word/2012/wordml" xmlns:w16cex="http://schemas.microsoft.com/office/word/2018/wordml/cex" xmlns:w16cid="http://schemas.microsoft.com/office/word/2016/wordml/cid" xmlns:w16="http://schemas.microsoft.com/office/word/2018/wordml" xmlns:w16sdtdh="http://schemas.microsoft.com/office/word/2020/wordml/sdtdatahash" xmlns:w16sdtfl="http://schemas.microsoft.com/office/word/2024/wordml/sdtformatlock" xmlns:w16se="http://schemas.microsoft.com/office/word/2015/wordml/symex" xmlns:w16du="http://schemas.microsoft.com/office/word/2023/wordml/word16du" xmlns:wne="http://schemas.microsoft.com/office/word/2006/wordml" mc:Ignorable="w14 w15 w16se w16cid w16 w16cex w16sdtdh w16sdtfl w16du wp14">
   <w:footnote w:type="separator" w:id="-1">
     <w:p>
       <w:pPr>
@@ -6860,7 +7125,7 @@
 </file>
 
 <file path=word/header1.xml><?xml version="1.0" encoding="utf-8"?>
-<w:hdr xmlns:wpc="http://schemas.microsoft.com/office/word/2010/wordprocessingCanvas" xmlns:cx="http://schemas.microsoft.com/office/drawing/2014/chartex" xmlns:cx1="http://schemas.microsoft.com/office/drawing/2015/9/8/chartex" xmlns:cx2="http://schemas.microsoft.com/office/drawing/2015/10/21/chartex" xmlns:cx3="http://schemas.microsoft.com/office/drawing/2016/5/9/chartex" xmlns:cx4="http://schemas.microsoft.com/office/drawing/2016/5/10/chartex" xmlns:cx5="http://schemas.microsoft.com/office/drawing/2016/5/11/chartex" xmlns:cx6="http://schemas.microsoft.com/office/drawing/2016/5/12/chartex" xmlns:cx7="http://schemas.microsoft.com/office/drawing/2016/5/13/chartex" xmlns:cx8="http://schemas.microsoft.com/office/drawing/2016/5/14/chartex" xmlns:mc="http://schemas.openxmlformats.org/markup-compatibility/2006" xmlns:aink="http://schemas.microsoft.com/office/drawing/2016/ink" xmlns:am3d="http://schemas.microsoft.com/office/drawing/2017/model3d" xmlns:o="urn:schemas-microsoft-com:office:office" xmlns:oel="http://schemas.microsoft.com/office/2019/extlst" xmlns:r="http://schemas.openxmlformats.org/officeDocument/2006/relationships" xmlns:m="http://schemas.openxmlformats.org/officeDocument/2006/math" xmlns:v="urn:schemas-microsoft-com:vml" xmlns:wp14="http://schemas.microsoft.com/office/word/2010/wordprocessingDrawing" xmlns:wp="http://schemas.openxmlformats.org/drawingml/2006/wordprocessingDrawing" xmlns:w10="urn:schemas-microsoft-com:office:word" xmlns:w="http://schemas.openxmlformats.org/wordprocessingml/2006/main" xmlns:w14="http://schemas.microsoft.com/office/word/2010/wordml" xmlns:w15="http://schemas.microsoft.com/office/word/2012/wordml" xmlns:w16cex="http://schemas.microsoft.com/office/word/2018/wordml/cex" xmlns:w16cid="http://schemas.microsoft.com/office/word/2016/wordml/cid" xmlns:w16="http://schemas.microsoft.com/office/word/2018/wordml" xmlns:w16du="http://schemas.microsoft.com/office/word/2023/wordml/word16du" xmlns:w16sdtdh="http://schemas.microsoft.com/office/word/2020/wordml/sdtdatahash" xmlns:w16sdtfl="http://schemas.microsoft.com/office/word/2024/wordml/sdtformatlock" xmlns:w16se="http://schemas.microsoft.com/office/word/2015/wordml/symex" xmlns:wpg="http://schemas.microsoft.com/office/word/2010/wordprocessingGroup" xmlns:wpi="http://schemas.microsoft.com/office/word/2010/wordprocessingInk" xmlns:wne="http://schemas.microsoft.com/office/word/2006/wordml" xmlns:wps="http://schemas.microsoft.com/office/word/2010/wordprocessingShape" mc:Ignorable="w14 w15 w16se w16cid w16 w16cex w16sdtdh w16sdtfl w16du wp14">
+<w:hdr xmlns:wpc="http://schemas.microsoft.com/office/word/2010/wordprocessingCanvas" xmlns:cx="http://schemas.microsoft.com/office/drawing/2014/chartex" xmlns:cx1="http://schemas.microsoft.com/office/drawing/2015/9/8/chartex" xmlns:cx2="http://schemas.microsoft.com/office/drawing/2015/10/21/chartex" xmlns:cx3="http://schemas.microsoft.com/office/drawing/2016/5/9/chartex" xmlns:cx4="http://schemas.microsoft.com/office/drawing/2016/5/10/chartex" xmlns:cx5="http://schemas.microsoft.com/office/drawing/2016/5/11/chartex" xmlns:cx6="http://schemas.microsoft.com/office/drawing/2016/5/12/chartex" xmlns:cx7="http://schemas.microsoft.com/office/drawing/2016/5/13/chartex" xmlns:cx8="http://schemas.microsoft.com/office/drawing/2016/5/14/chartex" xmlns:mc="http://schemas.openxmlformats.org/markup-compatibility/2006" xmlns:m="http://schemas.openxmlformats.org/officeDocument/2006/math" xmlns:aink="http://schemas.microsoft.com/office/drawing/2016/ink" xmlns:am3d="http://schemas.microsoft.com/office/drawing/2017/model3d" xmlns:oel="http://schemas.microsoft.com/office/2019/extlst" xmlns:r="http://schemas.openxmlformats.org/officeDocument/2006/relationships" xmlns:wp14="http://schemas.microsoft.com/office/word/2010/wordprocessingDrawing" xmlns:wp="http://schemas.openxmlformats.org/drawingml/2006/wordprocessingDrawing" xmlns:wpg="http://schemas.microsoft.com/office/word/2010/wordprocessingGroup" xmlns:wpi="http://schemas.microsoft.com/office/word/2010/wordprocessingInk" xmlns:wps="http://schemas.microsoft.com/office/word/2010/wordprocessingShape" xmlns:o="urn:schemas-microsoft-com:office:office" xmlns:v="urn:schemas-microsoft-com:vml" xmlns:w10="urn:schemas-microsoft-com:office:word" xmlns:w="http://schemas.openxmlformats.org/wordprocessingml/2006/main" xmlns:w14="http://schemas.microsoft.com/office/word/2010/wordml" xmlns:w15="http://schemas.microsoft.com/office/word/2012/wordml" xmlns:w16cex="http://schemas.microsoft.com/office/word/2018/wordml/cex" xmlns:w16cid="http://schemas.microsoft.com/office/word/2016/wordml/cid" xmlns:w16="http://schemas.microsoft.com/office/word/2018/wordml" xmlns:w16sdtdh="http://schemas.microsoft.com/office/word/2020/wordml/sdtdatahash" xmlns:w16sdtfl="http://schemas.microsoft.com/office/word/2024/wordml/sdtformatlock" xmlns:w16se="http://schemas.microsoft.com/office/word/2015/wordml/symex" xmlns:w16du="http://schemas.microsoft.com/office/word/2023/wordml/word16du" xmlns:wne="http://schemas.microsoft.com/office/word/2006/wordml" mc:Ignorable="w14 w15 w16se w16cid w16 w16cex w16sdtdh w16sdtfl w16du wp14">
   <w:p>
     <w:pPr>
       <w:pStyle w:val="Kopfzeile"/>
@@ -6870,7 +7135,7 @@
 </file>
 
 <file path=word/numbering.xml><?xml version="1.0" encoding="utf-8"?>
-<w:numbering xmlns:wpc="http://schemas.microsoft.com/office/word/2010/wordprocessingCanvas" xmlns:cx="http://schemas.microsoft.com/office/drawing/2014/chartex" xmlns:cx1="http://schemas.microsoft.com/office/drawing/2015/9/8/chartex" xmlns:cx2="http://schemas.microsoft.com/office/drawing/2015/10/21/chartex" xmlns:cx3="http://schemas.microsoft.com/office/drawing/2016/5/9/chartex" xmlns:cx4="http://schemas.microsoft.com/office/drawing/2016/5/10/chartex" xmlns:cx5="http://schemas.microsoft.com/office/drawing/2016/5/11/chartex" xmlns:cx6="http://schemas.microsoft.com/office/drawing/2016/5/12/chartex" xmlns:cx7="http://schemas.microsoft.com/office/drawing/2016/5/13/chartex" xmlns:cx8="http://schemas.microsoft.com/office/drawing/2016/5/14/chartex" xmlns:mc="http://schemas.openxmlformats.org/markup-compatibility/2006" xmlns:aink="http://schemas.microsoft.com/office/drawing/2016/ink" xmlns:am3d="http://schemas.microsoft.com/office/drawing/2017/model3d" xmlns:o="urn:schemas-microsoft-com:office:office" xmlns:oel="http://schemas.microsoft.com/office/2019/extlst" xmlns:r="http://schemas.openxmlformats.org/officeDocument/2006/relationships" xmlns:m="http://schemas.openxmlformats.org/officeDocument/2006/math" xmlns:v="urn:schemas-microsoft-com:vml" xmlns:wp14="http://schemas.microsoft.com/office/word/2010/wordprocessingDrawing" xmlns:wp="http://schemas.openxmlformats.org/drawingml/2006/wordprocessingDrawing" xmlns:w10="urn:schemas-microsoft-com:office:word" xmlns:w="http://schemas.openxmlformats.org/wordprocessingml/2006/main" xmlns:w14="http://schemas.microsoft.com/office/word/2010/wordml" xmlns:w15="http://schemas.microsoft.com/office/word/2012/wordml" xmlns:w16cex="http://schemas.microsoft.com/office/word/2018/wordml/cex" xmlns:w16cid="http://schemas.microsoft.com/office/word/2016/wordml/cid" xmlns:w16="http://schemas.microsoft.com/office/word/2018/wordml" xmlns:w16du="http://schemas.microsoft.com/office/word/2023/wordml/word16du" xmlns:w16sdtdh="http://schemas.microsoft.com/office/word/2020/wordml/sdtdatahash" xmlns:w16sdtfl="http://schemas.microsoft.com/office/word/2024/wordml/sdtformatlock" xmlns:w16se="http://schemas.microsoft.com/office/word/2015/wordml/symex" xmlns:wpg="http://schemas.microsoft.com/office/word/2010/wordprocessingGroup" xmlns:wpi="http://schemas.microsoft.com/office/word/2010/wordprocessingInk" xmlns:wne="http://schemas.microsoft.com/office/word/2006/wordml" xmlns:wps="http://schemas.microsoft.com/office/word/2010/wordprocessingShape" mc:Ignorable="w14 w15 w16se w16cid w16 w16cex w16sdtdh w16sdtfl w16du wp14">
+<w:numbering xmlns:wpc="http://schemas.microsoft.com/office/word/2010/wordprocessingCanvas" xmlns:cx="http://schemas.microsoft.com/office/drawing/2014/chartex" xmlns:cx1="http://schemas.microsoft.com/office/drawing/2015/9/8/chartex" xmlns:cx2="http://schemas.microsoft.com/office/drawing/2015/10/21/chartex" xmlns:cx3="http://schemas.microsoft.com/office/drawing/2016/5/9/chartex" xmlns:cx4="http://schemas.microsoft.com/office/drawing/2016/5/10/chartex" xmlns:cx5="http://schemas.microsoft.com/office/drawing/2016/5/11/chartex" xmlns:cx6="http://schemas.microsoft.com/office/drawing/2016/5/12/chartex" xmlns:cx7="http://schemas.microsoft.com/office/drawing/2016/5/13/chartex" xmlns:cx8="http://schemas.microsoft.com/office/drawing/2016/5/14/chartex" xmlns:mc="http://schemas.openxmlformats.org/markup-compatibility/2006" xmlns:m="http://schemas.openxmlformats.org/officeDocument/2006/math" xmlns:aink="http://schemas.microsoft.com/office/drawing/2016/ink" xmlns:am3d="http://schemas.microsoft.com/office/drawing/2017/model3d" xmlns:oel="http://schemas.microsoft.com/office/2019/extlst" xmlns:r="http://schemas.openxmlformats.org/officeDocument/2006/relationships" xmlns:wp14="http://schemas.microsoft.com/office/word/2010/wordprocessingDrawing" xmlns:wp="http://schemas.openxmlformats.org/drawingml/2006/wordprocessingDrawing" xmlns:wpg="http://schemas.microsoft.com/office/word/2010/wordprocessingGroup" xmlns:wpi="http://schemas.microsoft.com/office/word/2010/wordprocessingInk" xmlns:wps="http://schemas.microsoft.com/office/word/2010/wordprocessingShape" xmlns:o="urn:schemas-microsoft-com:office:office" xmlns:v="urn:schemas-microsoft-com:vml" xmlns:w10="urn:schemas-microsoft-com:office:word" xmlns:w="http://schemas.openxmlformats.org/wordprocessingml/2006/main" xmlns:w14="http://schemas.microsoft.com/office/word/2010/wordml" xmlns:w15="http://schemas.microsoft.com/office/word/2012/wordml" xmlns:w16cex="http://schemas.microsoft.com/office/word/2018/wordml/cex" xmlns:w16cid="http://schemas.microsoft.com/office/word/2016/wordml/cid" xmlns:w16="http://schemas.microsoft.com/office/word/2018/wordml" xmlns:w16sdtdh="http://schemas.microsoft.com/office/word/2020/wordml/sdtdatahash" xmlns:w16sdtfl="http://schemas.microsoft.com/office/word/2024/wordml/sdtformatlock" xmlns:w16se="http://schemas.microsoft.com/office/word/2015/wordml/symex" xmlns:w16du="http://schemas.microsoft.com/office/word/2023/wordml/word16du" xmlns:wne="http://schemas.microsoft.com/office/word/2006/wordml" mc:Ignorable="w14 w15 w16se w16cid w16 w16cex w16sdtdh w16sdtfl w16du wp14">
   <w:abstractNum w:abstractNumId="0" w15:restartNumberingAfterBreak="0">
     <w:nsid w:val="0DFC3FF3"/>
     <w:multiLevelType w:val="hybridMultilevel"/>
@@ -7913,7 +8178,7 @@
 </file>
 
 <file path=word/styles.xml><?xml version="1.0" encoding="utf-8"?>
-<w:styles xmlns:mc="http://schemas.openxmlformats.org/markup-compatibility/2006" xmlns:r="http://schemas.openxmlformats.org/officeDocument/2006/relationships" xmlns:w="http://schemas.openxmlformats.org/wordprocessingml/2006/main" xmlns:w14="http://schemas.microsoft.com/office/word/2010/wordml" xmlns:w15="http://schemas.microsoft.com/office/word/2012/wordml" xmlns:w16cex="http://schemas.microsoft.com/office/word/2018/wordml/cex" xmlns:w16cid="http://schemas.microsoft.com/office/word/2016/wordml/cid" xmlns:w16="http://schemas.microsoft.com/office/word/2018/wordml" xmlns:w16du="http://schemas.microsoft.com/office/word/2023/wordml/word16du" xmlns:w16sdtdh="http://schemas.microsoft.com/office/word/2020/wordml/sdtdatahash" xmlns:w16sdtfl="http://schemas.microsoft.com/office/word/2024/wordml/sdtformatlock" xmlns:w16se="http://schemas.microsoft.com/office/word/2015/wordml/symex" mc:Ignorable="w14 w15 w16se w16cid w16 w16cex w16sdtdh w16sdtfl w16du">
+<w:styles xmlns:mc="http://schemas.openxmlformats.org/markup-compatibility/2006" xmlns:r="http://schemas.openxmlformats.org/officeDocument/2006/relationships" xmlns:w="http://schemas.openxmlformats.org/wordprocessingml/2006/main" xmlns:w14="http://schemas.microsoft.com/office/word/2010/wordml" xmlns:w15="http://schemas.microsoft.com/office/word/2012/wordml" xmlns:w16cex="http://schemas.microsoft.com/office/word/2018/wordml/cex" xmlns:w16cid="http://schemas.microsoft.com/office/word/2016/wordml/cid" xmlns:w16="http://schemas.microsoft.com/office/word/2018/wordml" xmlns:w16sdtdh="http://schemas.microsoft.com/office/word/2020/wordml/sdtdatahash" xmlns:w16sdtfl="http://schemas.microsoft.com/office/word/2024/wordml/sdtformatlock" xmlns:w16se="http://schemas.microsoft.com/office/word/2015/wordml/symex" xmlns:w16du="http://schemas.microsoft.com/office/word/2023/wordml/word16du" mc:Ignorable="w14 w15 w16se w16cid w16 w16cex w16sdtdh w16sdtfl w16du">
   <w:docDefaults>
     <w:rPrDefault>
       <w:rPr>
@@ -9137,7 +9402,7 @@
 </file>
 
 <file path=word/glossary/document.xml><?xml version="1.0" encoding="utf-8"?>
-<w:glossaryDocument xmlns:wpc="http://schemas.microsoft.com/office/word/2010/wordprocessingCanvas" xmlns:cx="http://schemas.microsoft.com/office/drawing/2014/chartex" xmlns:cx1="http://schemas.microsoft.com/office/drawing/2015/9/8/chartex" xmlns:cx2="http://schemas.microsoft.com/office/drawing/2015/10/21/chartex" xmlns:cx3="http://schemas.microsoft.com/office/drawing/2016/5/9/chartex" xmlns:cx4="http://schemas.microsoft.com/office/drawing/2016/5/10/chartex" xmlns:cx5="http://schemas.microsoft.com/office/drawing/2016/5/11/chartex" xmlns:cx6="http://schemas.microsoft.com/office/drawing/2016/5/12/chartex" xmlns:cx7="http://schemas.microsoft.com/office/drawing/2016/5/13/chartex" xmlns:cx8="http://schemas.microsoft.com/office/drawing/2016/5/14/chartex" xmlns:mc="http://schemas.openxmlformats.org/markup-compatibility/2006" xmlns:aink="http://schemas.microsoft.com/office/drawing/2016/ink" xmlns:am3d="http://schemas.microsoft.com/office/drawing/2017/model3d" xmlns:o="urn:schemas-microsoft-com:office:office" xmlns:oel="http://schemas.microsoft.com/office/2019/extlst" xmlns:r="http://schemas.openxmlformats.org/officeDocument/2006/relationships" xmlns:m="http://schemas.openxmlformats.org/officeDocument/2006/math" xmlns:v="urn:schemas-microsoft-com:vml" xmlns:wp14="http://schemas.microsoft.com/office/word/2010/wordprocessingDrawing" xmlns:wp="http://schemas.openxmlformats.org/drawingml/2006/wordprocessingDrawing" xmlns:w10="urn:schemas-microsoft-com:office:word" xmlns:w="http://schemas.openxmlformats.org/wordprocessingml/2006/main" xmlns:w14="http://schemas.microsoft.com/office/word/2010/wordml" xmlns:w15="http://schemas.microsoft.com/office/word/2012/wordml" xmlns:w16cex="http://schemas.microsoft.com/office/word/2018/wordml/cex" xmlns:w16cid="http://schemas.microsoft.com/office/word/2016/wordml/cid" xmlns:w16="http://schemas.microsoft.com/office/word/2018/wordml" xmlns:w16du="http://schemas.microsoft.com/office/word/2023/wordml/word16du" xmlns:w16sdtdh="http://schemas.microsoft.com/office/word/2020/wordml/sdtdatahash" xmlns:w16sdtfl="http://schemas.microsoft.com/office/word/2024/wordml/sdtformatlock" xmlns:w16se="http://schemas.microsoft.com/office/word/2015/wordml/symex" xmlns:wpg="http://schemas.microsoft.com/office/word/2010/wordprocessingGroup" xmlns:wpi="http://schemas.microsoft.com/office/word/2010/wordprocessingInk" xmlns:wne="http://schemas.microsoft.com/office/word/2006/wordml" xmlns:wps="http://schemas.microsoft.com/office/word/2010/wordprocessingShape" mc:Ignorable="w14 w15 w16se w16cid w16 w16cex w16sdtdh w16sdtfl w16du wp14">
+<w:glossaryDocument xmlns:wpc="http://schemas.microsoft.com/office/word/2010/wordprocessingCanvas" xmlns:cx="http://schemas.microsoft.com/office/drawing/2014/chartex" xmlns:cx1="http://schemas.microsoft.com/office/drawing/2015/9/8/chartex" xmlns:cx2="http://schemas.microsoft.com/office/drawing/2015/10/21/chartex" xmlns:cx3="http://schemas.microsoft.com/office/drawing/2016/5/9/chartex" xmlns:cx4="http://schemas.microsoft.com/office/drawing/2016/5/10/chartex" xmlns:cx5="http://schemas.microsoft.com/office/drawing/2016/5/11/chartex" xmlns:cx6="http://schemas.microsoft.com/office/drawing/2016/5/12/chartex" xmlns:cx7="http://schemas.microsoft.com/office/drawing/2016/5/13/chartex" xmlns:cx8="http://schemas.microsoft.com/office/drawing/2016/5/14/chartex" xmlns:mc="http://schemas.openxmlformats.org/markup-compatibility/2006" xmlns:m="http://schemas.openxmlformats.org/officeDocument/2006/math" xmlns:aink="http://schemas.microsoft.com/office/drawing/2016/ink" xmlns:am3d="http://schemas.microsoft.com/office/drawing/2017/model3d" xmlns:oel="http://schemas.microsoft.com/office/2019/extlst" xmlns:r="http://schemas.openxmlformats.org/officeDocument/2006/relationships" xmlns:wp14="http://schemas.microsoft.com/office/word/2010/wordprocessingDrawing" xmlns:wp="http://schemas.openxmlformats.org/drawingml/2006/wordprocessingDrawing" xmlns:wpg="http://schemas.microsoft.com/office/word/2010/wordprocessingGroup" xmlns:wpi="http://schemas.microsoft.com/office/word/2010/wordprocessingInk" xmlns:wps="http://schemas.microsoft.com/office/word/2010/wordprocessingShape" xmlns:o="urn:schemas-microsoft-com:office:office" xmlns:v="urn:schemas-microsoft-com:vml" xmlns:w10="urn:schemas-microsoft-com:office:word" xmlns:w="http://schemas.openxmlformats.org/wordprocessingml/2006/main" xmlns:w14="http://schemas.microsoft.com/office/word/2010/wordml" xmlns:w15="http://schemas.microsoft.com/office/word/2012/wordml" xmlns:w16cex="http://schemas.microsoft.com/office/word/2018/wordml/cex" xmlns:w16cid="http://schemas.microsoft.com/office/word/2016/wordml/cid" xmlns:w16="http://schemas.microsoft.com/office/word/2018/wordml" xmlns:w16sdtdh="http://schemas.microsoft.com/office/word/2020/wordml/sdtdatahash" xmlns:w16sdtfl="http://schemas.microsoft.com/office/word/2024/wordml/sdtformatlock" xmlns:w16se="http://schemas.microsoft.com/office/word/2015/wordml/symex" xmlns:w16du="http://schemas.microsoft.com/office/word/2023/wordml/word16du" xmlns:wne="http://schemas.microsoft.com/office/word/2006/wordml" mc:Ignorable="w14 w15 w16se w16cid w16 w16cex w16sdtdh w16sdtfl w16du wp14">
   <w:docParts>
     <w:docPart>
       <w:docPartPr>
@@ -9170,7 +9435,7 @@
 </file>
 
 <file path=word/glossary/fontTable.xml><?xml version="1.0" encoding="utf-8"?>
-<w:fonts xmlns:mc="http://schemas.openxmlformats.org/markup-compatibility/2006" xmlns:r="http://schemas.openxmlformats.org/officeDocument/2006/relationships" xmlns:w="http://schemas.openxmlformats.org/wordprocessingml/2006/main" xmlns:w14="http://schemas.microsoft.com/office/word/2010/wordml" xmlns:w15="http://schemas.microsoft.com/office/word/2012/wordml" xmlns:w16cex="http://schemas.microsoft.com/office/word/2018/wordml/cex" xmlns:w16cid="http://schemas.microsoft.com/office/word/2016/wordml/cid" xmlns:w16="http://schemas.microsoft.com/office/word/2018/wordml" xmlns:w16du="http://schemas.microsoft.com/office/word/2023/wordml/word16du" xmlns:w16sdtdh="http://schemas.microsoft.com/office/word/2020/wordml/sdtdatahash" xmlns:w16sdtfl="http://schemas.microsoft.com/office/word/2024/wordml/sdtformatlock" xmlns:w16se="http://schemas.microsoft.com/office/word/2015/wordml/symex" mc:Ignorable="w14 w15 w16se w16cid w16 w16cex w16sdtdh w16sdtfl w16du">
+<w:fonts xmlns:mc="http://schemas.openxmlformats.org/markup-compatibility/2006" xmlns:r="http://schemas.openxmlformats.org/officeDocument/2006/relationships" xmlns:w="http://schemas.openxmlformats.org/wordprocessingml/2006/main" xmlns:w14="http://schemas.microsoft.com/office/word/2010/wordml" xmlns:w15="http://schemas.microsoft.com/office/word/2012/wordml" xmlns:w16cex="http://schemas.microsoft.com/office/word/2018/wordml/cex" xmlns:w16cid="http://schemas.microsoft.com/office/word/2016/wordml/cid" xmlns:w16="http://schemas.microsoft.com/office/word/2018/wordml" xmlns:w16sdtdh="http://schemas.microsoft.com/office/word/2020/wordml/sdtdatahash" xmlns:w16sdtfl="http://schemas.microsoft.com/office/word/2024/wordml/sdtformatlock" xmlns:w16se="http://schemas.microsoft.com/office/word/2015/wordml/symex" xmlns:w16du="http://schemas.microsoft.com/office/word/2023/wordml/word16du" mc:Ignorable="w14 w15 w16se w16cid w16 w16cex w16sdtdh w16sdtfl w16du">
   <w:font w:name="Times New Roman">
     <w:panose1 w:val="02020603050405020304"/>
     <w:charset w:val="00"/>
@@ -9254,7 +9519,7 @@
 </file>
 
 <file path=word/glossary/settings.xml><?xml version="1.0" encoding="utf-8"?>
-<w:settings xmlns:mc="http://schemas.openxmlformats.org/markup-compatibility/2006" xmlns:o="urn:schemas-microsoft-com:office:office" xmlns:r="http://schemas.openxmlformats.org/officeDocument/2006/relationships" xmlns:m="http://schemas.openxmlformats.org/officeDocument/2006/math" xmlns:v="urn:schemas-microsoft-com:vml" xmlns:w10="urn:schemas-microsoft-com:office:word" xmlns:w="http://schemas.openxmlformats.org/wordprocessingml/2006/main" xmlns:w14="http://schemas.microsoft.com/office/word/2010/wordml" xmlns:w15="http://schemas.microsoft.com/office/word/2012/wordml" xmlns:w16cex="http://schemas.microsoft.com/office/word/2018/wordml/cex" xmlns:w16cid="http://schemas.microsoft.com/office/word/2016/wordml/cid" xmlns:w16="http://schemas.microsoft.com/office/word/2018/wordml" xmlns:w16du="http://schemas.microsoft.com/office/word/2023/wordml/word16du" xmlns:w16sdtdh="http://schemas.microsoft.com/office/word/2020/wordml/sdtdatahash" xmlns:w16sdtfl="http://schemas.microsoft.com/office/word/2024/wordml/sdtformatlock" xmlns:w16se="http://schemas.microsoft.com/office/word/2015/wordml/symex" xmlns:sl="http://schemas.openxmlformats.org/schemaLibrary/2006/main" mc:Ignorable="w14 w15 w16se w16cid w16 w16cex w16sdtdh w16sdtfl w16du">
+<w:settings xmlns:mc="http://schemas.openxmlformats.org/markup-compatibility/2006" xmlns:m="http://schemas.openxmlformats.org/officeDocument/2006/math" xmlns:r="http://schemas.openxmlformats.org/officeDocument/2006/relationships" xmlns:sl="http://schemas.openxmlformats.org/schemaLibrary/2006/main" xmlns:o="urn:schemas-microsoft-com:office:office" xmlns:v="urn:schemas-microsoft-com:vml" xmlns:w10="urn:schemas-microsoft-com:office:word" xmlns:w="http://schemas.openxmlformats.org/wordprocessingml/2006/main" xmlns:w14="http://schemas.microsoft.com/office/word/2010/wordml" xmlns:w15="http://schemas.microsoft.com/office/word/2012/wordml" xmlns:w16cex="http://schemas.microsoft.com/office/word/2018/wordml/cex" xmlns:w16cid="http://schemas.microsoft.com/office/word/2016/wordml/cid" xmlns:w16="http://schemas.microsoft.com/office/word/2018/wordml" xmlns:w16sdtdh="http://schemas.microsoft.com/office/word/2020/wordml/sdtdatahash" xmlns:w16sdtfl="http://schemas.microsoft.com/office/word/2024/wordml/sdtformatlock" xmlns:w16se="http://schemas.microsoft.com/office/word/2015/wordml/symex" xmlns:w16du="http://schemas.microsoft.com/office/word/2023/wordml/word16du" mc:Ignorable="w14 w15 w16se w16cid w16 w16cex w16sdtdh w16sdtfl w16du">
   <w:view w:val="normal"/>
   <w:defaultTabStop w:val="708"/>
   <w:hyphenationZone w:val="425"/>
@@ -9275,6 +9540,7 @@
     <w:rsid w:val="000945FC"/>
     <w:rsid w:val="000D5845"/>
     <w:rsid w:val="00173A33"/>
+    <w:rsid w:val="001925FE"/>
     <w:rsid w:val="001A13F5"/>
     <w:rsid w:val="001C44EE"/>
     <w:rsid w:val="001F0259"/>
@@ -9309,6 +9575,7 @@
     <w:rsid w:val="00685803"/>
     <w:rsid w:val="006B4173"/>
     <w:rsid w:val="006F0B6C"/>
+    <w:rsid w:val="00725743"/>
     <w:rsid w:val="00733B29"/>
     <w:rsid w:val="00792D76"/>
     <w:rsid w:val="007A3869"/>
@@ -9362,7 +9629,7 @@
 </file>
 
 <file path=word/glossary/styles.xml><?xml version="1.0" encoding="utf-8"?>
-<w:styles xmlns:mc="http://schemas.openxmlformats.org/markup-compatibility/2006" xmlns:r="http://schemas.openxmlformats.org/officeDocument/2006/relationships" xmlns:w="http://schemas.openxmlformats.org/wordprocessingml/2006/main" xmlns:w14="http://schemas.microsoft.com/office/word/2010/wordml" xmlns:w15="http://schemas.microsoft.com/office/word/2012/wordml" xmlns:w16cex="http://schemas.microsoft.com/office/word/2018/wordml/cex" xmlns:w16cid="http://schemas.microsoft.com/office/word/2016/wordml/cid" xmlns:w16="http://schemas.microsoft.com/office/word/2018/wordml" xmlns:w16du="http://schemas.microsoft.com/office/word/2023/wordml/word16du" xmlns:w16sdtdh="http://schemas.microsoft.com/office/word/2020/wordml/sdtdatahash" xmlns:w16sdtfl="http://schemas.microsoft.com/office/word/2024/wordml/sdtformatlock" xmlns:w16se="http://schemas.microsoft.com/office/word/2015/wordml/symex" mc:Ignorable="w14 w15 w16se w16cid w16 w16cex w16sdtdh w16sdtfl w16du">
+<w:styles xmlns:mc="http://schemas.openxmlformats.org/markup-compatibility/2006" xmlns:r="http://schemas.openxmlformats.org/officeDocument/2006/relationships" xmlns:w="http://schemas.openxmlformats.org/wordprocessingml/2006/main" xmlns:w14="http://schemas.microsoft.com/office/word/2010/wordml" xmlns:w15="http://schemas.microsoft.com/office/word/2012/wordml" xmlns:w16cex="http://schemas.microsoft.com/office/word/2018/wordml/cex" xmlns:w16cid="http://schemas.microsoft.com/office/word/2016/wordml/cid" xmlns:w16="http://schemas.microsoft.com/office/word/2018/wordml" xmlns:w16sdtdh="http://schemas.microsoft.com/office/word/2020/wordml/sdtdatahash" xmlns:w16sdtfl="http://schemas.microsoft.com/office/word/2024/wordml/sdtformatlock" xmlns:w16se="http://schemas.microsoft.com/office/word/2015/wordml/symex" xmlns:w16du="http://schemas.microsoft.com/office/word/2023/wordml/word16du" mc:Ignorable="w14 w15 w16se w16cid w16 w16cex w16sdtdh w16sdtfl w16du">
   <w:docDefaults>
     <w:rPrDefault>
       <w:rPr>
@@ -9801,7 +10068,7 @@
 </file>
 
 <file path=word/glossary/webSettings.xml><?xml version="1.0" encoding="utf-8"?>
-<w:webSettings xmlns:mc="http://schemas.openxmlformats.org/markup-compatibility/2006" xmlns:r="http://schemas.openxmlformats.org/officeDocument/2006/relationships" xmlns:w="http://schemas.openxmlformats.org/wordprocessingml/2006/main" xmlns:w14="http://schemas.microsoft.com/office/word/2010/wordml" xmlns:w15="http://schemas.microsoft.com/office/word/2012/wordml" xmlns:w16cex="http://schemas.microsoft.com/office/word/2018/wordml/cex" xmlns:w16cid="http://schemas.microsoft.com/office/word/2016/wordml/cid" xmlns:w16="http://schemas.microsoft.com/office/word/2018/wordml" xmlns:w16du="http://schemas.microsoft.com/office/word/2023/wordml/word16du" xmlns:w16sdtdh="http://schemas.microsoft.com/office/word/2020/wordml/sdtdatahash" xmlns:w16sdtfl="http://schemas.microsoft.com/office/word/2024/wordml/sdtformatlock" xmlns:w16se="http://schemas.microsoft.com/office/word/2015/wordml/symex" mc:Ignorable="w14 w15 w16se w16cid w16 w16cex w16sdtdh w16sdtfl w16du">
+<w:webSettings xmlns:mc="http://schemas.openxmlformats.org/markup-compatibility/2006" xmlns:r="http://schemas.openxmlformats.org/officeDocument/2006/relationships" xmlns:w="http://schemas.openxmlformats.org/wordprocessingml/2006/main" xmlns:w14="http://schemas.microsoft.com/office/word/2010/wordml" xmlns:w15="http://schemas.microsoft.com/office/word/2012/wordml" xmlns:w16cex="http://schemas.microsoft.com/office/word/2018/wordml/cex" xmlns:w16cid="http://schemas.microsoft.com/office/word/2016/wordml/cid" xmlns:w16="http://schemas.microsoft.com/office/word/2018/wordml" xmlns:w16sdtdh="http://schemas.microsoft.com/office/word/2020/wordml/sdtdatahash" xmlns:w16sdtfl="http://schemas.microsoft.com/office/word/2024/wordml/sdtformatlock" xmlns:w16se="http://schemas.microsoft.com/office/word/2015/wordml/symex" xmlns:w16du="http://schemas.microsoft.com/office/word/2023/wordml/word16du" mc:Ignorable="w14 w15 w16se w16cid w16 w16cex w16sdtdh w16sdtfl w16du">
   <w:optimizeForBrowser/>
   <w:allowPNG/>
 </w:webSettings>
@@ -10069,10 +10336,6 @@
 </file>
 
 <file path=customXml/item1.xml><?xml version="1.0" encoding="utf-8"?>
-<b:Sources xmlns:b="http://schemas.openxmlformats.org/officeDocument/2006/bibliography" xmlns="http://schemas.openxmlformats.org/officeDocument/2006/bibliography" SelectedStyle="\APASixthEditionOfficeOnline.xsl" StyleName="APA" Version="6"/>
-</file>
-
-<file path=customXml/item2.xml><?xml version="1.0" encoding="utf-8"?>
 <?mso-contentType ?>
 <FormTemplates xmlns="http://schemas.microsoft.com/sharepoint/v3/contenttype/forms">
   <Display>DocumentLibraryForm</Display>
@@ -10081,18 +10344,11 @@
 </FormTemplates>
 </file>
 
-<file path=customXml/item3.xml><?xml version="1.0" encoding="utf-8"?>
-<p:properties xmlns:p="http://schemas.microsoft.com/office/2006/metadata/properties" xmlns:xsi="http://www.w3.org/2001/XMLSchema-instance" xmlns:pc="http://schemas.microsoft.com/office/infopath/2007/PartnerControls">
-  <documentManagement>
-    <TaxCatchAll xmlns="e32c9bb7-34f5-44bb-800b-35798843376c" xsi:nil="true"/>
-    <lcf76f155ced4ddcb4097134ff3c332f xmlns="22aa7da5-41f5-464e-85e6-b2dd1761cd70">
-      <Terms xmlns="http://schemas.microsoft.com/office/infopath/2007/PartnerControls"/>
-    </lcf76f155ced4ddcb4097134ff3c332f>
-  </documentManagement>
-</p:properties>
+<file path=customXml/item2.xml><?xml version="1.0" encoding="utf-8"?>
+<b:Sources xmlns:b="http://schemas.openxmlformats.org/officeDocument/2006/bibliography" xmlns="http://schemas.openxmlformats.org/officeDocument/2006/bibliography" SelectedStyle="\APASixthEditionOfficeOnline.xsl" StyleName="APA" Version="6"/>
 </file>
 
-<file path=customXml/item4.xml><?xml version="1.0" encoding="utf-8"?>
+<file path=customXml/item3.xml><?xml version="1.0" encoding="utf-8"?>
 <ct:contentTypeSchema xmlns:ct="http://schemas.microsoft.com/office/2006/metadata/contentType" xmlns:ma="http://schemas.microsoft.com/office/2006/metadata/properties/metaAttributes" ct:_="" ma:_="" ma:contentTypeName="Dokument" ma:contentTypeID="0x010100D827C1AAE83348469185F4DE8D8E42AA" ma:contentTypeVersion="18" ma:contentTypeDescription="Ein neues Dokument erstellen." ma:contentTypeScope="" ma:versionID="618348fa32be16a474572d476ed91d7d">
   <xsd:schema xmlns:xsd="http://www.w3.org/2001/XMLSchema" xmlns:xs="http://www.w3.org/2001/XMLSchema" xmlns:p="http://schemas.microsoft.com/office/2006/metadata/properties" xmlns:ns2="22aa7da5-41f5-464e-85e6-b2dd1761cd70" xmlns:ns3="e32c9bb7-34f5-44bb-800b-35798843376c" targetNamespace="http://schemas.microsoft.com/office/2006/metadata/properties" ma:root="true" ma:fieldsID="348e17a0368de80907a02c9ddfbbbd22" ns2:_="" ns3:_="">
     <xsd:import namespace="22aa7da5-41f5-464e-85e6-b2dd1761cd70"/>
@@ -10347,7 +10603,26 @@
 </ct:contentTypeSchema>
 </file>
 
+<file path=customXml/item4.xml><?xml version="1.0" encoding="utf-8"?>
+<p:properties xmlns:p="http://schemas.microsoft.com/office/2006/metadata/properties" xmlns:xsi="http://www.w3.org/2001/XMLSchema-instance" xmlns:pc="http://schemas.microsoft.com/office/infopath/2007/PartnerControls">
+  <documentManagement>
+    <TaxCatchAll xmlns="e32c9bb7-34f5-44bb-800b-35798843376c" xsi:nil="true"/>
+    <lcf76f155ced4ddcb4097134ff3c332f xmlns="22aa7da5-41f5-464e-85e6-b2dd1761cd70">
+      <Terms xmlns="http://schemas.microsoft.com/office/infopath/2007/PartnerControls"/>
+    </lcf76f155ced4ddcb4097134ff3c332f>
+  </documentManagement>
+</p:properties>
+</file>
+
 <file path=customXml/itemProps1.xml><?xml version="1.0" encoding="utf-8"?>
+<ds:datastoreItem xmlns:ds="http://schemas.openxmlformats.org/officeDocument/2006/customXml" ds:itemID="{B8133326-A9D9-4C20-AED2-57D8DB38EE3B}">
+  <ds:schemaRefs>
+    <ds:schemaRef ds:uri="http://schemas.microsoft.com/sharepoint/v3/contenttype/forms"/>
+  </ds:schemaRefs>
+</ds:datastoreItem>
+</file>
+
+<file path=customXml/itemProps2.xml><?xml version="1.0" encoding="utf-8"?>
 <ds:datastoreItem xmlns:ds="http://schemas.openxmlformats.org/officeDocument/2006/customXml" ds:itemID="{84661881-BC85-4481-9F58-A76FBE332CB1}">
   <ds:schemaRefs>
     <ds:schemaRef ds:uri="http://schemas.openxmlformats.org/officeDocument/2006/bibliography"/>
@@ -10355,26 +10630,7 @@
 </ds:datastoreItem>
 </file>
 
-<file path=customXml/itemProps2.xml><?xml version="1.0" encoding="utf-8"?>
-<ds:datastoreItem xmlns:ds="http://schemas.openxmlformats.org/officeDocument/2006/customXml" ds:itemID="{B8133326-A9D9-4C20-AED2-57D8DB38EE3B}">
-  <ds:schemaRefs>
-    <ds:schemaRef ds:uri="http://schemas.microsoft.com/sharepoint/v3/contenttype/forms"/>
-  </ds:schemaRefs>
-</ds:datastoreItem>
-</file>
-
 <file path=customXml/itemProps3.xml><?xml version="1.0" encoding="utf-8"?>
-<ds:datastoreItem xmlns:ds="http://schemas.openxmlformats.org/officeDocument/2006/customXml" ds:itemID="{AEB5EB03-E1DB-4DE6-8456-3A44BE197CDE}">
-  <ds:schemaRefs>
-    <ds:schemaRef ds:uri="http://schemas.microsoft.com/office/2006/metadata/properties"/>
-    <ds:schemaRef ds:uri="http://schemas.microsoft.com/office/infopath/2007/PartnerControls"/>
-    <ds:schemaRef ds:uri="e32c9bb7-34f5-44bb-800b-35798843376c"/>
-    <ds:schemaRef ds:uri="22aa7da5-41f5-464e-85e6-b2dd1761cd70"/>
-  </ds:schemaRefs>
-</ds:datastoreItem>
-</file>
-
-<file path=customXml/itemProps4.xml><?xml version="1.0" encoding="utf-8"?>
 <ds:datastoreItem xmlns:ds="http://schemas.openxmlformats.org/officeDocument/2006/customXml" ds:itemID="{60D544C4-8D4D-481D-B00F-1F09332EE222}">
   <ds:schemaRefs>
     <ds:schemaRef ds:uri="http://schemas.microsoft.com/office/2006/metadata/contentType"/>
@@ -10391,4 +10647,15 @@
     <ds:schemaRef ds:uri="http://schemas.microsoft.com/internal/obd"/>
   </ds:schemaRefs>
 </ds:datastoreItem>
+</file>
+
+<file path=customXml/itemProps4.xml><?xml version="1.0" encoding="utf-8"?>
+<ds:datastoreItem xmlns:ds="http://schemas.openxmlformats.org/officeDocument/2006/customXml" ds:itemID="{AEB5EB03-E1DB-4DE6-8456-3A44BE197CDE}">
+  <ds:schemaRefs>
+    <ds:schemaRef ds:uri="http://schemas.microsoft.com/office/2006/metadata/properties"/>
+    <ds:schemaRef ds:uri="http://schemas.microsoft.com/office/infopath/2007/PartnerControls"/>
+    <ds:schemaRef ds:uri="e32c9bb7-34f5-44bb-800b-35798843376c"/>
+    <ds:schemaRef ds:uri="22aa7da5-41f5-464e-85e6-b2dd1761cd70"/>
+  </ds:schemaRefs>
+</ds:datastoreItem>
 </file>
--- a/Doc/Aufgabenstellung/Dokumentation/Case Study Doku.docx
+++ b/Doc/Aufgabenstellung/Dokumentation/Case Study Doku.docx
@@ -145,12 +145,6 @@
         </w:p>
         <w:p>
           <w:pPr>
-            <w:jc w:val="center"/>
-          </w:pPr>
-        </w:p>
-        <w:p>
-          <w:pPr>
-            <w:jc w:val="center"/>
             <w:rPr>
               <w:rFonts w:cs="Arial"/>
               <w:b/>
@@ -168,7 +162,6 @@
           <w:noProof/>
         </w:rPr>
         <w:id w:val="1621874640"/>
-        <w:showingPlcHdr/>
         <w:picture/>
       </w:sdtPr>
       <w:sdtContent>
@@ -188,10 +181,10 @@
               <w:noProof/>
             </w:rPr>
             <w:drawing>
-              <wp:inline distT="0" distB="0" distL="0" distR="0" wp14:anchorId="3F2F730F" wp14:editId="2875FEE4">
-                <wp:extent cx="914400" cy="914400"/>
-                <wp:effectExtent l="0" t="0" r="0" b="0"/>
-                <wp:docPr id="1185383256" name="Bild 1"/>
+              <wp:inline distT="0" distB="0" distL="0" distR="0" wp14:anchorId="0D1A6742" wp14:editId="7F420425">
+                <wp:extent cx="6120130" cy="3596640"/>
+                <wp:effectExtent l="0" t="0" r="1270" b="0"/>
+                <wp:docPr id="1593791034" name="Grafik 1"/>
                 <wp:cNvGraphicFramePr>
                   <a:graphicFrameLocks xmlns:a="http://schemas.openxmlformats.org/drawingml/2006/main" noChangeAspect="1"/>
                 </wp:cNvGraphicFramePr>
@@ -199,36 +192,23 @@
                   <a:graphicData uri="http://schemas.openxmlformats.org/drawingml/2006/picture">
                     <pic:pic xmlns:pic="http://schemas.openxmlformats.org/drawingml/2006/picture">
                       <pic:nvPicPr>
-                        <pic:cNvPr id="0" name="Picture 1"/>
-                        <pic:cNvPicPr>
-                          <a:picLocks noChangeAspect="1" noChangeArrowheads="1"/>
-                        </pic:cNvPicPr>
+                        <pic:cNvPr id="1593791034" name=""/>
+                        <pic:cNvPicPr/>
                       </pic:nvPicPr>
                       <pic:blipFill>
-                        <a:blip r:embed="rId12">
-                          <a:extLst>
-                            <a:ext uri="{28A0092B-C50C-407E-A947-70E740481C1C}">
-                              <a14:useLocalDpi xmlns:a14="http://schemas.microsoft.com/office/drawing/2010/main" val="0"/>
-                            </a:ext>
-                          </a:extLst>
-                        </a:blip>
-                        <a:srcRect/>
+                        <a:blip r:embed="rId12"/>
                         <a:stretch>
                           <a:fillRect/>
                         </a:stretch>
                       </pic:blipFill>
-                      <pic:spPr bwMode="auto">
+                      <pic:spPr>
                         <a:xfrm>
                           <a:off x="0" y="0"/>
-                          <a:ext cx="914400" cy="914400"/>
+                          <a:ext cx="6120130" cy="3596640"/>
                         </a:xfrm>
                         <a:prstGeom prst="rect">
                           <a:avLst/>
                         </a:prstGeom>
-                        <a:noFill/>
-                        <a:ln>
-                          <a:noFill/>
-                        </a:ln>
                       </pic:spPr>
                     </pic:pic>
                   </a:graphicData>
@@ -242,110 +222,7 @@
     <w:p>
       <w:pPr>
         <w:rPr>
-          <w:rFonts w:cs="Arial"/>
-          <w:b/>
-          <w:bCs/>
-          <w:sz w:val="28"/>
-          <w:szCs w:val="28"/>
-        </w:rPr>
-      </w:pPr>
-    </w:p>
-    <w:p>
-      <w:pPr>
-        <w:rPr>
-          <w:rFonts w:cs="Arial"/>
-          <w:b/>
-          <w:bCs/>
-          <w:sz w:val="28"/>
-          <w:szCs w:val="28"/>
-        </w:rPr>
-      </w:pPr>
-    </w:p>
-    <w:p>
-      <w:pPr>
-        <w:rPr>
-          <w:rFonts w:cs="Arial"/>
-          <w:b/>
-          <w:bCs/>
-          <w:sz w:val="28"/>
-          <w:szCs w:val="28"/>
-        </w:rPr>
-      </w:pPr>
-    </w:p>
-    <w:p>
-      <w:pPr>
-        <w:rPr>
-          <w:rFonts w:cs="Arial"/>
-          <w:b/>
-          <w:bCs/>
-          <w:sz w:val="28"/>
-          <w:szCs w:val="28"/>
-        </w:rPr>
-      </w:pPr>
-    </w:p>
-    <w:p>
-      <w:pPr>
-        <w:rPr>
-          <w:rFonts w:cs="Arial"/>
-          <w:b/>
-          <w:bCs/>
-          <w:sz w:val="28"/>
-          <w:szCs w:val="28"/>
-        </w:rPr>
-      </w:pPr>
-    </w:p>
-    <w:p>
-      <w:pPr>
-        <w:rPr>
-          <w:rFonts w:cs="Arial"/>
-          <w:b/>
-          <w:bCs/>
-          <w:sz w:val="28"/>
-          <w:szCs w:val="28"/>
-        </w:rPr>
-      </w:pPr>
-    </w:p>
-    <w:p>
-      <w:pPr>
-        <w:rPr>
-          <w:rFonts w:cs="Arial"/>
-          <w:b/>
-          <w:bCs/>
-          <w:sz w:val="28"/>
-          <w:szCs w:val="28"/>
-        </w:rPr>
-      </w:pPr>
-    </w:p>
-    <w:p>
-      <w:pPr>
-        <w:rPr>
-          <w:rFonts w:cs="Arial"/>
-          <w:b/>
-          <w:bCs/>
-          <w:sz w:val="28"/>
-          <w:szCs w:val="28"/>
-        </w:rPr>
-      </w:pPr>
-    </w:p>
-    <w:p>
-      <w:pPr>
-        <w:rPr>
-          <w:rFonts w:cs="Arial"/>
-          <w:b/>
-          <w:bCs/>
-          <w:sz w:val="28"/>
-          <w:szCs w:val="28"/>
-        </w:rPr>
-      </w:pPr>
-    </w:p>
-    <w:p>
-      <w:pPr>
-        <w:rPr>
-          <w:rFonts w:cs="Arial"/>
-          <w:b/>
-          <w:bCs/>
-          <w:sz w:val="28"/>
-          <w:szCs w:val="28"/>
+          <w:noProof/>
         </w:rPr>
       </w:pPr>
     </w:p>
@@ -650,10 +527,11 @@
           <w:r>
             <w:fldChar w:fldCharType="separate"/>
           </w:r>
-          <w:hyperlink w:anchor="_Toc231874426" w:history="1">
+          <w:hyperlink w:anchor="_Toc233042300" w:history="1">
             <w:r>
               <w:rPr>
                 <w:rStyle w:val="Hyperlink"/>
+                <w:bCs/>
                 <w:noProof/>
               </w:rPr>
               <w:t>1.</w:t>
@@ -696,7 +574,7 @@
                 <w:noProof/>
                 <w:webHidden/>
               </w:rPr>
-              <w:instrText xml:space="preserve"> PAGEREF _Toc231874426 \h </w:instrText>
+              <w:instrText xml:space="preserve"> PAGEREF _Toc233042300 \h </w:instrText>
             </w:r>
             <w:r>
               <w:rPr>
@@ -744,10 +622,11 @@
               <w14:ligatures w14:val="standardContextual"/>
             </w:rPr>
           </w:pPr>
-          <w:hyperlink w:anchor="_Toc231874427" w:history="1">
+          <w:hyperlink w:anchor="_Toc233042301" w:history="1">
             <w:r>
               <w:rPr>
                 <w:rStyle w:val="Hyperlink"/>
+                <w:bCs/>
                 <w:noProof/>
               </w:rPr>
               <w:t>2.</w:t>
@@ -790,7 +669,7 @@
                 <w:noProof/>
                 <w:webHidden/>
               </w:rPr>
-              <w:instrText xml:space="preserve"> PAGEREF _Toc231874427 \h </w:instrText>
+              <w:instrText xml:space="preserve"> PAGEREF _Toc233042301 \h </w:instrText>
             </w:r>
             <w:r>
               <w:rPr>
@@ -838,10 +717,11 @@
               <w14:ligatures w14:val="standardContextual"/>
             </w:rPr>
           </w:pPr>
-          <w:hyperlink w:anchor="_Toc231874428" w:history="1">
+          <w:hyperlink w:anchor="_Toc233042302" w:history="1">
             <w:r>
               <w:rPr>
                 <w:rStyle w:val="Hyperlink"/>
+                <w:bCs/>
                 <w:noProof/>
               </w:rPr>
               <w:t>2.1.</w:t>
@@ -861,6 +741,7 @@
             <w:r>
               <w:rPr>
                 <w:rStyle w:val="Hyperlink"/>
+                <w:bCs/>
                 <w:noProof/>
               </w:rPr>
               <w:t>Muss-Ziele</w:t>
@@ -884,7 +765,7 @@
                 <w:noProof/>
                 <w:webHidden/>
               </w:rPr>
-              <w:instrText xml:space="preserve"> PAGEREF _Toc231874428 \h </w:instrText>
+              <w:instrText xml:space="preserve"> PAGEREF _Toc233042302 \h </w:instrText>
             </w:r>
             <w:r>
               <w:rPr>
@@ -932,10 +813,11 @@
               <w14:ligatures w14:val="standardContextual"/>
             </w:rPr>
           </w:pPr>
-          <w:hyperlink w:anchor="_Toc231874429" w:history="1">
+          <w:hyperlink w:anchor="_Toc233042303" w:history="1">
             <w:r>
               <w:rPr>
                 <w:rStyle w:val="Hyperlink"/>
+                <w:bCs/>
                 <w:noProof/>
               </w:rPr>
               <w:t>2.2.</w:t>
@@ -955,6 +837,7 @@
             <w:r>
               <w:rPr>
                 <w:rStyle w:val="Hyperlink"/>
+                <w:bCs/>
                 <w:noProof/>
               </w:rPr>
               <w:t>Kann-Ziele / Bonus-Ziele</w:t>
@@ -978,7 +861,7 @@
                 <w:noProof/>
                 <w:webHidden/>
               </w:rPr>
-              <w:instrText xml:space="preserve"> PAGEREF _Toc231874429 \h </w:instrText>
+              <w:instrText xml:space="preserve"> PAGEREF _Toc233042303 \h </w:instrText>
             </w:r>
             <w:r>
               <w:rPr>
@@ -1026,10 +909,11 @@
               <w14:ligatures w14:val="standardContextual"/>
             </w:rPr>
           </w:pPr>
-          <w:hyperlink w:anchor="_Toc231874430" w:history="1">
+          <w:hyperlink w:anchor="_Toc233042304" w:history="1">
             <w:r>
               <w:rPr>
                 <w:rStyle w:val="Hyperlink"/>
+                <w:bCs/>
                 <w:noProof/>
               </w:rPr>
               <w:t>3.</w:t>
@@ -1072,7 +956,7 @@
                 <w:noProof/>
                 <w:webHidden/>
               </w:rPr>
-              <w:instrText xml:space="preserve"> PAGEREF _Toc231874430 \h </w:instrText>
+              <w:instrText xml:space="preserve"> PAGEREF _Toc233042304 \h </w:instrText>
             </w:r>
             <w:r>
               <w:rPr>
@@ -1120,10 +1004,11 @@
               <w14:ligatures w14:val="standardContextual"/>
             </w:rPr>
           </w:pPr>
-          <w:hyperlink w:anchor="_Toc231874431" w:history="1">
+          <w:hyperlink w:anchor="_Toc233042305" w:history="1">
             <w:r>
               <w:rPr>
                 <w:rStyle w:val="Hyperlink"/>
+                <w:bCs/>
                 <w:noProof/>
               </w:rPr>
               <w:t>3.1.</w:t>
@@ -1143,6 +1028,7 @@
             <w:r>
               <w:rPr>
                 <w:rStyle w:val="Hyperlink"/>
+                <w:bCs/>
                 <w:noProof/>
               </w:rPr>
               <w:t>Flussdiagramm</w:t>
@@ -1166,7 +1052,7 @@
                 <w:noProof/>
                 <w:webHidden/>
               </w:rPr>
-              <w:instrText xml:space="preserve"> PAGEREF _Toc231874431 \h </w:instrText>
+              <w:instrText xml:space="preserve"> PAGEREF _Toc233042305 \h </w:instrText>
             </w:r>
             <w:r>
               <w:rPr>
@@ -1214,10 +1100,11 @@
               <w14:ligatures w14:val="standardContextual"/>
             </w:rPr>
           </w:pPr>
-          <w:hyperlink w:anchor="_Toc231874432" w:history="1">
+          <w:hyperlink w:anchor="_Toc233042306" w:history="1">
             <w:r>
               <w:rPr>
                 <w:rStyle w:val="Hyperlink"/>
+                <w:bCs/>
                 <w:noProof/>
               </w:rPr>
               <w:t>3.2.</w:t>
@@ -1237,6 +1124,7 @@
             <w:r>
               <w:rPr>
                 <w:rStyle w:val="Hyperlink"/>
+                <w:bCs/>
                 <w:noProof/>
               </w:rPr>
               <w:t>Zustandsautomat</w:t>
@@ -1260,7 +1148,7 @@
                 <w:noProof/>
                 <w:webHidden/>
               </w:rPr>
-              <w:instrText xml:space="preserve"> PAGEREF _Toc231874432 \h </w:instrText>
+              <w:instrText xml:space="preserve"> PAGEREF _Toc233042306 \h </w:instrText>
             </w:r>
             <w:r>
               <w:rPr>
@@ -1308,10 +1196,11 @@
               <w14:ligatures w14:val="standardContextual"/>
             </w:rPr>
           </w:pPr>
-          <w:hyperlink w:anchor="_Toc231874433" w:history="1">
+          <w:hyperlink w:anchor="_Toc233042307" w:history="1">
             <w:r>
               <w:rPr>
                 <w:rStyle w:val="Hyperlink"/>
+                <w:bCs/>
                 <w:noProof/>
               </w:rPr>
               <w:t>3.3.</w:t>
@@ -1331,6 +1220,7 @@
             <w:r>
               <w:rPr>
                 <w:rStyle w:val="Hyperlink"/>
+                <w:bCs/>
                 <w:noProof/>
               </w:rPr>
               <w:t>Architektur der Steuerung</w:t>
@@ -1354,7 +1244,7 @@
                 <w:noProof/>
                 <w:webHidden/>
               </w:rPr>
-              <w:instrText xml:space="preserve"> PAGEREF _Toc231874433 \h </w:instrText>
+              <w:instrText xml:space="preserve"> PAGEREF _Toc233042307 \h </w:instrText>
             </w:r>
             <w:r>
               <w:rPr>
@@ -1402,10 +1292,11 @@
               <w14:ligatures w14:val="standardContextual"/>
             </w:rPr>
           </w:pPr>
-          <w:hyperlink w:anchor="_Toc231874434" w:history="1">
+          <w:hyperlink w:anchor="_Toc233042308" w:history="1">
             <w:r>
               <w:rPr>
                 <w:rStyle w:val="Hyperlink"/>
+                <w:bCs/>
                 <w:noProof/>
               </w:rPr>
               <w:t>3.4.</w:t>
@@ -1425,6 +1316,7 @@
             <w:r>
               <w:rPr>
                 <w:rStyle w:val="Hyperlink"/>
+                <w:bCs/>
                 <w:noProof/>
               </w:rPr>
               <w:t>HMI-Konzept</w:t>
@@ -1448,7 +1340,7 @@
                 <w:noProof/>
                 <w:webHidden/>
               </w:rPr>
-              <w:instrText xml:space="preserve"> PAGEREF _Toc231874434 \h </w:instrText>
+              <w:instrText xml:space="preserve"> PAGEREF _Toc233042308 \h </w:instrText>
             </w:r>
             <w:r>
               <w:rPr>
@@ -1496,10 +1388,11 @@
               <w14:ligatures w14:val="standardContextual"/>
             </w:rPr>
           </w:pPr>
-          <w:hyperlink w:anchor="_Toc231874435" w:history="1">
+          <w:hyperlink w:anchor="_Toc233042309" w:history="1">
             <w:r>
               <w:rPr>
                 <w:rStyle w:val="Hyperlink"/>
+                <w:bCs/>
                 <w:noProof/>
               </w:rPr>
               <w:t>3.5.</w:t>
@@ -1519,6 +1412,7 @@
             <w:r>
               <w:rPr>
                 <w:rStyle w:val="Hyperlink"/>
+                <w:bCs/>
                 <w:noProof/>
               </w:rPr>
               <w:t>Geplante Programmstruktur</w:t>
@@ -1542,7 +1436,7 @@
                 <w:noProof/>
                 <w:webHidden/>
               </w:rPr>
-              <w:instrText xml:space="preserve"> PAGEREF _Toc231874435 \h </w:instrText>
+              <w:instrText xml:space="preserve"> PAGEREF _Toc233042309 \h </w:instrText>
             </w:r>
             <w:r>
               <w:rPr>
@@ -1590,10 +1484,11 @@
               <w14:ligatures w14:val="standardContextual"/>
             </w:rPr>
           </w:pPr>
-          <w:hyperlink w:anchor="_Toc231874436" w:history="1">
+          <w:hyperlink w:anchor="_Toc233042310" w:history="1">
             <w:r>
               <w:rPr>
                 <w:rStyle w:val="Hyperlink"/>
+                <w:bCs/>
                 <w:noProof/>
               </w:rPr>
               <w:t>4.</w:t>
@@ -1636,7 +1531,7 @@
                 <w:noProof/>
                 <w:webHidden/>
               </w:rPr>
-              <w:instrText xml:space="preserve"> PAGEREF _Toc231874436 \h </w:instrText>
+              <w:instrText xml:space="preserve"> PAGEREF _Toc233042310 \h </w:instrText>
             </w:r>
             <w:r>
               <w:rPr>
@@ -1657,6 +1552,1241 @@
                 <w:webHidden/>
               </w:rPr>
               <w:t>8</w:t>
+            </w:r>
+            <w:r>
+              <w:rPr>
+                <w:noProof/>
+                <w:webHidden/>
+              </w:rPr>
+              <w:fldChar w:fldCharType="end"/>
+            </w:r>
+          </w:hyperlink>
+        </w:p>
+        <w:p>
+          <w:pPr>
+            <w:pStyle w:val="Verzeichnis2"/>
+            <w:tabs>
+              <w:tab w:val="left" w:pos="960"/>
+              <w:tab w:val="right" w:leader="dot" w:pos="9628"/>
+            </w:tabs>
+            <w:rPr>
+              <w:rFonts w:asciiTheme="minorHAnsi" w:eastAsiaTheme="minorEastAsia" w:hAnsiTheme="minorHAnsi"/>
+              <w:noProof/>
+              <w:kern w:val="2"/>
+              <w:sz w:val="24"/>
+              <w:szCs w:val="24"/>
+              <w:lang w:eastAsia="ja-JP"/>
+              <w14:ligatures w14:val="standardContextual"/>
+            </w:rPr>
+          </w:pPr>
+          <w:hyperlink w:anchor="_Toc233042311" w:history="1">
+            <w:r>
+              <w:rPr>
+                <w:rStyle w:val="Hyperlink"/>
+                <w:bCs/>
+                <w:noProof/>
+              </w:rPr>
+              <w:t>4.1.</w:t>
+            </w:r>
+            <w:r>
+              <w:rPr>
+                <w:rFonts w:asciiTheme="minorHAnsi" w:eastAsiaTheme="minorEastAsia" w:hAnsiTheme="minorHAnsi"/>
+                <w:noProof/>
+                <w:kern w:val="2"/>
+                <w:sz w:val="24"/>
+                <w:szCs w:val="24"/>
+                <w:lang w:eastAsia="ja-JP"/>
+                <w14:ligatures w14:val="standardContextual"/>
+              </w:rPr>
+              <w:tab/>
+            </w:r>
+            <w:r>
+              <w:rPr>
+                <w:rStyle w:val="Hyperlink"/>
+                <w:noProof/>
+              </w:rPr>
+              <w:t>Aufbau des SPS-Projekt</w:t>
+            </w:r>
+            <w:r>
+              <w:rPr>
+                <w:noProof/>
+                <w:webHidden/>
+              </w:rPr>
+              <w:tab/>
+            </w:r>
+            <w:r>
+              <w:rPr>
+                <w:noProof/>
+                <w:webHidden/>
+              </w:rPr>
+              <w:fldChar w:fldCharType="begin"/>
+            </w:r>
+            <w:r>
+              <w:rPr>
+                <w:noProof/>
+                <w:webHidden/>
+              </w:rPr>
+              <w:instrText xml:space="preserve"> PAGEREF _Toc233042311 \h </w:instrText>
+            </w:r>
+            <w:r>
+              <w:rPr>
+                <w:noProof/>
+                <w:webHidden/>
+              </w:rPr>
+            </w:r>
+            <w:r>
+              <w:rPr>
+                <w:noProof/>
+                <w:webHidden/>
+              </w:rPr>
+              <w:fldChar w:fldCharType="separate"/>
+            </w:r>
+            <w:r>
+              <w:rPr>
+                <w:noProof/>
+                <w:webHidden/>
+              </w:rPr>
+              <w:t>8</w:t>
+            </w:r>
+            <w:r>
+              <w:rPr>
+                <w:noProof/>
+                <w:webHidden/>
+              </w:rPr>
+              <w:fldChar w:fldCharType="end"/>
+            </w:r>
+          </w:hyperlink>
+        </w:p>
+        <w:p>
+          <w:pPr>
+            <w:pStyle w:val="Verzeichnis2"/>
+            <w:tabs>
+              <w:tab w:val="left" w:pos="960"/>
+              <w:tab w:val="right" w:leader="dot" w:pos="9628"/>
+            </w:tabs>
+            <w:rPr>
+              <w:rFonts w:asciiTheme="minorHAnsi" w:eastAsiaTheme="minorEastAsia" w:hAnsiTheme="minorHAnsi"/>
+              <w:noProof/>
+              <w:kern w:val="2"/>
+              <w:sz w:val="24"/>
+              <w:szCs w:val="24"/>
+              <w:lang w:eastAsia="ja-JP"/>
+              <w14:ligatures w14:val="standardContextual"/>
+            </w:rPr>
+          </w:pPr>
+          <w:hyperlink w:anchor="_Toc233042312" w:history="1">
+            <w:r>
+              <w:rPr>
+                <w:rStyle w:val="Hyperlink"/>
+                <w:bCs/>
+                <w:noProof/>
+              </w:rPr>
+              <w:t>4.2.</w:t>
+            </w:r>
+            <w:r>
+              <w:rPr>
+                <w:rFonts w:asciiTheme="minorHAnsi" w:eastAsiaTheme="minorEastAsia" w:hAnsiTheme="minorHAnsi"/>
+                <w:noProof/>
+                <w:kern w:val="2"/>
+                <w:sz w:val="24"/>
+                <w:szCs w:val="24"/>
+                <w:lang w:eastAsia="ja-JP"/>
+                <w14:ligatures w14:val="standardContextual"/>
+              </w:rPr>
+              <w:tab/>
+            </w:r>
+            <w:r>
+              <w:rPr>
+                <w:rStyle w:val="Hyperlink"/>
+                <w:noProof/>
+              </w:rPr>
+              <w:t>Versionsverwaltung und Git-Test</w:t>
+            </w:r>
+            <w:r>
+              <w:rPr>
+                <w:noProof/>
+                <w:webHidden/>
+              </w:rPr>
+              <w:tab/>
+            </w:r>
+            <w:r>
+              <w:rPr>
+                <w:noProof/>
+                <w:webHidden/>
+              </w:rPr>
+              <w:fldChar w:fldCharType="begin"/>
+            </w:r>
+            <w:r>
+              <w:rPr>
+                <w:noProof/>
+                <w:webHidden/>
+              </w:rPr>
+              <w:instrText xml:space="preserve"> PAGEREF _Toc233042312 \h </w:instrText>
+            </w:r>
+            <w:r>
+              <w:rPr>
+                <w:noProof/>
+                <w:webHidden/>
+              </w:rPr>
+            </w:r>
+            <w:r>
+              <w:rPr>
+                <w:noProof/>
+                <w:webHidden/>
+              </w:rPr>
+              <w:fldChar w:fldCharType="separate"/>
+            </w:r>
+            <w:r>
+              <w:rPr>
+                <w:noProof/>
+                <w:webHidden/>
+              </w:rPr>
+              <w:t>8</w:t>
+            </w:r>
+            <w:r>
+              <w:rPr>
+                <w:noProof/>
+                <w:webHidden/>
+              </w:rPr>
+              <w:fldChar w:fldCharType="end"/>
+            </w:r>
+          </w:hyperlink>
+        </w:p>
+        <w:p>
+          <w:pPr>
+            <w:pStyle w:val="Verzeichnis2"/>
+            <w:tabs>
+              <w:tab w:val="left" w:pos="960"/>
+              <w:tab w:val="right" w:leader="dot" w:pos="9628"/>
+            </w:tabs>
+            <w:rPr>
+              <w:rFonts w:asciiTheme="minorHAnsi" w:eastAsiaTheme="minorEastAsia" w:hAnsiTheme="minorHAnsi"/>
+              <w:noProof/>
+              <w:kern w:val="2"/>
+              <w:sz w:val="24"/>
+              <w:szCs w:val="24"/>
+              <w:lang w:eastAsia="ja-JP"/>
+              <w14:ligatures w14:val="standardContextual"/>
+            </w:rPr>
+          </w:pPr>
+          <w:hyperlink w:anchor="_Toc233042313" w:history="1">
+            <w:r>
+              <w:rPr>
+                <w:rStyle w:val="Hyperlink"/>
+                <w:bCs/>
+                <w:noProof/>
+              </w:rPr>
+              <w:t>4.3.</w:t>
+            </w:r>
+            <w:r>
+              <w:rPr>
+                <w:rFonts w:asciiTheme="minorHAnsi" w:eastAsiaTheme="minorEastAsia" w:hAnsiTheme="minorHAnsi"/>
+                <w:noProof/>
+                <w:kern w:val="2"/>
+                <w:sz w:val="24"/>
+                <w:szCs w:val="24"/>
+                <w:lang w:eastAsia="ja-JP"/>
+                <w14:ligatures w14:val="standardContextual"/>
+              </w:rPr>
+              <w:tab/>
+            </w:r>
+            <w:r>
+              <w:rPr>
+                <w:rStyle w:val="Hyperlink"/>
+                <w:noProof/>
+              </w:rPr>
+              <w:t>Aufbau der Architektur im SPS-Projekt</w:t>
+            </w:r>
+            <w:r>
+              <w:rPr>
+                <w:noProof/>
+                <w:webHidden/>
+              </w:rPr>
+              <w:tab/>
+            </w:r>
+            <w:r>
+              <w:rPr>
+                <w:noProof/>
+                <w:webHidden/>
+              </w:rPr>
+              <w:fldChar w:fldCharType="begin"/>
+            </w:r>
+            <w:r>
+              <w:rPr>
+                <w:noProof/>
+                <w:webHidden/>
+              </w:rPr>
+              <w:instrText xml:space="preserve"> PAGEREF _Toc233042313 \h </w:instrText>
+            </w:r>
+            <w:r>
+              <w:rPr>
+                <w:noProof/>
+                <w:webHidden/>
+              </w:rPr>
+            </w:r>
+            <w:r>
+              <w:rPr>
+                <w:noProof/>
+                <w:webHidden/>
+              </w:rPr>
+              <w:fldChar w:fldCharType="separate"/>
+            </w:r>
+            <w:r>
+              <w:rPr>
+                <w:noProof/>
+                <w:webHidden/>
+              </w:rPr>
+              <w:t>8</w:t>
+            </w:r>
+            <w:r>
+              <w:rPr>
+                <w:noProof/>
+                <w:webHidden/>
+              </w:rPr>
+              <w:fldChar w:fldCharType="end"/>
+            </w:r>
+          </w:hyperlink>
+        </w:p>
+        <w:p>
+          <w:pPr>
+            <w:pStyle w:val="Verzeichnis2"/>
+            <w:tabs>
+              <w:tab w:val="left" w:pos="960"/>
+              <w:tab w:val="right" w:leader="dot" w:pos="9628"/>
+            </w:tabs>
+            <w:rPr>
+              <w:rFonts w:asciiTheme="minorHAnsi" w:eastAsiaTheme="minorEastAsia" w:hAnsiTheme="minorHAnsi"/>
+              <w:noProof/>
+              <w:kern w:val="2"/>
+              <w:sz w:val="24"/>
+              <w:szCs w:val="24"/>
+              <w:lang w:eastAsia="ja-JP"/>
+              <w14:ligatures w14:val="standardContextual"/>
+            </w:rPr>
+          </w:pPr>
+          <w:hyperlink w:anchor="_Toc233042314" w:history="1">
+            <w:r>
+              <w:rPr>
+                <w:rStyle w:val="Hyperlink"/>
+                <w:bCs/>
+                <w:noProof/>
+              </w:rPr>
+              <w:t>4.4.</w:t>
+            </w:r>
+            <w:r>
+              <w:rPr>
+                <w:rFonts w:asciiTheme="minorHAnsi" w:eastAsiaTheme="minorEastAsia" w:hAnsiTheme="minorHAnsi"/>
+                <w:noProof/>
+                <w:kern w:val="2"/>
+                <w:sz w:val="24"/>
+                <w:szCs w:val="24"/>
+                <w:lang w:eastAsia="ja-JP"/>
+                <w14:ligatures w14:val="standardContextual"/>
+              </w:rPr>
+              <w:tab/>
+            </w:r>
+            <w:r>
+              <w:rPr>
+                <w:rStyle w:val="Hyperlink"/>
+                <w:noProof/>
+              </w:rPr>
+              <w:t>Motoranbindung und Motion-Grundlage</w:t>
+            </w:r>
+            <w:r>
+              <w:rPr>
+                <w:noProof/>
+                <w:webHidden/>
+              </w:rPr>
+              <w:tab/>
+            </w:r>
+            <w:r>
+              <w:rPr>
+                <w:noProof/>
+                <w:webHidden/>
+              </w:rPr>
+              <w:fldChar w:fldCharType="begin"/>
+            </w:r>
+            <w:r>
+              <w:rPr>
+                <w:noProof/>
+                <w:webHidden/>
+              </w:rPr>
+              <w:instrText xml:space="preserve"> PAGEREF _Toc233042314 \h </w:instrText>
+            </w:r>
+            <w:r>
+              <w:rPr>
+                <w:noProof/>
+                <w:webHidden/>
+              </w:rPr>
+            </w:r>
+            <w:r>
+              <w:rPr>
+                <w:noProof/>
+                <w:webHidden/>
+              </w:rPr>
+              <w:fldChar w:fldCharType="separate"/>
+            </w:r>
+            <w:r>
+              <w:rPr>
+                <w:noProof/>
+                <w:webHidden/>
+              </w:rPr>
+              <w:t>8</w:t>
+            </w:r>
+            <w:r>
+              <w:rPr>
+                <w:noProof/>
+                <w:webHidden/>
+              </w:rPr>
+              <w:fldChar w:fldCharType="end"/>
+            </w:r>
+          </w:hyperlink>
+        </w:p>
+        <w:p>
+          <w:pPr>
+            <w:pStyle w:val="Verzeichnis2"/>
+            <w:tabs>
+              <w:tab w:val="left" w:pos="960"/>
+              <w:tab w:val="right" w:leader="dot" w:pos="9628"/>
+            </w:tabs>
+            <w:rPr>
+              <w:rFonts w:asciiTheme="minorHAnsi" w:eastAsiaTheme="minorEastAsia" w:hAnsiTheme="minorHAnsi"/>
+              <w:noProof/>
+              <w:kern w:val="2"/>
+              <w:sz w:val="24"/>
+              <w:szCs w:val="24"/>
+              <w:lang w:eastAsia="ja-JP"/>
+              <w14:ligatures w14:val="standardContextual"/>
+            </w:rPr>
+          </w:pPr>
+          <w:hyperlink w:anchor="_Toc233042315" w:history="1">
+            <w:r>
+              <w:rPr>
+                <w:rStyle w:val="Hyperlink"/>
+                <w:bCs/>
+                <w:noProof/>
+              </w:rPr>
+              <w:t>4.5.</w:t>
+            </w:r>
+            <w:r>
+              <w:rPr>
+                <w:rFonts w:asciiTheme="minorHAnsi" w:eastAsiaTheme="minorEastAsia" w:hAnsiTheme="minorHAnsi"/>
+                <w:noProof/>
+                <w:kern w:val="2"/>
+                <w:sz w:val="24"/>
+                <w:szCs w:val="24"/>
+                <w:lang w:eastAsia="ja-JP"/>
+                <w14:ligatures w14:val="standardContextual"/>
+              </w:rPr>
+              <w:tab/>
+            </w:r>
+            <w:r>
+              <w:rPr>
+                <w:rStyle w:val="Hyperlink"/>
+                <w:noProof/>
+              </w:rPr>
+              <w:t>Aufbau der Sensorik und Hilfsklassen</w:t>
+            </w:r>
+            <w:r>
+              <w:rPr>
+                <w:noProof/>
+                <w:webHidden/>
+              </w:rPr>
+              <w:tab/>
+            </w:r>
+            <w:r>
+              <w:rPr>
+                <w:noProof/>
+                <w:webHidden/>
+              </w:rPr>
+              <w:fldChar w:fldCharType="begin"/>
+            </w:r>
+            <w:r>
+              <w:rPr>
+                <w:noProof/>
+                <w:webHidden/>
+              </w:rPr>
+              <w:instrText xml:space="preserve"> PAGEREF _Toc233042315 \h </w:instrText>
+            </w:r>
+            <w:r>
+              <w:rPr>
+                <w:noProof/>
+                <w:webHidden/>
+              </w:rPr>
+            </w:r>
+            <w:r>
+              <w:rPr>
+                <w:noProof/>
+                <w:webHidden/>
+              </w:rPr>
+              <w:fldChar w:fldCharType="separate"/>
+            </w:r>
+            <w:r>
+              <w:rPr>
+                <w:noProof/>
+                <w:webHidden/>
+              </w:rPr>
+              <w:t>8</w:t>
+            </w:r>
+            <w:r>
+              <w:rPr>
+                <w:noProof/>
+                <w:webHidden/>
+              </w:rPr>
+              <w:fldChar w:fldCharType="end"/>
+            </w:r>
+          </w:hyperlink>
+        </w:p>
+        <w:p>
+          <w:pPr>
+            <w:pStyle w:val="Verzeichnis2"/>
+            <w:tabs>
+              <w:tab w:val="left" w:pos="960"/>
+              <w:tab w:val="right" w:leader="dot" w:pos="9628"/>
+            </w:tabs>
+            <w:rPr>
+              <w:rFonts w:asciiTheme="minorHAnsi" w:eastAsiaTheme="minorEastAsia" w:hAnsiTheme="minorHAnsi"/>
+              <w:noProof/>
+              <w:kern w:val="2"/>
+              <w:sz w:val="24"/>
+              <w:szCs w:val="24"/>
+              <w:lang w:eastAsia="ja-JP"/>
+              <w14:ligatures w14:val="standardContextual"/>
+            </w:rPr>
+          </w:pPr>
+          <w:hyperlink w:anchor="_Toc233042316" w:history="1">
+            <w:r>
+              <w:rPr>
+                <w:rStyle w:val="Hyperlink"/>
+                <w:bCs/>
+                <w:noProof/>
+              </w:rPr>
+              <w:t>4.6.</w:t>
+            </w:r>
+            <w:r>
+              <w:rPr>
+                <w:rFonts w:asciiTheme="minorHAnsi" w:eastAsiaTheme="minorEastAsia" w:hAnsiTheme="minorHAnsi"/>
+                <w:noProof/>
+                <w:kern w:val="2"/>
+                <w:sz w:val="24"/>
+                <w:szCs w:val="24"/>
+                <w:lang w:eastAsia="ja-JP"/>
+                <w14:ligatures w14:val="standardContextual"/>
+              </w:rPr>
+              <w:tab/>
+            </w:r>
+            <w:r>
+              <w:rPr>
+                <w:rStyle w:val="Hyperlink"/>
+                <w:noProof/>
+              </w:rPr>
+              <w:t>Umsetzung der Hauptsteuerung</w:t>
+            </w:r>
+            <w:r>
+              <w:rPr>
+                <w:noProof/>
+                <w:webHidden/>
+              </w:rPr>
+              <w:tab/>
+            </w:r>
+            <w:r>
+              <w:rPr>
+                <w:noProof/>
+                <w:webHidden/>
+              </w:rPr>
+              <w:fldChar w:fldCharType="begin"/>
+            </w:r>
+            <w:r>
+              <w:rPr>
+                <w:noProof/>
+                <w:webHidden/>
+              </w:rPr>
+              <w:instrText xml:space="preserve"> PAGEREF _Toc233042316 \h </w:instrText>
+            </w:r>
+            <w:r>
+              <w:rPr>
+                <w:noProof/>
+                <w:webHidden/>
+              </w:rPr>
+            </w:r>
+            <w:r>
+              <w:rPr>
+                <w:noProof/>
+                <w:webHidden/>
+              </w:rPr>
+              <w:fldChar w:fldCharType="separate"/>
+            </w:r>
+            <w:r>
+              <w:rPr>
+                <w:noProof/>
+                <w:webHidden/>
+              </w:rPr>
+              <w:t>8</w:t>
+            </w:r>
+            <w:r>
+              <w:rPr>
+                <w:noProof/>
+                <w:webHidden/>
+              </w:rPr>
+              <w:fldChar w:fldCharType="end"/>
+            </w:r>
+          </w:hyperlink>
+        </w:p>
+        <w:p>
+          <w:pPr>
+            <w:pStyle w:val="Verzeichnis2"/>
+            <w:tabs>
+              <w:tab w:val="left" w:pos="960"/>
+              <w:tab w:val="right" w:leader="dot" w:pos="9628"/>
+            </w:tabs>
+            <w:rPr>
+              <w:rFonts w:asciiTheme="minorHAnsi" w:eastAsiaTheme="minorEastAsia" w:hAnsiTheme="minorHAnsi"/>
+              <w:noProof/>
+              <w:kern w:val="2"/>
+              <w:sz w:val="24"/>
+              <w:szCs w:val="24"/>
+              <w:lang w:eastAsia="ja-JP"/>
+              <w14:ligatures w14:val="standardContextual"/>
+            </w:rPr>
+          </w:pPr>
+          <w:hyperlink w:anchor="_Toc233042317" w:history="1">
+            <w:r>
+              <w:rPr>
+                <w:rStyle w:val="Hyperlink"/>
+                <w:bCs/>
+                <w:noProof/>
+              </w:rPr>
+              <w:t>4.7.</w:t>
+            </w:r>
+            <w:r>
+              <w:rPr>
+                <w:rFonts w:asciiTheme="minorHAnsi" w:eastAsiaTheme="minorEastAsia" w:hAnsiTheme="minorHAnsi"/>
+                <w:noProof/>
+                <w:kern w:val="2"/>
+                <w:sz w:val="24"/>
+                <w:szCs w:val="24"/>
+                <w:lang w:eastAsia="ja-JP"/>
+                <w14:ligatures w14:val="standardContextual"/>
+              </w:rPr>
+              <w:tab/>
+            </w:r>
+            <w:r>
+              <w:rPr>
+                <w:rStyle w:val="Hyperlink"/>
+                <w:noProof/>
+              </w:rPr>
+              <w:t>Schrittkette der Aufzugsteuerung</w:t>
+            </w:r>
+            <w:r>
+              <w:rPr>
+                <w:noProof/>
+                <w:webHidden/>
+              </w:rPr>
+              <w:tab/>
+            </w:r>
+            <w:r>
+              <w:rPr>
+                <w:noProof/>
+                <w:webHidden/>
+              </w:rPr>
+              <w:fldChar w:fldCharType="begin"/>
+            </w:r>
+            <w:r>
+              <w:rPr>
+                <w:noProof/>
+                <w:webHidden/>
+              </w:rPr>
+              <w:instrText xml:space="preserve"> PAGEREF _Toc233042317 \h </w:instrText>
+            </w:r>
+            <w:r>
+              <w:rPr>
+                <w:noProof/>
+                <w:webHidden/>
+              </w:rPr>
+            </w:r>
+            <w:r>
+              <w:rPr>
+                <w:noProof/>
+                <w:webHidden/>
+              </w:rPr>
+              <w:fldChar w:fldCharType="separate"/>
+            </w:r>
+            <w:r>
+              <w:rPr>
+                <w:noProof/>
+                <w:webHidden/>
+              </w:rPr>
+              <w:t>8</w:t>
+            </w:r>
+            <w:r>
+              <w:rPr>
+                <w:noProof/>
+                <w:webHidden/>
+              </w:rPr>
+              <w:fldChar w:fldCharType="end"/>
+            </w:r>
+          </w:hyperlink>
+        </w:p>
+        <w:p>
+          <w:pPr>
+            <w:pStyle w:val="Verzeichnis2"/>
+            <w:tabs>
+              <w:tab w:val="left" w:pos="960"/>
+              <w:tab w:val="right" w:leader="dot" w:pos="9628"/>
+            </w:tabs>
+            <w:rPr>
+              <w:rFonts w:asciiTheme="minorHAnsi" w:eastAsiaTheme="minorEastAsia" w:hAnsiTheme="minorHAnsi"/>
+              <w:noProof/>
+              <w:kern w:val="2"/>
+              <w:sz w:val="24"/>
+              <w:szCs w:val="24"/>
+              <w:lang w:eastAsia="ja-JP"/>
+              <w14:ligatures w14:val="standardContextual"/>
+            </w:rPr>
+          </w:pPr>
+          <w:hyperlink w:anchor="_Toc233042318" w:history="1">
+            <w:r>
+              <w:rPr>
+                <w:rStyle w:val="Hyperlink"/>
+                <w:bCs/>
+                <w:noProof/>
+              </w:rPr>
+              <w:t>4.8.</w:t>
+            </w:r>
+            <w:r>
+              <w:rPr>
+                <w:rFonts w:asciiTheme="minorHAnsi" w:eastAsiaTheme="minorEastAsia" w:hAnsiTheme="minorHAnsi"/>
+                <w:noProof/>
+                <w:kern w:val="2"/>
+                <w:sz w:val="24"/>
+                <w:szCs w:val="24"/>
+                <w:lang w:eastAsia="ja-JP"/>
+                <w14:ligatures w14:val="standardContextual"/>
+              </w:rPr>
+              <w:tab/>
+            </w:r>
+            <w:r>
+              <w:rPr>
+                <w:rStyle w:val="Hyperlink"/>
+                <w:noProof/>
+              </w:rPr>
+              <w:t>Ansteuerung von Aufzug- und Türantrieb</w:t>
+            </w:r>
+            <w:r>
+              <w:rPr>
+                <w:noProof/>
+                <w:webHidden/>
+              </w:rPr>
+              <w:tab/>
+            </w:r>
+            <w:r>
+              <w:rPr>
+                <w:noProof/>
+                <w:webHidden/>
+              </w:rPr>
+              <w:fldChar w:fldCharType="begin"/>
+            </w:r>
+            <w:r>
+              <w:rPr>
+                <w:noProof/>
+                <w:webHidden/>
+              </w:rPr>
+              <w:instrText xml:space="preserve"> PAGEREF _Toc233042318 \h </w:instrText>
+            </w:r>
+            <w:r>
+              <w:rPr>
+                <w:noProof/>
+                <w:webHidden/>
+              </w:rPr>
+            </w:r>
+            <w:r>
+              <w:rPr>
+                <w:noProof/>
+                <w:webHidden/>
+              </w:rPr>
+              <w:fldChar w:fldCharType="separate"/>
+            </w:r>
+            <w:r>
+              <w:rPr>
+                <w:noProof/>
+                <w:webHidden/>
+              </w:rPr>
+              <w:t>8</w:t>
+            </w:r>
+            <w:r>
+              <w:rPr>
+                <w:noProof/>
+                <w:webHidden/>
+              </w:rPr>
+              <w:fldChar w:fldCharType="end"/>
+            </w:r>
+          </w:hyperlink>
+        </w:p>
+        <w:p>
+          <w:pPr>
+            <w:pStyle w:val="Verzeichnis2"/>
+            <w:tabs>
+              <w:tab w:val="left" w:pos="960"/>
+              <w:tab w:val="right" w:leader="dot" w:pos="9628"/>
+            </w:tabs>
+            <w:rPr>
+              <w:rFonts w:asciiTheme="minorHAnsi" w:eastAsiaTheme="minorEastAsia" w:hAnsiTheme="minorHAnsi"/>
+              <w:noProof/>
+              <w:kern w:val="2"/>
+              <w:sz w:val="24"/>
+              <w:szCs w:val="24"/>
+              <w:lang w:eastAsia="ja-JP"/>
+              <w14:ligatures w14:val="standardContextual"/>
+            </w:rPr>
+          </w:pPr>
+          <w:hyperlink w:anchor="_Toc233042319" w:history="1">
+            <w:r>
+              <w:rPr>
+                <w:rStyle w:val="Hyperlink"/>
+                <w:bCs/>
+                <w:noProof/>
+              </w:rPr>
+              <w:t>4.9.</w:t>
+            </w:r>
+            <w:r>
+              <w:rPr>
+                <w:rFonts w:asciiTheme="minorHAnsi" w:eastAsiaTheme="minorEastAsia" w:hAnsiTheme="minorHAnsi"/>
+                <w:noProof/>
+                <w:kern w:val="2"/>
+                <w:sz w:val="24"/>
+                <w:szCs w:val="24"/>
+                <w:lang w:eastAsia="ja-JP"/>
+                <w14:ligatures w14:val="standardContextual"/>
+              </w:rPr>
+              <w:tab/>
+            </w:r>
+            <w:r>
+              <w:rPr>
+                <w:rStyle w:val="Hyperlink"/>
+                <w:noProof/>
+              </w:rPr>
+              <w:t>HMI-Anbindung und Visualisierung</w:t>
+            </w:r>
+            <w:r>
+              <w:rPr>
+                <w:noProof/>
+                <w:webHidden/>
+              </w:rPr>
+              <w:tab/>
+            </w:r>
+            <w:r>
+              <w:rPr>
+                <w:noProof/>
+                <w:webHidden/>
+              </w:rPr>
+              <w:fldChar w:fldCharType="begin"/>
+            </w:r>
+            <w:r>
+              <w:rPr>
+                <w:noProof/>
+                <w:webHidden/>
+              </w:rPr>
+              <w:instrText xml:space="preserve"> PAGEREF _Toc233042319 \h </w:instrText>
+            </w:r>
+            <w:r>
+              <w:rPr>
+                <w:noProof/>
+                <w:webHidden/>
+              </w:rPr>
+            </w:r>
+            <w:r>
+              <w:rPr>
+                <w:noProof/>
+                <w:webHidden/>
+              </w:rPr>
+              <w:fldChar w:fldCharType="separate"/>
+            </w:r>
+            <w:r>
+              <w:rPr>
+                <w:noProof/>
+                <w:webHidden/>
+              </w:rPr>
+              <w:t>8</w:t>
+            </w:r>
+            <w:r>
+              <w:rPr>
+                <w:noProof/>
+                <w:webHidden/>
+              </w:rPr>
+              <w:fldChar w:fldCharType="end"/>
+            </w:r>
+          </w:hyperlink>
+        </w:p>
+        <w:p>
+          <w:pPr>
+            <w:pStyle w:val="Verzeichnis2"/>
+            <w:tabs>
+              <w:tab w:val="left" w:pos="960"/>
+              <w:tab w:val="right" w:leader="dot" w:pos="9628"/>
+            </w:tabs>
+            <w:rPr>
+              <w:rFonts w:asciiTheme="minorHAnsi" w:eastAsiaTheme="minorEastAsia" w:hAnsiTheme="minorHAnsi"/>
+              <w:noProof/>
+              <w:kern w:val="2"/>
+              <w:sz w:val="24"/>
+              <w:szCs w:val="24"/>
+              <w:lang w:eastAsia="ja-JP"/>
+              <w14:ligatures w14:val="standardContextual"/>
+            </w:rPr>
+          </w:pPr>
+          <w:hyperlink w:anchor="_Toc233042320" w:history="1">
+            <w:r>
+              <w:rPr>
+                <w:rStyle w:val="Hyperlink"/>
+                <w:bCs/>
+                <w:noProof/>
+              </w:rPr>
+              <w:t>4.10.</w:t>
+            </w:r>
+            <w:r>
+              <w:rPr>
+                <w:rFonts w:asciiTheme="minorHAnsi" w:eastAsiaTheme="minorEastAsia" w:hAnsiTheme="minorHAnsi"/>
+                <w:noProof/>
+                <w:kern w:val="2"/>
+                <w:sz w:val="24"/>
+                <w:szCs w:val="24"/>
+                <w:lang w:eastAsia="ja-JP"/>
+                <w14:ligatures w14:val="standardContextual"/>
+              </w:rPr>
+              <w:tab/>
+            </w:r>
+            <w:r>
+              <w:rPr>
+                <w:rStyle w:val="Hyperlink"/>
+                <w:noProof/>
+              </w:rPr>
+              <w:t>Testen, Bugfixes und Zusammenführung der Branches</w:t>
+            </w:r>
+            <w:r>
+              <w:rPr>
+                <w:noProof/>
+                <w:webHidden/>
+              </w:rPr>
+              <w:tab/>
+            </w:r>
+            <w:r>
+              <w:rPr>
+                <w:noProof/>
+                <w:webHidden/>
+              </w:rPr>
+              <w:fldChar w:fldCharType="begin"/>
+            </w:r>
+            <w:r>
+              <w:rPr>
+                <w:noProof/>
+                <w:webHidden/>
+              </w:rPr>
+              <w:instrText xml:space="preserve"> PAGEREF _Toc233042320 \h </w:instrText>
+            </w:r>
+            <w:r>
+              <w:rPr>
+                <w:noProof/>
+                <w:webHidden/>
+              </w:rPr>
+            </w:r>
+            <w:r>
+              <w:rPr>
+                <w:noProof/>
+                <w:webHidden/>
+              </w:rPr>
+              <w:fldChar w:fldCharType="separate"/>
+            </w:r>
+            <w:r>
+              <w:rPr>
+                <w:noProof/>
+                <w:webHidden/>
+              </w:rPr>
+              <w:t>8</w:t>
+            </w:r>
+            <w:r>
+              <w:rPr>
+                <w:noProof/>
+                <w:webHidden/>
+              </w:rPr>
+              <w:fldChar w:fldCharType="end"/>
+            </w:r>
+          </w:hyperlink>
+        </w:p>
+        <w:p>
+          <w:pPr>
+            <w:pStyle w:val="Verzeichnis1"/>
+            <w:tabs>
+              <w:tab w:val="left" w:pos="480"/>
+              <w:tab w:val="right" w:leader="dot" w:pos="9628"/>
+            </w:tabs>
+            <w:rPr>
+              <w:rFonts w:asciiTheme="minorHAnsi" w:eastAsiaTheme="minorEastAsia" w:hAnsiTheme="minorHAnsi"/>
+              <w:noProof/>
+              <w:kern w:val="2"/>
+              <w:sz w:val="24"/>
+              <w:szCs w:val="24"/>
+              <w:lang w:eastAsia="ja-JP"/>
+              <w14:ligatures w14:val="standardContextual"/>
+            </w:rPr>
+          </w:pPr>
+          <w:hyperlink w:anchor="_Toc233042321" w:history="1">
+            <w:r>
+              <w:rPr>
+                <w:rStyle w:val="Hyperlink"/>
+                <w:bCs/>
+                <w:noProof/>
+              </w:rPr>
+              <w:t>5.</w:t>
+            </w:r>
+            <w:r>
+              <w:rPr>
+                <w:rFonts w:asciiTheme="minorHAnsi" w:eastAsiaTheme="minorEastAsia" w:hAnsiTheme="minorHAnsi"/>
+                <w:noProof/>
+                <w:kern w:val="2"/>
+                <w:sz w:val="24"/>
+                <w:szCs w:val="24"/>
+                <w:lang w:eastAsia="ja-JP"/>
+                <w14:ligatures w14:val="standardContextual"/>
+              </w:rPr>
+              <w:tab/>
+            </w:r>
+            <w:r>
+              <w:rPr>
+                <w:rStyle w:val="Hyperlink"/>
+                <w:noProof/>
+              </w:rPr>
+              <w:t>Schlussteil</w:t>
+            </w:r>
+            <w:r>
+              <w:rPr>
+                <w:noProof/>
+                <w:webHidden/>
+              </w:rPr>
+              <w:tab/>
+            </w:r>
+            <w:r>
+              <w:rPr>
+                <w:noProof/>
+                <w:webHidden/>
+              </w:rPr>
+              <w:fldChar w:fldCharType="begin"/>
+            </w:r>
+            <w:r>
+              <w:rPr>
+                <w:noProof/>
+                <w:webHidden/>
+              </w:rPr>
+              <w:instrText xml:space="preserve"> PAGEREF _Toc233042321 \h </w:instrText>
+            </w:r>
+            <w:r>
+              <w:rPr>
+                <w:noProof/>
+                <w:webHidden/>
+              </w:rPr>
+            </w:r>
+            <w:r>
+              <w:rPr>
+                <w:noProof/>
+                <w:webHidden/>
+              </w:rPr>
+              <w:fldChar w:fldCharType="separate"/>
+            </w:r>
+            <w:r>
+              <w:rPr>
+                <w:noProof/>
+                <w:webHidden/>
+              </w:rPr>
+              <w:t>9</w:t>
+            </w:r>
+            <w:r>
+              <w:rPr>
+                <w:noProof/>
+                <w:webHidden/>
+              </w:rPr>
+              <w:fldChar w:fldCharType="end"/>
+            </w:r>
+          </w:hyperlink>
+        </w:p>
+        <w:p>
+          <w:pPr>
+            <w:pStyle w:val="Verzeichnis2"/>
+            <w:tabs>
+              <w:tab w:val="left" w:pos="960"/>
+              <w:tab w:val="right" w:leader="dot" w:pos="9628"/>
+            </w:tabs>
+            <w:rPr>
+              <w:rFonts w:asciiTheme="minorHAnsi" w:eastAsiaTheme="minorEastAsia" w:hAnsiTheme="minorHAnsi"/>
+              <w:noProof/>
+              <w:kern w:val="2"/>
+              <w:sz w:val="24"/>
+              <w:szCs w:val="24"/>
+              <w:lang w:eastAsia="ja-JP"/>
+              <w14:ligatures w14:val="standardContextual"/>
+            </w:rPr>
+          </w:pPr>
+          <w:hyperlink w:anchor="_Toc233042322" w:history="1">
+            <w:r>
+              <w:rPr>
+                <w:rStyle w:val="Hyperlink"/>
+                <w:bCs/>
+                <w:noProof/>
+              </w:rPr>
+              <w:t>5.1.</w:t>
+            </w:r>
+            <w:r>
+              <w:rPr>
+                <w:rFonts w:asciiTheme="minorHAnsi" w:eastAsiaTheme="minorEastAsia" w:hAnsiTheme="minorHAnsi"/>
+                <w:noProof/>
+                <w:kern w:val="2"/>
+                <w:sz w:val="24"/>
+                <w:szCs w:val="24"/>
+                <w:lang w:eastAsia="ja-JP"/>
+                <w14:ligatures w14:val="standardContextual"/>
+              </w:rPr>
+              <w:tab/>
+            </w:r>
+            <w:r>
+              <w:rPr>
+                <w:rStyle w:val="Hyperlink"/>
+                <w:noProof/>
+              </w:rPr>
+              <w:t>Niklaus</w:t>
+            </w:r>
+            <w:r>
+              <w:rPr>
+                <w:noProof/>
+                <w:webHidden/>
+              </w:rPr>
+              <w:tab/>
+            </w:r>
+            <w:r>
+              <w:rPr>
+                <w:noProof/>
+                <w:webHidden/>
+              </w:rPr>
+              <w:fldChar w:fldCharType="begin"/>
+            </w:r>
+            <w:r>
+              <w:rPr>
+                <w:noProof/>
+                <w:webHidden/>
+              </w:rPr>
+              <w:instrText xml:space="preserve"> PAGEREF _Toc233042322 \h </w:instrText>
+            </w:r>
+            <w:r>
+              <w:rPr>
+                <w:noProof/>
+                <w:webHidden/>
+              </w:rPr>
+            </w:r>
+            <w:r>
+              <w:rPr>
+                <w:noProof/>
+                <w:webHidden/>
+              </w:rPr>
+              <w:fldChar w:fldCharType="separate"/>
+            </w:r>
+            <w:r>
+              <w:rPr>
+                <w:noProof/>
+                <w:webHidden/>
+              </w:rPr>
+              <w:t>9</w:t>
+            </w:r>
+            <w:r>
+              <w:rPr>
+                <w:noProof/>
+                <w:webHidden/>
+              </w:rPr>
+              <w:fldChar w:fldCharType="end"/>
+            </w:r>
+          </w:hyperlink>
+        </w:p>
+        <w:p>
+          <w:pPr>
+            <w:pStyle w:val="Verzeichnis2"/>
+            <w:tabs>
+              <w:tab w:val="left" w:pos="960"/>
+              <w:tab w:val="right" w:leader="dot" w:pos="9628"/>
+            </w:tabs>
+            <w:rPr>
+              <w:rFonts w:asciiTheme="minorHAnsi" w:eastAsiaTheme="minorEastAsia" w:hAnsiTheme="minorHAnsi"/>
+              <w:noProof/>
+              <w:kern w:val="2"/>
+              <w:sz w:val="24"/>
+              <w:szCs w:val="24"/>
+              <w:lang w:eastAsia="ja-JP"/>
+              <w14:ligatures w14:val="standardContextual"/>
+            </w:rPr>
+          </w:pPr>
+          <w:hyperlink w:anchor="_Toc233042323" w:history="1">
+            <w:r>
+              <w:rPr>
+                <w:rStyle w:val="Hyperlink"/>
+                <w:bCs/>
+                <w:noProof/>
+              </w:rPr>
+              <w:t>5.2.</w:t>
+            </w:r>
+            <w:r>
+              <w:rPr>
+                <w:rFonts w:asciiTheme="minorHAnsi" w:eastAsiaTheme="minorEastAsia" w:hAnsiTheme="minorHAnsi"/>
+                <w:noProof/>
+                <w:kern w:val="2"/>
+                <w:sz w:val="24"/>
+                <w:szCs w:val="24"/>
+                <w:lang w:eastAsia="ja-JP"/>
+                <w14:ligatures w14:val="standardContextual"/>
+              </w:rPr>
+              <w:tab/>
+            </w:r>
+            <w:r>
+              <w:rPr>
+                <w:rStyle w:val="Hyperlink"/>
+                <w:noProof/>
+              </w:rPr>
+              <w:t>Hassan</w:t>
+            </w:r>
+            <w:r>
+              <w:rPr>
+                <w:noProof/>
+                <w:webHidden/>
+              </w:rPr>
+              <w:tab/>
+            </w:r>
+            <w:r>
+              <w:rPr>
+                <w:noProof/>
+                <w:webHidden/>
+              </w:rPr>
+              <w:fldChar w:fldCharType="begin"/>
+            </w:r>
+            <w:r>
+              <w:rPr>
+                <w:noProof/>
+                <w:webHidden/>
+              </w:rPr>
+              <w:instrText xml:space="preserve"> PAGEREF _Toc233042323 \h </w:instrText>
+            </w:r>
+            <w:r>
+              <w:rPr>
+                <w:noProof/>
+                <w:webHidden/>
+              </w:rPr>
+            </w:r>
+            <w:r>
+              <w:rPr>
+                <w:noProof/>
+                <w:webHidden/>
+              </w:rPr>
+              <w:fldChar w:fldCharType="separate"/>
+            </w:r>
+            <w:r>
+              <w:rPr>
+                <w:noProof/>
+                <w:webHidden/>
+              </w:rPr>
+              <w:t>9</w:t>
             </w:r>
             <w:r>
               <w:rPr>
@@ -1683,7 +2813,7 @@
               <w14:ligatures w14:val="standardContextual"/>
             </w:rPr>
           </w:pPr>
-          <w:hyperlink w:anchor="_Toc231874437" w:history="1">
+          <w:hyperlink w:anchor="_Toc233042324" w:history="1">
             <w:r>
               <w:rPr>
                 <w:rStyle w:val="Hyperlink"/>
@@ -1710,7 +2840,7 @@
                 <w:noProof/>
                 <w:webHidden/>
               </w:rPr>
-              <w:instrText xml:space="preserve"> PAGEREF _Toc231874437 \h </w:instrText>
+              <w:instrText xml:space="preserve"> PAGEREF _Toc233042324 \h </w:instrText>
             </w:r>
             <w:r>
               <w:rPr>
@@ -1757,7 +2887,7 @@
               <w14:ligatures w14:val="standardContextual"/>
             </w:rPr>
           </w:pPr>
-          <w:hyperlink w:anchor="_Toc231874438" w:history="1">
+          <w:hyperlink w:anchor="_Toc233042325" w:history="1">
             <w:r>
               <w:rPr>
                 <w:rStyle w:val="Hyperlink"/>
@@ -1784,7 +2914,7 @@
                 <w:noProof/>
                 <w:webHidden/>
               </w:rPr>
-              <w:instrText xml:space="preserve"> PAGEREF _Toc231874438 \h </w:instrText>
+              <w:instrText xml:space="preserve"> PAGEREF _Toc233042325 \h </w:instrText>
             </w:r>
             <w:r>
               <w:rPr>
@@ -1804,7 +2934,7 @@
                 <w:noProof/>
                 <w:webHidden/>
               </w:rPr>
-              <w:t>10</w:t>
+              <w:t>12</w:t>
             </w:r>
             <w:r>
               <w:rPr>
@@ -1831,7 +2961,7 @@
               <w14:ligatures w14:val="standardContextual"/>
             </w:rPr>
           </w:pPr>
-          <w:hyperlink w:anchor="_Toc231874439" w:history="1">
+          <w:hyperlink w:anchor="_Toc233042326" w:history="1">
             <w:r>
               <w:rPr>
                 <w:rStyle w:val="Hyperlink"/>
@@ -1858,7 +2988,7 @@
                 <w:noProof/>
                 <w:webHidden/>
               </w:rPr>
-              <w:instrText xml:space="preserve"> PAGEREF _Toc231874439 \h </w:instrText>
+              <w:instrText xml:space="preserve"> PAGEREF _Toc233042326 \h </w:instrText>
             </w:r>
             <w:r>
               <w:rPr>
@@ -1878,7 +3008,7 @@
                 <w:noProof/>
                 <w:webHidden/>
               </w:rPr>
-              <w:t>11</w:t>
+              <w:t>13</w:t>
             </w:r>
             <w:r>
               <w:rPr>
@@ -1905,7 +3035,7 @@
               <w14:ligatures w14:val="standardContextual"/>
             </w:rPr>
           </w:pPr>
-          <w:hyperlink w:anchor="_Toc231874440" w:history="1">
+          <w:hyperlink w:anchor="_Toc233042327" w:history="1">
             <w:r>
               <w:rPr>
                 <w:rStyle w:val="Hyperlink"/>
@@ -1932,7 +3062,7 @@
                 <w:noProof/>
                 <w:webHidden/>
               </w:rPr>
-              <w:instrText xml:space="preserve"> PAGEREF _Toc231874440 \h </w:instrText>
+              <w:instrText xml:space="preserve"> PAGEREF _Toc233042327 \h </w:instrText>
             </w:r>
             <w:r>
               <w:rPr>
@@ -1952,7 +3082,7 @@
                 <w:noProof/>
                 <w:webHidden/>
               </w:rPr>
-              <w:t>12</w:t>
+              <w:t>14</w:t>
             </w:r>
             <w:r>
               <w:rPr>
@@ -1979,7 +3109,7 @@
               <w14:ligatures w14:val="standardContextual"/>
             </w:rPr>
           </w:pPr>
-          <w:hyperlink w:anchor="_Toc231874441" w:history="1">
+          <w:hyperlink w:anchor="_Toc233042328" w:history="1">
             <w:r>
               <w:rPr>
                 <w:rStyle w:val="Hyperlink"/>
@@ -2006,7 +3136,7 @@
                 <w:noProof/>
                 <w:webHidden/>
               </w:rPr>
-              <w:instrText xml:space="preserve"> PAGEREF _Toc231874441 \h </w:instrText>
+              <w:instrText xml:space="preserve"> PAGEREF _Toc233042328 \h </w:instrText>
             </w:r>
             <w:r>
               <w:rPr>
@@ -2026,7 +3156,7 @@
                 <w:noProof/>
                 <w:webHidden/>
               </w:rPr>
-              <w:t>13</w:t>
+              <w:t>16</w:t>
             </w:r>
             <w:r>
               <w:rPr>
@@ -2053,7 +3183,7 @@
               <w14:ligatures w14:val="standardContextual"/>
             </w:rPr>
           </w:pPr>
-          <w:hyperlink w:anchor="_Toc231874442" w:history="1">
+          <w:hyperlink w:anchor="_Toc233042329" w:history="1">
             <w:r>
               <w:rPr>
                 <w:rStyle w:val="Hyperlink"/>
@@ -2080,7 +3210,7 @@
                 <w:noProof/>
                 <w:webHidden/>
               </w:rPr>
-              <w:instrText xml:space="preserve"> PAGEREF _Toc231874442 \h </w:instrText>
+              <w:instrText xml:space="preserve"> PAGEREF _Toc233042329 \h </w:instrText>
             </w:r>
             <w:r>
               <w:rPr>
@@ -2100,7 +3230,7 @@
                 <w:noProof/>
                 <w:webHidden/>
               </w:rPr>
-              <w:t>13</w:t>
+              <w:t>16</w:t>
             </w:r>
             <w:r>
               <w:rPr>
@@ -2143,7 +3273,7 @@
       <w:pPr>
         <w:pStyle w:val="berschrift1"/>
       </w:pPr>
-      <w:bookmarkStart w:id="0" w:name="_Toc231874426"/>
+      <w:bookmarkStart w:id="0" w:name="_Toc233042300"/>
       <w:r>
         <w:lastRenderedPageBreak/>
         <w:t>Einleitung</w:t>
@@ -2171,7 +3301,7 @@
       <w:pPr>
         <w:pStyle w:val="berschrift1"/>
       </w:pPr>
-      <w:bookmarkStart w:id="1" w:name="_Toc231874427"/>
+      <w:bookmarkStart w:id="1" w:name="_Toc233042301"/>
       <w:r>
         <w:t>Anforderungen und Ziele</w:t>
       </w:r>
@@ -2205,14 +3335,13 @@
       <w:pPr>
         <w:pStyle w:val="berschrift2"/>
         <w:rPr>
-          <w:b/>
+          <w:b w:val="0"/>
           <w:bCs/>
         </w:rPr>
       </w:pPr>
-      <w:bookmarkStart w:id="2" w:name="_Toc231874428"/>
+      <w:bookmarkStart w:id="2" w:name="_Toc233042302"/>
       <w:r>
         <w:rPr>
-          <w:b/>
           <w:bCs/>
         </w:rPr>
         <w:t>Muss-Ziele</w:t>
@@ -2253,14 +3382,13 @@
       <w:pPr>
         <w:pStyle w:val="berschrift2"/>
         <w:rPr>
-          <w:b/>
+          <w:b w:val="0"/>
           <w:bCs/>
         </w:rPr>
       </w:pPr>
-      <w:bookmarkStart w:id="3" w:name="_Toc231874429"/>
+      <w:bookmarkStart w:id="3" w:name="_Toc233042303"/>
       <w:r>
         <w:rPr>
-          <w:b/>
           <w:bCs/>
         </w:rPr>
         <w:t>Kann-Ziele / Bonus-Ziele</w:t>
@@ -2295,7 +3423,7 @@
       <w:pPr>
         <w:pStyle w:val="berschrift1"/>
       </w:pPr>
-      <w:bookmarkStart w:id="4" w:name="_Toc231874430"/>
+      <w:bookmarkStart w:id="4" w:name="_Toc233042304"/>
       <w:r>
         <w:t>Planen und Konzipieren</w:t>
       </w:r>
@@ -2316,21 +3444,19 @@
       <w:pPr>
         <w:pStyle w:val="berschrift2"/>
         <w:rPr>
-          <w:b/>
+          <w:b w:val="0"/>
           <w:bCs/>
         </w:rPr>
       </w:pPr>
       <w:r>
         <w:rPr>
-          <w:b/>
           <w:bCs/>
         </w:rPr>
         <w:t xml:space="preserve"> </w:t>
       </w:r>
-      <w:bookmarkStart w:id="5" w:name="_Toc231874431"/>
+      <w:bookmarkStart w:id="5" w:name="_Toc233042305"/>
       <w:r>
         <w:rPr>
-          <w:b/>
           <w:bCs/>
         </w:rPr>
         <w:t>Flussdiagramm</w:t>
@@ -2406,18 +3532,31 @@
         <w:pStyle w:val="Beschriftung"/>
         <w:jc w:val="center"/>
       </w:pPr>
-      <w:bookmarkStart w:id="6" w:name="_Toc231872781"/>
+      <w:bookmarkStart w:id="6" w:name="_Toc233046549"/>
       <w:r>
         <w:t xml:space="preserve">Abbildung </w:t>
       </w:r>
-      <w:fldSimple w:instr=" SEQ Abbildung \* ARABIC ">
-        <w:r>
-          <w:rPr>
-            <w:noProof/>
-          </w:rPr>
-          <w:t>1</w:t>
-        </w:r>
-      </w:fldSimple>
+      <w:r>
+        <w:fldChar w:fldCharType="begin"/>
+      </w:r>
+      <w:r>
+        <w:instrText xml:space="preserve"> SEQ Abbildung \* ARABIC </w:instrText>
+      </w:r>
+      <w:r>
+        <w:fldChar w:fldCharType="separate"/>
+      </w:r>
+      <w:r>
+        <w:rPr>
+          <w:noProof/>
+        </w:rPr>
+        <w:t>1</w:t>
+      </w:r>
+      <w:r>
+        <w:rPr>
+          <w:noProof/>
+        </w:rPr>
+        <w:fldChar w:fldCharType="end"/>
+      </w:r>
       <w:r>
         <w:t xml:space="preserve">: </w:t>
       </w:r>
@@ -2436,14 +3575,13 @@
       <w:pPr>
         <w:pStyle w:val="berschrift2"/>
         <w:rPr>
-          <w:b/>
+          <w:b w:val="0"/>
           <w:bCs/>
         </w:rPr>
       </w:pPr>
-      <w:bookmarkStart w:id="7" w:name="_Toc231874432"/>
+      <w:bookmarkStart w:id="7" w:name="_Toc233042306"/>
       <w:r>
         <w:rPr>
-          <w:b/>
           <w:bCs/>
         </w:rPr>
         <w:t>Zustandsautomat</w:t>
@@ -2524,18 +3662,31 @@
         <w:pStyle w:val="Beschriftung"/>
         <w:jc w:val="center"/>
       </w:pPr>
-      <w:bookmarkStart w:id="8" w:name="_Toc231872782"/>
+      <w:bookmarkStart w:id="8" w:name="_Toc233046550"/>
       <w:r>
         <w:t xml:space="preserve">Abbildung </w:t>
       </w:r>
-      <w:fldSimple w:instr=" SEQ Abbildung \* ARABIC ">
-        <w:r>
-          <w:rPr>
-            <w:noProof/>
-          </w:rPr>
-          <w:t>2</w:t>
-        </w:r>
-      </w:fldSimple>
+      <w:r>
+        <w:fldChar w:fldCharType="begin"/>
+      </w:r>
+      <w:r>
+        <w:instrText xml:space="preserve"> SEQ Abbildung \* ARABIC </w:instrText>
+      </w:r>
+      <w:r>
+        <w:fldChar w:fldCharType="separate"/>
+      </w:r>
+      <w:r>
+        <w:rPr>
+          <w:noProof/>
+        </w:rPr>
+        <w:t>2</w:t>
+      </w:r>
+      <w:r>
+        <w:rPr>
+          <w:noProof/>
+        </w:rPr>
+        <w:fldChar w:fldCharType="end"/>
+      </w:r>
       <w:r>
         <w:t xml:space="preserve">: </w:t>
       </w:r>
@@ -2559,17 +3710,16 @@
       <w:pPr>
         <w:pStyle w:val="berschrift2"/>
         <w:rPr>
-          <w:b/>
+          <w:b w:val="0"/>
           <w:bCs/>
         </w:rPr>
       </w:pPr>
       <w:r>
         <w:t xml:space="preserve"> </w:t>
       </w:r>
-      <w:bookmarkStart w:id="9" w:name="_Toc231874433"/>
+      <w:bookmarkStart w:id="9" w:name="_Toc233042307"/>
       <w:r>
         <w:rPr>
-          <w:b/>
           <w:bCs/>
         </w:rPr>
         <w:t>Architektur der Steuerung</w:t>
@@ -2654,18 +3804,31 @@
         <w:pStyle w:val="Beschriftung"/>
         <w:jc w:val="center"/>
       </w:pPr>
-      <w:bookmarkStart w:id="10" w:name="_Toc231872783"/>
+      <w:bookmarkStart w:id="10" w:name="_Toc233046551"/>
       <w:r>
         <w:t xml:space="preserve">Abbildung </w:t>
       </w:r>
-      <w:fldSimple w:instr=" SEQ Abbildung \* ARABIC ">
-        <w:r>
-          <w:rPr>
-            <w:noProof/>
-          </w:rPr>
-          <w:t>3</w:t>
-        </w:r>
-      </w:fldSimple>
+      <w:r>
+        <w:fldChar w:fldCharType="begin"/>
+      </w:r>
+      <w:r>
+        <w:instrText xml:space="preserve"> SEQ Abbildung \* ARABIC </w:instrText>
+      </w:r>
+      <w:r>
+        <w:fldChar w:fldCharType="separate"/>
+      </w:r>
+      <w:r>
+        <w:rPr>
+          <w:noProof/>
+        </w:rPr>
+        <w:t>3</w:t>
+      </w:r>
+      <w:r>
+        <w:rPr>
+          <w:noProof/>
+        </w:rPr>
+        <w:fldChar w:fldCharType="end"/>
+      </w:r>
       <w:r>
         <w:t xml:space="preserve">: </w:t>
       </w:r>
@@ -2690,14 +3853,13 @@
       <w:pPr>
         <w:pStyle w:val="berschrift2"/>
         <w:rPr>
-          <w:b/>
+          <w:b w:val="0"/>
           <w:bCs/>
         </w:rPr>
       </w:pPr>
-      <w:bookmarkStart w:id="11" w:name="_Toc231874434"/>
+      <w:bookmarkStart w:id="11" w:name="_Toc233042308"/>
       <w:r>
         <w:rPr>
-          <w:b/>
           <w:bCs/>
         </w:rPr>
         <w:lastRenderedPageBreak/>
@@ -2857,18 +4019,31 @@
         <w:pStyle w:val="Beschriftung"/>
         <w:jc w:val="center"/>
       </w:pPr>
-      <w:bookmarkStart w:id="12" w:name="_Toc231872784"/>
+      <w:bookmarkStart w:id="12" w:name="_Toc233046552"/>
       <w:r>
         <w:t xml:space="preserve">Abbildung </w:t>
       </w:r>
-      <w:fldSimple w:instr=" SEQ Abbildung \* ARABIC ">
-        <w:r>
-          <w:rPr>
-            <w:noProof/>
-          </w:rPr>
-          <w:t>4</w:t>
-        </w:r>
-      </w:fldSimple>
+      <w:r>
+        <w:fldChar w:fldCharType="begin"/>
+      </w:r>
+      <w:r>
+        <w:instrText xml:space="preserve"> SEQ Abbildung \* ARABIC </w:instrText>
+      </w:r>
+      <w:r>
+        <w:fldChar w:fldCharType="separate"/>
+      </w:r>
+      <w:r>
+        <w:rPr>
+          <w:noProof/>
+        </w:rPr>
+        <w:t>4</w:t>
+      </w:r>
+      <w:r>
+        <w:rPr>
+          <w:noProof/>
+        </w:rPr>
+        <w:fldChar w:fldCharType="end"/>
+      </w:r>
       <w:r>
         <w:t>: HMI-Skizze</w:t>
       </w:r>
@@ -2885,14 +4060,13 @@
       <w:pPr>
         <w:pStyle w:val="berschrift2"/>
         <w:rPr>
-          <w:b/>
+          <w:b w:val="0"/>
           <w:bCs/>
         </w:rPr>
       </w:pPr>
-      <w:bookmarkStart w:id="13" w:name="_Toc231874435"/>
+      <w:bookmarkStart w:id="13" w:name="_Toc233042309"/>
       <w:r>
         <w:rPr>
-          <w:b/>
           <w:bCs/>
         </w:rPr>
         <w:lastRenderedPageBreak/>
@@ -3029,21 +4203,924 @@
       <w:pPr>
         <w:pStyle w:val="berschrift1"/>
       </w:pPr>
-      <w:bookmarkStart w:id="14" w:name="_Toc231874436"/>
+      <w:bookmarkStart w:id="14" w:name="_Toc233042310"/>
       <w:r>
         <w:t>Umsetzung</w:t>
       </w:r>
       <w:bookmarkEnd w:id="14"/>
     </w:p>
+    <w:p>
+      <w:pPr>
+        <w:pStyle w:val="berschrift2"/>
+      </w:pPr>
+      <w:bookmarkStart w:id="15" w:name="_Toc233042311"/>
+      <w:r>
+        <w:t>Aufbau des SPS-Projekt</w:t>
+      </w:r>
+      <w:bookmarkEnd w:id="15"/>
+    </w:p>
+    <w:p>
+      <w:r>
+        <w:t xml:space="preserve">Nachdem die Analyse und die Planung abgeschlossen waren, wurde als erster Umsetzungsschritt das SPS-Projekt aufgebaut. Dafür wurde im LASAL </w:t>
+      </w:r>
+      <w:proofErr w:type="spellStart"/>
+      <w:r>
+        <w:t>Machine</w:t>
+      </w:r>
+      <w:proofErr w:type="spellEnd"/>
+      <w:r>
+        <w:t xml:space="preserve"> Manager eine neue Solution erstellt, in der die CP112-Steuerung und das HMI gemeinsam verwaltet werden. Damit war die Grundstruktur vorhanden, um später die SPS-Logik, die Antriebe und die Visualisierung im gleichen Projekt weiterzuentwickeln.</w:t>
+      </w:r>
+    </w:p>
+    <w:p/>
+    <w:p>
+      <w:r>
+        <w:t xml:space="preserve">Anschliessend wurde das Projekt in das gemeinsame GitHub-Repository hochgeladen, auf das beide Projektmitglieder Zugriff hatten. Die Repository-Struktur wurde in die Ordner Doc und </w:t>
+      </w:r>
+      <w:proofErr w:type="spellStart"/>
+      <w:r>
+        <w:t>src</w:t>
+      </w:r>
+      <w:proofErr w:type="spellEnd"/>
+      <w:r>
+        <w:t xml:space="preserve"> aufgeteilt. Im Ordner Doc wurden die Dokumentation, Aufgabenstellung und Analyse abgelegt. Im Ordner </w:t>
+      </w:r>
+      <w:proofErr w:type="spellStart"/>
+      <w:r>
+        <w:t>src</w:t>
+      </w:r>
+      <w:proofErr w:type="spellEnd"/>
+      <w:r>
+        <w:t xml:space="preserve"> befanden sich die LASAL-Projektdateien für SPS und HMI. Zusätzlich wurden eine .gitignore- und eine .</w:t>
+      </w:r>
+      <w:proofErr w:type="spellStart"/>
+      <w:r>
+        <w:t>gitattributes</w:t>
+      </w:r>
+      <w:proofErr w:type="spellEnd"/>
+      <w:r>
+        <w:t>-Datei ergänzt, damit die LASAL-Dateien sauber versioniert werden konnten.</w:t>
+      </w:r>
+    </w:p>
+    <w:p/>
+    <w:p/>
+    <w:p/>
+    <w:p>
+      <w:pPr>
+        <w:keepNext/>
+      </w:pPr>
+      <w:r>
+        <w:rPr>
+          <w:noProof/>
+        </w:rPr>
+        <w:lastRenderedPageBreak/>
+        <w:drawing>
+          <wp:inline distT="0" distB="0" distL="0" distR="0" wp14:anchorId="54625FE5" wp14:editId="029A37F3">
+            <wp:extent cx="6120130" cy="1140460"/>
+            <wp:effectExtent l="0" t="0" r="1270" b="2540"/>
+            <wp:docPr id="1795454183" name="Grafik 2" descr="Benutzeranhang"/>
+            <wp:cNvGraphicFramePr>
+              <a:graphicFrameLocks xmlns:a="http://schemas.openxmlformats.org/drawingml/2006/main" noChangeAspect="1"/>
+            </wp:cNvGraphicFramePr>
+            <a:graphic xmlns:a="http://schemas.openxmlformats.org/drawingml/2006/main">
+              <a:graphicData uri="http://schemas.openxmlformats.org/drawingml/2006/picture">
+                <pic:pic xmlns:pic="http://schemas.openxmlformats.org/drawingml/2006/picture">
+                  <pic:nvPicPr>
+                    <pic:cNvPr id="0" name="Picture 5" descr="Benutzeranhang"/>
+                    <pic:cNvPicPr>
+                      <a:picLocks noChangeAspect="1" noChangeArrowheads="1"/>
+                    </pic:cNvPicPr>
+                  </pic:nvPicPr>
+                  <pic:blipFill>
+                    <a:blip r:embed="rId19" cstate="print">
+                      <a:extLst>
+                        <a:ext uri="{28A0092B-C50C-407E-A947-70E740481C1C}">
+                          <a14:useLocalDpi xmlns:a14="http://schemas.microsoft.com/office/drawing/2010/main" val="0"/>
+                        </a:ext>
+                      </a:extLst>
+                    </a:blip>
+                    <a:srcRect/>
+                    <a:stretch>
+                      <a:fillRect/>
+                    </a:stretch>
+                  </pic:blipFill>
+                  <pic:spPr bwMode="auto">
+                    <a:xfrm>
+                      <a:off x="0" y="0"/>
+                      <a:ext cx="6120130" cy="1140460"/>
+                    </a:xfrm>
+                    <a:prstGeom prst="rect">
+                      <a:avLst/>
+                    </a:prstGeom>
+                    <a:noFill/>
+                    <a:ln>
+                      <a:noFill/>
+                    </a:ln>
+                  </pic:spPr>
+                </pic:pic>
+              </a:graphicData>
+            </a:graphic>
+          </wp:inline>
+        </w:drawing>
+      </w:r>
+    </w:p>
+    <w:p>
+      <w:pPr>
+        <w:pStyle w:val="Beschriftung"/>
+        <w:jc w:val="center"/>
+      </w:pPr>
+      <w:bookmarkStart w:id="16" w:name="_Toc233046553"/>
+      <w:r>
+        <w:t xml:space="preserve">Abbildung </w:t>
+      </w:r>
+      <w:r>
+        <w:fldChar w:fldCharType="begin"/>
+      </w:r>
+      <w:r>
+        <w:instrText xml:space="preserve"> SEQ Abbildung \* ARABIC </w:instrText>
+      </w:r>
+      <w:r>
+        <w:fldChar w:fldCharType="separate"/>
+      </w:r>
+      <w:r>
+        <w:rPr>
+          <w:noProof/>
+        </w:rPr>
+        <w:t>5</w:t>
+      </w:r>
+      <w:r>
+        <w:fldChar w:fldCharType="end"/>
+      </w:r>
+      <w:r>
+        <w:t xml:space="preserve">: </w:t>
+      </w:r>
+      <w:r>
+        <w:t>Ordnerstruktur des GitHub-</w:t>
+      </w:r>
+      <w:proofErr w:type="spellStart"/>
+      <w:r>
+        <w:t>Repositorys</w:t>
+      </w:r>
+      <w:bookmarkEnd w:id="16"/>
+      <w:proofErr w:type="spellEnd"/>
+    </w:p>
+    <w:p>
+      <w:pPr>
+        <w:pStyle w:val="berschrift2"/>
+      </w:pPr>
+      <w:bookmarkStart w:id="17" w:name="_Toc233042312"/>
+      <w:r>
+        <w:t>Versionsverwaltung und Git-Test</w:t>
+      </w:r>
+      <w:bookmarkEnd w:id="17"/>
+    </w:p>
+    <w:p>
+      <w:r>
+        <w:t xml:space="preserve">Nachdem das Repository erstellt war, wurde es auf den verschiedenen Arbeitsrechnern sowie auf einer Virtual </w:t>
+      </w:r>
+      <w:proofErr w:type="spellStart"/>
+      <w:r>
+        <w:t>Machine</w:t>
+      </w:r>
+      <w:proofErr w:type="spellEnd"/>
+      <w:r>
+        <w:t xml:space="preserve"> geklont. Damit wurde überprüft, ob alle Projektdateien korrekt heruntergeladen werden und ob die Zusammenarbeit über Git funktioniert. Der Test war erfolgreich, sodass beide Projektmitglieder mit dem gleichen Projektstand weiterarbeiten konnten.</w:t>
+      </w:r>
+    </w:p>
+    <w:p>
+      <w:pPr>
+        <w:pStyle w:val="berschrift2"/>
+      </w:pPr>
+      <w:bookmarkStart w:id="18" w:name="_Toc233042313"/>
+      <w:r>
+        <w:t>Aufbau der Architektur im SPS-Projekt</w:t>
+      </w:r>
+      <w:bookmarkEnd w:id="18"/>
+    </w:p>
+    <w:p>
+      <w:r>
+        <w:t>n</w:t>
+      </w:r>
+      <w:r>
+        <w:t xml:space="preserve">ach dem erfolgreichen Git-Test wurde die in der Analyse geplante Softwarearchitektur in LASAL übernommen. Dafür wurden die grundlegenden Klassen des SPS-Projekts erstellt und im Hauptnetzwerk miteinander verbunden. Dazu gehörten unter anderem die HMI-Klasse, der Hauptablauf, das Aufzugmodul, die Etagen- und </w:t>
+      </w:r>
+      <w:proofErr w:type="spellStart"/>
+      <w:r>
+        <w:t>Türsensorik</w:t>
+      </w:r>
+      <w:proofErr w:type="spellEnd"/>
+      <w:r>
+        <w:t xml:space="preserve"> sowie die Antriebe.</w:t>
+      </w:r>
+    </w:p>
+    <w:p/>
+    <w:p>
+      <w:r>
+        <w:t>Im Hauptnetzwerk ist ersichtlich, wie die einzelnen Bausteine miteinander kommunizieren. Die Eingänge der Etagenwahlschalter werden an die HMI-Klasse weitergegeben. Von dort gelangen die Anforderungen zum Hauptablauf und anschliessend zum Aufzugmodul. Das Aufzugmodul koordiniert die Sensorik, die Türsteuerung und den Aufzugantrieb.</w:t>
+      </w:r>
+    </w:p>
+    <w:p>
+      <w:pPr>
+        <w:rPr>
+          <w:noProof/>
+        </w:rPr>
+      </w:pPr>
+      <w:r>
+        <w:t>Dieser Schritt wurde gemeinsam durchgeführt, damit die Programmstruktur von Anfang an für beide Projektmitglieder verständlich war. Dadurch entstand eine klare Grundlage für die spätere Umsetzung der einzelnen Funktionen.</w:t>
+      </w:r>
+      <w:r>
+        <w:rPr>
+          <w:noProof/>
+        </w:rPr>
+        <w:t xml:space="preserve"> </w:t>
+      </w:r>
+    </w:p>
+    <w:p>
+      <w:pPr>
+        <w:keepNext/>
+        <w:jc w:val="center"/>
+      </w:pPr>
+      <w:r>
+        <w:rPr>
+          <w:noProof/>
+        </w:rPr>
+        <w:drawing>
+          <wp:inline distT="0" distB="0" distL="0" distR="0" wp14:anchorId="61599171" wp14:editId="2098023A">
+            <wp:extent cx="5000099" cy="2847703"/>
+            <wp:effectExtent l="0" t="0" r="3810" b="0"/>
+            <wp:docPr id="1140017191" name="Grafik 3" descr="Benutzeranhang"/>
+            <wp:cNvGraphicFramePr>
+              <a:graphicFrameLocks xmlns:a="http://schemas.openxmlformats.org/drawingml/2006/main" noChangeAspect="1"/>
+            </wp:cNvGraphicFramePr>
+            <a:graphic xmlns:a="http://schemas.openxmlformats.org/drawingml/2006/main">
+              <a:graphicData uri="http://schemas.openxmlformats.org/drawingml/2006/picture">
+                <pic:pic xmlns:pic="http://schemas.openxmlformats.org/drawingml/2006/picture">
+                  <pic:nvPicPr>
+                    <pic:cNvPr id="0" name="Picture 7" descr="Benutzeranhang"/>
+                    <pic:cNvPicPr>
+                      <a:picLocks noChangeAspect="1" noChangeArrowheads="1"/>
+                    </pic:cNvPicPr>
+                  </pic:nvPicPr>
+                  <pic:blipFill>
+                    <a:blip r:embed="rId20" cstate="print">
+                      <a:extLst>
+                        <a:ext uri="{28A0092B-C50C-407E-A947-70E740481C1C}">
+                          <a14:useLocalDpi xmlns:a14="http://schemas.microsoft.com/office/drawing/2010/main" val="0"/>
+                        </a:ext>
+                      </a:extLst>
+                    </a:blip>
+                    <a:srcRect/>
+                    <a:stretch>
+                      <a:fillRect/>
+                    </a:stretch>
+                  </pic:blipFill>
+                  <pic:spPr bwMode="auto">
+                    <a:xfrm>
+                      <a:off x="0" y="0"/>
+                      <a:ext cx="5113226" cy="2912132"/>
+                    </a:xfrm>
+                    <a:prstGeom prst="rect">
+                      <a:avLst/>
+                    </a:prstGeom>
+                    <a:noFill/>
+                    <a:ln>
+                      <a:noFill/>
+                    </a:ln>
+                  </pic:spPr>
+                </pic:pic>
+              </a:graphicData>
+            </a:graphic>
+          </wp:inline>
+        </w:drawing>
+      </w:r>
+    </w:p>
+    <w:p>
+      <w:pPr>
+        <w:pStyle w:val="Beschriftung"/>
+        <w:jc w:val="center"/>
+      </w:pPr>
+      <w:bookmarkStart w:id="19" w:name="_Toc233046554"/>
+      <w:r>
+        <w:t xml:space="preserve">Abbildung </w:t>
+      </w:r>
+      <w:r>
+        <w:fldChar w:fldCharType="begin"/>
+      </w:r>
+      <w:r>
+        <w:instrText xml:space="preserve"> SEQ Abbildung \* ARABIC </w:instrText>
+      </w:r>
+      <w:r>
+        <w:fldChar w:fldCharType="separate"/>
+      </w:r>
+      <w:r>
+        <w:rPr>
+          <w:noProof/>
+        </w:rPr>
+        <w:t>6</w:t>
+      </w:r>
+      <w:r>
+        <w:fldChar w:fldCharType="end"/>
+      </w:r>
+      <w:r>
+        <w:t>:</w:t>
+      </w:r>
+      <w:r>
+        <w:t>Hauptnetzwerk der SPS-Architektur in LASAL</w:t>
+      </w:r>
+      <w:bookmarkEnd w:id="19"/>
+    </w:p>
+    <w:p>
+      <w:pPr>
+        <w:pStyle w:val="berschrift2"/>
+      </w:pPr>
+      <w:bookmarkStart w:id="20" w:name="_Toc233042314"/>
+      <w:r>
+        <w:lastRenderedPageBreak/>
+        <w:t>Motoranbindung und Motion-Grundlage</w:t>
+      </w:r>
+      <w:bookmarkEnd w:id="20"/>
+    </w:p>
+    <w:p>
+      <w:r>
+        <w:t>Für die Motoranbindung wurden die Unterlagen des Dozenten als Grundlage verwendet. Die vorhandenen Beispiele und Vorgaben zur Motion-Ansteuerung wurden auf unser SPS-Projekt übertragen und an unsere Aufzugsteuerung angepasst. Dabei wurden die benötigten Motion-Objekte, Achsen und Motorbausteine in das LASAL-Projekt eingebunden.</w:t>
+      </w:r>
+    </w:p>
+    <w:p/>
+    <w:p>
+      <w:r>
+        <w:t>Die Motoranbindung wurde zuerst als Grundlage umgesetzt, damit später der Aufzugantrieb und der Türantrieb getrennt angesteuert werden konnten. Dabei war wichtig, dass beide Bewegungsrichtungen vorbereitet werden: eine positive und eine negative Fahrtrichtung.</w:t>
+      </w:r>
+    </w:p>
+    <w:p/>
+    <w:p>
+      <w:r>
+        <w:t xml:space="preserve">Während der Arbeit traten Probleme mit Git auf. Einige Treiber- und Motion-Dateien wurden durch die .gitignore-Datei nicht richtig </w:t>
+      </w:r>
+      <w:r>
+        <w:t>mit versioniert</w:t>
+      </w:r>
+      <w:r>
+        <w:t>. Dadurch fehlten nach dem Pull auf einem anderen Rechner wichtige Dateien für die Motoranbindung. Das Problem wurde gelöst, indem die betroffenen Einträge in der .gitignore-Datei angepasst wurden. Anschliessend wurde eine vorherige funktionierende Version wiederhergestellt und die benötigten Dateien wurden korrekt ins Repository übernommen.</w:t>
+      </w:r>
+    </w:p>
+    <w:p>
+      <w:pPr>
+        <w:keepNext/>
+        <w:jc w:val="center"/>
+      </w:pPr>
+      <w:r>
+        <w:drawing>
+          <wp:inline distT="0" distB="0" distL="0" distR="0" wp14:anchorId="28922B00" wp14:editId="7FCAB585">
+            <wp:extent cx="5886995" cy="4137660"/>
+            <wp:effectExtent l="0" t="0" r="6350" b="2540"/>
+            <wp:docPr id="1370523707" name="Grafik 1"/>
+            <wp:cNvGraphicFramePr>
+              <a:graphicFrameLocks xmlns:a="http://schemas.openxmlformats.org/drawingml/2006/main" noChangeAspect="1"/>
+            </wp:cNvGraphicFramePr>
+            <a:graphic xmlns:a="http://schemas.openxmlformats.org/drawingml/2006/main">
+              <a:graphicData uri="http://schemas.openxmlformats.org/drawingml/2006/picture">
+                <pic:pic xmlns:pic="http://schemas.openxmlformats.org/drawingml/2006/picture">
+                  <pic:nvPicPr>
+                    <pic:cNvPr id="1370523707" name=""/>
+                    <pic:cNvPicPr/>
+                  </pic:nvPicPr>
+                  <pic:blipFill rotWithShape="1">
+                    <a:blip r:embed="rId21"/>
+                    <a:srcRect r="3809"/>
+                    <a:stretch>
+                      <a:fillRect/>
+                    </a:stretch>
+                  </pic:blipFill>
+                  <pic:spPr bwMode="auto">
+                    <a:xfrm>
+                      <a:off x="0" y="0"/>
+                      <a:ext cx="5886995" cy="4137660"/>
+                    </a:xfrm>
+                    <a:prstGeom prst="rect">
+                      <a:avLst/>
+                    </a:prstGeom>
+                    <a:ln>
+                      <a:noFill/>
+                    </a:ln>
+                    <a:extLst>
+                      <a:ext uri="{53640926-AAD7-44D8-BBD7-CCE9431645EC}">
+                        <a14:shadowObscured xmlns:a14="http://schemas.microsoft.com/office/drawing/2010/main"/>
+                      </a:ext>
+                    </a:extLst>
+                  </pic:spPr>
+                </pic:pic>
+              </a:graphicData>
+            </a:graphic>
+          </wp:inline>
+        </w:drawing>
+      </w:r>
+    </w:p>
+    <w:p>
+      <w:pPr>
+        <w:pStyle w:val="Beschriftung"/>
+        <w:jc w:val="center"/>
+      </w:pPr>
+      <w:bookmarkStart w:id="21" w:name="_Toc233046555"/>
+      <w:r>
+        <w:t xml:space="preserve">Abbildung </w:t>
+      </w:r>
+      <w:r>
+        <w:fldChar w:fldCharType="begin"/>
+      </w:r>
+      <w:r>
+        <w:instrText xml:space="preserve"> SEQ Abbildung \* ARABIC </w:instrText>
+      </w:r>
+      <w:r>
+        <w:fldChar w:fldCharType="separate"/>
+      </w:r>
+      <w:r>
+        <w:rPr>
+          <w:noProof/>
+        </w:rPr>
+        <w:t>7</w:t>
+      </w:r>
+      <w:r>
+        <w:fldChar w:fldCharType="end"/>
+      </w:r>
+      <w:r>
+        <w:t xml:space="preserve">: </w:t>
+      </w:r>
+      <w:r>
+        <w:t>Eingebundene Motion-Objekte für die Motoranbindung</w:t>
+      </w:r>
+      <w:bookmarkEnd w:id="21"/>
+    </w:p>
+    <w:p/>
+    <w:p/>
+    <w:p>
+      <w:pPr>
+        <w:pStyle w:val="berschrift2"/>
+      </w:pPr>
+      <w:bookmarkStart w:id="22" w:name="_Toc233042315"/>
+      <w:r>
+        <w:lastRenderedPageBreak/>
+        <w:t>Aufbau der Sensorik und Hilfsklassen</w:t>
+      </w:r>
+      <w:bookmarkEnd w:id="22"/>
+    </w:p>
+    <w:p/>
+    <w:p>
+      <w:pPr>
+        <w:pStyle w:val="berschrift2"/>
+      </w:pPr>
+      <w:bookmarkStart w:id="23" w:name="_Toc233042316"/>
+      <w:r>
+        <w:t>Umsetzung der Hauptsteuerung</w:t>
+      </w:r>
+      <w:bookmarkEnd w:id="23"/>
+    </w:p>
+    <w:p/>
+    <w:p>
+      <w:pPr>
+        <w:pStyle w:val="berschrift2"/>
+      </w:pPr>
+      <w:bookmarkStart w:id="24" w:name="_Toc233042317"/>
+      <w:r>
+        <w:t>Schrittkette der Aufzugsteuerung</w:t>
+      </w:r>
+      <w:bookmarkEnd w:id="24"/>
+    </w:p>
+    <w:p/>
+    <w:p>
+      <w:pPr>
+        <w:pStyle w:val="berschrift2"/>
+      </w:pPr>
+      <w:bookmarkStart w:id="25" w:name="_Toc233042318"/>
+      <w:r>
+        <w:t>Ansteuerung von Aufzug- und Türantrieb</w:t>
+      </w:r>
+      <w:bookmarkEnd w:id="25"/>
+    </w:p>
+    <w:p/>
+    <w:p>
+      <w:pPr>
+        <w:pStyle w:val="berschrift2"/>
+      </w:pPr>
+      <w:r>
+        <w:t xml:space="preserve"> Bonus: Lichtschranke und Notstoppfunktion</w:t>
+      </w:r>
+    </w:p>
+    <w:p/>
+    <w:p>
+      <w:pPr>
+        <w:pStyle w:val="berschrift2"/>
+      </w:pPr>
+      <w:bookmarkStart w:id="26" w:name="_Toc233042319"/>
+      <w:r>
+        <w:t>HMI-Anbindung und Visualisierung</w:t>
+      </w:r>
+      <w:bookmarkEnd w:id="26"/>
+    </w:p>
+    <w:p>
+      <w:r>
+        <w:t>Die HMI-Anbindung wurde hauptsächlich im Branch feature/VISU umgesetzt. Als Grundlage diente das HMI-Mockup aus der Analyse. Die geplanten Bedienelemente und Anzeigen wurden in LASAL VISU Designer nachgebaut und schrittweise mit der SPS verbunden.</w:t>
+      </w:r>
+    </w:p>
+    <w:p/>
+    <w:p>
+      <w:r>
+        <w:t xml:space="preserve">Die Visualisierung wurde laufend an den aktuellen Stand der Steuerung angepasst. Sobald neue Funktionen in der SPS vorhanden waren, wurde gemeinsam besprochen, welche Werte und Schnittstellen für das HMI benötigt werden. Danach wurden die entsprechenden Server und Variablen erstellt und in der Visualisierung verwendet. Dazu </w:t>
+      </w:r>
+      <w:proofErr w:type="gramStart"/>
+      <w:r>
+        <w:t>gehörten</w:t>
+      </w:r>
+      <w:proofErr w:type="gramEnd"/>
+      <w:r>
+        <w:t xml:space="preserve"> unter anderem die Etagenwahl, die aktuelle Etage, die Fahrtrichtung, der Türstatus sowie die Bedienung für Tür auf und Tür zu.</w:t>
+      </w:r>
+    </w:p>
+    <w:p/>
+    <w:p>
+      <w:r>
+        <w:t xml:space="preserve">Da noch wenig Erfahrung mit dem HMI-Design vorhanden war, mussten viele Elemente zuerst ausprobiert und getestet werden. Besonders die Anbindung der Variablen, </w:t>
+      </w:r>
+      <w:proofErr w:type="spellStart"/>
+      <w:r>
+        <w:t>Textschemes</w:t>
+      </w:r>
+      <w:proofErr w:type="spellEnd"/>
+      <w:r>
+        <w:t xml:space="preserve"> und Statusanzeigen wurde schrittweise aufgebaut. Durch dieses Vorgehen konnte die Visualisierung nach und nach erweitert werden, bis die wichtigsten Zustände der Aufzugsteuerung am HMI sichtbar und bedienbar waren.</w:t>
+      </w:r>
+    </w:p>
+    <w:p>
+      <w:pPr>
+        <w:keepNext/>
+        <w:jc w:val="center"/>
+      </w:pPr>
+      <w:r>
+        <w:rPr>
+          <w:noProof/>
+        </w:rPr>
+        <w:drawing>
+          <wp:inline distT="0" distB="0" distL="0" distR="0" wp14:anchorId="3A7978D5" wp14:editId="0C5F5264">
+            <wp:extent cx="3512034" cy="2063931"/>
+            <wp:effectExtent l="0" t="0" r="6350" b="0"/>
+            <wp:docPr id="1564949847" name="Grafik 1"/>
+            <wp:cNvGraphicFramePr>
+              <a:graphicFrameLocks xmlns:a="http://schemas.openxmlformats.org/drawingml/2006/main" noChangeAspect="1"/>
+            </wp:cNvGraphicFramePr>
+            <a:graphic xmlns:a="http://schemas.openxmlformats.org/drawingml/2006/main">
+              <a:graphicData uri="http://schemas.openxmlformats.org/drawingml/2006/picture">
+                <pic:pic xmlns:pic="http://schemas.openxmlformats.org/drawingml/2006/picture">
+                  <pic:nvPicPr>
+                    <pic:cNvPr id="1593791034" name=""/>
+                    <pic:cNvPicPr/>
+                  </pic:nvPicPr>
+                  <pic:blipFill>
+                    <a:blip r:embed="rId12"/>
+                    <a:stretch>
+                      <a:fillRect/>
+                    </a:stretch>
+                  </pic:blipFill>
+                  <pic:spPr>
+                    <a:xfrm>
+                      <a:off x="0" y="0"/>
+                      <a:ext cx="3544102" cy="2082777"/>
+                    </a:xfrm>
+                    <a:prstGeom prst="rect">
+                      <a:avLst/>
+                    </a:prstGeom>
+                  </pic:spPr>
+                </pic:pic>
+              </a:graphicData>
+            </a:graphic>
+          </wp:inline>
+        </w:drawing>
+      </w:r>
+    </w:p>
+    <w:p>
+      <w:pPr>
+        <w:pStyle w:val="Beschriftung"/>
+        <w:jc w:val="center"/>
+      </w:pPr>
+      <w:bookmarkStart w:id="27" w:name="_Toc233046556"/>
+      <w:r>
+        <w:t xml:space="preserve">Abbildung </w:t>
+      </w:r>
+      <w:r>
+        <w:fldChar w:fldCharType="begin"/>
+      </w:r>
+      <w:r>
+        <w:instrText xml:space="preserve"> SEQ Abbildung \* ARABIC </w:instrText>
+      </w:r>
+      <w:r>
+        <w:fldChar w:fldCharType="separate"/>
+      </w:r>
+      <w:r>
+        <w:rPr>
+          <w:noProof/>
+        </w:rPr>
+        <w:t>8</w:t>
+      </w:r>
+      <w:r>
+        <w:fldChar w:fldCharType="end"/>
+      </w:r>
+      <w:r>
+        <w:t>: Ergebnis HMI</w:t>
+      </w:r>
+      <w:bookmarkEnd w:id="27"/>
+    </w:p>
+    <w:p>
+      <w:pPr>
+        <w:pStyle w:val="berschrift2"/>
+      </w:pPr>
+      <w:r>
+        <w:lastRenderedPageBreak/>
+        <w:t xml:space="preserve"> </w:t>
+      </w:r>
+      <w:bookmarkStart w:id="28" w:name="_Toc233042320"/>
+      <w:r>
+        <w:t xml:space="preserve">Testen, Bugfixes und Zusammenführung der </w:t>
+      </w:r>
+      <w:proofErr w:type="spellStart"/>
+      <w:r>
+        <w:t>Branches</w:t>
+      </w:r>
+      <w:bookmarkEnd w:id="28"/>
+      <w:proofErr w:type="spellEnd"/>
+    </w:p>
+    <w:p>
+      <w:r>
+        <w:t xml:space="preserve">Zu Beginn wurde der Grundstand auf dem main-Branch erstellt. Danach wurden für die parallele Arbeit eigene </w:t>
+      </w:r>
+      <w:proofErr w:type="spellStart"/>
+      <w:r>
+        <w:t>Branches</w:t>
+      </w:r>
+      <w:proofErr w:type="spellEnd"/>
+      <w:r>
+        <w:t xml:space="preserve"> abgeleitet. Auf dem Branch feature/Janett wurde hauptsächlich die Steuerungslogik entwickelt. Auf dem Branch feature/VISU wurde die HMI-Visualisierung aufgebaut und angebunden. Dadurch konnten beide Projektmitglieder gleichzeitig am Projekt arbeiten, ohne sich gegenseitig direkt zu überschreiben.</w:t>
+      </w:r>
+    </w:p>
+    <w:p/>
+    <w:p>
+      <w:r>
+        <w:t xml:space="preserve">Damit die Visualisierung immer zum aktuellen Stand der Steuerung passte, wurden Änderungen aus feature/Janett regelmässig in feature/VISU übernommen. Dadurch konnten neue Funktionen der Steuerung direkt im HMI angebunden und getestet werden. Die Commit-Historie zeigt mehrere Merge-Schritte zwischen den beiden </w:t>
+      </w:r>
+      <w:proofErr w:type="spellStart"/>
+      <w:r>
+        <w:t>Branches</w:t>
+      </w:r>
+      <w:proofErr w:type="spellEnd"/>
+      <w:r>
+        <w:t>, weil Steuerung und HMI laufend aufeinander abgestimmt werden mussten.</w:t>
+      </w:r>
+    </w:p>
+    <w:p/>
+    <w:p>
+      <w:r>
+        <w:t xml:space="preserve">Nach dem Einbau neuer Funktionen wurde jeweils direkt getestet. Je nach Funktion erfolgte der Test entweder an der Steuerung, in der Simulation oder über das HMI. Dabei wurden zum Beispiel die Etagenwahl, die Fahrtrichtung, der Türstatus und die Reaktion auf Bedienbefehle überprüft. Gefundene Fehler wurden im Team besprochen und anschliessend direkt korrigiert. So konnten Bugfixes laufend in die Entwicklung einfliessen, bevor die </w:t>
+      </w:r>
+      <w:proofErr w:type="spellStart"/>
+      <w:r>
+        <w:t>Branches</w:t>
+      </w:r>
+      <w:proofErr w:type="spellEnd"/>
+      <w:r>
+        <w:t xml:space="preserve"> wieder zusammengeführt wurden.</w:t>
+      </w:r>
+    </w:p>
+    <w:p>
+      <w:pPr>
+        <w:keepNext/>
+      </w:pPr>
+      <w:r>
+        <w:drawing>
+          <wp:inline distT="0" distB="0" distL="0" distR="0" wp14:anchorId="59FE6A08" wp14:editId="18D8119F">
+            <wp:extent cx="6120130" cy="2075815"/>
+            <wp:effectExtent l="0" t="0" r="1270" b="0"/>
+            <wp:docPr id="1957456886" name="Grafik 1"/>
+            <wp:cNvGraphicFramePr>
+              <a:graphicFrameLocks xmlns:a="http://schemas.openxmlformats.org/drawingml/2006/main" noChangeAspect="1"/>
+            </wp:cNvGraphicFramePr>
+            <a:graphic xmlns:a="http://schemas.openxmlformats.org/drawingml/2006/main">
+              <a:graphicData uri="http://schemas.openxmlformats.org/drawingml/2006/picture">
+                <pic:pic xmlns:pic="http://schemas.openxmlformats.org/drawingml/2006/picture">
+                  <pic:nvPicPr>
+                    <pic:cNvPr id="1957456886" name=""/>
+                    <pic:cNvPicPr/>
+                  </pic:nvPicPr>
+                  <pic:blipFill rotWithShape="1">
+                    <a:blip r:embed="rId22"/>
+                    <a:srcRect t="10512"/>
+                    <a:stretch>
+                      <a:fillRect/>
+                    </a:stretch>
+                  </pic:blipFill>
+                  <pic:spPr bwMode="auto">
+                    <a:xfrm>
+                      <a:off x="0" y="0"/>
+                      <a:ext cx="6120130" cy="2075815"/>
+                    </a:xfrm>
+                    <a:prstGeom prst="rect">
+                      <a:avLst/>
+                    </a:prstGeom>
+                    <a:ln>
+                      <a:noFill/>
+                    </a:ln>
+                    <a:extLst>
+                      <a:ext uri="{53640926-AAD7-44D8-BBD7-CCE9431645EC}">
+                        <a14:shadowObscured xmlns:a14="http://schemas.microsoft.com/office/drawing/2010/main"/>
+                      </a:ext>
+                    </a:extLst>
+                  </pic:spPr>
+                </pic:pic>
+              </a:graphicData>
+            </a:graphic>
+          </wp:inline>
+        </w:drawing>
+      </w:r>
+    </w:p>
+    <w:p>
+      <w:pPr>
+        <w:pStyle w:val="Beschriftung"/>
+        <w:jc w:val="center"/>
+      </w:pPr>
+      <w:bookmarkStart w:id="29" w:name="_Toc233046557"/>
+      <w:r>
+        <w:t xml:space="preserve">Abbildung </w:t>
+      </w:r>
+      <w:r>
+        <w:fldChar w:fldCharType="begin"/>
+      </w:r>
+      <w:r>
+        <w:instrText xml:space="preserve"> SEQ Abbildung \* ARABIC </w:instrText>
+      </w:r>
+      <w:r>
+        <w:fldChar w:fldCharType="separate"/>
+      </w:r>
+      <w:r>
+        <w:rPr>
+          <w:noProof/>
+        </w:rPr>
+        <w:t>9</w:t>
+      </w:r>
+      <w:r>
+        <w:fldChar w:fldCharType="end"/>
+      </w:r>
+      <w:r>
+        <w:t>: Git-Network</w:t>
+      </w:r>
+      <w:bookmarkEnd w:id="29"/>
+    </w:p>
+    <w:p/>
+    <w:p/>
+    <w:p/>
+    <w:p/>
+    <w:p/>
     <w:p/>
     <w:p>
       <w:pPr>
         <w:pStyle w:val="berschrift1"/>
       </w:pPr>
-      <w:r>
+      <w:bookmarkStart w:id="30" w:name="_Toc233042321"/>
+      <w:r>
+        <w:lastRenderedPageBreak/>
         <w:t>Schlussteil</w:t>
       </w:r>
-    </w:p>
+      <w:bookmarkEnd w:id="30"/>
+    </w:p>
+    <w:p>
+      <w:r>
+        <w:t>Die Case Study war für uns sehr lehrreich, da wir eine komplette Steuerung von der Analyse bis zur Umsetzung gemeinsam entwickeln konnten. Besonders interessant war, dass wir das Wissen aus Steuerungstechnik 1 und 2 praktisch anwenden konnten. Dadurch konnten wir Schritt für Schritt nachvollziehen, wie aus einer geplanten Architektur eine funktionierende Steuerung entsteht.</w:t>
+      </w:r>
+    </w:p>
+    <w:p/>
+    <w:p>
+      <w:r>
+        <w:t xml:space="preserve">Die Zusammenarbeit im Team hat gut funktioniert, da wir die Aufgaben sinnvoll aufgeteilt und uns regelmässig abgesprochen haben. So konnten wir parallel an der Steuerung, der HMI-Visualisierung und der Dokumentation arbeiten. Auch die Zusammenarbeit mit Git war für uns ein wichtiger Bestandteil des Projekts. Obwohl es zwischendurch Probleme mit </w:t>
+      </w:r>
+      <w:proofErr w:type="spellStart"/>
+      <w:r>
+        <w:t>Branches</w:t>
+      </w:r>
+      <w:proofErr w:type="spellEnd"/>
+      <w:r>
+        <w:t xml:space="preserve">, </w:t>
+      </w:r>
+      <w:proofErr w:type="spellStart"/>
+      <w:r>
+        <w:t>Pulls</w:t>
+      </w:r>
+      <w:proofErr w:type="spellEnd"/>
+      <w:r>
+        <w:t xml:space="preserve">, </w:t>
+      </w:r>
+      <w:proofErr w:type="spellStart"/>
+      <w:r>
+        <w:t>Pushes</w:t>
+      </w:r>
+      <w:proofErr w:type="spellEnd"/>
+      <w:r>
+        <w:t xml:space="preserve"> und fehlenden Dateien gab, konnten wir diese gemeinsam lösen und daraus viel lernen.</w:t>
+      </w:r>
+    </w:p>
+    <w:p/>
+    <w:p>
+      <w:r>
+        <w:t>Technisch war vor allem die Anbindung der Motoren und die Arbeit mit Motion sehr spannend. Dabei konnten wir besser verstehen, wie Antriebe in ein SPS-Projekt eingebunden und später von der Steuerungslogik verwendet werden. Insgesamt hat uns die Case Study gezeigt, wie wichtig eine saubere Planung, klare Schnittstellen und regelmässiges Testen sind. Trotz einiger Herausforderungen hat das Projekt Spass gemacht und war für uns ein wertvoller Lernprozess.</w:t>
+      </w:r>
+    </w:p>
+    <w:p>
+      <w:pPr>
+        <w:pStyle w:val="berschrift2"/>
+      </w:pPr>
+      <w:bookmarkStart w:id="31" w:name="_Toc233042322"/>
+      <w:r>
+        <w:t>Niklaus</w:t>
+      </w:r>
+      <w:bookmarkEnd w:id="31"/>
+    </w:p>
+    <w:p/>
+    <w:p/>
+    <w:p/>
+    <w:p/>
+    <w:p/>
+    <w:p/>
+    <w:p/>
+    <w:p/>
+    <w:p/>
+    <w:p/>
+    <w:p/>
+    <w:p/>
+    <w:p/>
+    <w:p/>
+    <w:p/>
+    <w:p/>
+    <w:p>
+      <w:pPr>
+        <w:pStyle w:val="berschrift2"/>
+      </w:pPr>
+      <w:bookmarkStart w:id="32" w:name="_Toc233042323"/>
+      <w:r>
+        <w:lastRenderedPageBreak/>
+        <w:t>Hassan</w:t>
+      </w:r>
+      <w:bookmarkEnd w:id="32"/>
+    </w:p>
+    <w:p>
+      <w:r>
+        <w:t>Ich persönlich habe die Case Study als sehr positiv und lehrreich erlebt. Besonders motivierend war für mich zu sehen, wie sich aus einer ersten Idee Schritt für Schritt eine funktionierende Steuerung entwickelt hat. Am Anfang bestand das Projekt vor allem aus Planung, Skizzen und einzelnen Überlegungen. Mit der Zeit wurden daraus konkrete Klassen, Verbindungen, HMI-Elemente und eine Steuerungslogik, die getestet werden konnte.</w:t>
+      </w:r>
+    </w:p>
+    <w:p/>
+    <w:p>
+      <w:r>
+        <w:t>Für mich war auch die Zusammenarbeit im Team sehr wertvoll. Mein Teammitglied hatte bereits mehr Erfahrung im Entwerfen von Steuerungen aus seinem beruflichen Umfeld. Davon konnte ich stark profitieren, da ich dadurch viele Zusammenhänge besser verstehen konnte. Gleichzeitig konnte ich meine eigenen Aufgaben, besonders im Bereich HMI und Visualisierung, selbstständig bearbeiten und weiterentwickeln.</w:t>
+      </w:r>
+    </w:p>
+    <w:p/>
+    <w:p>
+      <w:r>
+        <w:t>Spannend war auch, dass wir nicht immer am gleichen Ort gearbeitet haben. Teilweise arbeitete jeder an einem anderen Teil des Projekts, und trotzdem entstand am Ende ein gemeinsames Ergebnis. Durch die Abstimmung über Git, die gemeinsamen Besprechungen und das laufende Testen konnten wir die einzelnen Teile zusammenführen. Insgesamt war die Case Study für mich eine gute Erfahrung, weil ich viel über SPS-Programmierung, HMI-Anbindung, Git und die Zusammenarbeit in einem technischen Projekt gelernt habe.</w:t>
+      </w:r>
+    </w:p>
+    <w:p/>
+    <w:p/>
+    <w:p/>
+    <w:p/>
+    <w:p/>
+    <w:p/>
+    <w:p/>
+    <w:p/>
+    <w:p/>
+    <w:p/>
+    <w:p/>
+    <w:p/>
+    <w:p/>
+    <w:p/>
+    <w:p/>
+    <w:p/>
+    <w:p/>
+    <w:p/>
+    <w:p/>
+    <w:p/>
+    <w:p/>
+    <w:p/>
+    <w:p/>
+    <w:p/>
+    <w:p/>
+    <w:p/>
+    <w:p/>
+    <w:p/>
+    <w:p/>
+    <w:p/>
+    <w:p/>
+    <w:p/>
+    <w:p/>
+    <w:p/>
+    <w:p/>
+    <w:p/>
+    <w:p/>
+    <w:p/>
+    <w:p/>
     <w:p/>
     <w:p/>
     <w:p/>
@@ -3067,11 +5144,12 @@
         </w:numPr>
         <w:ind w:left="454" w:hanging="454"/>
       </w:pPr>
-      <w:bookmarkStart w:id="15" w:name="_Toc231874437"/>
-      <w:r>
+      <w:bookmarkStart w:id="33" w:name="_Toc233042324"/>
+      <w:r>
+        <w:lastRenderedPageBreak/>
         <w:t>Aufwandsübersicht</w:t>
       </w:r>
-      <w:bookmarkEnd w:id="15"/>
+      <w:bookmarkEnd w:id="33"/>
     </w:p>
     <w:tbl>
       <w:tblPr>
@@ -3162,21 +5240,12 @@
                 <w:bCs w:val="0"/>
               </w:rPr>
             </w:pPr>
-            <w:proofErr w:type="spellStart"/>
-            <w:r>
-              <w:rPr>
-                <w:b w:val="0"/>
-                <w:bCs w:val="0"/>
-              </w:rPr>
-              <w:t>Git</w:t>
-            </w:r>
-            <w:proofErr w:type="spellEnd"/>
-            <w:r>
-              <w:rPr>
-                <w:b w:val="0"/>
-                <w:bCs w:val="0"/>
-              </w:rPr>
-              <w:t>-Repo erstellt und</w:t>
+            <w:r>
+              <w:rPr>
+                <w:b w:val="0"/>
+                <w:bCs w:val="0"/>
+              </w:rPr>
+              <w:t>Git-Repo erstellt und</w:t>
             </w:r>
             <w:r>
               <w:rPr>
@@ -3608,23 +5677,7 @@
                 <w:b w:val="0"/>
                 <w:bCs w:val="0"/>
               </w:rPr>
-              <w:t xml:space="preserve">LASAL-Projekt erstellt für </w:t>
-            </w:r>
-            <w:proofErr w:type="spellStart"/>
-            <w:r>
-              <w:rPr>
-                <w:b w:val="0"/>
-                <w:bCs w:val="0"/>
-              </w:rPr>
-              <w:t>Git</w:t>
-            </w:r>
-            <w:proofErr w:type="spellEnd"/>
-            <w:r>
-              <w:rPr>
-                <w:b w:val="0"/>
-                <w:bCs w:val="0"/>
-              </w:rPr>
-              <w:t>-Tests</w:t>
+              <w:t>LASAL-Projekt erstellt für Git-Tests</w:t>
             </w:r>
           </w:p>
         </w:tc>
@@ -3673,23 +5726,7 @@
                 <w:b w:val="0"/>
                 <w:bCs w:val="0"/>
               </w:rPr>
-              <w:t xml:space="preserve">Testklasse für </w:t>
-            </w:r>
-            <w:proofErr w:type="spellStart"/>
-            <w:r>
-              <w:rPr>
-                <w:b w:val="0"/>
-                <w:bCs w:val="0"/>
-              </w:rPr>
-              <w:t>Git</w:t>
-            </w:r>
-            <w:proofErr w:type="spellEnd"/>
-            <w:r>
-              <w:rPr>
-                <w:b w:val="0"/>
-                <w:bCs w:val="0"/>
-              </w:rPr>
-              <w:t>-Test</w:t>
+              <w:t>Testklasse für Git-Test</w:t>
             </w:r>
           </w:p>
         </w:tc>
@@ -3963,21 +6000,12 @@
                 <w:bCs w:val="0"/>
               </w:rPr>
             </w:pPr>
-            <w:proofErr w:type="spellStart"/>
-            <w:r>
-              <w:rPr>
-                <w:b w:val="0"/>
-                <w:bCs w:val="0"/>
-              </w:rPr>
-              <w:t>Git</w:t>
-            </w:r>
-            <w:proofErr w:type="spellEnd"/>
-            <w:r>
-              <w:rPr>
-                <w:b w:val="0"/>
-                <w:bCs w:val="0"/>
-              </w:rPr>
-              <w:t xml:space="preserve"> </w:t>
+            <w:r>
+              <w:rPr>
+                <w:b w:val="0"/>
+                <w:bCs w:val="0"/>
+              </w:rPr>
+              <w:t xml:space="preserve">Git </w:t>
             </w:r>
             <w:proofErr w:type="spellStart"/>
             <w:r>
@@ -4484,7 +6512,6 @@
                 <w:b w:val="0"/>
                 <w:bCs w:val="0"/>
               </w:rPr>
-              <w:lastRenderedPageBreak/>
               <w:t>VISU getestet</w:t>
             </w:r>
           </w:p>
@@ -4586,6 +6613,7 @@
                 <w:b w:val="0"/>
                 <w:bCs w:val="0"/>
               </w:rPr>
+              <w:lastRenderedPageBreak/>
               <w:t>VISU nach Skizze editiert und Knöpfe mit Server hinterlegt</w:t>
             </w:r>
           </w:p>
@@ -5876,6 +7904,29 @@
                 <w:bCs w:val="0"/>
               </w:rPr>
             </w:pPr>
+            <w:r>
+              <w:rPr>
+                <w:b w:val="0"/>
+                <w:bCs w:val="0"/>
+              </w:rPr>
+              <w:t xml:space="preserve">Bugfix </w:t>
+            </w:r>
+            <w:proofErr w:type="spellStart"/>
+            <w:r>
+              <w:rPr>
+                <w:b w:val="0"/>
+                <w:bCs w:val="0"/>
+              </w:rPr>
+              <w:t>Cycletask</w:t>
+            </w:r>
+            <w:proofErr w:type="spellEnd"/>
+            <w:r>
+              <w:rPr>
+                <w:b w:val="0"/>
+                <w:bCs w:val="0"/>
+              </w:rPr>
+              <w:t xml:space="preserve"> </w:t>
+            </w:r>
           </w:p>
         </w:tc>
         <w:tc>
@@ -5886,6 +7937,9 @@
             <w:pPr>
               <w:cnfStyle w:val="000000100000" w:firstRow="0" w:lastRow="0" w:firstColumn="0" w:lastColumn="0" w:oddVBand="0" w:evenVBand="0" w:oddHBand="1" w:evenHBand="0" w:firstRowFirstColumn="0" w:firstRowLastColumn="0" w:lastRowFirstColumn="0" w:lastRowLastColumn="0"/>
             </w:pPr>
+            <w:r>
+              <w:t>Niki</w:t>
+            </w:r>
           </w:p>
         </w:tc>
         <w:tc>
@@ -5912,6 +7966,335 @@
                 <w:bCs w:val="0"/>
               </w:rPr>
             </w:pPr>
+            <w:proofErr w:type="spellStart"/>
+            <w:r>
+              <w:rPr>
+                <w:b w:val="0"/>
+                <w:bCs w:val="0"/>
+              </w:rPr>
+              <w:lastRenderedPageBreak/>
+              <w:t>sZieletage</w:t>
+            </w:r>
+            <w:proofErr w:type="spellEnd"/>
+            <w:r>
+              <w:rPr>
+                <w:b w:val="0"/>
+                <w:bCs w:val="0"/>
+              </w:rPr>
+              <w:t xml:space="preserve"> mit Logik und Visualisierung implementiert</w:t>
+            </w:r>
+          </w:p>
+        </w:tc>
+        <w:tc>
+          <w:tcPr>
+            <w:tcW w:w="3209" w:type="dxa"/>
+          </w:tcPr>
+          <w:p>
+            <w:pPr>
+              <w:cnfStyle w:val="000000000000" w:firstRow="0" w:lastRow="0" w:firstColumn="0" w:lastColumn="0" w:oddVBand="0" w:evenVBand="0" w:oddHBand="0" w:evenHBand="0" w:firstRowFirstColumn="0" w:firstRowLastColumn="0" w:lastRowFirstColumn="0" w:lastRowLastColumn="0"/>
+            </w:pPr>
+            <w:r>
+              <w:t>Hassan</w:t>
+            </w:r>
+          </w:p>
+        </w:tc>
+        <w:tc>
+          <w:tcPr>
+            <w:tcW w:w="3210" w:type="dxa"/>
+          </w:tcPr>
+          <w:p>
+            <w:pPr>
+              <w:cnfStyle w:val="000000000000" w:firstRow="0" w:lastRow="0" w:firstColumn="0" w:lastColumn="0" w:oddVBand="0" w:evenVBand="0" w:oddHBand="0" w:evenHBand="0" w:firstRowFirstColumn="0" w:firstRowLastColumn="0" w:lastRowFirstColumn="0" w:lastRowLastColumn="0"/>
+            </w:pPr>
+            <w:r>
+              <w:t>1h</w:t>
+            </w:r>
+          </w:p>
+        </w:tc>
+      </w:tr>
+      <w:tr>
+        <w:trPr>
+          <w:cnfStyle w:val="000000100000" w:firstRow="0" w:lastRow="0" w:firstColumn="0" w:lastColumn="0" w:oddVBand="0" w:evenVBand="0" w:oddHBand="1" w:evenHBand="0" w:firstRowFirstColumn="0" w:firstRowLastColumn="0" w:lastRowFirstColumn="0" w:lastRowLastColumn="0"/>
+        </w:trPr>
+        <w:tc>
+          <w:tcPr>
+            <w:cnfStyle w:val="001000000000" w:firstRow="0" w:lastRow="0" w:firstColumn="1" w:lastColumn="0" w:oddVBand="0" w:evenVBand="0" w:oddHBand="0" w:evenHBand="0" w:firstRowFirstColumn="0" w:firstRowLastColumn="0" w:lastRowFirstColumn="0" w:lastRowLastColumn="0"/>
+            <w:tcW w:w="3209" w:type="dxa"/>
+          </w:tcPr>
+          <w:p>
+            <w:pPr>
+              <w:rPr>
+                <w:b w:val="0"/>
+                <w:bCs w:val="0"/>
+              </w:rPr>
+            </w:pPr>
+            <w:r>
+              <w:rPr>
+                <w:b w:val="0"/>
+                <w:bCs w:val="0"/>
+              </w:rPr>
+              <w:t>LED für Zieletage implementiert</w:t>
+            </w:r>
+          </w:p>
+        </w:tc>
+        <w:tc>
+          <w:tcPr>
+            <w:tcW w:w="3209" w:type="dxa"/>
+          </w:tcPr>
+          <w:p>
+            <w:pPr>
+              <w:cnfStyle w:val="000000100000" w:firstRow="0" w:lastRow="0" w:firstColumn="0" w:lastColumn="0" w:oddVBand="0" w:evenVBand="0" w:oddHBand="1" w:evenHBand="0" w:firstRowFirstColumn="0" w:firstRowLastColumn="0" w:lastRowFirstColumn="0" w:lastRowLastColumn="0"/>
+            </w:pPr>
+            <w:r>
+              <w:t>Hassan</w:t>
+            </w:r>
+          </w:p>
+        </w:tc>
+        <w:tc>
+          <w:tcPr>
+            <w:tcW w:w="3210" w:type="dxa"/>
+          </w:tcPr>
+          <w:p>
+            <w:pPr>
+              <w:cnfStyle w:val="000000100000" w:firstRow="0" w:lastRow="0" w:firstColumn="0" w:lastColumn="0" w:oddVBand="0" w:evenVBand="0" w:oddHBand="1" w:evenHBand="0" w:firstRowFirstColumn="0" w:firstRowLastColumn="0" w:lastRowFirstColumn="0" w:lastRowLastColumn="0"/>
+            </w:pPr>
+            <w:r>
+              <w:t>1h</w:t>
+            </w:r>
+          </w:p>
+        </w:tc>
+      </w:tr>
+      <w:tr>
+        <w:tc>
+          <w:tcPr>
+            <w:cnfStyle w:val="001000000000" w:firstRow="0" w:lastRow="0" w:firstColumn="1" w:lastColumn="0" w:oddVBand="0" w:evenVBand="0" w:oddHBand="0" w:evenHBand="0" w:firstRowFirstColumn="0" w:firstRowLastColumn="0" w:lastRowFirstColumn="0" w:lastRowLastColumn="0"/>
+            <w:tcW w:w="3209" w:type="dxa"/>
+          </w:tcPr>
+          <w:p>
+            <w:pPr>
+              <w:rPr>
+                <w:b w:val="0"/>
+                <w:bCs w:val="0"/>
+              </w:rPr>
+            </w:pPr>
+            <w:r>
+              <w:rPr>
+                <w:b w:val="0"/>
+                <w:bCs w:val="0"/>
+              </w:rPr>
+              <w:t xml:space="preserve">Debugging </w:t>
+            </w:r>
+            <w:proofErr w:type="spellStart"/>
+            <w:r>
+              <w:rPr>
+                <w:b w:val="0"/>
+                <w:bCs w:val="0"/>
+              </w:rPr>
+              <w:t>Safetycard</w:t>
+            </w:r>
+            <w:proofErr w:type="spellEnd"/>
+            <w:r>
+              <w:rPr>
+                <w:b w:val="0"/>
+                <w:bCs w:val="0"/>
+              </w:rPr>
+              <w:t xml:space="preserve"> und Lichtschranke</w:t>
+            </w:r>
+          </w:p>
+        </w:tc>
+        <w:tc>
+          <w:tcPr>
+            <w:tcW w:w="3209" w:type="dxa"/>
+          </w:tcPr>
+          <w:p>
+            <w:pPr>
+              <w:cnfStyle w:val="000000000000" w:firstRow="0" w:lastRow="0" w:firstColumn="0" w:lastColumn="0" w:oddVBand="0" w:evenVBand="0" w:oddHBand="0" w:evenHBand="0" w:firstRowFirstColumn="0" w:firstRowLastColumn="0" w:lastRowFirstColumn="0" w:lastRowLastColumn="0"/>
+            </w:pPr>
+            <w:r>
+              <w:t>Hassan</w:t>
+            </w:r>
+          </w:p>
+        </w:tc>
+        <w:tc>
+          <w:tcPr>
+            <w:tcW w:w="3210" w:type="dxa"/>
+          </w:tcPr>
+          <w:p>
+            <w:pPr>
+              <w:cnfStyle w:val="000000000000" w:firstRow="0" w:lastRow="0" w:firstColumn="0" w:lastColumn="0" w:oddVBand="0" w:evenVBand="0" w:oddHBand="0" w:evenHBand="0" w:firstRowFirstColumn="0" w:firstRowLastColumn="0" w:lastRowFirstColumn="0" w:lastRowLastColumn="0"/>
+            </w:pPr>
+            <w:r>
+              <w:t>2h</w:t>
+            </w:r>
+          </w:p>
+        </w:tc>
+      </w:tr>
+      <w:tr>
+        <w:trPr>
+          <w:cnfStyle w:val="000000100000" w:firstRow="0" w:lastRow="0" w:firstColumn="0" w:lastColumn="0" w:oddVBand="0" w:evenVBand="0" w:oddHBand="1" w:evenHBand="0" w:firstRowFirstColumn="0" w:firstRowLastColumn="0" w:lastRowFirstColumn="0" w:lastRowLastColumn="0"/>
+        </w:trPr>
+        <w:tc>
+          <w:tcPr>
+            <w:cnfStyle w:val="001000000000" w:firstRow="0" w:lastRow="0" w:firstColumn="1" w:lastColumn="0" w:oddVBand="0" w:evenVBand="0" w:oddHBand="0" w:evenHBand="0" w:firstRowFirstColumn="0" w:firstRowLastColumn="0" w:lastRowFirstColumn="0" w:lastRowLastColumn="0"/>
+            <w:tcW w:w="3209" w:type="dxa"/>
+          </w:tcPr>
+          <w:p>
+            <w:pPr>
+              <w:rPr>
+                <w:b w:val="0"/>
+                <w:bCs w:val="0"/>
+              </w:rPr>
+            </w:pPr>
+            <w:r>
+              <w:rPr>
+                <w:b w:val="0"/>
+                <w:bCs w:val="0"/>
+              </w:rPr>
+              <w:t>Status LED für Störungen erstellt</w:t>
+            </w:r>
+          </w:p>
+        </w:tc>
+        <w:tc>
+          <w:tcPr>
+            <w:tcW w:w="3209" w:type="dxa"/>
+          </w:tcPr>
+          <w:p>
+            <w:pPr>
+              <w:cnfStyle w:val="000000100000" w:firstRow="0" w:lastRow="0" w:firstColumn="0" w:lastColumn="0" w:oddVBand="0" w:evenVBand="0" w:oddHBand="1" w:evenHBand="0" w:firstRowFirstColumn="0" w:firstRowLastColumn="0" w:lastRowFirstColumn="0" w:lastRowLastColumn="0"/>
+            </w:pPr>
+            <w:r>
+              <w:t>Hassan</w:t>
+            </w:r>
+          </w:p>
+        </w:tc>
+        <w:tc>
+          <w:tcPr>
+            <w:tcW w:w="3210" w:type="dxa"/>
+          </w:tcPr>
+          <w:p>
+            <w:pPr>
+              <w:cnfStyle w:val="000000100000" w:firstRow="0" w:lastRow="0" w:firstColumn="0" w:lastColumn="0" w:oddVBand="0" w:evenVBand="0" w:oddHBand="1" w:evenHBand="0" w:firstRowFirstColumn="0" w:firstRowLastColumn="0" w:lastRowFirstColumn="0" w:lastRowLastColumn="0"/>
+            </w:pPr>
+            <w:r>
+              <w:t>1h</w:t>
+            </w:r>
+          </w:p>
+        </w:tc>
+      </w:tr>
+      <w:tr>
+        <w:tc>
+          <w:tcPr>
+            <w:cnfStyle w:val="001000000000" w:firstRow="0" w:lastRow="0" w:firstColumn="1" w:lastColumn="0" w:oddVBand="0" w:evenVBand="0" w:oddHBand="0" w:evenHBand="0" w:firstRowFirstColumn="0" w:firstRowLastColumn="0" w:lastRowFirstColumn="0" w:lastRowLastColumn="0"/>
+            <w:tcW w:w="3209" w:type="dxa"/>
+          </w:tcPr>
+          <w:p>
+            <w:pPr>
+              <w:rPr>
+                <w:b w:val="0"/>
+                <w:bCs w:val="0"/>
+              </w:rPr>
+            </w:pPr>
+            <w:r>
+              <w:rPr>
+                <w:b w:val="0"/>
+                <w:bCs w:val="0"/>
+              </w:rPr>
+              <w:t>Logik für die Status Leds verbessert</w:t>
+            </w:r>
+          </w:p>
+        </w:tc>
+        <w:tc>
+          <w:tcPr>
+            <w:tcW w:w="3209" w:type="dxa"/>
+          </w:tcPr>
+          <w:p>
+            <w:pPr>
+              <w:cnfStyle w:val="000000000000" w:firstRow="0" w:lastRow="0" w:firstColumn="0" w:lastColumn="0" w:oddVBand="0" w:evenVBand="0" w:oddHBand="0" w:evenHBand="0" w:firstRowFirstColumn="0" w:firstRowLastColumn="0" w:lastRowFirstColumn="0" w:lastRowLastColumn="0"/>
+            </w:pPr>
+            <w:r>
+              <w:t>Hassan</w:t>
+            </w:r>
+          </w:p>
+        </w:tc>
+        <w:tc>
+          <w:tcPr>
+            <w:tcW w:w="3210" w:type="dxa"/>
+          </w:tcPr>
+          <w:p>
+            <w:pPr>
+              <w:cnfStyle w:val="000000000000" w:firstRow="0" w:lastRow="0" w:firstColumn="0" w:lastColumn="0" w:oddVBand="0" w:evenVBand="0" w:oddHBand="0" w:evenHBand="0" w:firstRowFirstColumn="0" w:firstRowLastColumn="0" w:lastRowFirstColumn="0" w:lastRowLastColumn="0"/>
+            </w:pPr>
+            <w:r>
+              <w:t>0.5h</w:t>
+            </w:r>
+          </w:p>
+        </w:tc>
+      </w:tr>
+      <w:tr>
+        <w:trPr>
+          <w:cnfStyle w:val="000000100000" w:firstRow="0" w:lastRow="0" w:firstColumn="0" w:lastColumn="0" w:oddVBand="0" w:evenVBand="0" w:oddHBand="1" w:evenHBand="0" w:firstRowFirstColumn="0" w:firstRowLastColumn="0" w:lastRowFirstColumn="0" w:lastRowLastColumn="0"/>
+        </w:trPr>
+        <w:tc>
+          <w:tcPr>
+            <w:cnfStyle w:val="001000000000" w:firstRow="0" w:lastRow="0" w:firstColumn="1" w:lastColumn="0" w:oddVBand="0" w:evenVBand="0" w:oddHBand="0" w:evenHBand="0" w:firstRowFirstColumn="0" w:firstRowLastColumn="0" w:lastRowFirstColumn="0" w:lastRowLastColumn="0"/>
+            <w:tcW w:w="3209" w:type="dxa"/>
+          </w:tcPr>
+          <w:p>
+            <w:pPr>
+              <w:rPr>
+                <w:b w:val="0"/>
+                <w:bCs w:val="0"/>
+              </w:rPr>
+            </w:pPr>
+            <w:r>
+              <w:rPr>
+                <w:b w:val="0"/>
+                <w:bCs w:val="0"/>
+              </w:rPr>
+              <w:t>Präsentation</w:t>
+            </w:r>
+          </w:p>
+        </w:tc>
+        <w:tc>
+          <w:tcPr>
+            <w:tcW w:w="3209" w:type="dxa"/>
+          </w:tcPr>
+          <w:p>
+            <w:pPr>
+              <w:cnfStyle w:val="000000100000" w:firstRow="0" w:lastRow="0" w:firstColumn="0" w:lastColumn="0" w:oddVBand="0" w:evenVBand="0" w:oddHBand="1" w:evenHBand="0" w:firstRowFirstColumn="0" w:firstRowLastColumn="0" w:lastRowFirstColumn="0" w:lastRowLastColumn="0"/>
+            </w:pPr>
+            <w:r>
+              <w:t>Hassan und Niki</w:t>
+            </w:r>
+          </w:p>
+        </w:tc>
+        <w:tc>
+          <w:tcPr>
+            <w:tcW w:w="3210" w:type="dxa"/>
+          </w:tcPr>
+          <w:p>
+            <w:pPr>
+              <w:cnfStyle w:val="000000100000" w:firstRow="0" w:lastRow="0" w:firstColumn="0" w:lastColumn="0" w:oddVBand="0" w:evenVBand="0" w:oddHBand="1" w:evenHBand="0" w:firstRowFirstColumn="0" w:firstRowLastColumn="0" w:lastRowFirstColumn="0" w:lastRowLastColumn="0"/>
+            </w:pPr>
+            <w:r>
+              <w:t>1h</w:t>
+            </w:r>
+          </w:p>
+        </w:tc>
+      </w:tr>
+      <w:tr>
+        <w:tc>
+          <w:tcPr>
+            <w:cnfStyle w:val="001000000000" w:firstRow="0" w:lastRow="0" w:firstColumn="1" w:lastColumn="0" w:oddVBand="0" w:evenVBand="0" w:oddHBand="0" w:evenHBand="0" w:firstRowFirstColumn="0" w:firstRowLastColumn="0" w:lastRowFirstColumn="0" w:lastRowLastColumn="0"/>
+            <w:tcW w:w="3209" w:type="dxa"/>
+          </w:tcPr>
+          <w:p>
+            <w:pPr>
+              <w:rPr>
+                <w:b w:val="0"/>
+                <w:bCs w:val="0"/>
+              </w:rPr>
+            </w:pPr>
             <w:r>
               <w:rPr>
                 <w:b w:val="0"/>
@@ -5943,7 +8326,10 @@
               <w:cnfStyle w:val="000000000000" w:firstRow="0" w:lastRow="0" w:firstColumn="0" w:lastColumn="0" w:oddVBand="0" w:evenVBand="0" w:oddHBand="0" w:evenHBand="0" w:firstRowFirstColumn="0" w:firstRowLastColumn="0" w:lastRowFirstColumn="0" w:lastRowLastColumn="0"/>
             </w:pPr>
             <w:r>
-              <w:t>7</w:t>
+              <w:t>1</w:t>
+            </w:r>
+            <w:r>
+              <w:t>5</w:t>
             </w:r>
             <w:r>
               <w:t>h+ bis jetzt</w:t>
@@ -5953,17 +8339,21 @@
       </w:tr>
     </w:tbl>
     <w:p/>
-    <w:p/>
-    <w:p/>
-    <w:p/>
-    <w:p/>
-    <w:p/>
-    <w:p/>
-    <w:p/>
-    <w:p/>
-    <w:p/>
-    <w:p/>
-    <w:p/>
+    <w:p>
+      <w:pPr>
+        <w:rPr>
+          <w:b/>
+          <w:bCs/>
+        </w:rPr>
+      </w:pPr>
+      <w:r>
+        <w:rPr>
+          <w:b/>
+          <w:bCs/>
+        </w:rPr>
+        <w:t xml:space="preserve">Gesamtaufwand in Stunden: </w:t>
+      </w:r>
+    </w:p>
     <w:p/>
     <w:p/>
     <w:p/>
@@ -5995,12 +8385,12 @@
           <w:numId w:val="0"/>
         </w:numPr>
       </w:pPr>
-      <w:bookmarkStart w:id="16" w:name="_Toc231874438"/>
+      <w:bookmarkStart w:id="34" w:name="_Toc233042325"/>
       <w:r>
         <w:lastRenderedPageBreak/>
         <w:t>Selbständigkeitserklärung</w:t>
       </w:r>
-      <w:bookmarkEnd w:id="16"/>
+      <w:bookmarkEnd w:id="34"/>
     </w:p>
     <w:p>
       <w:r>
@@ -6092,7 +8482,7 @@
                     <pic:cNvPicPr/>
                   </pic:nvPicPr>
                   <pic:blipFill>
-                    <a:blip r:embed="rId19"/>
+                    <a:blip r:embed="rId23"/>
                     <a:stretch>
                       <a:fillRect/>
                     </a:stretch>
@@ -6138,7 +8528,7 @@
                     <pic:cNvPicPr/>
                   </pic:nvPicPr>
                   <pic:blipFill>
-                    <a:blip r:embed="rId20" cstate="print">
+                    <a:blip r:embed="rId24" cstate="print">
                       <a:extLst>
                         <a:ext uri="{28A0092B-C50C-407E-A947-70E740481C1C}">
                           <a14:useLocalDpi xmlns:a14="http://schemas.microsoft.com/office/drawing/2010/main" val="0"/>
@@ -6181,20 +8571,6 @@
     </w:p>
     <w:p>
       <w:pPr>
-        <w:rPr>
-          <w:noProof/>
-        </w:rPr>
-      </w:pPr>
-    </w:p>
-    <w:p>
-      <w:pPr>
-        <w:rPr>
-          <w:noProof/>
-        </w:rPr>
-      </w:pPr>
-    </w:p>
-    <w:p>
-      <w:pPr>
         <w:pStyle w:val="berschrift1"/>
         <w:numPr>
           <w:ilvl w:val="0"/>
@@ -6202,11 +8578,12 @@
         </w:numPr>
         <w:ind w:left="454" w:hanging="454"/>
       </w:pPr>
-      <w:bookmarkStart w:id="17" w:name="_Toc231874439"/>
-      <w:r>
+      <w:bookmarkStart w:id="35" w:name="_Toc233042326"/>
+      <w:r>
+        <w:lastRenderedPageBreak/>
         <w:t>Abbildungsverzeichnis</w:t>
       </w:r>
-      <w:bookmarkEnd w:id="17"/>
+      <w:bookmarkEnd w:id="35"/>
     </w:p>
     <w:p>
       <w:pPr>
@@ -6233,7 +8610,7 @@
       <w:r>
         <w:fldChar w:fldCharType="separate"/>
       </w:r>
-      <w:hyperlink w:anchor="_Toc231872781" w:history="1">
+      <w:hyperlink w:anchor="_Toc233046549" w:history="1">
         <w:r>
           <w:rPr>
             <w:rStyle w:val="Hyperlink"/>
@@ -6260,7 +8637,7 @@
             <w:noProof/>
             <w:webHidden/>
           </w:rPr>
-          <w:instrText xml:space="preserve"> PAGEREF _Toc231872781 \h </w:instrText>
+          <w:instrText xml:space="preserve"> PAGEREF _Toc233046549 \h </w:instrText>
         </w:r>
         <w:r>
           <w:rPr>
@@ -6307,7 +8684,7 @@
           <w14:ligatures w14:val="standardContextual"/>
         </w:rPr>
       </w:pPr>
-      <w:hyperlink w:anchor="_Toc231872782" w:history="1">
+      <w:hyperlink w:anchor="_Toc233046550" w:history="1">
         <w:r>
           <w:rPr>
             <w:rStyle w:val="Hyperlink"/>
@@ -6334,7 +8711,7 @@
             <w:noProof/>
             <w:webHidden/>
           </w:rPr>
-          <w:instrText xml:space="preserve"> PAGEREF _Toc231872782 \h </w:instrText>
+          <w:instrText xml:space="preserve"> PAGEREF _Toc233046550 \h </w:instrText>
         </w:r>
         <w:r>
           <w:rPr>
@@ -6381,7 +8758,7 @@
           <w14:ligatures w14:val="standardContextual"/>
         </w:rPr>
       </w:pPr>
-      <w:hyperlink w:anchor="_Toc231872783" w:history="1">
+      <w:hyperlink w:anchor="_Toc233046551" w:history="1">
         <w:r>
           <w:rPr>
             <w:rStyle w:val="Hyperlink"/>
@@ -6408,7 +8785,7 @@
             <w:noProof/>
             <w:webHidden/>
           </w:rPr>
-          <w:instrText xml:space="preserve"> PAGEREF _Toc231872783 \h </w:instrText>
+          <w:instrText xml:space="preserve"> PAGEREF _Toc233046551 \h </w:instrText>
         </w:r>
         <w:r>
           <w:rPr>
@@ -6455,7 +8832,7 @@
           <w14:ligatures w14:val="standardContextual"/>
         </w:rPr>
       </w:pPr>
-      <w:hyperlink w:anchor="_Toc231872784" w:history="1">
+      <w:hyperlink w:anchor="_Toc233046552" w:history="1">
         <w:r>
           <w:rPr>
             <w:rStyle w:val="Hyperlink"/>
@@ -6482,7 +8859,7 @@
             <w:noProof/>
             <w:webHidden/>
           </w:rPr>
-          <w:instrText xml:space="preserve"> PAGEREF _Toc231872784 \h </w:instrText>
+          <w:instrText xml:space="preserve"> PAGEREF _Toc233046552 \h </w:instrText>
         </w:r>
         <w:r>
           <w:rPr>
@@ -6514,16 +8891,380 @@
       </w:hyperlink>
     </w:p>
     <w:p>
+      <w:pPr>
+        <w:pStyle w:val="Abbildungsverzeichnis"/>
+        <w:tabs>
+          <w:tab w:val="right" w:leader="dot" w:pos="9628"/>
+        </w:tabs>
+        <w:rPr>
+          <w:rFonts w:asciiTheme="minorHAnsi" w:eastAsiaTheme="minorEastAsia" w:hAnsiTheme="minorHAnsi"/>
+          <w:noProof/>
+          <w:kern w:val="2"/>
+          <w:sz w:val="24"/>
+          <w:szCs w:val="24"/>
+          <w:lang w:eastAsia="ja-JP"/>
+          <w14:ligatures w14:val="standardContextual"/>
+        </w:rPr>
+      </w:pPr>
+      <w:hyperlink w:anchor="_Toc233046553" w:history="1">
+        <w:r>
+          <w:rPr>
+            <w:rStyle w:val="Hyperlink"/>
+            <w:noProof/>
+          </w:rPr>
+          <w:t>Abbildung 5: Ordnerstruktur des GitHub-Repositorys</w:t>
+        </w:r>
+        <w:r>
+          <w:rPr>
+            <w:noProof/>
+            <w:webHidden/>
+          </w:rPr>
+          <w:tab/>
+        </w:r>
+        <w:r>
+          <w:rPr>
+            <w:noProof/>
+            <w:webHidden/>
+          </w:rPr>
+          <w:fldChar w:fldCharType="begin"/>
+        </w:r>
+        <w:r>
+          <w:rPr>
+            <w:noProof/>
+            <w:webHidden/>
+          </w:rPr>
+          <w:instrText xml:space="preserve"> PAGEREF _Toc233046553 \h </w:instrText>
+        </w:r>
+        <w:r>
+          <w:rPr>
+            <w:noProof/>
+            <w:webHidden/>
+          </w:rPr>
+        </w:r>
+        <w:r>
+          <w:rPr>
+            <w:noProof/>
+            <w:webHidden/>
+          </w:rPr>
+          <w:fldChar w:fldCharType="separate"/>
+        </w:r>
+        <w:r>
+          <w:rPr>
+            <w:noProof/>
+            <w:webHidden/>
+          </w:rPr>
+          <w:t>9</w:t>
+        </w:r>
+        <w:r>
+          <w:rPr>
+            <w:noProof/>
+            <w:webHidden/>
+          </w:rPr>
+          <w:fldChar w:fldCharType="end"/>
+        </w:r>
+      </w:hyperlink>
+    </w:p>
+    <w:p>
+      <w:pPr>
+        <w:pStyle w:val="Abbildungsverzeichnis"/>
+        <w:tabs>
+          <w:tab w:val="right" w:leader="dot" w:pos="9628"/>
+        </w:tabs>
+        <w:rPr>
+          <w:rFonts w:asciiTheme="minorHAnsi" w:eastAsiaTheme="minorEastAsia" w:hAnsiTheme="minorHAnsi"/>
+          <w:noProof/>
+          <w:kern w:val="2"/>
+          <w:sz w:val="24"/>
+          <w:szCs w:val="24"/>
+          <w:lang w:eastAsia="ja-JP"/>
+          <w14:ligatures w14:val="standardContextual"/>
+        </w:rPr>
+      </w:pPr>
+      <w:hyperlink w:anchor="_Toc233046554" w:history="1">
+        <w:r>
+          <w:rPr>
+            <w:rStyle w:val="Hyperlink"/>
+            <w:noProof/>
+          </w:rPr>
+          <w:t>Abbildung 6:Hauptnetzwerk der SPS-Architektur in LASAL</w:t>
+        </w:r>
+        <w:r>
+          <w:rPr>
+            <w:noProof/>
+            <w:webHidden/>
+          </w:rPr>
+          <w:tab/>
+        </w:r>
+        <w:r>
+          <w:rPr>
+            <w:noProof/>
+            <w:webHidden/>
+          </w:rPr>
+          <w:fldChar w:fldCharType="begin"/>
+        </w:r>
+        <w:r>
+          <w:rPr>
+            <w:noProof/>
+            <w:webHidden/>
+          </w:rPr>
+          <w:instrText xml:space="preserve"> PAGEREF _Toc233046554 \h </w:instrText>
+        </w:r>
+        <w:r>
+          <w:rPr>
+            <w:noProof/>
+            <w:webHidden/>
+          </w:rPr>
+        </w:r>
+        <w:r>
+          <w:rPr>
+            <w:noProof/>
+            <w:webHidden/>
+          </w:rPr>
+          <w:fldChar w:fldCharType="separate"/>
+        </w:r>
+        <w:r>
+          <w:rPr>
+            <w:noProof/>
+            <w:webHidden/>
+          </w:rPr>
+          <w:t>9</w:t>
+        </w:r>
+        <w:r>
+          <w:rPr>
+            <w:noProof/>
+            <w:webHidden/>
+          </w:rPr>
+          <w:fldChar w:fldCharType="end"/>
+        </w:r>
+      </w:hyperlink>
+    </w:p>
+    <w:p>
+      <w:pPr>
+        <w:pStyle w:val="Abbildungsverzeichnis"/>
+        <w:tabs>
+          <w:tab w:val="right" w:leader="dot" w:pos="9628"/>
+        </w:tabs>
+        <w:rPr>
+          <w:rFonts w:asciiTheme="minorHAnsi" w:eastAsiaTheme="minorEastAsia" w:hAnsiTheme="minorHAnsi"/>
+          <w:noProof/>
+          <w:kern w:val="2"/>
+          <w:sz w:val="24"/>
+          <w:szCs w:val="24"/>
+          <w:lang w:eastAsia="ja-JP"/>
+          <w14:ligatures w14:val="standardContextual"/>
+        </w:rPr>
+      </w:pPr>
+      <w:hyperlink w:anchor="_Toc233046555" w:history="1">
+        <w:r>
+          <w:rPr>
+            <w:rStyle w:val="Hyperlink"/>
+            <w:noProof/>
+          </w:rPr>
+          <w:t>Abbildung 7: Eingebundene Motion-Objekte für die Motoranbindung</w:t>
+        </w:r>
+        <w:r>
+          <w:rPr>
+            <w:noProof/>
+            <w:webHidden/>
+          </w:rPr>
+          <w:tab/>
+        </w:r>
+        <w:r>
+          <w:rPr>
+            <w:noProof/>
+            <w:webHidden/>
+          </w:rPr>
+          <w:fldChar w:fldCharType="begin"/>
+        </w:r>
+        <w:r>
+          <w:rPr>
+            <w:noProof/>
+            <w:webHidden/>
+          </w:rPr>
+          <w:instrText xml:space="preserve"> PAGEREF _Toc233046555 \h </w:instrText>
+        </w:r>
+        <w:r>
+          <w:rPr>
+            <w:noProof/>
+            <w:webHidden/>
+          </w:rPr>
+        </w:r>
+        <w:r>
+          <w:rPr>
+            <w:noProof/>
+            <w:webHidden/>
+          </w:rPr>
+          <w:fldChar w:fldCharType="separate"/>
+        </w:r>
+        <w:r>
+          <w:rPr>
+            <w:noProof/>
+            <w:webHidden/>
+          </w:rPr>
+          <w:t>10</w:t>
+        </w:r>
+        <w:r>
+          <w:rPr>
+            <w:noProof/>
+            <w:webHidden/>
+          </w:rPr>
+          <w:fldChar w:fldCharType="end"/>
+        </w:r>
+      </w:hyperlink>
+    </w:p>
+    <w:p>
+      <w:pPr>
+        <w:pStyle w:val="Abbildungsverzeichnis"/>
+        <w:tabs>
+          <w:tab w:val="right" w:leader="dot" w:pos="9628"/>
+        </w:tabs>
+        <w:rPr>
+          <w:rFonts w:asciiTheme="minorHAnsi" w:eastAsiaTheme="minorEastAsia" w:hAnsiTheme="minorHAnsi"/>
+          <w:noProof/>
+          <w:kern w:val="2"/>
+          <w:sz w:val="24"/>
+          <w:szCs w:val="24"/>
+          <w:lang w:eastAsia="ja-JP"/>
+          <w14:ligatures w14:val="standardContextual"/>
+        </w:rPr>
+      </w:pPr>
+      <w:hyperlink w:anchor="_Toc233046556" w:history="1">
+        <w:r>
+          <w:rPr>
+            <w:rStyle w:val="Hyperlink"/>
+            <w:noProof/>
+          </w:rPr>
+          <w:t>Abbildung 8: Ergebnis HMI</w:t>
+        </w:r>
+        <w:r>
+          <w:rPr>
+            <w:noProof/>
+            <w:webHidden/>
+          </w:rPr>
+          <w:tab/>
+        </w:r>
+        <w:r>
+          <w:rPr>
+            <w:noProof/>
+            <w:webHidden/>
+          </w:rPr>
+          <w:fldChar w:fldCharType="begin"/>
+        </w:r>
+        <w:r>
+          <w:rPr>
+            <w:noProof/>
+            <w:webHidden/>
+          </w:rPr>
+          <w:instrText xml:space="preserve"> PAGEREF _Toc233046556 \h </w:instrText>
+        </w:r>
+        <w:r>
+          <w:rPr>
+            <w:noProof/>
+            <w:webHidden/>
+          </w:rPr>
+        </w:r>
+        <w:r>
+          <w:rPr>
+            <w:noProof/>
+            <w:webHidden/>
+          </w:rPr>
+          <w:fldChar w:fldCharType="separate"/>
+        </w:r>
+        <w:r>
+          <w:rPr>
+            <w:noProof/>
+            <w:webHidden/>
+          </w:rPr>
+          <w:t>11</w:t>
+        </w:r>
+        <w:r>
+          <w:rPr>
+            <w:noProof/>
+            <w:webHidden/>
+          </w:rPr>
+          <w:fldChar w:fldCharType="end"/>
+        </w:r>
+      </w:hyperlink>
+    </w:p>
+    <w:p>
+      <w:pPr>
+        <w:pStyle w:val="Abbildungsverzeichnis"/>
+        <w:tabs>
+          <w:tab w:val="right" w:leader="dot" w:pos="9628"/>
+        </w:tabs>
+        <w:rPr>
+          <w:rFonts w:asciiTheme="minorHAnsi" w:eastAsiaTheme="minorEastAsia" w:hAnsiTheme="minorHAnsi"/>
+          <w:noProof/>
+          <w:kern w:val="2"/>
+          <w:sz w:val="24"/>
+          <w:szCs w:val="24"/>
+          <w:lang w:eastAsia="ja-JP"/>
+          <w14:ligatures w14:val="standardContextual"/>
+        </w:rPr>
+      </w:pPr>
+      <w:hyperlink w:anchor="_Toc233046557" w:history="1">
+        <w:r>
+          <w:rPr>
+            <w:rStyle w:val="Hyperlink"/>
+            <w:noProof/>
+          </w:rPr>
+          <w:t>Abbildung 9: Git-Network</w:t>
+        </w:r>
+        <w:r>
+          <w:rPr>
+            <w:noProof/>
+            <w:webHidden/>
+          </w:rPr>
+          <w:tab/>
+        </w:r>
+        <w:r>
+          <w:rPr>
+            <w:noProof/>
+            <w:webHidden/>
+          </w:rPr>
+          <w:fldChar w:fldCharType="begin"/>
+        </w:r>
+        <w:r>
+          <w:rPr>
+            <w:noProof/>
+            <w:webHidden/>
+          </w:rPr>
+          <w:instrText xml:space="preserve"> PAGEREF _Toc233046557 \h </w:instrText>
+        </w:r>
+        <w:r>
+          <w:rPr>
+            <w:noProof/>
+            <w:webHidden/>
+          </w:rPr>
+        </w:r>
+        <w:r>
+          <w:rPr>
+            <w:noProof/>
+            <w:webHidden/>
+          </w:rPr>
+          <w:fldChar w:fldCharType="separate"/>
+        </w:r>
+        <w:r>
+          <w:rPr>
+            <w:noProof/>
+            <w:webHidden/>
+          </w:rPr>
+          <w:t>12</w:t>
+        </w:r>
+        <w:r>
+          <w:rPr>
+            <w:noProof/>
+            <w:webHidden/>
+          </w:rPr>
+          <w:fldChar w:fldCharType="end"/>
+        </w:r>
+      </w:hyperlink>
+    </w:p>
+    <w:p>
       <w:r>
         <w:fldChar w:fldCharType="end"/>
       </w:r>
     </w:p>
-    <w:p/>
-    <w:p/>
-    <w:p/>
-    <w:p/>
-    <w:p/>
-    <w:p/>
     <w:p/>
     <w:p/>
     <w:p/>
@@ -6558,11 +9299,12 @@
           <w:numId w:val="0"/>
         </w:numPr>
       </w:pPr>
-      <w:bookmarkStart w:id="18" w:name="_Toc231874440"/>
-      <w:r>
+      <w:bookmarkStart w:id="36" w:name="_Toc233042327"/>
+      <w:r>
+        <w:lastRenderedPageBreak/>
         <w:t>Quellenverzeichnis</w:t>
       </w:r>
-      <w:bookmarkEnd w:id="18"/>
+      <w:bookmarkEnd w:id="36"/>
     </w:p>
     <w:p>
       <w:r>
@@ -6690,9 +9432,6 @@
         <w:t>[14] GitHub Copilot: Unterstützung bei Codevorschlägen, Fehlersuche und technischen Formulierungsvarianten während der Projektarbeit. Verwendet im Juni 2026.</w:t>
       </w:r>
     </w:p>
-    <w:p/>
-    <w:p/>
-    <w:p/>
     <w:p/>
     <w:p/>
     <w:p/>
@@ -6712,11 +9451,12 @@
         </w:numPr>
         <w:ind w:left="454" w:hanging="454"/>
       </w:pPr>
-      <w:bookmarkStart w:id="19" w:name="_Toc231874441"/>
-      <w:r>
+      <w:bookmarkStart w:id="37" w:name="_Toc233042328"/>
+      <w:r>
+        <w:lastRenderedPageBreak/>
         <w:t>Einsatz von KI-Tools</w:t>
       </w:r>
-      <w:bookmarkEnd w:id="19"/>
+      <w:bookmarkEnd w:id="37"/>
     </w:p>
     <w:p>
       <w:r>
@@ -6752,11 +9492,11 @@
         </w:numPr>
         <w:ind w:left="454" w:hanging="454"/>
       </w:pPr>
-      <w:bookmarkStart w:id="20" w:name="_Toc231874442"/>
+      <w:bookmarkStart w:id="38" w:name="_Toc233042329"/>
       <w:r>
         <w:t>Verwendete KI-Prompts</w:t>
       </w:r>
-      <w:bookmarkEnd w:id="20"/>
+      <w:bookmarkEnd w:id="38"/>
     </w:p>
     <w:p>
       <w:pPr>
@@ -6795,8 +9535,8 @@
       </w:pPr>
     </w:p>
     <w:sectPr>
-      <w:headerReference w:type="first" r:id="rId21"/>
-      <w:footerReference w:type="first" r:id="rId22"/>
+      <w:headerReference w:type="first" r:id="rId25"/>
+      <w:footerReference w:type="first" r:id="rId26"/>
       <w:pgSz w:w="11906" w:h="16838"/>
       <w:pgMar w:top="1418" w:right="1134" w:bottom="1134" w:left="1134" w:header="709" w:footer="709" w:gutter="0"/>
       <w:pgNumType w:start="1"/>
@@ -8617,7 +11357,7 @@
     <w:uiPriority w:val="9"/>
     <w:unhideWhenUsed/>
     <w:qFormat/>
-    <w:rsid w:val="00172D2C"/>
+    <w:rsid w:val="003950AD"/>
     <w:pPr>
       <w:keepNext/>
       <w:keepLines/>
@@ -8630,6 +11370,7 @@
     </w:pPr>
     <w:rPr>
       <w:rFonts w:eastAsiaTheme="majorEastAsia" w:cstheme="majorBidi"/>
+      <w:b/>
       <w:color w:val="000000" w:themeColor="text1"/>
       <w:sz w:val="24"/>
       <w:szCs w:val="26"/>
@@ -8784,9 +11525,10 @@
     <w:basedOn w:val="Absatz-Standardschriftart"/>
     <w:link w:val="berschrift2"/>
     <w:uiPriority w:val="9"/>
-    <w:rsid w:val="00172D2C"/>
+    <w:rsid w:val="003950AD"/>
     <w:rPr>
       <w:rFonts w:ascii="Arial" w:eastAsiaTheme="majorEastAsia" w:hAnsi="Arial" w:cstheme="majorBidi"/>
+      <w:b/>
       <w:color w:val="000000" w:themeColor="text1"/>
       <w:sz w:val="24"/>
       <w:szCs w:val="26"/>
@@ -9548,6 +12290,7 @@
     <w:rsid w:val="00250F02"/>
     <w:rsid w:val="00310995"/>
     <w:rsid w:val="003123B7"/>
+    <w:rsid w:val="00315C55"/>
     <w:rsid w:val="003239CA"/>
     <w:rsid w:val="00350C15"/>
     <w:rsid w:val="003510E2"/>
@@ -10336,6 +13079,10 @@
 </file>
 
 <file path=customXml/item1.xml><?xml version="1.0" encoding="utf-8"?>
+<b:Sources xmlns:b="http://schemas.openxmlformats.org/officeDocument/2006/bibliography" xmlns="http://schemas.openxmlformats.org/officeDocument/2006/bibliography" SelectedStyle="\APASixthEditionOfficeOnline.xsl" StyleName="APA" Version="6"/>
+</file>
+
+<file path=customXml/item2.xml><?xml version="1.0" encoding="utf-8"?>
 <?mso-contentType ?>
 <FormTemplates xmlns="http://schemas.microsoft.com/sharepoint/v3/contenttype/forms">
   <Display>DocumentLibraryForm</Display>
@@ -10344,11 +13091,18 @@
 </FormTemplates>
 </file>
 
-<file path=customXml/item2.xml><?xml version="1.0" encoding="utf-8"?>
-<b:Sources xmlns:b="http://schemas.openxmlformats.org/officeDocument/2006/bibliography" xmlns="http://schemas.openxmlformats.org/officeDocument/2006/bibliography" SelectedStyle="\APASixthEditionOfficeOnline.xsl" StyleName="APA" Version="6"/>
+<file path=customXml/item3.xml><?xml version="1.0" encoding="utf-8"?>
+<p:properties xmlns:p="http://schemas.microsoft.com/office/2006/metadata/properties" xmlns:xsi="http://www.w3.org/2001/XMLSchema-instance" xmlns:pc="http://schemas.microsoft.com/office/infopath/2007/PartnerControls">
+  <documentManagement>
+    <TaxCatchAll xmlns="e32c9bb7-34f5-44bb-800b-35798843376c" xsi:nil="true"/>
+    <lcf76f155ced4ddcb4097134ff3c332f xmlns="22aa7da5-41f5-464e-85e6-b2dd1761cd70">
+      <Terms xmlns="http://schemas.microsoft.com/office/infopath/2007/PartnerControls"/>
+    </lcf76f155ced4ddcb4097134ff3c332f>
+  </documentManagement>
+</p:properties>
 </file>
 
-<file path=customXml/item3.xml><?xml version="1.0" encoding="utf-8"?>
+<file path=customXml/item4.xml><?xml version="1.0" encoding="utf-8"?>
 <ct:contentTypeSchema xmlns:ct="http://schemas.microsoft.com/office/2006/metadata/contentType" xmlns:ma="http://schemas.microsoft.com/office/2006/metadata/properties/metaAttributes" ct:_="" ma:_="" ma:contentTypeName="Dokument" ma:contentTypeID="0x010100D827C1AAE83348469185F4DE8D8E42AA" ma:contentTypeVersion="18" ma:contentTypeDescription="Ein neues Dokument erstellen." ma:contentTypeScope="" ma:versionID="618348fa32be16a474572d476ed91d7d">
   <xsd:schema xmlns:xsd="http://www.w3.org/2001/XMLSchema" xmlns:xs="http://www.w3.org/2001/XMLSchema" xmlns:p="http://schemas.microsoft.com/office/2006/metadata/properties" xmlns:ns2="22aa7da5-41f5-464e-85e6-b2dd1761cd70" xmlns:ns3="e32c9bb7-34f5-44bb-800b-35798843376c" targetNamespace="http://schemas.microsoft.com/office/2006/metadata/properties" ma:root="true" ma:fieldsID="348e17a0368de80907a02c9ddfbbbd22" ns2:_="" ns3:_="">
     <xsd:import namespace="22aa7da5-41f5-464e-85e6-b2dd1761cd70"/>
@@ -10603,18 +13357,15 @@
 </ct:contentTypeSchema>
 </file>
 
-<file path=customXml/item4.xml><?xml version="1.0" encoding="utf-8"?>
-<p:properties xmlns:p="http://schemas.microsoft.com/office/2006/metadata/properties" xmlns:xsi="http://www.w3.org/2001/XMLSchema-instance" xmlns:pc="http://schemas.microsoft.com/office/infopath/2007/PartnerControls">
-  <documentManagement>
-    <TaxCatchAll xmlns="e32c9bb7-34f5-44bb-800b-35798843376c" xsi:nil="true"/>
-    <lcf76f155ced4ddcb4097134ff3c332f xmlns="22aa7da5-41f5-464e-85e6-b2dd1761cd70">
-      <Terms xmlns="http://schemas.microsoft.com/office/infopath/2007/PartnerControls"/>
-    </lcf76f155ced4ddcb4097134ff3c332f>
-  </documentManagement>
-</p:properties>
+<file path=customXml/itemProps1.xml><?xml version="1.0" encoding="utf-8"?>
+<ds:datastoreItem xmlns:ds="http://schemas.openxmlformats.org/officeDocument/2006/customXml" ds:itemID="{84661881-BC85-4481-9F58-A76FBE332CB1}">
+  <ds:schemaRefs>
+    <ds:schemaRef ds:uri="http://schemas.openxmlformats.org/officeDocument/2006/bibliography"/>
+  </ds:schemaRefs>
+</ds:datastoreItem>
 </file>
 
-<file path=customXml/itemProps1.xml><?xml version="1.0" encoding="utf-8"?>
+<file path=customXml/itemProps2.xml><?xml version="1.0" encoding="utf-8"?>
 <ds:datastoreItem xmlns:ds="http://schemas.openxmlformats.org/officeDocument/2006/customXml" ds:itemID="{B8133326-A9D9-4C20-AED2-57D8DB38EE3B}">
   <ds:schemaRefs>
     <ds:schemaRef ds:uri="http://schemas.microsoft.com/sharepoint/v3/contenttype/forms"/>
@@ -10622,15 +13373,18 @@
 </ds:datastoreItem>
 </file>
 
-<file path=customXml/itemProps2.xml><?xml version="1.0" encoding="utf-8"?>
-<ds:datastoreItem xmlns:ds="http://schemas.openxmlformats.org/officeDocument/2006/customXml" ds:itemID="{84661881-BC85-4481-9F58-A76FBE332CB1}">
+<file path=customXml/itemProps3.xml><?xml version="1.0" encoding="utf-8"?>
+<ds:datastoreItem xmlns:ds="http://schemas.openxmlformats.org/officeDocument/2006/customXml" ds:itemID="{AEB5EB03-E1DB-4DE6-8456-3A44BE197CDE}">
   <ds:schemaRefs>
-    <ds:schemaRef ds:uri="http://schemas.openxmlformats.org/officeDocument/2006/bibliography"/>
+    <ds:schemaRef ds:uri="http://schemas.microsoft.com/office/2006/metadata/properties"/>
+    <ds:schemaRef ds:uri="http://schemas.microsoft.com/office/infopath/2007/PartnerControls"/>
+    <ds:schemaRef ds:uri="e32c9bb7-34f5-44bb-800b-35798843376c"/>
+    <ds:schemaRef ds:uri="22aa7da5-41f5-464e-85e6-b2dd1761cd70"/>
   </ds:schemaRefs>
 </ds:datastoreItem>
 </file>
 
-<file path=customXml/itemProps3.xml><?xml version="1.0" encoding="utf-8"?>
+<file path=customXml/itemProps4.xml><?xml version="1.0" encoding="utf-8"?>
 <ds:datastoreItem xmlns:ds="http://schemas.openxmlformats.org/officeDocument/2006/customXml" ds:itemID="{60D544C4-8D4D-481D-B00F-1F09332EE222}">
   <ds:schemaRefs>
     <ds:schemaRef ds:uri="http://schemas.microsoft.com/office/2006/metadata/contentType"/>
@@ -10647,15 +13401,4 @@
     <ds:schemaRef ds:uri="http://schemas.microsoft.com/internal/obd"/>
   </ds:schemaRefs>
 </ds:datastoreItem>
-</file>
-
-<file path=customXml/itemProps4.xml><?xml version="1.0" encoding="utf-8"?>
-<ds:datastoreItem xmlns:ds="http://schemas.openxmlformats.org/officeDocument/2006/customXml" ds:itemID="{AEB5EB03-E1DB-4DE6-8456-3A44BE197CDE}">
-  <ds:schemaRefs>
-    <ds:schemaRef ds:uri="http://schemas.microsoft.com/office/2006/metadata/properties"/>
-    <ds:schemaRef ds:uri="http://schemas.microsoft.com/office/infopath/2007/PartnerControls"/>
-    <ds:schemaRef ds:uri="e32c9bb7-34f5-44bb-800b-35798843376c"/>
-    <ds:schemaRef ds:uri="22aa7da5-41f5-464e-85e6-b2dd1761cd70"/>
-  </ds:schemaRefs>
-</ds:datastoreItem>
 </file>